--- a/docs/BYNATIONALITY/Чувашки.docx
+++ b/docs/BYNATIONALITY/Чувашки.docx
@@ -1,6 +1,6 @@
 
 <file path=word/document.xml><?xml version="1.0" encoding="utf-8"?>
-<w:document xmlns:wpc="http://schemas.microsoft.com/office/word/2010/wordprocessingCanvas" xmlns:cx="http://schemas.microsoft.com/office/drawing/2014/chartex" xmlns:cx1="http://schemas.microsoft.com/office/drawing/2015/9/8/chartex" xmlns:cx2="http://schemas.microsoft.com/office/drawing/2015/10/21/chartex" xmlns:cx3="http://schemas.microsoft.com/office/drawing/2016/5/9/chartex" xmlns:cx4="http://schemas.microsoft.com/office/drawing/2016/5/10/chartex" xmlns:cx5="http://schemas.microsoft.com/office/drawing/2016/5/11/chartex" xmlns:cx6="http://schemas.microsoft.com/office/drawing/2016/5/12/chartex" xmlns:cx7="http://schemas.microsoft.com/office/drawing/2016/5/13/chartex" xmlns:cx8="http://schemas.microsoft.com/office/drawing/2016/5/14/chartex" xmlns:mc="http://schemas.openxmlformats.org/markup-compatibility/2006" xmlns:aink="http://schemas.microsoft.com/office/drawing/2016/ink" xmlns:am3d="http://schemas.microsoft.com/office/drawing/2017/model3d" xmlns:o="urn:schemas-microsoft-com:office:office" xmlns:oel="http://schemas.microsoft.com/office/2019/extlst" xmlns:r="http://schemas.openxmlformats.org/officeDocument/2006/relationships" xmlns:m="http://schemas.openxmlformats.org/officeDocument/2006/math" xmlns:v="urn:schemas-microsoft-com:vml" xmlns:wp14="http://schemas.microsoft.com/office/word/2010/wordprocessingDrawing" xmlns:wp="http://schemas.openxmlformats.org/drawingml/2006/wordprocessingDrawing" xmlns:w10="urn:schemas-microsoft-com:office:word" xmlns:w="http://schemas.openxmlformats.org/wordprocessingml/2006/main" xmlns:w14="http://schemas.microsoft.com/office/word/2010/wordml" xmlns:w15="http://schemas.microsoft.com/office/word/2012/wordml" xmlns:w16cex="http://schemas.microsoft.com/office/word/2018/wordml/cex" xmlns:w16cid="http://schemas.microsoft.com/office/word/2016/wordml/cid" xmlns:w16="http://schemas.microsoft.com/office/word/2018/wordml" xmlns:w16du="http://schemas.microsoft.com/office/word/2023/wordml/word16du" xmlns:w16sdtdh="http://schemas.microsoft.com/office/word/2020/wordml/sdtdatahash" xmlns:w16se="http://schemas.microsoft.com/office/word/2015/wordml/symex" xmlns:wpg="http://schemas.microsoft.com/office/word/2010/wordprocessingGroup" xmlns:wpi="http://schemas.microsoft.com/office/word/2010/wordprocessingInk" xmlns:wne="http://schemas.microsoft.com/office/word/2006/wordml" xmlns:wps="http://schemas.microsoft.com/office/word/2010/wordprocessingShape" mc:Ignorable="w14 w15 w16se w16cid w16 w16cex w16sdtdh w16du wp14">
+<w:document xmlns:wpc="http://schemas.microsoft.com/office/word/2010/wordprocessingCanvas" xmlns:cx="http://schemas.microsoft.com/office/drawing/2014/chartex" xmlns:cx1="http://schemas.microsoft.com/office/drawing/2015/9/8/chartex" xmlns:cx2="http://schemas.microsoft.com/office/drawing/2015/10/21/chartex" xmlns:cx3="http://schemas.microsoft.com/office/drawing/2016/5/9/chartex" xmlns:cx4="http://schemas.microsoft.com/office/drawing/2016/5/10/chartex" xmlns:cx5="http://schemas.microsoft.com/office/drawing/2016/5/11/chartex" xmlns:cx6="http://schemas.microsoft.com/office/drawing/2016/5/12/chartex" xmlns:cx7="http://schemas.microsoft.com/office/drawing/2016/5/13/chartex" xmlns:cx8="http://schemas.microsoft.com/office/drawing/2016/5/14/chartex" xmlns:mc="http://schemas.openxmlformats.org/markup-compatibility/2006" xmlns:aink="http://schemas.microsoft.com/office/drawing/2016/ink" xmlns:am3d="http://schemas.microsoft.com/office/drawing/2017/model3d" xmlns:o="urn:schemas-microsoft-com:office:office" xmlns:oel="http://schemas.microsoft.com/office/2019/extlst" xmlns:r="http://schemas.openxmlformats.org/officeDocument/2006/relationships" xmlns:m="http://schemas.openxmlformats.org/officeDocument/2006/math" xmlns:v="urn:schemas-microsoft-com:vml" xmlns:wp14="http://schemas.microsoft.com/office/word/2010/wordprocessingDrawing" xmlns:wp="http://schemas.openxmlformats.org/drawingml/2006/wordprocessingDrawing" xmlns:w10="urn:schemas-microsoft-com:office:word" xmlns:w="http://schemas.openxmlformats.org/wordprocessingml/2006/main" xmlns:w14="http://schemas.microsoft.com/office/word/2010/wordml" xmlns:w15="http://schemas.microsoft.com/office/word/2012/wordml" xmlns:w16cex="http://schemas.microsoft.com/office/word/2018/wordml/cex" xmlns:w16cid="http://schemas.microsoft.com/office/word/2016/wordml/cid" xmlns:w16="http://schemas.microsoft.com/office/word/2018/wordml" xmlns:w16du="http://schemas.microsoft.com/office/word/2023/wordml/word16du" xmlns:w16sdtdh="http://schemas.microsoft.com/office/word/2020/wordml/sdtdatahash" xmlns:w16sdtfl="http://schemas.microsoft.com/office/word/2024/wordml/sdtformatlock" xmlns:w16se="http://schemas.microsoft.com/office/word/2015/wordml/symex" xmlns:wpg="http://schemas.microsoft.com/office/word/2010/wordprocessingGroup" xmlns:wpi="http://schemas.microsoft.com/office/word/2010/wordprocessingInk" xmlns:wne="http://schemas.microsoft.com/office/word/2006/wordml" xmlns:wps="http://schemas.microsoft.com/office/word/2010/wordprocessingShape" mc:Ignorable="w14 w15 w16se w16cid w16 w16cex w16sdtdh w16sdtfl w16du wp14">
   <w:body>
     <w:p>
       <w:pPr>
@@ -178,7 +178,87 @@
                 <w:szCs w:val="16"/>
                 <w:lang w:val="ru-RU"/>
               </w:rPr>
-              <w:t>Согласно переписи населения 1937 года общая численность чувашей проживавших в СССР составляла 1 167 817 человек, таким образом 22 расстрелянных чувашек это безвозвратные потери нации которые составляют 0,002% от общего числа чувашей проживавших на тот момент в СССР.</w:t>
+              <w:t xml:space="preserve">Согласно переписи населения 1937 года общая численность </w:t>
+            </w:r>
+            <w:proofErr w:type="gramStart"/>
+            <w:r>
+              <w:rPr>
+                <w:rFonts w:ascii="Arial" w:hAnsi="Arial" w:cs="Arial"/>
+                <w:sz w:val="16"/>
+                <w:szCs w:val="16"/>
+                <w:lang w:val="ru-RU"/>
+              </w:rPr>
+              <w:t>чувашей</w:t>
+            </w:r>
+            <w:proofErr w:type="gramEnd"/>
+            <w:r>
+              <w:rPr>
+                <w:rFonts w:ascii="Arial" w:hAnsi="Arial" w:cs="Arial"/>
+                <w:sz w:val="16"/>
+                <w:szCs w:val="16"/>
+                <w:lang w:val="ru-RU"/>
+              </w:rPr>
+              <w:t xml:space="preserve"> проживавших в СССР составляла 1 167 817 человек, таким образом </w:t>
+            </w:r>
+            <w:proofErr w:type="gramStart"/>
+            <w:r>
+              <w:rPr>
+                <w:rFonts w:ascii="Arial" w:hAnsi="Arial" w:cs="Arial"/>
+                <w:sz w:val="16"/>
+                <w:szCs w:val="16"/>
+                <w:lang w:val="ru-RU"/>
+              </w:rPr>
+              <w:t>22 расстрелянных чувашек это</w:t>
+            </w:r>
+            <w:proofErr w:type="gramEnd"/>
+            <w:r>
+              <w:rPr>
+                <w:rFonts w:ascii="Arial" w:hAnsi="Arial" w:cs="Arial"/>
+                <w:sz w:val="16"/>
+                <w:szCs w:val="16"/>
+                <w:lang w:val="ru-RU"/>
+              </w:rPr>
+              <w:t xml:space="preserve"> безвозвратные потери </w:t>
+            </w:r>
+            <w:proofErr w:type="gramStart"/>
+            <w:r>
+              <w:rPr>
+                <w:rFonts w:ascii="Arial" w:hAnsi="Arial" w:cs="Arial"/>
+                <w:sz w:val="16"/>
+                <w:szCs w:val="16"/>
+                <w:lang w:val="ru-RU"/>
+              </w:rPr>
+              <w:t>нации</w:t>
+            </w:r>
+            <w:proofErr w:type="gramEnd"/>
+            <w:r>
+              <w:rPr>
+                <w:rFonts w:ascii="Arial" w:hAnsi="Arial" w:cs="Arial"/>
+                <w:sz w:val="16"/>
+                <w:szCs w:val="16"/>
+                <w:lang w:val="ru-RU"/>
+              </w:rPr>
+              <w:t xml:space="preserve"> которые составляют 0,002% от общего числа </w:t>
+            </w:r>
+            <w:proofErr w:type="gramStart"/>
+            <w:r>
+              <w:rPr>
+                <w:rFonts w:ascii="Arial" w:hAnsi="Arial" w:cs="Arial"/>
+                <w:sz w:val="16"/>
+                <w:szCs w:val="16"/>
+                <w:lang w:val="ru-RU"/>
+              </w:rPr>
+              <w:t>чувашей</w:t>
+            </w:r>
+            <w:proofErr w:type="gramEnd"/>
+            <w:r>
+              <w:rPr>
+                <w:rFonts w:ascii="Arial" w:hAnsi="Arial" w:cs="Arial"/>
+                <w:sz w:val="16"/>
+                <w:szCs w:val="16"/>
+                <w:lang w:val="ru-RU"/>
+              </w:rPr>
+              <w:t xml:space="preserve"> проживавших на тот момент в СССР.</w:t>
             </w:r>
           </w:p>
           <w:p>
@@ -197,7 +277,27 @@
                 <w:szCs w:val="16"/>
                 <w:lang w:val="ru-RU"/>
               </w:rPr>
-              <w:t>12 (55%) – расстреляны в годы войны 1941-1942 гг.</w:t>
+              <w:t xml:space="preserve">12 (55%) – расстреляны в годы войны </w:t>
+            </w:r>
+            <w:proofErr w:type="gramStart"/>
+            <w:r>
+              <w:rPr>
+                <w:rFonts w:ascii="Arial" w:hAnsi="Arial" w:cs="Arial"/>
+                <w:sz w:val="16"/>
+                <w:szCs w:val="16"/>
+                <w:lang w:val="ru-RU"/>
+              </w:rPr>
+              <w:t>1941-1942</w:t>
+            </w:r>
+            <w:proofErr w:type="gramEnd"/>
+            <w:r>
+              <w:rPr>
+                <w:rFonts w:ascii="Arial" w:hAnsi="Arial" w:cs="Arial"/>
+                <w:sz w:val="16"/>
+                <w:szCs w:val="16"/>
+                <w:lang w:val="ru-RU"/>
+              </w:rPr>
+              <w:t xml:space="preserve"> гг.</w:t>
             </w:r>
           </w:p>
           <w:p>
@@ -272,7 +372,27 @@
                 <w:szCs w:val="16"/>
                 <w:lang w:val="ru-RU"/>
               </w:rPr>
-              <w:t>максимальное число – 6 (27%) – расстреляны в возрастной группе: 56-60 лет.</w:t>
+              <w:t xml:space="preserve">максимальное число – 6 (27%) – расстреляны в возрастной группе: </w:t>
+            </w:r>
+            <w:proofErr w:type="gramStart"/>
+            <w:r>
+              <w:rPr>
+                <w:rFonts w:ascii="Arial" w:hAnsi="Arial" w:cs="Arial"/>
+                <w:sz w:val="16"/>
+                <w:szCs w:val="16"/>
+                <w:lang w:val="ru-RU"/>
+              </w:rPr>
+              <w:t>56-60</w:t>
+            </w:r>
+            <w:proofErr w:type="gramEnd"/>
+            <w:r>
+              <w:rPr>
+                <w:rFonts w:ascii="Arial" w:hAnsi="Arial" w:cs="Arial"/>
+                <w:sz w:val="16"/>
+                <w:szCs w:val="16"/>
+                <w:lang w:val="ru-RU"/>
+              </w:rPr>
+              <w:t xml:space="preserve"> лет.</w:t>
             </w:r>
           </w:p>
           <w:p>
@@ -522,6 +642,84 @@
             <w:pPr>
               <w:rPr>
                 <w:rFonts w:ascii="Arial" w:hAnsi="Arial" w:cs="Arial"/>
+                <w:sz w:val="16"/>
+                <w:szCs w:val="16"/>
+                <w:lang w:val="ru-RU"/>
+              </w:rPr>
+            </w:pPr>
+            <w:r>
+              <w:rPr>
+                <w:rFonts w:ascii="Arial" w:hAnsi="Arial" w:cs="Arial"/>
+                <w:b/>
+                <w:bCs/>
+                <w:sz w:val="16"/>
+                <w:szCs w:val="16"/>
+                <w:u w:val="single"/>
+                <w:lang w:val="ru-RU"/>
+              </w:rPr>
+              <w:t>Профессия/социальная страта</w:t>
+            </w:r>
+            <w:r>
+              <w:rPr>
+                <w:rFonts w:ascii="Arial" w:hAnsi="Arial" w:cs="Arial"/>
+                <w:b/>
+                <w:bCs/>
+                <w:sz w:val="16"/>
+                <w:szCs w:val="16"/>
+                <w:lang w:val="ru-RU"/>
+              </w:rPr>
+              <w:t>:</w:t>
+            </w:r>
+            <w:r>
+              <w:rPr>
+                <w:rFonts w:ascii="Arial" w:hAnsi="Arial" w:cs="Arial"/>
+                <w:sz w:val="16"/>
+                <w:szCs w:val="16"/>
+                <w:lang w:val="ru-RU"/>
+              </w:rPr>
+              <w:t xml:space="preserve"> единоличница – 3; колхозница – 3, крестьянка – 3; монахиня – 3; домохозяйка – 1; учительница – 1.</w:t>
+            </w:r>
+          </w:p>
+          <w:p>
+            <w:pPr>
+              <w:rPr>
+                <w:rFonts w:ascii="Arial" w:hAnsi="Arial" w:cs="Arial"/>
+                <w:color w:val="000000"/>
+                <w:sz w:val="16"/>
+                <w:szCs w:val="16"/>
+                <w:lang w:val="ru-RU"/>
+              </w:rPr>
+            </w:pPr>
+          </w:p>
+          <w:p>
+            <w:pPr>
+              <w:jc w:val="center"/>
+              <w:rPr>
+                <w:rFonts w:ascii="serif" w:hAnsi="serif" w:cs="serif"/>
+                <w:b/>
+                <w:bCs/>
+                <w:sz w:val="18"/>
+                <w:szCs w:val="18"/>
+                <w:lang w:val="ru-RU"/>
+              </w:rPr>
+            </w:pPr>
+            <w:r>
+              <w:rPr>
+                <w:rFonts w:ascii="serif" w:hAnsi="serif" w:cs="serif"/>
+                <w:b/>
+                <w:bCs/>
+                <w:sz w:val="18"/>
+                <w:szCs w:val="18"/>
+                <w:lang w:val="ru-RU"/>
+              </w:rPr>
+              <w:t>ЧИСЛЕННОСТЬ РАССТРЕЛЯННЫХ ЖЕНЩИН ПО ГОДАМ с 1918 по 1942 гг.</w:t>
+            </w:r>
+          </w:p>
+          <w:p>
+            <w:pPr>
+              <w:jc w:val="center"/>
+              <w:rPr>
+                <w:rFonts w:ascii="Arial" w:hAnsi="Arial" w:cs="Arial"/>
                 <w:color w:val="000000"/>
                 <w:sz w:val="18"/>
                 <w:szCs w:val="18"/>
@@ -530,36 +728,146 @@
             </w:pPr>
             <w:r>
               <w:rPr>
-                <w:rFonts w:ascii="Arial" w:hAnsi="Arial" w:cs="Arial"/>
+                <w:noProof/>
+              </w:rPr>
+              <w:drawing>
+                <wp:inline distT="0" distB="0" distL="0" distR="0" wp14:anchorId="593B56B7" wp14:editId="547A9F84">
+                  <wp:extent cx="4542439" cy="2641710"/>
+                  <wp:effectExtent l="0" t="0" r="10795" b="6350"/>
+                  <wp:docPr id="569328322" name="Chart 1">
+                    <a:extLst xmlns:a="http://schemas.openxmlformats.org/drawingml/2006/main">
+                      <a:ext uri="{FF2B5EF4-FFF2-40B4-BE49-F238E27FC236}">
+                        <a16:creationId xmlns:a16="http://schemas.microsoft.com/office/drawing/2014/main" id="{5C045BD0-A6FE-44F9-9A45-165F017ACCB5}"/>
+                      </a:ext>
+                    </a:extLst>
+                  </wp:docPr>
+                  <wp:cNvGraphicFramePr/>
+                  <a:graphic xmlns:a="http://schemas.openxmlformats.org/drawingml/2006/main">
+                    <a:graphicData uri="http://schemas.openxmlformats.org/drawingml/2006/chart">
+                      <c:chart xmlns:c="http://schemas.openxmlformats.org/drawingml/2006/chart" xmlns:r="http://schemas.openxmlformats.org/officeDocument/2006/relationships" r:id="rId5"/>
+                    </a:graphicData>
+                  </a:graphic>
+                </wp:inline>
+              </w:drawing>
+            </w:r>
+          </w:p>
+          <w:p>
+            <w:pPr>
+              <w:jc w:val="center"/>
+              <w:rPr>
+                <w:rFonts w:ascii="Arial" w:hAnsi="Arial" w:cs="Arial"/>
+                <w:color w:val="000000"/>
+                <w:sz w:val="18"/>
+                <w:szCs w:val="18"/>
+                <w:lang w:val="ru-RU"/>
+              </w:rPr>
+            </w:pPr>
+          </w:p>
+          <w:p>
+            <w:pPr>
+              <w:jc w:val="center"/>
+              <w:rPr>
+                <w:rFonts w:ascii="Arial" w:hAnsi="Arial" w:cs="Arial"/>
+                <w:color w:val="000000"/>
+                <w:sz w:val="18"/>
+                <w:szCs w:val="18"/>
+                <w:lang w:val="ru-RU"/>
+              </w:rPr>
+            </w:pPr>
+          </w:p>
+          <w:p>
+            <w:pPr>
+              <w:jc w:val="center"/>
+              <w:rPr>
+                <w:rFonts w:ascii="serif" w:hAnsi="serif" w:cs="serif"/>
                 <w:b/>
                 <w:bCs/>
-                <w:sz w:val="16"/>
-                <w:szCs w:val="16"/>
-                <w:u w:val="single"/>
-                <w:lang w:val="ru-RU"/>
-              </w:rPr>
-              <w:t>Профессия/социальная страта</w:t>
-            </w:r>
-            <w:r>
-              <w:rPr>
-                <w:rFonts w:ascii="Arial" w:hAnsi="Arial" w:cs="Arial"/>
+                <w:sz w:val="18"/>
+                <w:szCs w:val="18"/>
+                <w:lang w:val="ru-RU"/>
+              </w:rPr>
+            </w:pPr>
+            <w:r>
+              <w:rPr>
+                <w:rFonts w:ascii="serif" w:hAnsi="serif" w:cs="serif"/>
                 <w:b/>
                 <w:bCs/>
-                <w:sz w:val="16"/>
-                <w:szCs w:val="16"/>
-                <w:lang w:val="ru-RU"/>
-              </w:rPr>
-              <w:t>:</w:t>
-            </w:r>
-            <w:r>
-              <w:rPr>
-                <w:rFonts w:ascii="Arial" w:hAnsi="Arial" w:cs="Arial"/>
-                <w:sz w:val="16"/>
-                <w:szCs w:val="16"/>
-                <w:lang w:val="ru-RU"/>
-              </w:rPr>
-              <w:t xml:space="preserve"> единоличница – 3; колхозница – 3, крестьянка – 3; монахиня – 3; домохозяйка – 1; учительница – 1.</w:t>
-            </w:r>
+                <w:sz w:val="18"/>
+                <w:szCs w:val="18"/>
+                <w:lang w:val="ru-RU"/>
+              </w:rPr>
+              <w:t xml:space="preserve">ЧИСЛЕННОСТЬ РАССТРЕЛЯННЫХ ЖЕНЩИН ПО </w:t>
+            </w:r>
+            <w:r>
+              <w:rPr>
+                <w:rFonts w:ascii="serif" w:hAnsi="serif" w:cs="serif"/>
+                <w:b/>
+                <w:bCs/>
+                <w:sz w:val="18"/>
+                <w:szCs w:val="18"/>
+                <w:lang w:val="ru-RU"/>
+              </w:rPr>
+              <w:t>ВОЗРАСТАМ</w:t>
+            </w:r>
+            <w:r>
+              <w:rPr>
+                <w:rFonts w:ascii="serif" w:hAnsi="serif" w:cs="serif"/>
+                <w:b/>
+                <w:bCs/>
+                <w:sz w:val="18"/>
+                <w:szCs w:val="18"/>
+                <w:lang w:val="ru-RU"/>
+              </w:rPr>
+              <w:t xml:space="preserve"> с 1918 по 1942 гг.</w:t>
+            </w:r>
+          </w:p>
+          <w:p>
+            <w:pPr>
+              <w:jc w:val="center"/>
+              <w:rPr>
+                <w:rFonts w:ascii="Arial" w:hAnsi="Arial" w:cs="Arial"/>
+                <w:color w:val="000000"/>
+                <w:sz w:val="18"/>
+                <w:szCs w:val="18"/>
+                <w:lang w:val="ru-RU"/>
+              </w:rPr>
+            </w:pPr>
+            <w:r>
+              <w:rPr>
+                <w:noProof/>
+              </w:rPr>
+              <w:drawing>
+                <wp:inline distT="0" distB="0" distL="0" distR="0" wp14:anchorId="3028E638" wp14:editId="2C14BAEA">
+                  <wp:extent cx="4212612" cy="2095500"/>
+                  <wp:effectExtent l="0" t="0" r="16510" b="0"/>
+                  <wp:docPr id="1024106707" name="Chart 1">
+                    <a:extLst xmlns:a="http://schemas.openxmlformats.org/drawingml/2006/main">
+                      <a:ext uri="{FF2B5EF4-FFF2-40B4-BE49-F238E27FC236}">
+                        <a16:creationId xmlns:a16="http://schemas.microsoft.com/office/drawing/2014/main" id="{D630E881-9947-4CB8-90A4-9C537482CEBA}"/>
+                      </a:ext>
+                    </a:extLst>
+                  </wp:docPr>
+                  <wp:cNvGraphicFramePr/>
+                  <a:graphic xmlns:a="http://schemas.openxmlformats.org/drawingml/2006/main">
+                    <a:graphicData uri="http://schemas.openxmlformats.org/drawingml/2006/chart">
+                      <c:chart xmlns:c="http://schemas.openxmlformats.org/drawingml/2006/chart" xmlns:r="http://schemas.openxmlformats.org/officeDocument/2006/relationships" r:id="rId6"/>
+                    </a:graphicData>
+                  </a:graphic>
+                </wp:inline>
+              </w:drawing>
+            </w:r>
+          </w:p>
+          <w:p>
+            <w:pPr>
+              <w:jc w:val="center"/>
+              <w:rPr>
+                <w:rFonts w:ascii="Arial" w:hAnsi="Arial" w:cs="Arial"/>
+                <w:color w:val="000000"/>
+                <w:sz w:val="18"/>
+                <w:szCs w:val="18"/>
+                <w:lang w:val="ru-RU"/>
+              </w:rPr>
+            </w:pPr>
           </w:p>
         </w:tc>
       </w:tr>
@@ -567,1287 +875,7 @@
     <w:p>
       <w:pPr>
         <w:rPr>
-          <w:rFonts w:ascii="Arial" w:hAnsi="Arial" w:cs="Arial"/>
-          <w:color w:val="000000"/>
-          <w:sz w:val="16"/>
-          <w:szCs w:val="16"/>
           <w:lang w:val="ru-RU"/>
-        </w:rPr>
-      </w:pPr>
-    </w:p>
-    <w:p>
-      <w:pPr>
-        <w:rPr>
-          <w:rFonts w:hint="eastAsia"/>
-          <w:lang w:val="ru-RU"/>
-        </w:rPr>
-      </w:pPr>
-    </w:p>
-    <w:tbl>
-      <w:tblPr>
-        <w:tblW w:w="11040" w:type="dxa"/>
-        <w:tblInd w:w="-513" w:type="dxa"/>
-        <w:tblLayout w:type="fixed"/>
-        <w:tblCellMar>
-          <w:top w:w="28" w:type="dxa"/>
-          <w:left w:w="28" w:type="dxa"/>
-          <w:bottom w:w="28" w:type="dxa"/>
-          <w:right w:w="28" w:type="dxa"/>
-        </w:tblCellMar>
-        <w:tblLook w:val="0000" w:firstRow="0" w:lastRow="0" w:firstColumn="0" w:lastColumn="0" w:noHBand="0" w:noVBand="0"/>
-      </w:tblPr>
-      <w:tblGrid>
-        <w:gridCol w:w="1840"/>
-        <w:gridCol w:w="1840"/>
-        <w:gridCol w:w="1840"/>
-        <w:gridCol w:w="1840"/>
-        <w:gridCol w:w="1840"/>
-        <w:gridCol w:w="1840"/>
-      </w:tblGrid>
-      <w:tr>
-        <w:tc>
-          <w:tcPr>
-            <w:tcW w:w="11040" w:type="dxa"/>
-            <w:gridSpan w:val="6"/>
-            <w:tcBorders>
-              <w:top w:val="double" w:sz="1" w:space="0" w:color="808080"/>
-              <w:left w:val="double" w:sz="1" w:space="0" w:color="808080"/>
-              <w:bottom w:val="double" w:sz="1" w:space="0" w:color="808080"/>
-              <w:right w:val="double" w:sz="2" w:space="0" w:color="808080"/>
-            </w:tcBorders>
-            <w:shd w:val="clear" w:color="auto" w:fill="auto"/>
-            <w:vAlign w:val="center"/>
-          </w:tcPr>
-          <w:p>
-            <w:pPr>
-              <w:pStyle w:val="TableContents"/>
-              <w:snapToGrid w:val="0"/>
-              <w:jc w:val="center"/>
-              <w:rPr>
-                <w:rFonts w:hint="eastAsia"/>
-                <w:sz w:val="16"/>
-                <w:szCs w:val="16"/>
-                <w:lang w:val="ru-RU"/>
-              </w:rPr>
-            </w:pPr>
-            <w:r>
-              <w:rPr>
-                <w:rFonts w:ascii="serif" w:hAnsi="serif" w:cs="serif"/>
-                <w:b/>
-                <w:bCs/>
-                <w:sz w:val="16"/>
-                <w:szCs w:val="16"/>
-                <w:lang w:val="ru-RU"/>
-              </w:rPr>
-              <w:t>ЧИСЛЕННОСТЬ РАССТРЕЛЯННЫХ ЖЕНЩИН ПО ГОДАМ за период с 1918 по 1942 гг.</w:t>
-            </w:r>
-          </w:p>
-        </w:tc>
-      </w:tr>
-      <w:tr>
-        <w:tc>
-          <w:tcPr>
-            <w:tcW w:w="1840" w:type="dxa"/>
-            <w:tcBorders>
-              <w:left w:val="double" w:sz="1" w:space="0" w:color="808080"/>
-              <w:bottom w:val="double" w:sz="1" w:space="0" w:color="808080"/>
-            </w:tcBorders>
-            <w:shd w:val="clear" w:color="auto" w:fill="auto"/>
-            <w:vAlign w:val="center"/>
-          </w:tcPr>
-          <w:p>
-            <w:pPr>
-              <w:pStyle w:val="BodyText"/>
-              <w:pBdr>
-                <w:top w:val="none" w:sz="0" w:space="0" w:color="000000"/>
-                <w:left w:val="none" w:sz="0" w:space="0" w:color="000000"/>
-                <w:bottom w:val="none" w:sz="0" w:space="0" w:color="000000"/>
-                <w:right w:val="none" w:sz="0" w:space="0" w:color="000000"/>
-              </w:pBdr>
-              <w:snapToGrid w:val="0"/>
-              <w:spacing w:after="0"/>
-              <w:jc w:val="center"/>
-              <w:rPr>
-                <w:rFonts w:hint="eastAsia"/>
-                <w:sz w:val="16"/>
-                <w:szCs w:val="16"/>
-              </w:rPr>
-            </w:pPr>
-            <w:r>
-              <w:rPr>
-                <w:rFonts w:ascii="Arial" w:hAnsi="Arial" w:cs="Arial"/>
-                <w:b/>
-                <w:sz w:val="16"/>
-                <w:szCs w:val="16"/>
-                <w:lang w:val="ru-RU"/>
-              </w:rPr>
-              <w:t>1918</w:t>
-            </w:r>
-          </w:p>
-        </w:tc>
-        <w:tc>
-          <w:tcPr>
-            <w:tcW w:w="1840" w:type="dxa"/>
-            <w:tcBorders>
-              <w:left w:val="double" w:sz="1" w:space="0" w:color="808080"/>
-              <w:bottom w:val="double" w:sz="1" w:space="0" w:color="808080"/>
-            </w:tcBorders>
-            <w:shd w:val="clear" w:color="auto" w:fill="auto"/>
-            <w:vAlign w:val="center"/>
-          </w:tcPr>
-          <w:p>
-            <w:pPr>
-              <w:pStyle w:val="BodyText"/>
-              <w:pBdr>
-                <w:top w:val="none" w:sz="0" w:space="0" w:color="000000"/>
-                <w:left w:val="none" w:sz="0" w:space="0" w:color="000000"/>
-                <w:bottom w:val="none" w:sz="0" w:space="0" w:color="000000"/>
-                <w:right w:val="none" w:sz="0" w:space="0" w:color="000000"/>
-              </w:pBdr>
-              <w:snapToGrid w:val="0"/>
-              <w:spacing w:after="0"/>
-              <w:jc w:val="center"/>
-              <w:rPr>
-                <w:rFonts w:hint="eastAsia"/>
-                <w:sz w:val="16"/>
-                <w:szCs w:val="16"/>
-              </w:rPr>
-            </w:pPr>
-            <w:r>
-              <w:rPr>
-                <w:rFonts w:ascii="Arial" w:hAnsi="Arial" w:cs="Arial"/>
-                <w:b/>
-                <w:sz w:val="16"/>
-                <w:szCs w:val="16"/>
-                <w:lang w:val="ru-RU"/>
-              </w:rPr>
-              <w:t>1937</w:t>
-            </w:r>
-          </w:p>
-        </w:tc>
-        <w:tc>
-          <w:tcPr>
-            <w:tcW w:w="1840" w:type="dxa"/>
-            <w:tcBorders>
-              <w:left w:val="double" w:sz="1" w:space="0" w:color="808080"/>
-              <w:bottom w:val="double" w:sz="1" w:space="0" w:color="808080"/>
-            </w:tcBorders>
-            <w:shd w:val="clear" w:color="auto" w:fill="auto"/>
-            <w:vAlign w:val="center"/>
-          </w:tcPr>
-          <w:p>
-            <w:pPr>
-              <w:pStyle w:val="BodyText"/>
-              <w:pBdr>
-                <w:top w:val="none" w:sz="0" w:space="0" w:color="000000"/>
-                <w:left w:val="none" w:sz="0" w:space="0" w:color="000000"/>
-                <w:bottom w:val="none" w:sz="0" w:space="0" w:color="000000"/>
-                <w:right w:val="none" w:sz="0" w:space="0" w:color="000000"/>
-              </w:pBdr>
-              <w:snapToGrid w:val="0"/>
-              <w:spacing w:after="0"/>
-              <w:jc w:val="center"/>
-              <w:rPr>
-                <w:rFonts w:hint="eastAsia"/>
-                <w:sz w:val="16"/>
-                <w:szCs w:val="16"/>
-              </w:rPr>
-            </w:pPr>
-            <w:r>
-              <w:rPr>
-                <w:rFonts w:ascii="Arial" w:hAnsi="Arial" w:cs="Arial"/>
-                <w:b/>
-                <w:sz w:val="16"/>
-                <w:szCs w:val="16"/>
-                <w:lang w:val="ru-RU"/>
-              </w:rPr>
-              <w:t>1938</w:t>
-            </w:r>
-          </w:p>
-        </w:tc>
-        <w:tc>
-          <w:tcPr>
-            <w:tcW w:w="1840" w:type="dxa"/>
-            <w:tcBorders>
-              <w:left w:val="double" w:sz="1" w:space="0" w:color="808080"/>
-              <w:bottom w:val="double" w:sz="1" w:space="0" w:color="808080"/>
-            </w:tcBorders>
-            <w:shd w:val="clear" w:color="auto" w:fill="auto"/>
-            <w:vAlign w:val="center"/>
-          </w:tcPr>
-          <w:p>
-            <w:pPr>
-              <w:pStyle w:val="BodyText"/>
-              <w:pBdr>
-                <w:top w:val="none" w:sz="0" w:space="0" w:color="000000"/>
-                <w:left w:val="none" w:sz="0" w:space="0" w:color="000000"/>
-                <w:bottom w:val="none" w:sz="0" w:space="0" w:color="000000"/>
-                <w:right w:val="none" w:sz="0" w:space="0" w:color="000000"/>
-              </w:pBdr>
-              <w:snapToGrid w:val="0"/>
-              <w:spacing w:after="0"/>
-              <w:jc w:val="center"/>
-              <w:rPr>
-                <w:rFonts w:hint="eastAsia"/>
-                <w:sz w:val="16"/>
-                <w:szCs w:val="16"/>
-              </w:rPr>
-            </w:pPr>
-            <w:r>
-              <w:rPr>
-                <w:rFonts w:ascii="Arial" w:hAnsi="Arial" w:cs="Arial"/>
-                <w:b/>
-                <w:sz w:val="16"/>
-                <w:szCs w:val="16"/>
-                <w:lang w:val="ru-RU"/>
-              </w:rPr>
-              <w:t>1939</w:t>
-            </w:r>
-          </w:p>
-        </w:tc>
-        <w:tc>
-          <w:tcPr>
-            <w:tcW w:w="1840" w:type="dxa"/>
-            <w:tcBorders>
-              <w:left w:val="double" w:sz="1" w:space="0" w:color="808080"/>
-              <w:bottom w:val="double" w:sz="1" w:space="0" w:color="808080"/>
-            </w:tcBorders>
-            <w:shd w:val="clear" w:color="auto" w:fill="auto"/>
-            <w:vAlign w:val="center"/>
-          </w:tcPr>
-          <w:p>
-            <w:pPr>
-              <w:pStyle w:val="BodyText"/>
-              <w:pBdr>
-                <w:top w:val="none" w:sz="0" w:space="0" w:color="000000"/>
-                <w:left w:val="none" w:sz="0" w:space="0" w:color="000000"/>
-                <w:bottom w:val="none" w:sz="0" w:space="0" w:color="000000"/>
-                <w:right w:val="none" w:sz="0" w:space="0" w:color="000000"/>
-              </w:pBdr>
-              <w:snapToGrid w:val="0"/>
-              <w:spacing w:after="0"/>
-              <w:jc w:val="center"/>
-              <w:rPr>
-                <w:rFonts w:hint="eastAsia"/>
-                <w:sz w:val="16"/>
-                <w:szCs w:val="16"/>
-              </w:rPr>
-            </w:pPr>
-            <w:r>
-              <w:rPr>
-                <w:rFonts w:ascii="Arial" w:hAnsi="Arial" w:cs="Arial"/>
-                <w:b/>
-                <w:sz w:val="16"/>
-                <w:szCs w:val="16"/>
-                <w:lang w:val="ru-RU"/>
-              </w:rPr>
-              <w:t>1941</w:t>
-            </w:r>
-          </w:p>
-        </w:tc>
-        <w:tc>
-          <w:tcPr>
-            <w:tcW w:w="1840" w:type="dxa"/>
-            <w:tcBorders>
-              <w:left w:val="double" w:sz="1" w:space="0" w:color="808080"/>
-              <w:bottom w:val="double" w:sz="1" w:space="0" w:color="808080"/>
-              <w:right w:val="double" w:sz="2" w:space="0" w:color="808080"/>
-            </w:tcBorders>
-            <w:shd w:val="clear" w:color="auto" w:fill="auto"/>
-            <w:vAlign w:val="center"/>
-          </w:tcPr>
-          <w:p>
-            <w:pPr>
-              <w:pStyle w:val="BodyText"/>
-              <w:pBdr>
-                <w:top w:val="none" w:sz="0" w:space="0" w:color="000000"/>
-                <w:left w:val="none" w:sz="0" w:space="0" w:color="000000"/>
-                <w:bottom w:val="none" w:sz="0" w:space="0" w:color="000000"/>
-                <w:right w:val="none" w:sz="0" w:space="0" w:color="000000"/>
-              </w:pBdr>
-              <w:snapToGrid w:val="0"/>
-              <w:spacing w:after="0"/>
-              <w:jc w:val="center"/>
-              <w:rPr>
-                <w:rFonts w:hint="eastAsia"/>
-                <w:sz w:val="16"/>
-                <w:szCs w:val="16"/>
-              </w:rPr>
-            </w:pPr>
-            <w:r>
-              <w:rPr>
-                <w:rFonts w:ascii="Arial" w:hAnsi="Arial" w:cs="Arial"/>
-                <w:b/>
-                <w:sz w:val="16"/>
-                <w:szCs w:val="16"/>
-                <w:lang w:val="ru-RU"/>
-              </w:rPr>
-              <w:t>1942</w:t>
-            </w:r>
-          </w:p>
-        </w:tc>
-      </w:tr>
-      <w:tr>
-        <w:tc>
-          <w:tcPr>
-            <w:tcW w:w="1840" w:type="dxa"/>
-            <w:tcBorders>
-              <w:left w:val="double" w:sz="1" w:space="0" w:color="808080"/>
-              <w:bottom w:val="double" w:sz="1" w:space="0" w:color="808080"/>
-            </w:tcBorders>
-            <w:shd w:val="clear" w:color="auto" w:fill="auto"/>
-            <w:vAlign w:val="center"/>
-          </w:tcPr>
-          <w:p>
-            <w:pPr>
-              <w:pStyle w:val="TableContents"/>
-              <w:snapToGrid w:val="0"/>
-              <w:jc w:val="center"/>
-              <w:rPr>
-                <w:rFonts w:hint="eastAsia"/>
-                <w:sz w:val="16"/>
-                <w:szCs w:val="16"/>
-              </w:rPr>
-            </w:pPr>
-            <w:r>
-              <w:rPr>
-                <w:rFonts w:ascii="serif" w:hAnsi="serif" w:cs="serif"/>
-                <w:sz w:val="16"/>
-                <w:szCs w:val="16"/>
-                <w:lang w:val="ru-RU"/>
-              </w:rPr>
-              <w:t>2</w:t>
-            </w:r>
-          </w:p>
-        </w:tc>
-        <w:tc>
-          <w:tcPr>
-            <w:tcW w:w="1840" w:type="dxa"/>
-            <w:tcBorders>
-              <w:left w:val="double" w:sz="1" w:space="0" w:color="808080"/>
-              <w:bottom w:val="double" w:sz="1" w:space="0" w:color="808080"/>
-            </w:tcBorders>
-            <w:shd w:val="clear" w:color="auto" w:fill="auto"/>
-            <w:vAlign w:val="center"/>
-          </w:tcPr>
-          <w:p>
-            <w:pPr>
-              <w:pStyle w:val="TableContents"/>
-              <w:snapToGrid w:val="0"/>
-              <w:jc w:val="center"/>
-              <w:rPr>
-                <w:rFonts w:hint="eastAsia"/>
-                <w:sz w:val="16"/>
-                <w:szCs w:val="16"/>
-              </w:rPr>
-            </w:pPr>
-            <w:r>
-              <w:rPr>
-                <w:rFonts w:ascii="serif" w:hAnsi="serif" w:cs="serif"/>
-                <w:sz w:val="16"/>
-                <w:szCs w:val="16"/>
-                <w:lang w:val="ru-RU"/>
-              </w:rPr>
-              <w:t>3</w:t>
-            </w:r>
-          </w:p>
-        </w:tc>
-        <w:tc>
-          <w:tcPr>
-            <w:tcW w:w="1840" w:type="dxa"/>
-            <w:tcBorders>
-              <w:left w:val="double" w:sz="1" w:space="0" w:color="808080"/>
-              <w:bottom w:val="double" w:sz="1" w:space="0" w:color="808080"/>
-            </w:tcBorders>
-            <w:shd w:val="clear" w:color="auto" w:fill="auto"/>
-            <w:vAlign w:val="center"/>
-          </w:tcPr>
-          <w:p>
-            <w:pPr>
-              <w:pStyle w:val="TableContents"/>
-              <w:snapToGrid w:val="0"/>
-              <w:jc w:val="center"/>
-              <w:rPr>
-                <w:rFonts w:hint="eastAsia"/>
-                <w:sz w:val="16"/>
-                <w:szCs w:val="16"/>
-              </w:rPr>
-            </w:pPr>
-            <w:r>
-              <w:rPr>
-                <w:rFonts w:ascii="serif" w:hAnsi="serif" w:cs="serif"/>
-                <w:sz w:val="16"/>
-                <w:szCs w:val="16"/>
-                <w:lang w:val="ru-RU"/>
-              </w:rPr>
-              <w:t>4</w:t>
-            </w:r>
-          </w:p>
-        </w:tc>
-        <w:tc>
-          <w:tcPr>
-            <w:tcW w:w="1840" w:type="dxa"/>
-            <w:tcBorders>
-              <w:left w:val="double" w:sz="1" w:space="0" w:color="808080"/>
-              <w:bottom w:val="double" w:sz="1" w:space="0" w:color="808080"/>
-            </w:tcBorders>
-            <w:shd w:val="clear" w:color="auto" w:fill="auto"/>
-            <w:vAlign w:val="center"/>
-          </w:tcPr>
-          <w:p>
-            <w:pPr>
-              <w:pStyle w:val="TableContents"/>
-              <w:snapToGrid w:val="0"/>
-              <w:jc w:val="center"/>
-              <w:rPr>
-                <w:rFonts w:hint="eastAsia"/>
-                <w:sz w:val="16"/>
-                <w:szCs w:val="16"/>
-              </w:rPr>
-            </w:pPr>
-            <w:r>
-              <w:rPr>
-                <w:rFonts w:ascii="serif" w:hAnsi="serif" w:cs="serif"/>
-                <w:sz w:val="16"/>
-                <w:szCs w:val="16"/>
-                <w:lang w:val="ru-RU"/>
-              </w:rPr>
-              <w:t>1</w:t>
-            </w:r>
-          </w:p>
-        </w:tc>
-        <w:tc>
-          <w:tcPr>
-            <w:tcW w:w="1840" w:type="dxa"/>
-            <w:tcBorders>
-              <w:left w:val="double" w:sz="1" w:space="0" w:color="808080"/>
-              <w:bottom w:val="double" w:sz="1" w:space="0" w:color="808080"/>
-            </w:tcBorders>
-            <w:shd w:val="clear" w:color="auto" w:fill="auto"/>
-            <w:vAlign w:val="center"/>
-          </w:tcPr>
-          <w:p>
-            <w:pPr>
-              <w:pStyle w:val="TableContents"/>
-              <w:snapToGrid w:val="0"/>
-              <w:jc w:val="center"/>
-              <w:rPr>
-                <w:rFonts w:hint="eastAsia"/>
-                <w:sz w:val="16"/>
-                <w:szCs w:val="16"/>
-              </w:rPr>
-            </w:pPr>
-            <w:r>
-              <w:rPr>
-                <w:rFonts w:ascii="serif" w:hAnsi="serif" w:cs="serif"/>
-                <w:sz w:val="16"/>
-                <w:szCs w:val="16"/>
-                <w:lang w:val="ru-RU"/>
-              </w:rPr>
-              <w:t>11</w:t>
-            </w:r>
-          </w:p>
-        </w:tc>
-        <w:tc>
-          <w:tcPr>
-            <w:tcW w:w="1840" w:type="dxa"/>
-            <w:tcBorders>
-              <w:left w:val="double" w:sz="1" w:space="0" w:color="808080"/>
-              <w:bottom w:val="double" w:sz="1" w:space="0" w:color="808080"/>
-              <w:right w:val="double" w:sz="2" w:space="0" w:color="808080"/>
-            </w:tcBorders>
-            <w:shd w:val="clear" w:color="auto" w:fill="auto"/>
-            <w:vAlign w:val="center"/>
-          </w:tcPr>
-          <w:p>
-            <w:pPr>
-              <w:pStyle w:val="TableContents"/>
-              <w:snapToGrid w:val="0"/>
-              <w:jc w:val="center"/>
-              <w:rPr>
-                <w:rFonts w:hint="eastAsia"/>
-                <w:sz w:val="16"/>
-                <w:szCs w:val="16"/>
-              </w:rPr>
-            </w:pPr>
-            <w:r>
-              <w:rPr>
-                <w:rFonts w:ascii="serif" w:hAnsi="serif" w:cs="serif"/>
-                <w:sz w:val="16"/>
-                <w:szCs w:val="16"/>
-                <w:lang w:val="ru-RU"/>
-              </w:rPr>
-              <w:t>1</w:t>
-            </w:r>
-          </w:p>
-        </w:tc>
-      </w:tr>
-    </w:tbl>
-    <w:p>
-      <w:pPr>
-        <w:rPr>
-          <w:rFonts w:hint="eastAsia"/>
-          <w:sz w:val="16"/>
-          <w:szCs w:val="16"/>
-          <w:lang w:val="ru-RU"/>
-        </w:rPr>
-      </w:pPr>
-    </w:p>
-    <w:tbl>
-      <w:tblPr>
-        <w:tblW w:w="0" w:type="auto"/>
-        <w:tblInd w:w="-419" w:type="dxa"/>
-        <w:tblLayout w:type="fixed"/>
-        <w:tblCellMar>
-          <w:top w:w="28" w:type="dxa"/>
-          <w:left w:w="28" w:type="dxa"/>
-          <w:bottom w:w="28" w:type="dxa"/>
-          <w:right w:w="28" w:type="dxa"/>
-        </w:tblCellMar>
-        <w:tblLook w:val="0000" w:firstRow="0" w:lastRow="0" w:firstColumn="0" w:lastColumn="0" w:noHBand="0" w:noVBand="0"/>
-      </w:tblPr>
-      <w:tblGrid>
-        <w:gridCol w:w="1818"/>
-        <w:gridCol w:w="1818"/>
-        <w:gridCol w:w="1818"/>
-        <w:gridCol w:w="1818"/>
-        <w:gridCol w:w="1818"/>
-        <w:gridCol w:w="1842"/>
-      </w:tblGrid>
-      <w:tr>
-        <w:tc>
-          <w:tcPr>
-            <w:tcW w:w="10932" w:type="dxa"/>
-            <w:gridSpan w:val="6"/>
-            <w:tcBorders>
-              <w:top w:val="double" w:sz="1" w:space="0" w:color="808080"/>
-              <w:left w:val="double" w:sz="1" w:space="0" w:color="808080"/>
-              <w:bottom w:val="double" w:sz="1" w:space="0" w:color="808080"/>
-              <w:right w:val="double" w:sz="2" w:space="0" w:color="808080"/>
-            </w:tcBorders>
-            <w:shd w:val="clear" w:color="auto" w:fill="auto"/>
-            <w:vAlign w:val="center"/>
-          </w:tcPr>
-          <w:p>
-            <w:pPr>
-              <w:pStyle w:val="TableContents"/>
-              <w:snapToGrid w:val="0"/>
-              <w:jc w:val="center"/>
-              <w:rPr>
-                <w:rFonts w:hint="eastAsia"/>
-                <w:sz w:val="16"/>
-                <w:szCs w:val="16"/>
-                <w:lang w:val="ru-RU"/>
-              </w:rPr>
-            </w:pPr>
-            <w:r>
-              <w:rPr>
-                <w:rFonts w:ascii="serif" w:hAnsi="serif" w:cs="serif"/>
-                <w:b/>
-                <w:bCs/>
-                <w:sz w:val="16"/>
-                <w:szCs w:val="16"/>
-                <w:lang w:val="ru-RU"/>
-              </w:rPr>
-              <w:t>ВОЗРАСТНАЯ ТАБЛИЦА / ЧИСЛО</w:t>
-            </w:r>
-            <w:r>
-              <w:rPr>
-                <w:rFonts w:ascii="serif" w:hAnsi="serif" w:cs="serif"/>
-                <w:b/>
-                <w:bCs/>
-                <w:sz w:val="16"/>
-                <w:szCs w:val="16"/>
-                <w:lang w:val="ru-RU"/>
-              </w:rPr>
-              <w:t xml:space="preserve"> </w:t>
-            </w:r>
-            <w:r>
-              <w:rPr>
-                <w:rFonts w:ascii="serif" w:hAnsi="serif" w:cs="serif"/>
-                <w:b/>
-                <w:bCs/>
-                <w:sz w:val="16"/>
-                <w:szCs w:val="16"/>
-                <w:lang w:val="ru-RU"/>
-              </w:rPr>
-              <w:t>РАССТРЕЛЯННЫХ ЖЕНЩИН</w:t>
-            </w:r>
-            <w:r>
-              <w:rPr>
-                <w:rFonts w:ascii="serif" w:hAnsi="serif" w:cs="serif"/>
-                <w:b/>
-                <w:bCs/>
-                <w:sz w:val="16"/>
-                <w:szCs w:val="16"/>
-                <w:lang w:val="ru-RU"/>
-              </w:rPr>
-              <w:t xml:space="preserve"> </w:t>
-            </w:r>
-            <w:r>
-              <w:rPr>
-                <w:rFonts w:ascii="serif" w:hAnsi="serif" w:cs="serif"/>
-                <w:b/>
-                <w:bCs/>
-                <w:sz w:val="16"/>
-                <w:szCs w:val="16"/>
-                <w:lang w:val="ru-RU"/>
-              </w:rPr>
-              <w:t>за период с 19</w:t>
-            </w:r>
-            <w:r>
-              <w:rPr>
-                <w:rFonts w:ascii="serif" w:hAnsi="serif" w:cs="serif"/>
-                <w:b/>
-                <w:bCs/>
-                <w:sz w:val="16"/>
-                <w:szCs w:val="16"/>
-                <w:lang w:val="ru-RU"/>
-              </w:rPr>
-              <w:t>18</w:t>
-            </w:r>
-            <w:r>
-              <w:rPr>
-                <w:rFonts w:ascii="serif" w:hAnsi="serif" w:cs="serif"/>
-                <w:b/>
-                <w:bCs/>
-                <w:sz w:val="16"/>
-                <w:szCs w:val="16"/>
-                <w:lang w:val="ru-RU"/>
-              </w:rPr>
-              <w:t xml:space="preserve"> по 1942</w:t>
-            </w:r>
-            <w:r>
-              <w:rPr>
-                <w:rFonts w:ascii="serif" w:hAnsi="serif" w:cs="serif"/>
-                <w:b/>
-                <w:bCs/>
-                <w:sz w:val="16"/>
-                <w:szCs w:val="16"/>
-                <w:lang w:val="ru-RU"/>
-              </w:rPr>
-              <w:t xml:space="preserve"> </w:t>
-            </w:r>
-            <w:r>
-              <w:rPr>
-                <w:rFonts w:ascii="serif" w:hAnsi="serif" w:cs="serif"/>
-                <w:b/>
-                <w:bCs/>
-                <w:sz w:val="16"/>
-                <w:szCs w:val="16"/>
-                <w:lang w:val="ru-RU"/>
-              </w:rPr>
-              <w:t xml:space="preserve">гг. </w:t>
-            </w:r>
-            <w:r>
-              <w:rPr>
-                <w:rFonts w:ascii="serif" w:hAnsi="serif" w:cs="serif"/>
-                <w:b/>
-                <w:bCs/>
-                <w:sz w:val="16"/>
-                <w:szCs w:val="16"/>
-                <w:lang w:val="ru-RU"/>
-              </w:rPr>
-              <w:t>(Возрастной разброс 40-67 лет)</w:t>
-            </w:r>
-          </w:p>
-        </w:tc>
-      </w:tr>
-      <w:tr>
-        <w:tc>
-          <w:tcPr>
-            <w:tcW w:w="1818" w:type="dxa"/>
-            <w:tcBorders>
-              <w:left w:val="double" w:sz="1" w:space="0" w:color="808080"/>
-              <w:bottom w:val="double" w:sz="1" w:space="0" w:color="808080"/>
-            </w:tcBorders>
-            <w:shd w:val="clear" w:color="auto" w:fill="auto"/>
-            <w:vAlign w:val="center"/>
-          </w:tcPr>
-          <w:p>
-            <w:pPr>
-              <w:pStyle w:val="TableContents"/>
-              <w:snapToGrid w:val="0"/>
-              <w:jc w:val="center"/>
-              <w:rPr>
-                <w:rFonts w:hint="eastAsia"/>
-                <w:b/>
-                <w:bCs/>
-                <w:sz w:val="16"/>
-                <w:szCs w:val="16"/>
-              </w:rPr>
-            </w:pPr>
-            <w:r>
-              <w:rPr>
-                <w:rFonts w:ascii="serif" w:hAnsi="serif" w:cs="serif"/>
-                <w:b/>
-                <w:bCs/>
-                <w:sz w:val="16"/>
-                <w:szCs w:val="16"/>
-                <w:lang w:val="ru-RU"/>
-              </w:rPr>
-              <w:t>3</w:t>
-            </w:r>
-            <w:r>
-              <w:rPr>
-                <w:rFonts w:ascii="serif" w:hAnsi="serif" w:cs="serif"/>
-                <w:b/>
-                <w:bCs/>
-                <w:sz w:val="16"/>
-                <w:szCs w:val="16"/>
-              </w:rPr>
-              <w:t>6-</w:t>
-            </w:r>
-            <w:r>
-              <w:rPr>
-                <w:rFonts w:ascii="serif" w:hAnsi="serif" w:cs="serif"/>
-                <w:b/>
-                <w:bCs/>
-                <w:sz w:val="16"/>
-                <w:szCs w:val="16"/>
-                <w:lang w:val="ru-RU"/>
-              </w:rPr>
-              <w:t>4</w:t>
-            </w:r>
-            <w:r>
-              <w:rPr>
-                <w:rFonts w:ascii="serif" w:hAnsi="serif" w:cs="serif"/>
-                <w:b/>
-                <w:bCs/>
-                <w:sz w:val="16"/>
-                <w:szCs w:val="16"/>
-              </w:rPr>
-              <w:t>0</w:t>
-            </w:r>
-          </w:p>
-        </w:tc>
-        <w:tc>
-          <w:tcPr>
-            <w:tcW w:w="1818" w:type="dxa"/>
-            <w:tcBorders>
-              <w:left w:val="double" w:sz="1" w:space="0" w:color="808080"/>
-              <w:bottom w:val="double" w:sz="1" w:space="0" w:color="808080"/>
-            </w:tcBorders>
-            <w:shd w:val="clear" w:color="auto" w:fill="auto"/>
-            <w:vAlign w:val="center"/>
-          </w:tcPr>
-          <w:p>
-            <w:pPr>
-              <w:pStyle w:val="TableContents"/>
-              <w:snapToGrid w:val="0"/>
-              <w:jc w:val="center"/>
-              <w:rPr>
-                <w:rFonts w:hint="eastAsia"/>
-                <w:b/>
-                <w:bCs/>
-                <w:sz w:val="16"/>
-                <w:szCs w:val="16"/>
-              </w:rPr>
-            </w:pPr>
-            <w:r>
-              <w:rPr>
-                <w:rFonts w:ascii="serif" w:hAnsi="serif" w:cs="serif"/>
-                <w:b/>
-                <w:bCs/>
-                <w:sz w:val="16"/>
-                <w:szCs w:val="16"/>
-                <w:lang w:val="ru-RU"/>
-              </w:rPr>
-              <w:t>41</w:t>
-            </w:r>
-            <w:r>
-              <w:rPr>
-                <w:rFonts w:ascii="serif" w:hAnsi="serif" w:cs="serif"/>
-                <w:b/>
-                <w:bCs/>
-                <w:sz w:val="16"/>
-                <w:szCs w:val="16"/>
-              </w:rPr>
-              <w:t>-</w:t>
-            </w:r>
-            <w:r>
-              <w:rPr>
-                <w:rFonts w:ascii="serif" w:hAnsi="serif" w:cs="serif"/>
-                <w:b/>
-                <w:bCs/>
-                <w:sz w:val="16"/>
-                <w:szCs w:val="16"/>
-                <w:lang w:val="ru-RU"/>
-              </w:rPr>
-              <w:t>45</w:t>
-            </w:r>
-          </w:p>
-        </w:tc>
-        <w:tc>
-          <w:tcPr>
-            <w:tcW w:w="1818" w:type="dxa"/>
-            <w:tcBorders>
-              <w:left w:val="double" w:sz="1" w:space="0" w:color="808080"/>
-              <w:bottom w:val="double" w:sz="1" w:space="0" w:color="808080"/>
-            </w:tcBorders>
-            <w:shd w:val="clear" w:color="auto" w:fill="auto"/>
-            <w:vAlign w:val="center"/>
-          </w:tcPr>
-          <w:p>
-            <w:pPr>
-              <w:pStyle w:val="TableContents"/>
-              <w:snapToGrid w:val="0"/>
-              <w:jc w:val="center"/>
-              <w:rPr>
-                <w:rFonts w:hint="eastAsia"/>
-                <w:b/>
-                <w:bCs/>
-                <w:sz w:val="16"/>
-                <w:szCs w:val="16"/>
-              </w:rPr>
-            </w:pPr>
-            <w:r>
-              <w:rPr>
-                <w:rFonts w:ascii="serif" w:hAnsi="serif" w:cs="serif"/>
-                <w:b/>
-                <w:bCs/>
-                <w:sz w:val="16"/>
-                <w:szCs w:val="16"/>
-                <w:lang w:val="ru-RU"/>
-              </w:rPr>
-              <w:t>4</w:t>
-            </w:r>
-            <w:r>
-              <w:rPr>
-                <w:rFonts w:ascii="serif" w:hAnsi="serif" w:cs="serif"/>
-                <w:b/>
-                <w:bCs/>
-                <w:sz w:val="16"/>
-                <w:szCs w:val="16"/>
-              </w:rPr>
-              <w:t>6-</w:t>
-            </w:r>
-            <w:r>
-              <w:rPr>
-                <w:rFonts w:ascii="serif" w:hAnsi="serif" w:cs="serif"/>
-                <w:b/>
-                <w:bCs/>
-                <w:sz w:val="16"/>
-                <w:szCs w:val="16"/>
-                <w:lang w:val="ru-RU"/>
-              </w:rPr>
-              <w:t>5</w:t>
-            </w:r>
-            <w:r>
-              <w:rPr>
-                <w:rFonts w:ascii="serif" w:hAnsi="serif" w:cs="serif"/>
-                <w:b/>
-                <w:bCs/>
-                <w:sz w:val="16"/>
-                <w:szCs w:val="16"/>
-              </w:rPr>
-              <w:t>0</w:t>
-            </w:r>
-          </w:p>
-        </w:tc>
-        <w:tc>
-          <w:tcPr>
-            <w:tcW w:w="1818" w:type="dxa"/>
-            <w:tcBorders>
-              <w:left w:val="double" w:sz="1" w:space="0" w:color="808080"/>
-              <w:bottom w:val="double" w:sz="1" w:space="0" w:color="808080"/>
-            </w:tcBorders>
-            <w:shd w:val="clear" w:color="auto" w:fill="auto"/>
-            <w:vAlign w:val="center"/>
-          </w:tcPr>
-          <w:p>
-            <w:pPr>
-              <w:pStyle w:val="TableContents"/>
-              <w:snapToGrid w:val="0"/>
-              <w:jc w:val="center"/>
-              <w:rPr>
-                <w:rFonts w:hint="eastAsia"/>
-                <w:b/>
-                <w:bCs/>
-                <w:sz w:val="16"/>
-                <w:szCs w:val="16"/>
-              </w:rPr>
-            </w:pPr>
-            <w:r>
-              <w:rPr>
-                <w:rFonts w:ascii="serif" w:hAnsi="serif" w:cs="serif"/>
-                <w:b/>
-                <w:bCs/>
-                <w:sz w:val="16"/>
-                <w:szCs w:val="16"/>
-                <w:lang w:val="ru-RU"/>
-              </w:rPr>
-              <w:t>51</w:t>
-            </w:r>
-            <w:r>
-              <w:rPr>
-                <w:rFonts w:ascii="serif" w:hAnsi="serif" w:cs="serif"/>
-                <w:b/>
-                <w:bCs/>
-                <w:sz w:val="16"/>
-                <w:szCs w:val="16"/>
-              </w:rPr>
-              <w:t>-</w:t>
-            </w:r>
-            <w:r>
-              <w:rPr>
-                <w:rFonts w:ascii="serif" w:hAnsi="serif" w:cs="serif"/>
-                <w:b/>
-                <w:bCs/>
-                <w:sz w:val="16"/>
-                <w:szCs w:val="16"/>
-                <w:lang w:val="ru-RU"/>
-              </w:rPr>
-              <w:t>55</w:t>
-            </w:r>
-          </w:p>
-        </w:tc>
-        <w:tc>
-          <w:tcPr>
-            <w:tcW w:w="1818" w:type="dxa"/>
-            <w:tcBorders>
-              <w:left w:val="double" w:sz="1" w:space="0" w:color="808080"/>
-              <w:bottom w:val="double" w:sz="1" w:space="0" w:color="808080"/>
-            </w:tcBorders>
-            <w:shd w:val="clear" w:color="auto" w:fill="auto"/>
-            <w:vAlign w:val="center"/>
-          </w:tcPr>
-          <w:p>
-            <w:pPr>
-              <w:pStyle w:val="TableContents"/>
-              <w:snapToGrid w:val="0"/>
-              <w:jc w:val="center"/>
-              <w:rPr>
-                <w:rFonts w:hint="eastAsia"/>
-                <w:b/>
-                <w:bCs/>
-                <w:sz w:val="16"/>
-                <w:szCs w:val="16"/>
-              </w:rPr>
-            </w:pPr>
-            <w:r>
-              <w:rPr>
-                <w:rFonts w:ascii="serif" w:hAnsi="serif" w:cs="serif"/>
-                <w:b/>
-                <w:bCs/>
-                <w:sz w:val="16"/>
-                <w:szCs w:val="16"/>
-                <w:lang w:val="ru-RU"/>
-              </w:rPr>
-              <w:t>5</w:t>
-            </w:r>
-            <w:r>
-              <w:rPr>
-                <w:rFonts w:ascii="serif" w:hAnsi="serif" w:cs="serif"/>
-                <w:b/>
-                <w:bCs/>
-                <w:sz w:val="16"/>
-                <w:szCs w:val="16"/>
-              </w:rPr>
-              <w:t>6-</w:t>
-            </w:r>
-            <w:r>
-              <w:rPr>
-                <w:rFonts w:ascii="serif" w:hAnsi="serif" w:cs="serif"/>
-                <w:b/>
-                <w:bCs/>
-                <w:sz w:val="16"/>
-                <w:szCs w:val="16"/>
-                <w:lang w:val="ru-RU"/>
-              </w:rPr>
-              <w:t>6</w:t>
-            </w:r>
-            <w:r>
-              <w:rPr>
-                <w:rFonts w:ascii="serif" w:hAnsi="serif" w:cs="serif"/>
-                <w:b/>
-                <w:bCs/>
-                <w:sz w:val="16"/>
-                <w:szCs w:val="16"/>
-              </w:rPr>
-              <w:t>0</w:t>
-            </w:r>
-          </w:p>
-        </w:tc>
-        <w:tc>
-          <w:tcPr>
-            <w:tcW w:w="1842" w:type="dxa"/>
-            <w:tcBorders>
-              <w:left w:val="double" w:sz="1" w:space="0" w:color="808080"/>
-              <w:bottom w:val="double" w:sz="1" w:space="0" w:color="808080"/>
-              <w:right w:val="double" w:sz="2" w:space="0" w:color="808080"/>
-            </w:tcBorders>
-            <w:shd w:val="clear" w:color="auto" w:fill="auto"/>
-            <w:vAlign w:val="center"/>
-          </w:tcPr>
-          <w:p>
-            <w:pPr>
-              <w:pStyle w:val="TableContents"/>
-              <w:snapToGrid w:val="0"/>
-              <w:jc w:val="center"/>
-              <w:rPr>
-                <w:rFonts w:hint="eastAsia"/>
-                <w:b/>
-                <w:bCs/>
-                <w:sz w:val="16"/>
-                <w:szCs w:val="16"/>
-              </w:rPr>
-            </w:pPr>
-            <w:r>
-              <w:rPr>
-                <w:rFonts w:ascii="serif" w:hAnsi="serif" w:cs="serif"/>
-                <w:b/>
-                <w:bCs/>
-                <w:sz w:val="16"/>
-                <w:szCs w:val="16"/>
-                <w:lang w:val="ru-RU"/>
-              </w:rPr>
-              <w:t>6</w:t>
-            </w:r>
-            <w:r>
-              <w:rPr>
-                <w:rFonts w:ascii="serif" w:hAnsi="serif" w:cs="serif"/>
-                <w:b/>
-                <w:bCs/>
-                <w:sz w:val="16"/>
-                <w:szCs w:val="16"/>
-                <w:lang w:val="ru-RU"/>
-              </w:rPr>
-              <w:t>1</w:t>
-            </w:r>
-            <w:r>
-              <w:rPr>
-                <w:rFonts w:ascii="serif" w:hAnsi="serif" w:cs="serif"/>
-                <w:b/>
-                <w:bCs/>
-                <w:sz w:val="16"/>
-                <w:szCs w:val="16"/>
-              </w:rPr>
-              <w:t>-</w:t>
-            </w:r>
-            <w:r>
-              <w:rPr>
-                <w:rFonts w:ascii="serif" w:hAnsi="serif" w:cs="serif"/>
-                <w:b/>
-                <w:bCs/>
-                <w:sz w:val="16"/>
-                <w:szCs w:val="16"/>
-                <w:lang w:val="ru-RU"/>
-              </w:rPr>
-              <w:t>70</w:t>
-            </w:r>
-          </w:p>
-        </w:tc>
-      </w:tr>
-      <w:tr>
-        <w:trPr>
-          <w:trHeight w:val="276"/>
-        </w:trPr>
-        <w:tc>
-          <w:tcPr>
-            <w:tcW w:w="1818" w:type="dxa"/>
-            <w:tcBorders>
-              <w:left w:val="double" w:sz="1" w:space="0" w:color="808080"/>
-              <w:bottom w:val="double" w:sz="1" w:space="0" w:color="808080"/>
-            </w:tcBorders>
-            <w:shd w:val="clear" w:color="auto" w:fill="auto"/>
-            <w:vAlign w:val="center"/>
-          </w:tcPr>
-          <w:p>
-            <w:pPr>
-              <w:pStyle w:val="TableContents"/>
-              <w:snapToGrid w:val="0"/>
-              <w:ind w:left="240" w:hanging="180"/>
-              <w:jc w:val="center"/>
-              <w:rPr>
-                <w:rFonts w:hint="eastAsia"/>
-                <w:sz w:val="16"/>
-                <w:szCs w:val="16"/>
-              </w:rPr>
-            </w:pPr>
-            <w:r>
-              <w:rPr>
-                <w:rFonts w:ascii="serif" w:hAnsi="serif" w:cs="serif"/>
-                <w:sz w:val="16"/>
-                <w:szCs w:val="16"/>
-                <w:lang w:val="ru-RU"/>
-              </w:rPr>
-              <w:t>1</w:t>
-            </w:r>
-          </w:p>
-        </w:tc>
-        <w:tc>
-          <w:tcPr>
-            <w:tcW w:w="1818" w:type="dxa"/>
-            <w:tcBorders>
-              <w:left w:val="double" w:sz="1" w:space="0" w:color="808080"/>
-              <w:bottom w:val="double" w:sz="1" w:space="0" w:color="808080"/>
-            </w:tcBorders>
-            <w:shd w:val="clear" w:color="auto" w:fill="auto"/>
-            <w:vAlign w:val="center"/>
-          </w:tcPr>
-          <w:p>
-            <w:pPr>
-              <w:pStyle w:val="TableContents"/>
-              <w:snapToGrid w:val="0"/>
-              <w:ind w:left="240" w:hanging="180"/>
-              <w:jc w:val="center"/>
-              <w:rPr>
-                <w:rFonts w:hint="eastAsia"/>
-                <w:sz w:val="16"/>
-                <w:szCs w:val="16"/>
-              </w:rPr>
-            </w:pPr>
-            <w:r>
-              <w:rPr>
-                <w:rFonts w:ascii="serif" w:hAnsi="serif" w:cs="serif"/>
-                <w:sz w:val="16"/>
-                <w:szCs w:val="16"/>
-                <w:lang w:val="ru-RU"/>
-              </w:rPr>
-              <w:t>4</w:t>
-            </w:r>
-          </w:p>
-        </w:tc>
-        <w:tc>
-          <w:tcPr>
-            <w:tcW w:w="1818" w:type="dxa"/>
-            <w:tcBorders>
-              <w:left w:val="double" w:sz="1" w:space="0" w:color="808080"/>
-              <w:bottom w:val="double" w:sz="1" w:space="0" w:color="808080"/>
-            </w:tcBorders>
-            <w:shd w:val="clear" w:color="auto" w:fill="auto"/>
-            <w:vAlign w:val="center"/>
-          </w:tcPr>
-          <w:p>
-            <w:pPr>
-              <w:pStyle w:val="TableContents"/>
-              <w:snapToGrid w:val="0"/>
-              <w:ind w:left="240" w:hanging="180"/>
-              <w:jc w:val="center"/>
-              <w:rPr>
-                <w:rFonts w:hint="eastAsia"/>
-                <w:sz w:val="16"/>
-                <w:szCs w:val="16"/>
-              </w:rPr>
-            </w:pPr>
-            <w:r>
-              <w:rPr>
-                <w:rFonts w:ascii="serif" w:hAnsi="serif" w:cs="serif"/>
-                <w:sz w:val="16"/>
-                <w:szCs w:val="16"/>
-                <w:lang w:val="ru-RU"/>
-              </w:rPr>
-              <w:t>3</w:t>
-            </w:r>
-          </w:p>
-        </w:tc>
-        <w:tc>
-          <w:tcPr>
-            <w:tcW w:w="1818" w:type="dxa"/>
-            <w:tcBorders>
-              <w:left w:val="double" w:sz="1" w:space="0" w:color="808080"/>
-              <w:bottom w:val="double" w:sz="1" w:space="0" w:color="808080"/>
-            </w:tcBorders>
-            <w:shd w:val="clear" w:color="auto" w:fill="auto"/>
-            <w:vAlign w:val="center"/>
-          </w:tcPr>
-          <w:p>
-            <w:pPr>
-              <w:pStyle w:val="TableContents"/>
-              <w:snapToGrid w:val="0"/>
-              <w:ind w:left="240" w:hanging="180"/>
-              <w:jc w:val="center"/>
-              <w:rPr>
-                <w:rFonts w:hint="eastAsia"/>
-                <w:sz w:val="16"/>
-                <w:szCs w:val="16"/>
-              </w:rPr>
-            </w:pPr>
-            <w:r>
-              <w:rPr>
-                <w:rFonts w:ascii="serif" w:hAnsi="serif" w:cs="serif"/>
-                <w:sz w:val="16"/>
-                <w:szCs w:val="16"/>
-                <w:lang w:val="ru-RU"/>
-              </w:rPr>
-              <w:t>5</w:t>
-            </w:r>
-          </w:p>
-        </w:tc>
-        <w:tc>
-          <w:tcPr>
-            <w:tcW w:w="1818" w:type="dxa"/>
-            <w:tcBorders>
-              <w:left w:val="double" w:sz="1" w:space="0" w:color="808080"/>
-              <w:bottom w:val="double" w:sz="1" w:space="0" w:color="808080"/>
-            </w:tcBorders>
-            <w:shd w:val="clear" w:color="auto" w:fill="auto"/>
-            <w:vAlign w:val="center"/>
-          </w:tcPr>
-          <w:p>
-            <w:pPr>
-              <w:pStyle w:val="TableContents"/>
-              <w:snapToGrid w:val="0"/>
-              <w:ind w:left="240" w:hanging="180"/>
-              <w:jc w:val="center"/>
-              <w:rPr>
-                <w:rFonts w:hint="eastAsia"/>
-                <w:sz w:val="16"/>
-                <w:szCs w:val="16"/>
-              </w:rPr>
-            </w:pPr>
-            <w:r>
-              <w:rPr>
-                <w:rFonts w:ascii="serif" w:hAnsi="serif" w:cs="serif"/>
-                <w:sz w:val="16"/>
-                <w:szCs w:val="16"/>
-                <w:lang w:val="ru-RU"/>
-              </w:rPr>
-              <w:t>6</w:t>
-            </w:r>
-          </w:p>
-        </w:tc>
-        <w:tc>
-          <w:tcPr>
-            <w:tcW w:w="1842" w:type="dxa"/>
-            <w:tcBorders>
-              <w:left w:val="double" w:sz="1" w:space="0" w:color="808080"/>
-              <w:bottom w:val="double" w:sz="1" w:space="0" w:color="808080"/>
-              <w:right w:val="double" w:sz="2" w:space="0" w:color="808080"/>
-            </w:tcBorders>
-            <w:shd w:val="clear" w:color="auto" w:fill="auto"/>
-            <w:vAlign w:val="center"/>
-          </w:tcPr>
-          <w:p>
-            <w:pPr>
-              <w:pStyle w:val="TableContents"/>
-              <w:snapToGrid w:val="0"/>
-              <w:ind w:left="240" w:hanging="180"/>
-              <w:jc w:val="center"/>
-              <w:rPr>
-                <w:rFonts w:hint="eastAsia"/>
-                <w:sz w:val="16"/>
-                <w:szCs w:val="16"/>
-              </w:rPr>
-            </w:pPr>
-            <w:r>
-              <w:rPr>
-                <w:rFonts w:ascii="serif" w:hAnsi="serif" w:cs="serif"/>
-                <w:sz w:val="16"/>
-                <w:szCs w:val="16"/>
-                <w:lang w:val="ru-RU"/>
-              </w:rPr>
-              <w:t>3</w:t>
-            </w:r>
-          </w:p>
-        </w:tc>
-      </w:tr>
-    </w:tbl>
-    <w:p>
-      <w:pPr>
-        <w:rPr>
-          <w:rFonts w:hint="eastAsia"/>
         </w:rPr>
       </w:pPr>
     </w:p>
@@ -1979,7 +1007,67 @@
                 <w:szCs w:val="16"/>
                 <w:lang w:val="ru-RU"/>
               </w:rPr>
-              <w:t>в 1898 г., д.Сабанчи, Яльчинский р-н, Чувашия; чувашка; заключенная, рабочая 31 колонны ОЛП-2 СЖДЛ. Прож.:</w:t>
+              <w:t xml:space="preserve">в 1898 г., </w:t>
+            </w:r>
+            <w:proofErr w:type="spellStart"/>
+            <w:r>
+              <w:rPr>
+                <w:rFonts w:ascii="Arial" w:hAnsi="Arial" w:cs="Arial"/>
+                <w:sz w:val="16"/>
+                <w:szCs w:val="16"/>
+                <w:lang w:val="ru-RU"/>
+              </w:rPr>
+              <w:t>д.Сабанчи</w:t>
+            </w:r>
+            <w:proofErr w:type="spellEnd"/>
+            <w:r>
+              <w:rPr>
+                <w:rFonts w:ascii="Arial" w:hAnsi="Arial" w:cs="Arial"/>
+                <w:sz w:val="16"/>
+                <w:szCs w:val="16"/>
+                <w:lang w:val="ru-RU"/>
+              </w:rPr>
+              <w:t xml:space="preserve">, </w:t>
+            </w:r>
+            <w:proofErr w:type="spellStart"/>
+            <w:r>
+              <w:rPr>
+                <w:rFonts w:ascii="Arial" w:hAnsi="Arial" w:cs="Arial"/>
+                <w:sz w:val="16"/>
+                <w:szCs w:val="16"/>
+                <w:lang w:val="ru-RU"/>
+              </w:rPr>
+              <w:t>Яльчинский</w:t>
+            </w:r>
+            <w:proofErr w:type="spellEnd"/>
+            <w:r>
+              <w:rPr>
+                <w:rFonts w:ascii="Arial" w:hAnsi="Arial" w:cs="Arial"/>
+                <w:sz w:val="16"/>
+                <w:szCs w:val="16"/>
+                <w:lang w:val="ru-RU"/>
+              </w:rPr>
+              <w:t xml:space="preserve"> р-н, Чувашия; чувашка; заключенная, рабочая 31 колонны ОЛП-2 СЖДЛ. </w:t>
+            </w:r>
+            <w:proofErr w:type="spellStart"/>
+            <w:r>
+              <w:rPr>
+                <w:rFonts w:ascii="Arial" w:hAnsi="Arial" w:cs="Arial"/>
+                <w:sz w:val="16"/>
+                <w:szCs w:val="16"/>
+                <w:lang w:val="ru-RU"/>
+              </w:rPr>
+              <w:t>Прож</w:t>
+            </w:r>
+            <w:proofErr w:type="spellEnd"/>
+            <w:r>
+              <w:rPr>
+                <w:rFonts w:ascii="Arial" w:hAnsi="Arial" w:cs="Arial"/>
+                <w:sz w:val="16"/>
+                <w:szCs w:val="16"/>
+                <w:lang w:val="ru-RU"/>
+              </w:rPr>
+              <w:t>.:</w:t>
             </w:r>
             <w:r>
               <w:rPr>
@@ -1989,14 +1077,25 @@
               </w:rPr>
               <w:t> </w:t>
             </w:r>
-            <w:r>
-              <w:rPr>
-                <w:rFonts w:ascii="Arial" w:hAnsi="Arial" w:cs="Arial"/>
-                <w:sz w:val="16"/>
-                <w:szCs w:val="16"/>
-                <w:lang w:val="ru-RU"/>
-              </w:rPr>
-              <w:t>Севжелдорлаг НКВД.</w:t>
+            <w:proofErr w:type="spellStart"/>
+            <w:r>
+              <w:rPr>
+                <w:rFonts w:ascii="Arial" w:hAnsi="Arial" w:cs="Arial"/>
+                <w:sz w:val="16"/>
+                <w:szCs w:val="16"/>
+                <w:lang w:val="ru-RU"/>
+              </w:rPr>
+              <w:t>Севжелдорлаг</w:t>
+            </w:r>
+            <w:proofErr w:type="spellEnd"/>
+            <w:r>
+              <w:rPr>
+                <w:rFonts w:ascii="Arial" w:hAnsi="Arial" w:cs="Arial"/>
+                <w:sz w:val="16"/>
+                <w:szCs w:val="16"/>
+                <w:lang w:val="ru-RU"/>
+              </w:rPr>
+              <w:t xml:space="preserve"> НКВД.</w:t>
             </w:r>
             <w:r>
               <w:rPr>
@@ -2032,7 +1131,47 @@
                 <w:szCs w:val="16"/>
                 <w:lang w:val="ru-RU"/>
               </w:rPr>
-              <w:t>Приговорена: военным трибуналом войск НКВД строительства Севжелдормагистрали 28 февраля 1941 г., обв.:</w:t>
+              <w:t xml:space="preserve">Приговорена: военным трибуналом войск НКВД строительства </w:t>
+            </w:r>
+            <w:proofErr w:type="spellStart"/>
+            <w:r>
+              <w:rPr>
+                <w:rFonts w:ascii="Arial" w:hAnsi="Arial" w:cs="Arial"/>
+                <w:sz w:val="16"/>
+                <w:szCs w:val="16"/>
+                <w:lang w:val="ru-RU"/>
+              </w:rPr>
+              <w:t>Севжелдормагистрали</w:t>
+            </w:r>
+            <w:proofErr w:type="spellEnd"/>
+            <w:r>
+              <w:rPr>
+                <w:rFonts w:ascii="Arial" w:hAnsi="Arial" w:cs="Arial"/>
+                <w:sz w:val="16"/>
+                <w:szCs w:val="16"/>
+                <w:lang w:val="ru-RU"/>
+              </w:rPr>
+              <w:t xml:space="preserve"> 28 февраля 1941 г., </w:t>
+            </w:r>
+            <w:proofErr w:type="spellStart"/>
+            <w:r>
+              <w:rPr>
+                <w:rFonts w:ascii="Arial" w:hAnsi="Arial" w:cs="Arial"/>
+                <w:sz w:val="16"/>
+                <w:szCs w:val="16"/>
+                <w:lang w:val="ru-RU"/>
+              </w:rPr>
+              <w:t>обв</w:t>
+            </w:r>
+            <w:proofErr w:type="spellEnd"/>
+            <w:r>
+              <w:rPr>
+                <w:rFonts w:ascii="Arial" w:hAnsi="Arial" w:cs="Arial"/>
+                <w:sz w:val="16"/>
+                <w:szCs w:val="16"/>
+                <w:lang w:val="ru-RU"/>
+              </w:rPr>
+              <w:t>.:</w:t>
             </w:r>
             <w:r>
               <w:rPr>
@@ -2049,7 +1188,47 @@
                 <w:szCs w:val="16"/>
                 <w:lang w:val="ru-RU"/>
               </w:rPr>
-              <w:t>по ст. 58-10 ч.1, 58-14 УК РСФСР. Приговор: ВМН. Расстреляна 18 апреля 1941 г.</w:t>
+              <w:t xml:space="preserve">по ст. </w:t>
+            </w:r>
+            <w:proofErr w:type="gramStart"/>
+            <w:r>
+              <w:rPr>
+                <w:rFonts w:ascii="Arial" w:hAnsi="Arial" w:cs="Arial"/>
+                <w:sz w:val="16"/>
+                <w:szCs w:val="16"/>
+                <w:lang w:val="ru-RU"/>
+              </w:rPr>
+              <w:t>58-10</w:t>
+            </w:r>
+            <w:proofErr w:type="gramEnd"/>
+            <w:r>
+              <w:rPr>
+                <w:rFonts w:ascii="Arial" w:hAnsi="Arial" w:cs="Arial"/>
+                <w:sz w:val="16"/>
+                <w:szCs w:val="16"/>
+                <w:lang w:val="ru-RU"/>
+              </w:rPr>
+              <w:t xml:space="preserve"> ч.1, </w:t>
+            </w:r>
+            <w:proofErr w:type="gramStart"/>
+            <w:r>
+              <w:rPr>
+                <w:rFonts w:ascii="Arial" w:hAnsi="Arial" w:cs="Arial"/>
+                <w:sz w:val="16"/>
+                <w:szCs w:val="16"/>
+                <w:lang w:val="ru-RU"/>
+              </w:rPr>
+              <w:t>58-14</w:t>
+            </w:r>
+            <w:proofErr w:type="gramEnd"/>
+            <w:r>
+              <w:rPr>
+                <w:rFonts w:ascii="Arial" w:hAnsi="Arial" w:cs="Arial"/>
+                <w:sz w:val="16"/>
+                <w:szCs w:val="16"/>
+                <w:lang w:val="ru-RU"/>
+              </w:rPr>
+              <w:t xml:space="preserve"> УК РСФСР. Приговор: ВМН. Расстреляна 18 апреля 1941 г.</w:t>
             </w:r>
           </w:p>
           <w:p>
@@ -2092,7 +1271,7 @@
               </w:rPr>
               <w:t xml:space="preserve"> </w:t>
             </w:r>
-            <w:hyperlink r:id="rId5" w:history="1">
+            <w:hyperlink r:id="rId7" w:history="1">
               <w:r>
                 <w:rPr>
                   <w:rStyle w:val="Hyperlink"/>
@@ -2139,15 +1318,27 @@
                 <w:lang w:val="ru-RU"/>
               </w:rPr>
             </w:pPr>
-            <w:r>
-              <w:rPr>
-                <w:rFonts w:ascii="Arial" w:hAnsi="Arial" w:cs="Arial"/>
-                <w:b/>
-                <w:sz w:val="16"/>
-                <w:szCs w:val="16"/>
-                <w:lang w:val="ru-RU"/>
-              </w:rPr>
-              <w:t>Альжева Матрена Петровна</w:t>
+            <w:proofErr w:type="spellStart"/>
+            <w:r>
+              <w:rPr>
+                <w:rFonts w:ascii="Arial" w:hAnsi="Arial" w:cs="Arial"/>
+                <w:b/>
+                <w:sz w:val="16"/>
+                <w:szCs w:val="16"/>
+                <w:lang w:val="ru-RU"/>
+              </w:rPr>
+              <w:t>Альжева</w:t>
+            </w:r>
+            <w:proofErr w:type="spellEnd"/>
+            <w:r>
+              <w:rPr>
+                <w:rFonts w:ascii="Arial" w:hAnsi="Arial" w:cs="Arial"/>
+                <w:b/>
+                <w:sz w:val="16"/>
+                <w:szCs w:val="16"/>
+                <w:lang w:val="ru-RU"/>
+              </w:rPr>
+              <w:t xml:space="preserve"> Матрена Петровна</w:t>
             </w:r>
             <w:r>
               <w:rPr>
@@ -2208,7 +1399,95 @@
                 <w:szCs w:val="16"/>
                 <w:lang w:val="ru-RU"/>
               </w:rPr>
-              <w:t>Родилась в 1879 г., Саратовская обл., Куриловский р-н, с. Казанлы; чувашка; б/п; активная церковница. БОЗ. Куриловским РО УНКВД 28 ноября 1937 г. Приговорена: Тройка при УНКВД по Саратовской обл. 29 ноября 1937 г., обв.: за к/р агитацию против колхозного строительства.. Приговор: ВМН Расстреляна 9 декабря 1937 г. Место захоронения</w:t>
+              <w:t xml:space="preserve">Родилась в 1879 г., Саратовская обл., </w:t>
+            </w:r>
+            <w:proofErr w:type="spellStart"/>
+            <w:r>
+              <w:rPr>
+                <w:rFonts w:ascii="Arial" w:hAnsi="Arial" w:cs="Arial"/>
+                <w:bCs/>
+                <w:sz w:val="16"/>
+                <w:szCs w:val="16"/>
+                <w:lang w:val="ru-RU"/>
+              </w:rPr>
+              <w:t>Куриловский</w:t>
+            </w:r>
+            <w:proofErr w:type="spellEnd"/>
+            <w:r>
+              <w:rPr>
+                <w:rFonts w:ascii="Arial" w:hAnsi="Arial" w:cs="Arial"/>
+                <w:bCs/>
+                <w:sz w:val="16"/>
+                <w:szCs w:val="16"/>
+                <w:lang w:val="ru-RU"/>
+              </w:rPr>
+              <w:t xml:space="preserve"> р-н, с. </w:t>
+            </w:r>
+            <w:proofErr w:type="spellStart"/>
+            <w:r>
+              <w:rPr>
+                <w:rFonts w:ascii="Arial" w:hAnsi="Arial" w:cs="Arial"/>
+                <w:bCs/>
+                <w:sz w:val="16"/>
+                <w:szCs w:val="16"/>
+                <w:lang w:val="ru-RU"/>
+              </w:rPr>
+              <w:t>Казанлы</w:t>
+            </w:r>
+            <w:proofErr w:type="spellEnd"/>
+            <w:r>
+              <w:rPr>
+                <w:rFonts w:ascii="Arial" w:hAnsi="Arial" w:cs="Arial"/>
+                <w:bCs/>
+                <w:sz w:val="16"/>
+                <w:szCs w:val="16"/>
+                <w:lang w:val="ru-RU"/>
+              </w:rPr>
+              <w:t xml:space="preserve">; чувашка; б/п; активная церковница. БОЗ. </w:t>
+            </w:r>
+            <w:proofErr w:type="spellStart"/>
+            <w:r>
+              <w:rPr>
+                <w:rFonts w:ascii="Arial" w:hAnsi="Arial" w:cs="Arial"/>
+                <w:bCs/>
+                <w:sz w:val="16"/>
+                <w:szCs w:val="16"/>
+                <w:lang w:val="ru-RU"/>
+              </w:rPr>
+              <w:t>Куриловским</w:t>
+            </w:r>
+            <w:proofErr w:type="spellEnd"/>
+            <w:r>
+              <w:rPr>
+                <w:rFonts w:ascii="Arial" w:hAnsi="Arial" w:cs="Arial"/>
+                <w:bCs/>
+                <w:sz w:val="16"/>
+                <w:szCs w:val="16"/>
+                <w:lang w:val="ru-RU"/>
+              </w:rPr>
+              <w:t xml:space="preserve"> РО УНКВД 28 ноября 1937 г. Приговорена: Тройка при УНКВД по Саратовской обл. 29 ноября 1937 г., </w:t>
+            </w:r>
+            <w:proofErr w:type="spellStart"/>
+            <w:r>
+              <w:rPr>
+                <w:rFonts w:ascii="Arial" w:hAnsi="Arial" w:cs="Arial"/>
+                <w:bCs/>
+                <w:sz w:val="16"/>
+                <w:szCs w:val="16"/>
+                <w:lang w:val="ru-RU"/>
+              </w:rPr>
+              <w:t>обв</w:t>
+            </w:r>
+            <w:proofErr w:type="spellEnd"/>
+            <w:r>
+              <w:rPr>
+                <w:rFonts w:ascii="Arial" w:hAnsi="Arial" w:cs="Arial"/>
+                <w:bCs/>
+                <w:sz w:val="16"/>
+                <w:szCs w:val="16"/>
+                <w:lang w:val="ru-RU"/>
+              </w:rPr>
+              <w:t>.: за к/р агитацию против колхозного строительства.. Приговор: ВМН Расстреляна 9 декабря 1937 г. Место захоронения</w:t>
             </w:r>
             <w:r>
               <w:rPr>
@@ -2321,7 +1600,7 @@
               </w:rPr>
               <w:t xml:space="preserve"> </w:t>
             </w:r>
-            <w:hyperlink r:id="rId6" w:history="1">
+            <w:hyperlink r:id="rId8" w:history="1">
               <w:r>
                 <w:rPr>
                   <w:rStyle w:val="Hyperlink"/>
@@ -2441,25 +1720,136 @@
                 <w:szCs w:val="16"/>
                 <w:lang w:val="ru-RU"/>
               </w:rPr>
-              <w:t xml:space="preserve">Родилась в 1881 г., Чувашия; Козловский р-н, д. Казаково, чувашка. </w:t>
-            </w:r>
-            <w:r>
-              <w:rPr>
-                <w:rFonts w:ascii="Arial" w:hAnsi="Arial" w:cs="Arial"/>
-                <w:sz w:val="16"/>
-                <w:szCs w:val="16"/>
-                <w:lang w:val="ru-RU"/>
-              </w:rPr>
-              <w:t>Прож.:</w:t>
-            </w:r>
-            <w:r>
-              <w:rPr>
-                <w:rFonts w:ascii="Arial" w:hAnsi="Arial" w:cs="Arial"/>
-                <w:sz w:val="16"/>
-                <w:szCs w:val="16"/>
-                <w:lang w:val="ru-RU"/>
-              </w:rPr>
-              <w:t xml:space="preserve"> Чувашия, крестьянка. Приговорена: Верховный суд МАССР 14 октября 1941 г., обв.: по ст. 58-10, 58-2, 58-14 УК РСФСР. Приговор: расстрел Реабилитирована 21 июня 1995 г. </w:t>
+              <w:t xml:space="preserve">Родилась в 1881 г., Чувашия; Козловский р-н, д. </w:t>
+            </w:r>
+            <w:proofErr w:type="spellStart"/>
+            <w:r>
+              <w:rPr>
+                <w:rFonts w:ascii="Arial" w:hAnsi="Arial" w:cs="Arial"/>
+                <w:sz w:val="16"/>
+                <w:szCs w:val="16"/>
+                <w:lang w:val="ru-RU"/>
+              </w:rPr>
+              <w:t>Казаково</w:t>
+            </w:r>
+            <w:proofErr w:type="spellEnd"/>
+            <w:r>
+              <w:rPr>
+                <w:rFonts w:ascii="Arial" w:hAnsi="Arial" w:cs="Arial"/>
+                <w:sz w:val="16"/>
+                <w:szCs w:val="16"/>
+                <w:lang w:val="ru-RU"/>
+              </w:rPr>
+              <w:t xml:space="preserve">, чувашка. </w:t>
+            </w:r>
+            <w:proofErr w:type="spellStart"/>
+            <w:r>
+              <w:rPr>
+                <w:rFonts w:ascii="Arial" w:hAnsi="Arial" w:cs="Arial"/>
+                <w:sz w:val="16"/>
+                <w:szCs w:val="16"/>
+                <w:lang w:val="ru-RU"/>
+              </w:rPr>
+              <w:t>Прож</w:t>
+            </w:r>
+            <w:proofErr w:type="spellEnd"/>
+            <w:r>
+              <w:rPr>
+                <w:rFonts w:ascii="Arial" w:hAnsi="Arial" w:cs="Arial"/>
+                <w:sz w:val="16"/>
+                <w:szCs w:val="16"/>
+                <w:lang w:val="ru-RU"/>
+              </w:rPr>
+              <w:t>.:</w:t>
+            </w:r>
+            <w:r>
+              <w:rPr>
+                <w:rFonts w:ascii="Arial" w:hAnsi="Arial" w:cs="Arial"/>
+                <w:sz w:val="16"/>
+                <w:szCs w:val="16"/>
+                <w:lang w:val="ru-RU"/>
+              </w:rPr>
+              <w:t xml:space="preserve"> Чувашия, крестьянка. Приговорена: Верховный суд МАССР 14 октября 1941 г., </w:t>
+            </w:r>
+            <w:proofErr w:type="spellStart"/>
+            <w:r>
+              <w:rPr>
+                <w:rFonts w:ascii="Arial" w:hAnsi="Arial" w:cs="Arial"/>
+                <w:sz w:val="16"/>
+                <w:szCs w:val="16"/>
+                <w:lang w:val="ru-RU"/>
+              </w:rPr>
+              <w:t>обв</w:t>
+            </w:r>
+            <w:proofErr w:type="spellEnd"/>
+            <w:r>
+              <w:rPr>
+                <w:rFonts w:ascii="Arial" w:hAnsi="Arial" w:cs="Arial"/>
+                <w:sz w:val="16"/>
+                <w:szCs w:val="16"/>
+                <w:lang w:val="ru-RU"/>
+              </w:rPr>
+              <w:t xml:space="preserve">.: по ст. </w:t>
+            </w:r>
+            <w:proofErr w:type="gramStart"/>
+            <w:r>
+              <w:rPr>
+                <w:rFonts w:ascii="Arial" w:hAnsi="Arial" w:cs="Arial"/>
+                <w:sz w:val="16"/>
+                <w:szCs w:val="16"/>
+                <w:lang w:val="ru-RU"/>
+              </w:rPr>
+              <w:t>58-10</w:t>
+            </w:r>
+            <w:proofErr w:type="gramEnd"/>
+            <w:r>
+              <w:rPr>
+                <w:rFonts w:ascii="Arial" w:hAnsi="Arial" w:cs="Arial"/>
+                <w:sz w:val="16"/>
+                <w:szCs w:val="16"/>
+                <w:lang w:val="ru-RU"/>
+              </w:rPr>
+              <w:t xml:space="preserve">, </w:t>
+            </w:r>
+            <w:proofErr w:type="gramStart"/>
+            <w:r>
+              <w:rPr>
+                <w:rFonts w:ascii="Arial" w:hAnsi="Arial" w:cs="Arial"/>
+                <w:sz w:val="16"/>
+                <w:szCs w:val="16"/>
+                <w:lang w:val="ru-RU"/>
+              </w:rPr>
+              <w:t>58-2</w:t>
+            </w:r>
+            <w:proofErr w:type="gramEnd"/>
+            <w:r>
+              <w:rPr>
+                <w:rFonts w:ascii="Arial" w:hAnsi="Arial" w:cs="Arial"/>
+                <w:sz w:val="16"/>
+                <w:szCs w:val="16"/>
+                <w:lang w:val="ru-RU"/>
+              </w:rPr>
+              <w:t xml:space="preserve">, </w:t>
+            </w:r>
+            <w:proofErr w:type="gramStart"/>
+            <w:r>
+              <w:rPr>
+                <w:rFonts w:ascii="Arial" w:hAnsi="Arial" w:cs="Arial"/>
+                <w:sz w:val="16"/>
+                <w:szCs w:val="16"/>
+                <w:lang w:val="ru-RU"/>
+              </w:rPr>
+              <w:t>58-14</w:t>
+            </w:r>
+            <w:proofErr w:type="gramEnd"/>
+            <w:r>
+              <w:rPr>
+                <w:rFonts w:ascii="Arial" w:hAnsi="Arial" w:cs="Arial"/>
+                <w:sz w:val="16"/>
+                <w:szCs w:val="16"/>
+                <w:lang w:val="ru-RU"/>
+              </w:rPr>
+              <w:t xml:space="preserve"> УК РСФСР. Приговор: расстрел Реабилитирована 21 июня 1995 г. </w:t>
             </w:r>
           </w:p>
           <w:p>
@@ -2515,7 +1905,7 @@
               </w:rPr>
               <w:t xml:space="preserve"> </w:t>
             </w:r>
-            <w:hyperlink r:id="rId7" w:history="1">
+            <w:hyperlink r:id="rId9" w:history="1">
               <w:r>
                 <w:rPr>
                   <w:rStyle w:val="Hyperlink"/>
@@ -2570,8 +1960,20 @@
                 <w:szCs w:val="16"/>
                 <w:lang w:val="ru-RU"/>
               </w:rPr>
-              <w:t>Арсентьева Варвара Арсентьевна</w:t>
-            </w:r>
+              <w:t xml:space="preserve">Арсентьева Варвара </w:t>
+            </w:r>
+            <w:proofErr w:type="spellStart"/>
+            <w:r>
+              <w:rPr>
+                <w:rFonts w:ascii="Arial" w:hAnsi="Arial" w:cs="Arial"/>
+                <w:b/>
+                <w:sz w:val="16"/>
+                <w:szCs w:val="16"/>
+                <w:lang w:val="ru-RU"/>
+              </w:rPr>
+              <w:t>Арсентьевна</w:t>
+            </w:r>
+            <w:proofErr w:type="spellEnd"/>
             <w:r>
               <w:rPr>
                 <w:rFonts w:ascii="Arial" w:hAnsi="Arial" w:cs="Arial"/>
@@ -2644,7 +2046,27 @@
                 <w:szCs w:val="16"/>
                 <w:lang w:val="ru-RU"/>
               </w:rPr>
-              <w:t>в 1887 г., Чувашская АССР, Аликовский р-н, д. Шумшеваши, чувашка, единоличница.</w:t>
+              <w:t xml:space="preserve">в 1887 г., Чувашская АССР, Аликовский р-н, д. </w:t>
+            </w:r>
+            <w:proofErr w:type="spellStart"/>
+            <w:r>
+              <w:rPr>
+                <w:rFonts w:ascii="Arial" w:hAnsi="Arial" w:cs="Arial"/>
+                <w:sz w:val="16"/>
+                <w:szCs w:val="16"/>
+                <w:lang w:val="ru-RU"/>
+              </w:rPr>
+              <w:t>Шумшеваши</w:t>
+            </w:r>
+            <w:proofErr w:type="spellEnd"/>
+            <w:r>
+              <w:rPr>
+                <w:rFonts w:ascii="Arial" w:hAnsi="Arial" w:cs="Arial"/>
+                <w:sz w:val="16"/>
+                <w:szCs w:val="16"/>
+                <w:lang w:val="ru-RU"/>
+              </w:rPr>
+              <w:t>, чувашка, единоличница.</w:t>
             </w:r>
             <w:r>
               <w:rPr>
@@ -2655,14 +2077,25 @@
               </w:rPr>
               <w:t xml:space="preserve"> </w:t>
             </w:r>
-            <w:r>
-              <w:rPr>
-                <w:rFonts w:ascii="Arial" w:hAnsi="Arial" w:cs="Arial"/>
-                <w:sz w:val="16"/>
-                <w:szCs w:val="16"/>
-                <w:lang w:val="ru-RU"/>
-              </w:rPr>
-              <w:t>Прож.:</w:t>
+            <w:proofErr w:type="spellStart"/>
+            <w:r>
+              <w:rPr>
+                <w:rFonts w:ascii="Arial" w:hAnsi="Arial" w:cs="Arial"/>
+                <w:sz w:val="16"/>
+                <w:szCs w:val="16"/>
+                <w:lang w:val="ru-RU"/>
+              </w:rPr>
+              <w:t>Прож</w:t>
+            </w:r>
+            <w:proofErr w:type="spellEnd"/>
+            <w:r>
+              <w:rPr>
+                <w:rFonts w:ascii="Arial" w:hAnsi="Arial" w:cs="Arial"/>
+                <w:sz w:val="16"/>
+                <w:szCs w:val="16"/>
+                <w:lang w:val="ru-RU"/>
+              </w:rPr>
+              <w:t>.:</w:t>
             </w:r>
             <w:r>
               <w:rPr>
@@ -2697,7 +2130,27 @@
                 <w:szCs w:val="16"/>
                 <w:lang w:val="ru-RU"/>
               </w:rPr>
-              <w:t>Приговорена: Верховный суд МАССР 14 октября 1941 г., обв.:</w:t>
+              <w:t xml:space="preserve">Приговорена: Верховный суд МАССР 14 октября 1941 г., </w:t>
+            </w:r>
+            <w:proofErr w:type="spellStart"/>
+            <w:r>
+              <w:rPr>
+                <w:rFonts w:ascii="Arial" w:hAnsi="Arial" w:cs="Arial"/>
+                <w:sz w:val="16"/>
+                <w:szCs w:val="16"/>
+                <w:lang w:val="ru-RU"/>
+              </w:rPr>
+              <w:t>обв</w:t>
+            </w:r>
+            <w:proofErr w:type="spellEnd"/>
+            <w:r>
+              <w:rPr>
+                <w:rFonts w:ascii="Arial" w:hAnsi="Arial" w:cs="Arial"/>
+                <w:sz w:val="16"/>
+                <w:szCs w:val="16"/>
+                <w:lang w:val="ru-RU"/>
+              </w:rPr>
+              <w:t>.:</w:t>
             </w:r>
             <w:r>
               <w:rPr>
@@ -2714,7 +2167,47 @@
                 <w:szCs w:val="16"/>
                 <w:lang w:val="ru-RU"/>
               </w:rPr>
-              <w:t>по ст. 58-10, 58-14 УК РСФСР.</w:t>
+              <w:t xml:space="preserve">по ст. </w:t>
+            </w:r>
+            <w:proofErr w:type="gramStart"/>
+            <w:r>
+              <w:rPr>
+                <w:rFonts w:ascii="Arial" w:hAnsi="Arial" w:cs="Arial"/>
+                <w:sz w:val="16"/>
+                <w:szCs w:val="16"/>
+                <w:lang w:val="ru-RU"/>
+              </w:rPr>
+              <w:t>58-10</w:t>
+            </w:r>
+            <w:proofErr w:type="gramEnd"/>
+            <w:r>
+              <w:rPr>
+                <w:rFonts w:ascii="Arial" w:hAnsi="Arial" w:cs="Arial"/>
+                <w:sz w:val="16"/>
+                <w:szCs w:val="16"/>
+                <w:lang w:val="ru-RU"/>
+              </w:rPr>
+              <w:t xml:space="preserve">, </w:t>
+            </w:r>
+            <w:proofErr w:type="gramStart"/>
+            <w:r>
+              <w:rPr>
+                <w:rFonts w:ascii="Arial" w:hAnsi="Arial" w:cs="Arial"/>
+                <w:sz w:val="16"/>
+                <w:szCs w:val="16"/>
+                <w:lang w:val="ru-RU"/>
+              </w:rPr>
+              <w:t>58-14</w:t>
+            </w:r>
+            <w:proofErr w:type="gramEnd"/>
+            <w:r>
+              <w:rPr>
+                <w:rFonts w:ascii="Arial" w:hAnsi="Arial" w:cs="Arial"/>
+                <w:sz w:val="16"/>
+                <w:szCs w:val="16"/>
+                <w:lang w:val="ru-RU"/>
+              </w:rPr>
+              <w:t xml:space="preserve"> УК РСФСР.</w:t>
             </w:r>
             <w:r>
               <w:rPr>
@@ -2789,7 +2282,7 @@
               </w:rPr>
               <w:t xml:space="preserve"> </w:t>
             </w:r>
-            <w:hyperlink r:id="rId8" w:history="1">
+            <w:hyperlink r:id="rId10" w:history="1">
               <w:r>
                 <w:rPr>
                   <w:rStyle w:val="Hyperlink"/>
@@ -2921,16 +2414,47 @@
                 <w:szCs w:val="16"/>
                 <w:lang w:val="ru-RU"/>
               </w:rPr>
-              <w:t xml:space="preserve">в 1893 г., Чувашия, д. Кильчишево; </w:t>
-            </w:r>
-            <w:r>
-              <w:rPr>
-                <w:rFonts w:ascii="Arial" w:hAnsi="Arial" w:cs="Arial"/>
-                <w:sz w:val="16"/>
-                <w:szCs w:val="16"/>
-                <w:lang w:val="ru-RU"/>
-              </w:rPr>
-              <w:t>Прож.:</w:t>
+              <w:t xml:space="preserve">в 1893 г., Чувашия, д. </w:t>
+            </w:r>
+            <w:proofErr w:type="spellStart"/>
+            <w:r>
+              <w:rPr>
+                <w:rFonts w:ascii="Arial" w:hAnsi="Arial" w:cs="Arial"/>
+                <w:sz w:val="16"/>
+                <w:szCs w:val="16"/>
+                <w:lang w:val="ru-RU"/>
+              </w:rPr>
+              <w:t>Кильчишево</w:t>
+            </w:r>
+            <w:proofErr w:type="spellEnd"/>
+            <w:r>
+              <w:rPr>
+                <w:rFonts w:ascii="Arial" w:hAnsi="Arial" w:cs="Arial"/>
+                <w:sz w:val="16"/>
+                <w:szCs w:val="16"/>
+                <w:lang w:val="ru-RU"/>
+              </w:rPr>
+              <w:t xml:space="preserve">; </w:t>
+            </w:r>
+            <w:proofErr w:type="spellStart"/>
+            <w:r>
+              <w:rPr>
+                <w:rFonts w:ascii="Arial" w:hAnsi="Arial" w:cs="Arial"/>
+                <w:sz w:val="16"/>
+                <w:szCs w:val="16"/>
+                <w:lang w:val="ru-RU"/>
+              </w:rPr>
+              <w:t>Прож</w:t>
+            </w:r>
+            <w:proofErr w:type="spellEnd"/>
+            <w:r>
+              <w:rPr>
+                <w:rFonts w:ascii="Arial" w:hAnsi="Arial" w:cs="Arial"/>
+                <w:sz w:val="16"/>
+                <w:szCs w:val="16"/>
+                <w:lang w:val="ru-RU"/>
+              </w:rPr>
+              <w:t>.:</w:t>
             </w:r>
             <w:r>
               <w:rPr>
@@ -2957,7 +2481,27 @@
                 <w:szCs w:val="16"/>
                 <w:lang w:val="ru-RU"/>
               </w:rPr>
-              <w:t>, чувашка. Приговорена: Верховный суд МАССР 14 октября 1941 г., обв.:</w:t>
+              <w:t xml:space="preserve">, чувашка. Приговорена: Верховный суд МАССР 14 октября 1941 г., </w:t>
+            </w:r>
+            <w:proofErr w:type="spellStart"/>
+            <w:r>
+              <w:rPr>
+                <w:rFonts w:ascii="Arial" w:hAnsi="Arial" w:cs="Arial"/>
+                <w:sz w:val="16"/>
+                <w:szCs w:val="16"/>
+                <w:lang w:val="ru-RU"/>
+              </w:rPr>
+              <w:t>обв</w:t>
+            </w:r>
+            <w:proofErr w:type="spellEnd"/>
+            <w:r>
+              <w:rPr>
+                <w:rFonts w:ascii="Arial" w:hAnsi="Arial" w:cs="Arial"/>
+                <w:sz w:val="16"/>
+                <w:szCs w:val="16"/>
+                <w:lang w:val="ru-RU"/>
+              </w:rPr>
+              <w:t>.:</w:t>
             </w:r>
             <w:r>
               <w:rPr>
@@ -2974,7 +2518,67 @@
                 <w:szCs w:val="16"/>
                 <w:lang w:val="ru-RU"/>
               </w:rPr>
-              <w:t>по ст. 58-10, 58-2, 58-14 УК РСФСР.</w:t>
+              <w:t xml:space="preserve">по ст. </w:t>
+            </w:r>
+            <w:proofErr w:type="gramStart"/>
+            <w:r>
+              <w:rPr>
+                <w:rFonts w:ascii="Arial" w:hAnsi="Arial" w:cs="Arial"/>
+                <w:sz w:val="16"/>
+                <w:szCs w:val="16"/>
+                <w:lang w:val="ru-RU"/>
+              </w:rPr>
+              <w:t>58-10</w:t>
+            </w:r>
+            <w:proofErr w:type="gramEnd"/>
+            <w:r>
+              <w:rPr>
+                <w:rFonts w:ascii="Arial" w:hAnsi="Arial" w:cs="Arial"/>
+                <w:sz w:val="16"/>
+                <w:szCs w:val="16"/>
+                <w:lang w:val="ru-RU"/>
+              </w:rPr>
+              <w:t xml:space="preserve">, </w:t>
+            </w:r>
+            <w:proofErr w:type="gramStart"/>
+            <w:r>
+              <w:rPr>
+                <w:rFonts w:ascii="Arial" w:hAnsi="Arial" w:cs="Arial"/>
+                <w:sz w:val="16"/>
+                <w:szCs w:val="16"/>
+                <w:lang w:val="ru-RU"/>
+              </w:rPr>
+              <w:t>58-2</w:t>
+            </w:r>
+            <w:proofErr w:type="gramEnd"/>
+            <w:r>
+              <w:rPr>
+                <w:rFonts w:ascii="Arial" w:hAnsi="Arial" w:cs="Arial"/>
+                <w:sz w:val="16"/>
+                <w:szCs w:val="16"/>
+                <w:lang w:val="ru-RU"/>
+              </w:rPr>
+              <w:t xml:space="preserve">, </w:t>
+            </w:r>
+            <w:proofErr w:type="gramStart"/>
+            <w:r>
+              <w:rPr>
+                <w:rFonts w:ascii="Arial" w:hAnsi="Arial" w:cs="Arial"/>
+                <w:sz w:val="16"/>
+                <w:szCs w:val="16"/>
+                <w:lang w:val="ru-RU"/>
+              </w:rPr>
+              <w:t>58-14</w:t>
+            </w:r>
+            <w:proofErr w:type="gramEnd"/>
+            <w:r>
+              <w:rPr>
+                <w:rFonts w:ascii="Arial" w:hAnsi="Arial" w:cs="Arial"/>
+                <w:sz w:val="16"/>
+                <w:szCs w:val="16"/>
+                <w:lang w:val="ru-RU"/>
+              </w:rPr>
+              <w:t xml:space="preserve"> УК РСФСР.</w:t>
             </w:r>
             <w:r>
               <w:rPr>
@@ -3057,7 +2661,7 @@
               </w:rPr>
               <w:t xml:space="preserve"> </w:t>
             </w:r>
-            <w:hyperlink r:id="rId9" w:history="1">
+            <w:hyperlink r:id="rId11" w:history="1">
               <w:r>
                 <w:rPr>
                   <w:rStyle w:val="Hyperlink"/>
@@ -3104,6 +2708,7 @@
                 <w:lang w:val="ru-RU"/>
               </w:rPr>
             </w:pPr>
+            <w:proofErr w:type="spellStart"/>
             <w:r>
               <w:rPr>
                 <w:rFonts w:ascii="Arial" w:hAnsi="Arial" w:cs="Arial"/>
@@ -3113,7 +2718,19 @@
                 <w:szCs w:val="16"/>
                 <w:lang w:val="ru-RU"/>
               </w:rPr>
-              <w:t>Верблюдова Прасковья Ефимовна</w:t>
+              <w:t>Верблюдова</w:t>
+            </w:r>
+            <w:proofErr w:type="spellEnd"/>
+            <w:r>
+              <w:rPr>
+                <w:rFonts w:ascii="Arial" w:hAnsi="Arial" w:cs="Arial"/>
+                <w:b/>
+                <w:bCs/>
+                <w:sz w:val="16"/>
+                <w:szCs w:val="16"/>
+                <w:lang w:val="ru-RU"/>
+              </w:rPr>
+              <w:t xml:space="preserve"> Прасковья Ефимовна</w:t>
             </w:r>
             <w:r>
               <w:rPr>
@@ -3190,16 +2807,67 @@
                 <w:szCs w:val="16"/>
                 <w:lang w:val="ru-RU"/>
               </w:rPr>
-              <w:t xml:space="preserve">в 1892 г., Чистопольская обл., Бавлинский р-н, с. Потапово-Тумбарла; чувашка; колхозница, к-з "Победа".. </w:t>
-            </w:r>
-            <w:r>
-              <w:rPr>
-                <w:rFonts w:ascii="Arial" w:hAnsi="Arial" w:cs="Arial"/>
-                <w:sz w:val="16"/>
-                <w:szCs w:val="16"/>
-                <w:lang w:val="ru-RU"/>
-              </w:rPr>
-              <w:t>Прож.:</w:t>
+              <w:t>в 1892 г., Чистопольская обл., Бавлинский р-н, с. Потапово-</w:t>
+            </w:r>
+            <w:proofErr w:type="spellStart"/>
+            <w:r>
+              <w:rPr>
+                <w:rFonts w:ascii="Arial" w:hAnsi="Arial" w:cs="Arial"/>
+                <w:sz w:val="16"/>
+                <w:szCs w:val="16"/>
+                <w:lang w:val="ru-RU"/>
+              </w:rPr>
+              <w:t>Тумбарла</w:t>
+            </w:r>
+            <w:proofErr w:type="spellEnd"/>
+            <w:r>
+              <w:rPr>
+                <w:rFonts w:ascii="Arial" w:hAnsi="Arial" w:cs="Arial"/>
+                <w:sz w:val="16"/>
+                <w:szCs w:val="16"/>
+                <w:lang w:val="ru-RU"/>
+              </w:rPr>
+              <w:t>; чувашка; колхозница, к-з "Победа</w:t>
+            </w:r>
+            <w:proofErr w:type="gramStart"/>
+            <w:r>
+              <w:rPr>
+                <w:rFonts w:ascii="Arial" w:hAnsi="Arial" w:cs="Arial"/>
+                <w:sz w:val="16"/>
+                <w:szCs w:val="16"/>
+                <w:lang w:val="ru-RU"/>
+              </w:rPr>
+              <w:t>"..</w:t>
+            </w:r>
+            <w:proofErr w:type="gramEnd"/>
+            <w:r>
+              <w:rPr>
+                <w:rFonts w:ascii="Arial" w:hAnsi="Arial" w:cs="Arial"/>
+                <w:sz w:val="16"/>
+                <w:szCs w:val="16"/>
+                <w:lang w:val="ru-RU"/>
+              </w:rPr>
+              <w:t xml:space="preserve"> </w:t>
+            </w:r>
+            <w:proofErr w:type="spellStart"/>
+            <w:r>
+              <w:rPr>
+                <w:rFonts w:ascii="Arial" w:hAnsi="Arial" w:cs="Arial"/>
+                <w:sz w:val="16"/>
+                <w:szCs w:val="16"/>
+                <w:lang w:val="ru-RU"/>
+              </w:rPr>
+              <w:t>Прож</w:t>
+            </w:r>
+            <w:proofErr w:type="spellEnd"/>
+            <w:r>
+              <w:rPr>
+                <w:rFonts w:ascii="Arial" w:hAnsi="Arial" w:cs="Arial"/>
+                <w:sz w:val="16"/>
+                <w:szCs w:val="16"/>
+                <w:lang w:val="ru-RU"/>
+              </w:rPr>
+              <w:t>.:</w:t>
             </w:r>
             <w:r>
               <w:rPr>
@@ -3216,7 +2884,47 @@
                 <w:szCs w:val="16"/>
                 <w:lang w:val="ru-RU"/>
               </w:rPr>
-              <w:t>Чистопольская обл., Бавлинский р-н, с. Потапово-Тумбарла. Арестована 12 октября 1937 г. Приговорена: тройка при НКВД ТАССР 21 декабря 1937 г., обв.:</w:t>
+              <w:t>Чистопольская обл., Бавлинский р-н, с. Потапово-</w:t>
+            </w:r>
+            <w:proofErr w:type="spellStart"/>
+            <w:r>
+              <w:rPr>
+                <w:rFonts w:ascii="Arial" w:hAnsi="Arial" w:cs="Arial"/>
+                <w:sz w:val="16"/>
+                <w:szCs w:val="16"/>
+                <w:lang w:val="ru-RU"/>
+              </w:rPr>
+              <w:t>Тумбарла</w:t>
+            </w:r>
+            <w:proofErr w:type="spellEnd"/>
+            <w:r>
+              <w:rPr>
+                <w:rFonts w:ascii="Arial" w:hAnsi="Arial" w:cs="Arial"/>
+                <w:sz w:val="16"/>
+                <w:szCs w:val="16"/>
+                <w:lang w:val="ru-RU"/>
+              </w:rPr>
+              <w:t xml:space="preserve">. Арестована 12 октября 1937 г. Приговорена: тройка при НКВД ТАССР 21 декабря 1937 г., </w:t>
+            </w:r>
+            <w:proofErr w:type="spellStart"/>
+            <w:r>
+              <w:rPr>
+                <w:rFonts w:ascii="Arial" w:hAnsi="Arial" w:cs="Arial"/>
+                <w:sz w:val="16"/>
+                <w:szCs w:val="16"/>
+                <w:lang w:val="ru-RU"/>
+              </w:rPr>
+              <w:t>обв</w:t>
+            </w:r>
+            <w:proofErr w:type="spellEnd"/>
+            <w:r>
+              <w:rPr>
+                <w:rFonts w:ascii="Arial" w:hAnsi="Arial" w:cs="Arial"/>
+                <w:sz w:val="16"/>
+                <w:szCs w:val="16"/>
+                <w:lang w:val="ru-RU"/>
+              </w:rPr>
+              <w:t>.:</w:t>
             </w:r>
             <w:r>
               <w:rPr>
@@ -3233,13 +2941,34 @@
                 <w:szCs w:val="16"/>
                 <w:lang w:val="ru-RU"/>
               </w:rPr>
-              <w:t>по ст. 58-10 ("к/р деятельность, а/с агитация"). Приговор: ВМН, конфискация имущества. Расстреляна 2 января 1938 г. Место захоронения</w:t>
-            </w:r>
-            <w:r>
-              <w:rPr>
-                <w:rFonts w:ascii="Arial" w:hAnsi="Arial" w:cs="Arial"/>
-                <w:sz w:val="16"/>
-                <w:szCs w:val="16"/>
+              <w:t xml:space="preserve">по ст. </w:t>
+            </w:r>
+            <w:proofErr w:type="gramStart"/>
+            <w:r>
+              <w:rPr>
+                <w:rFonts w:ascii="Arial" w:hAnsi="Arial" w:cs="Arial"/>
+                <w:sz w:val="16"/>
+                <w:szCs w:val="16"/>
+                <w:lang w:val="ru-RU"/>
+              </w:rPr>
+              <w:t>58-10</w:t>
+            </w:r>
+            <w:proofErr w:type="gramEnd"/>
+            <w:r>
+              <w:rPr>
+                <w:rFonts w:ascii="Arial" w:hAnsi="Arial" w:cs="Arial"/>
+                <w:sz w:val="16"/>
+                <w:szCs w:val="16"/>
+                <w:lang w:val="ru-RU"/>
+              </w:rPr>
+              <w:t xml:space="preserve"> ("к/р деятельность, а/с агитация"). Приговор: ВМН, конфискация имущества. Расстреляна 2 января 1938 г. Место захоронения</w:t>
+            </w:r>
+            <w:r>
+              <w:rPr>
+                <w:rFonts w:ascii="Arial" w:hAnsi="Arial" w:cs="Arial"/>
+                <w:sz w:val="16"/>
+                <w:szCs w:val="16"/>
+                <w:lang w:val="ru-RU"/>
               </w:rPr>
               <w:t xml:space="preserve"> – </w:t>
             </w:r>
@@ -3315,7 +3044,7 @@
               </w:rPr>
               <w:t xml:space="preserve"> </w:t>
             </w:r>
-            <w:hyperlink r:id="rId10" w:history="1">
+            <w:hyperlink r:id="rId12" w:history="1">
               <w:r>
                 <w:rPr>
                   <w:rStyle w:val="Hyperlink"/>
@@ -3432,34 +3161,142 @@
                 <w:szCs w:val="16"/>
                 <w:lang w:val="ru-RU"/>
               </w:rPr>
-              <w:t>26.01.1878-07.10.1918. Родилась в д. Аниш-Крышки (Энĕш Кăршка) Чебоксарского уезда, чувашка. Выпускница женского училища при Симбирской чувашской учительской школе. Участница национально-освободительного движения чувашей, журналистка.</w:t>
-            </w:r>
-            <w:r>
-              <w:rPr>
-                <w:rFonts w:ascii="Arial" w:hAnsi="Arial" w:cs="Arial"/>
-                <w:sz w:val="16"/>
-                <w:szCs w:val="16"/>
-                <w:lang w:val="ru-RU"/>
-              </w:rPr>
-              <w:t xml:space="preserve"> Учительница Чепкас-Ильметевской женской начальной школы Буинского уезда. В июне 1918 г. организовала Союз чувашских женщин. Была редактором газеты </w:t>
-            </w:r>
-            <w:r>
-              <w:rPr>
-                <w:rFonts w:ascii="Arial" w:hAnsi="Arial" w:cs="Arial"/>
-                <w:sz w:val="16"/>
-                <w:szCs w:val="16"/>
-                <w:lang w:val="ru-RU"/>
-              </w:rPr>
-              <w:lastRenderedPageBreak/>
-              <w:t xml:space="preserve">«Хыпар». Расстреляна органами Чрезвычайной комиссии по борьбе с контрреволюцией и саботажем вместе с известным революционером (эсером) Т.Н. Николаевым (Хури). </w:t>
-            </w:r>
-            <w:r>
-              <w:rPr>
-                <w:rFonts w:ascii="Arial" w:hAnsi="Arial" w:cs="Arial"/>
-                <w:sz w:val="16"/>
-                <w:szCs w:val="16"/>
-              </w:rPr>
-              <w:t>Реабилитирована в 2006 г.</w:t>
+              <w:t>26.01.1878-07.10.1918. Родилась в д. Аниш-Крышки (</w:t>
+            </w:r>
+            <w:proofErr w:type="spellStart"/>
+            <w:r>
+              <w:rPr>
+                <w:rStyle w:val="Strong"/>
+                <w:rFonts w:ascii="Arial" w:hAnsi="Arial" w:cs="Arial"/>
+                <w:b w:val="0"/>
+                <w:sz w:val="16"/>
+                <w:szCs w:val="16"/>
+                <w:lang w:val="ru-RU"/>
+              </w:rPr>
+              <w:t>Энĕш</w:t>
+            </w:r>
+            <w:proofErr w:type="spellEnd"/>
+            <w:r>
+              <w:rPr>
+                <w:rStyle w:val="Strong"/>
+                <w:rFonts w:ascii="Arial" w:hAnsi="Arial" w:cs="Arial"/>
+                <w:b w:val="0"/>
+                <w:sz w:val="16"/>
+                <w:szCs w:val="16"/>
+                <w:lang w:val="ru-RU"/>
+              </w:rPr>
+              <w:t xml:space="preserve"> </w:t>
+            </w:r>
+            <w:proofErr w:type="spellStart"/>
+            <w:r>
+              <w:rPr>
+                <w:rStyle w:val="Strong"/>
+                <w:rFonts w:ascii="Arial" w:hAnsi="Arial" w:cs="Arial"/>
+                <w:b w:val="0"/>
+                <w:sz w:val="16"/>
+                <w:szCs w:val="16"/>
+                <w:lang w:val="ru-RU"/>
+              </w:rPr>
+              <w:t>Кăршка</w:t>
+            </w:r>
+            <w:proofErr w:type="spellEnd"/>
+            <w:r>
+              <w:rPr>
+                <w:rStyle w:val="Strong"/>
+                <w:rFonts w:ascii="Arial" w:hAnsi="Arial" w:cs="Arial"/>
+                <w:b w:val="0"/>
+                <w:sz w:val="16"/>
+                <w:szCs w:val="16"/>
+                <w:lang w:val="ru-RU"/>
+              </w:rPr>
+              <w:t>) Чебоксарского уезда, чувашка. Выпускница женского училища при Симбирской чувашской учительской школе. Участница национально-освободительного движения чувашей, журналистка.</w:t>
+            </w:r>
+            <w:r>
+              <w:rPr>
+                <w:rFonts w:ascii="Arial" w:hAnsi="Arial" w:cs="Arial"/>
+                <w:sz w:val="16"/>
+                <w:szCs w:val="16"/>
+                <w:lang w:val="ru-RU"/>
+              </w:rPr>
+              <w:t xml:space="preserve"> Учительница </w:t>
+            </w:r>
+            <w:proofErr w:type="spellStart"/>
+            <w:r>
+              <w:rPr>
+                <w:rFonts w:ascii="Arial" w:hAnsi="Arial" w:cs="Arial"/>
+                <w:sz w:val="16"/>
+                <w:szCs w:val="16"/>
+                <w:lang w:val="ru-RU"/>
+              </w:rPr>
+              <w:t>Чепкас-Ильметевской</w:t>
+            </w:r>
+            <w:proofErr w:type="spellEnd"/>
+            <w:r>
+              <w:rPr>
+                <w:rFonts w:ascii="Arial" w:hAnsi="Arial" w:cs="Arial"/>
+                <w:sz w:val="16"/>
+                <w:szCs w:val="16"/>
+                <w:lang w:val="ru-RU"/>
+              </w:rPr>
+              <w:t xml:space="preserve"> женской начальной школы Буинского уезда. В июне 1918 г. организовала Союз чувашских женщин. Была редактором газеты «</w:t>
+            </w:r>
+            <w:proofErr w:type="spellStart"/>
+            <w:r>
+              <w:rPr>
+                <w:rFonts w:ascii="Arial" w:hAnsi="Arial" w:cs="Arial"/>
+                <w:sz w:val="16"/>
+                <w:szCs w:val="16"/>
+                <w:lang w:val="ru-RU"/>
+              </w:rPr>
+              <w:t>Хыпар</w:t>
+            </w:r>
+            <w:proofErr w:type="spellEnd"/>
+            <w:r>
+              <w:rPr>
+                <w:rFonts w:ascii="Arial" w:hAnsi="Arial" w:cs="Arial"/>
+                <w:sz w:val="16"/>
+                <w:szCs w:val="16"/>
+                <w:lang w:val="ru-RU"/>
+              </w:rPr>
+              <w:t xml:space="preserve">». Расстреляна органами Чрезвычайной комиссии по борьбе с контрреволюцией и саботажем вместе с известным революционером (эсером) </w:t>
+            </w:r>
+            <w:proofErr w:type="gramStart"/>
+            <w:r>
+              <w:rPr>
+                <w:rFonts w:ascii="Arial" w:hAnsi="Arial" w:cs="Arial"/>
+                <w:sz w:val="16"/>
+                <w:szCs w:val="16"/>
+                <w:lang w:val="ru-RU"/>
+              </w:rPr>
+              <w:t>Т.Н.</w:t>
+            </w:r>
+            <w:proofErr w:type="gramEnd"/>
+            <w:r>
+              <w:rPr>
+                <w:rFonts w:ascii="Arial" w:hAnsi="Arial" w:cs="Arial"/>
+                <w:sz w:val="16"/>
+                <w:szCs w:val="16"/>
+                <w:lang w:val="ru-RU"/>
+              </w:rPr>
+              <w:t xml:space="preserve"> Николаевым (Хури). </w:t>
+            </w:r>
+            <w:proofErr w:type="spellStart"/>
+            <w:r>
+              <w:rPr>
+                <w:rFonts w:ascii="Arial" w:hAnsi="Arial" w:cs="Arial"/>
+                <w:sz w:val="16"/>
+                <w:szCs w:val="16"/>
+              </w:rPr>
+              <w:t>Реабилитирована</w:t>
+            </w:r>
+            <w:proofErr w:type="spellEnd"/>
+            <w:r>
+              <w:rPr>
+                <w:rFonts w:ascii="Arial" w:hAnsi="Arial" w:cs="Arial"/>
+                <w:sz w:val="16"/>
+                <w:szCs w:val="16"/>
+              </w:rPr>
+              <w:t xml:space="preserve"> в 2006 г.</w:t>
             </w:r>
           </w:p>
           <w:p>
@@ -3519,7 +3356,7 @@
               </w:rPr>
               <w:t xml:space="preserve"> </w:t>
             </w:r>
-            <w:hyperlink r:id="rId11" w:history="1">
+            <w:hyperlink r:id="rId13" w:history="1">
               <w:r>
                 <w:rPr>
                   <w:rStyle w:val="Hyperlink"/>
@@ -3576,7 +3413,6 @@
                 <w:szCs w:val="16"/>
                 <w:lang w:val="ru-RU"/>
               </w:rPr>
-              <w:lastRenderedPageBreak/>
               <w:t>Губанова Мария Петровна</w:t>
             </w:r>
             <w:r>
@@ -3655,16 +3491,47 @@
                 <w:szCs w:val="16"/>
                 <w:lang w:val="ru-RU"/>
               </w:rPr>
-              <w:t xml:space="preserve">в 1889 г., Чувашия, д. Чепкассы; Чувашка, единоличница. </w:t>
-            </w:r>
-            <w:r>
-              <w:rPr>
-                <w:rFonts w:ascii="Arial" w:hAnsi="Arial" w:cs="Arial"/>
-                <w:sz w:val="16"/>
-                <w:szCs w:val="16"/>
-                <w:lang w:val="ru-RU"/>
-              </w:rPr>
-              <w:t>Прож.:</w:t>
+              <w:t xml:space="preserve">в 1889 г., Чувашия, д. </w:t>
+            </w:r>
+            <w:proofErr w:type="spellStart"/>
+            <w:r>
+              <w:rPr>
+                <w:rFonts w:ascii="Arial" w:hAnsi="Arial" w:cs="Arial"/>
+                <w:sz w:val="16"/>
+                <w:szCs w:val="16"/>
+                <w:lang w:val="ru-RU"/>
+              </w:rPr>
+              <w:t>Чепкассы</w:t>
+            </w:r>
+            <w:proofErr w:type="spellEnd"/>
+            <w:r>
+              <w:rPr>
+                <w:rFonts w:ascii="Arial" w:hAnsi="Arial" w:cs="Arial"/>
+                <w:sz w:val="16"/>
+                <w:szCs w:val="16"/>
+                <w:lang w:val="ru-RU"/>
+              </w:rPr>
+              <w:t xml:space="preserve">; Чувашка, единоличница. </w:t>
+            </w:r>
+            <w:proofErr w:type="spellStart"/>
+            <w:r>
+              <w:rPr>
+                <w:rFonts w:ascii="Arial" w:hAnsi="Arial" w:cs="Arial"/>
+                <w:sz w:val="16"/>
+                <w:szCs w:val="16"/>
+                <w:lang w:val="ru-RU"/>
+              </w:rPr>
+              <w:t>Прож</w:t>
+            </w:r>
+            <w:proofErr w:type="spellEnd"/>
+            <w:r>
+              <w:rPr>
+                <w:rFonts w:ascii="Arial" w:hAnsi="Arial" w:cs="Arial"/>
+                <w:sz w:val="16"/>
+                <w:szCs w:val="16"/>
+                <w:lang w:val="ru-RU"/>
+              </w:rPr>
+              <w:t>.:</w:t>
             </w:r>
             <w:r>
               <w:rPr>
@@ -3699,7 +3566,27 @@
                 <w:szCs w:val="16"/>
                 <w:lang w:val="ru-RU"/>
               </w:rPr>
-              <w:t>Приговорена: Верховный суд МАССР 21 августа 1941 г., обв.:</w:t>
+              <w:t xml:space="preserve">Приговорена: Верховный суд МАССР 21 августа 1941 г., </w:t>
+            </w:r>
+            <w:proofErr w:type="spellStart"/>
+            <w:r>
+              <w:rPr>
+                <w:rFonts w:ascii="Arial" w:hAnsi="Arial" w:cs="Arial"/>
+                <w:sz w:val="16"/>
+                <w:szCs w:val="16"/>
+                <w:lang w:val="ru-RU"/>
+              </w:rPr>
+              <w:t>обв</w:t>
+            </w:r>
+            <w:proofErr w:type="spellEnd"/>
+            <w:r>
+              <w:rPr>
+                <w:rFonts w:ascii="Arial" w:hAnsi="Arial" w:cs="Arial"/>
+                <w:sz w:val="16"/>
+                <w:szCs w:val="16"/>
+                <w:lang w:val="ru-RU"/>
+              </w:rPr>
+              <w:t>.:</w:t>
             </w:r>
             <w:r>
               <w:rPr>
@@ -3716,7 +3603,47 @@
                 <w:szCs w:val="16"/>
                 <w:lang w:val="ru-RU"/>
               </w:rPr>
-              <w:t>по ст. 58-10, 58-14 УК РСФСР. Приговор: расстрел Реабилитирована 8 сентября 1995 г.</w:t>
+              <w:t xml:space="preserve">по ст. </w:t>
+            </w:r>
+            <w:proofErr w:type="gramStart"/>
+            <w:r>
+              <w:rPr>
+                <w:rFonts w:ascii="Arial" w:hAnsi="Arial" w:cs="Arial"/>
+                <w:sz w:val="16"/>
+                <w:szCs w:val="16"/>
+                <w:lang w:val="ru-RU"/>
+              </w:rPr>
+              <w:t>58-10</w:t>
+            </w:r>
+            <w:proofErr w:type="gramEnd"/>
+            <w:r>
+              <w:rPr>
+                <w:rFonts w:ascii="Arial" w:hAnsi="Arial" w:cs="Arial"/>
+                <w:sz w:val="16"/>
+                <w:szCs w:val="16"/>
+                <w:lang w:val="ru-RU"/>
+              </w:rPr>
+              <w:t xml:space="preserve">, </w:t>
+            </w:r>
+            <w:proofErr w:type="gramStart"/>
+            <w:r>
+              <w:rPr>
+                <w:rFonts w:ascii="Arial" w:hAnsi="Arial" w:cs="Arial"/>
+                <w:sz w:val="16"/>
+                <w:szCs w:val="16"/>
+                <w:lang w:val="ru-RU"/>
+              </w:rPr>
+              <w:t>58-14</w:t>
+            </w:r>
+            <w:proofErr w:type="gramEnd"/>
+            <w:r>
+              <w:rPr>
+                <w:rFonts w:ascii="Arial" w:hAnsi="Arial" w:cs="Arial"/>
+                <w:sz w:val="16"/>
+                <w:szCs w:val="16"/>
+                <w:lang w:val="ru-RU"/>
+              </w:rPr>
+              <w:t xml:space="preserve"> УК РСФСР. Приговор: расстрел Реабилитирована 8 сентября 1995 г.</w:t>
             </w:r>
           </w:p>
           <w:p>
@@ -3773,7 +3700,7 @@
               </w:rPr>
               <w:t xml:space="preserve"> </w:t>
             </w:r>
-            <w:hyperlink r:id="rId12" w:history="1">
+            <w:hyperlink r:id="rId14" w:history="1">
               <w:r>
                 <w:rPr>
                   <w:rStyle w:val="Hyperlink"/>
@@ -3890,8 +3817,30 @@
                 <w:szCs w:val="16"/>
                 <w:lang w:val="ru-RU"/>
               </w:rPr>
-              <w:t xml:space="preserve">в 1882 г., Чувашия, д. Испухани; </w:t>
-            </w:r>
+              <w:t xml:space="preserve">в 1882 г., Чувашия, д. </w:t>
+            </w:r>
+            <w:proofErr w:type="spellStart"/>
+            <w:r>
+              <w:rPr>
+                <w:rFonts w:ascii="Arial" w:hAnsi="Arial" w:cs="Arial"/>
+                <w:sz w:val="16"/>
+                <w:szCs w:val="16"/>
+                <w:lang w:val="ru-RU"/>
+              </w:rPr>
+              <w:t>Испухани</w:t>
+            </w:r>
+            <w:proofErr w:type="spellEnd"/>
+            <w:r>
+              <w:rPr>
+                <w:rFonts w:ascii="Arial" w:hAnsi="Arial" w:cs="Arial"/>
+                <w:sz w:val="16"/>
+                <w:szCs w:val="16"/>
+                <w:lang w:val="ru-RU"/>
+              </w:rPr>
+              <w:t xml:space="preserve">; </w:t>
+            </w:r>
+            <w:proofErr w:type="spellStart"/>
+            <w:proofErr w:type="gramStart"/>
             <w:r>
               <w:rPr>
                 <w:rStyle w:val="Strong"/>
@@ -3910,7 +3859,18 @@
                 <w:szCs w:val="16"/>
                 <w:lang w:val="ru-RU"/>
               </w:rPr>
-              <w:t>Прож.:</w:t>
+              <w:t>Прож</w:t>
+            </w:r>
+            <w:proofErr w:type="spellEnd"/>
+            <w:proofErr w:type="gramEnd"/>
+            <w:r>
+              <w:rPr>
+                <w:rFonts w:ascii="Arial" w:hAnsi="Arial" w:cs="Arial"/>
+                <w:sz w:val="16"/>
+                <w:szCs w:val="16"/>
+                <w:lang w:val="ru-RU"/>
+              </w:rPr>
+              <w:t>.:</w:t>
             </w:r>
             <w:r>
               <w:rPr>
@@ -3954,7 +3914,27 @@
                 <w:szCs w:val="16"/>
                 <w:lang w:val="ru-RU"/>
               </w:rPr>
-              <w:t>Приговорена: Верховный суд МАССР 21 августа 1941 г., обв.:</w:t>
+              <w:t xml:space="preserve">Приговорена: Верховный суд МАССР 21 августа 1941 г., </w:t>
+            </w:r>
+            <w:proofErr w:type="spellStart"/>
+            <w:r>
+              <w:rPr>
+                <w:rFonts w:ascii="Arial" w:hAnsi="Arial" w:cs="Arial"/>
+                <w:sz w:val="16"/>
+                <w:szCs w:val="16"/>
+                <w:lang w:val="ru-RU"/>
+              </w:rPr>
+              <w:t>обв</w:t>
+            </w:r>
+            <w:proofErr w:type="spellEnd"/>
+            <w:r>
+              <w:rPr>
+                <w:rFonts w:ascii="Arial" w:hAnsi="Arial" w:cs="Arial"/>
+                <w:sz w:val="16"/>
+                <w:szCs w:val="16"/>
+                <w:lang w:val="ru-RU"/>
+              </w:rPr>
+              <w:t>.:</w:t>
             </w:r>
             <w:r>
               <w:rPr>
@@ -3971,7 +3951,47 @@
                 <w:szCs w:val="16"/>
                 <w:lang w:val="ru-RU"/>
               </w:rPr>
-              <w:t>по ст. 58-10, 58-14 УК РСФСР.</w:t>
+              <w:t xml:space="preserve">по ст. </w:t>
+            </w:r>
+            <w:proofErr w:type="gramStart"/>
+            <w:r>
+              <w:rPr>
+                <w:rFonts w:ascii="Arial" w:hAnsi="Arial" w:cs="Arial"/>
+                <w:sz w:val="16"/>
+                <w:szCs w:val="16"/>
+                <w:lang w:val="ru-RU"/>
+              </w:rPr>
+              <w:t>58-10</w:t>
+            </w:r>
+            <w:proofErr w:type="gramEnd"/>
+            <w:r>
+              <w:rPr>
+                <w:rFonts w:ascii="Arial" w:hAnsi="Arial" w:cs="Arial"/>
+                <w:sz w:val="16"/>
+                <w:szCs w:val="16"/>
+                <w:lang w:val="ru-RU"/>
+              </w:rPr>
+              <w:t xml:space="preserve">, </w:t>
+            </w:r>
+            <w:proofErr w:type="gramStart"/>
+            <w:r>
+              <w:rPr>
+                <w:rFonts w:ascii="Arial" w:hAnsi="Arial" w:cs="Arial"/>
+                <w:sz w:val="16"/>
+                <w:szCs w:val="16"/>
+                <w:lang w:val="ru-RU"/>
+              </w:rPr>
+              <w:t>58-14</w:t>
+            </w:r>
+            <w:proofErr w:type="gramEnd"/>
+            <w:r>
+              <w:rPr>
+                <w:rFonts w:ascii="Arial" w:hAnsi="Arial" w:cs="Arial"/>
+                <w:sz w:val="16"/>
+                <w:szCs w:val="16"/>
+                <w:lang w:val="ru-RU"/>
+              </w:rPr>
+              <w:t xml:space="preserve"> УК РСФСР.</w:t>
             </w:r>
             <w:r>
               <w:rPr>
@@ -4046,7 +4066,7 @@
               </w:rPr>
               <w:t xml:space="preserve"> </w:t>
             </w:r>
-            <w:hyperlink r:id="rId13" w:history="1">
+            <w:hyperlink r:id="rId15" w:history="1">
               <w:r>
                 <w:rPr>
                   <w:rStyle w:val="Hyperlink"/>
@@ -4167,8 +4187,39 @@
                 <w:szCs w:val="16"/>
                 <w:lang w:val="ru-RU"/>
               </w:rPr>
-              <w:t>в 1872 г., в с. Молячкино.; чувашка; б/п; крестьянка..</w:t>
-            </w:r>
+              <w:t xml:space="preserve">в 1872 г., в с. </w:t>
+            </w:r>
+            <w:proofErr w:type="spellStart"/>
+            <w:r>
+              <w:rPr>
+                <w:rFonts w:ascii="Arial" w:hAnsi="Arial" w:cs="Arial"/>
+                <w:sz w:val="16"/>
+                <w:szCs w:val="16"/>
+                <w:lang w:val="ru-RU"/>
+              </w:rPr>
+              <w:t>Молячкино</w:t>
+            </w:r>
+            <w:proofErr w:type="spellEnd"/>
+            <w:r>
+              <w:rPr>
+                <w:rFonts w:ascii="Arial" w:hAnsi="Arial" w:cs="Arial"/>
+                <w:sz w:val="16"/>
+                <w:szCs w:val="16"/>
+                <w:lang w:val="ru-RU"/>
+              </w:rPr>
+              <w:t xml:space="preserve">.; чувашка; б/п; </w:t>
+            </w:r>
+            <w:proofErr w:type="gramStart"/>
+            <w:r>
+              <w:rPr>
+                <w:rFonts w:ascii="Arial" w:hAnsi="Arial" w:cs="Arial"/>
+                <w:sz w:val="16"/>
+                <w:szCs w:val="16"/>
+                <w:lang w:val="ru-RU"/>
+              </w:rPr>
+              <w:t>крестьянка..</w:t>
+            </w:r>
+            <w:proofErr w:type="gramEnd"/>
             <w:r>
               <w:rPr>
                 <w:rFonts w:ascii="Arial" w:hAnsi="Arial" w:cs="Arial"/>
@@ -4203,7 +4254,27 @@
                 <w:szCs w:val="16"/>
                 <w:lang w:val="ru-RU"/>
               </w:rPr>
-              <w:t>Приговорена: Тройкой при УНКВД по Куйбышевской области 22 декабря 1937 г., обв.:</w:t>
+              <w:t xml:space="preserve">Приговорена: Тройкой при УНКВД по Куйбышевской области 22 декабря 1937 г., </w:t>
+            </w:r>
+            <w:proofErr w:type="spellStart"/>
+            <w:r>
+              <w:rPr>
+                <w:rFonts w:ascii="Arial" w:hAnsi="Arial" w:cs="Arial"/>
+                <w:sz w:val="16"/>
+                <w:szCs w:val="16"/>
+                <w:lang w:val="ru-RU"/>
+              </w:rPr>
+              <w:t>обв</w:t>
+            </w:r>
+            <w:proofErr w:type="spellEnd"/>
+            <w:r>
+              <w:rPr>
+                <w:rFonts w:ascii="Arial" w:hAnsi="Arial" w:cs="Arial"/>
+                <w:sz w:val="16"/>
+                <w:szCs w:val="16"/>
+                <w:lang w:val="ru-RU"/>
+              </w:rPr>
+              <w:t>.:</w:t>
             </w:r>
             <w:r>
               <w:rPr>
@@ -4220,7 +4291,47 @@
                 <w:szCs w:val="16"/>
                 <w:lang w:val="ru-RU"/>
               </w:rPr>
-              <w:t>по ст. ст. 58-10 и 58-11.</w:t>
+              <w:t xml:space="preserve">по ст. ст. </w:t>
+            </w:r>
+            <w:proofErr w:type="gramStart"/>
+            <w:r>
+              <w:rPr>
+                <w:rFonts w:ascii="Arial" w:hAnsi="Arial" w:cs="Arial"/>
+                <w:sz w:val="16"/>
+                <w:szCs w:val="16"/>
+                <w:lang w:val="ru-RU"/>
+              </w:rPr>
+              <w:t>58-10</w:t>
+            </w:r>
+            <w:proofErr w:type="gramEnd"/>
+            <w:r>
+              <w:rPr>
+                <w:rFonts w:ascii="Arial" w:hAnsi="Arial" w:cs="Arial"/>
+                <w:sz w:val="16"/>
+                <w:szCs w:val="16"/>
+                <w:lang w:val="ru-RU"/>
+              </w:rPr>
+              <w:t xml:space="preserve"> и </w:t>
+            </w:r>
+            <w:proofErr w:type="gramStart"/>
+            <w:r>
+              <w:rPr>
+                <w:rFonts w:ascii="Arial" w:hAnsi="Arial" w:cs="Arial"/>
+                <w:sz w:val="16"/>
+                <w:szCs w:val="16"/>
+                <w:lang w:val="ru-RU"/>
+              </w:rPr>
+              <w:t>58-11</w:t>
+            </w:r>
+            <w:proofErr w:type="gramEnd"/>
+            <w:r>
+              <w:rPr>
+                <w:rFonts w:ascii="Arial" w:hAnsi="Arial" w:cs="Arial"/>
+                <w:sz w:val="16"/>
+                <w:szCs w:val="16"/>
+                <w:lang w:val="ru-RU"/>
+              </w:rPr>
+              <w:t>.</w:t>
             </w:r>
             <w:r>
               <w:rPr>
@@ -4245,6 +4356,7 @@
                 <w:rFonts w:ascii="Arial" w:hAnsi="Arial" w:cs="Arial"/>
                 <w:sz w:val="16"/>
                 <w:szCs w:val="16"/>
+                <w:lang w:val="ru-RU"/>
               </w:rPr>
               <w:t xml:space="preserve"> – </w:t>
             </w:r>
@@ -4255,7 +4367,27 @@
                 <w:szCs w:val="16"/>
                 <w:lang w:val="ru-RU"/>
               </w:rPr>
-              <w:t>в Куйбышеве.. Реабилитирована 13 июня 1989 г. Реабилитирована Куйбышевской облпрокуратурой</w:t>
+              <w:t xml:space="preserve">в </w:t>
+            </w:r>
+            <w:proofErr w:type="gramStart"/>
+            <w:r>
+              <w:rPr>
+                <w:rFonts w:ascii="Arial" w:hAnsi="Arial" w:cs="Arial"/>
+                <w:sz w:val="16"/>
+                <w:szCs w:val="16"/>
+                <w:lang w:val="ru-RU"/>
+              </w:rPr>
+              <w:t>Куйбышеве..</w:t>
+            </w:r>
+            <w:proofErr w:type="gramEnd"/>
+            <w:r>
+              <w:rPr>
+                <w:rFonts w:ascii="Arial" w:hAnsi="Arial" w:cs="Arial"/>
+                <w:sz w:val="16"/>
+                <w:szCs w:val="16"/>
+                <w:lang w:val="ru-RU"/>
+              </w:rPr>
+              <w:t xml:space="preserve"> Реабилитирована 13 июня 1989 г. Реабилитирована Куйбышевской облпрокуратурой</w:t>
             </w:r>
           </w:p>
           <w:p>
@@ -4305,7 +4437,7 @@
               </w:rPr>
               <w:t xml:space="preserve"> </w:t>
             </w:r>
-            <w:hyperlink r:id="rId14" w:history="1">
+            <w:hyperlink r:id="rId16" w:history="1">
               <w:r>
                 <w:rPr>
                   <w:rStyle w:val="Hyperlink"/>
@@ -4410,7 +4542,47 @@
                 <w:szCs w:val="16"/>
                 <w:lang w:val="ru-RU"/>
               </w:rPr>
-              <w:t>1880 г.р., м.р.: Чувашская АССР, Шемуршинский р-н, д. Трехизб-Шемурша, чувашка, колхозница колхоза "Трактор". Обвинение: ст.58 п.10 ч.2 УК РСФСР. Приговор: Судебной коллегией по уголовным делам Верховного Суда ЧАССР, 25.08.1941</w:t>
+              <w:t xml:space="preserve">1880 г.р., </w:t>
+            </w:r>
+            <w:proofErr w:type="spellStart"/>
+            <w:r>
+              <w:rPr>
+                <w:rFonts w:ascii="Arial" w:hAnsi="Arial" w:cs="Arial"/>
+                <w:sz w:val="16"/>
+                <w:szCs w:val="16"/>
+                <w:lang w:val="ru-RU"/>
+              </w:rPr>
+              <w:t>м.р</w:t>
+            </w:r>
+            <w:proofErr w:type="spellEnd"/>
+            <w:r>
+              <w:rPr>
+                <w:rFonts w:ascii="Arial" w:hAnsi="Arial" w:cs="Arial"/>
+                <w:sz w:val="16"/>
+                <w:szCs w:val="16"/>
+                <w:lang w:val="ru-RU"/>
+              </w:rPr>
+              <w:t xml:space="preserve">.: Чувашская АССР, Шемуршинский р-н, д. </w:t>
+            </w:r>
+            <w:proofErr w:type="spellStart"/>
+            <w:r>
+              <w:rPr>
+                <w:rFonts w:ascii="Arial" w:hAnsi="Arial" w:cs="Arial"/>
+                <w:sz w:val="16"/>
+                <w:szCs w:val="16"/>
+                <w:lang w:val="ru-RU"/>
+              </w:rPr>
+              <w:t>Трехизб</w:t>
+            </w:r>
+            <w:proofErr w:type="spellEnd"/>
+            <w:r>
+              <w:rPr>
+                <w:rFonts w:ascii="Arial" w:hAnsi="Arial" w:cs="Arial"/>
+                <w:sz w:val="16"/>
+                <w:szCs w:val="16"/>
+                <w:lang w:val="ru-RU"/>
+              </w:rPr>
+              <w:t>-Шемурша, чувашка, колхозница колхоза "Трактор". Обвинение: ст.58 п.10 ч.2 УК РСФСР. Приговор: Судебной коллегией по уголовным делам Верховного Суда ЧАССР, 25.08.1941</w:t>
             </w:r>
             <w:r>
               <w:rPr>
@@ -4428,15 +4600,45 @@
                 <w:szCs w:val="16"/>
                 <w:lang w:val="ru-RU"/>
               </w:rPr>
-              <w:t xml:space="preserve">"к высшей мере наказания, т.е. расстрелять. Меру пресечения оставить содержание под стражей." // Определением Судебной коллегии по уголовным делам Верховного Суда РСФСР от 13.09.1941 г. приговор оставлен в силе. </w:t>
-            </w:r>
-            <w:r>
-              <w:rPr>
-                <w:rFonts w:ascii="Arial" w:hAnsi="Arial" w:cs="Arial"/>
-                <w:sz w:val="16"/>
-                <w:szCs w:val="16"/>
-              </w:rPr>
-              <w:t>Реабилитация: 25.04.1990</w:t>
+              <w:t xml:space="preserve">"к высшей мере наказания, </w:t>
+            </w:r>
+            <w:proofErr w:type="gramStart"/>
+            <w:r>
+              <w:rPr>
+                <w:rFonts w:ascii="Arial" w:hAnsi="Arial" w:cs="Arial"/>
+                <w:sz w:val="16"/>
+                <w:szCs w:val="16"/>
+                <w:lang w:val="ru-RU"/>
+              </w:rPr>
+              <w:t>т.е.</w:t>
+            </w:r>
+            <w:proofErr w:type="gramEnd"/>
+            <w:r>
+              <w:rPr>
+                <w:rFonts w:ascii="Arial" w:hAnsi="Arial" w:cs="Arial"/>
+                <w:sz w:val="16"/>
+                <w:szCs w:val="16"/>
+                <w:lang w:val="ru-RU"/>
+              </w:rPr>
+              <w:t xml:space="preserve"> расстрелять. Меру пресечения оставить содержание под стражей." // Определением Судебной коллегии по уголовным делам Верховного Суда РСФСР от 13.09.1941 г. приговор оставлен в силе. </w:t>
+            </w:r>
+            <w:proofErr w:type="spellStart"/>
+            <w:r>
+              <w:rPr>
+                <w:rFonts w:ascii="Arial" w:hAnsi="Arial" w:cs="Arial"/>
+                <w:sz w:val="16"/>
+                <w:szCs w:val="16"/>
+              </w:rPr>
+              <w:t>Реабилитация</w:t>
+            </w:r>
+            <w:proofErr w:type="spellEnd"/>
+            <w:r>
+              <w:rPr>
+                <w:rFonts w:ascii="Arial" w:hAnsi="Arial" w:cs="Arial"/>
+                <w:sz w:val="16"/>
+                <w:szCs w:val="16"/>
+              </w:rPr>
+              <w:t>: 25.04.1990</w:t>
             </w:r>
           </w:p>
           <w:p>
@@ -4450,22 +4652,78 @@
                 <w:lang w:val="ru-RU"/>
               </w:rPr>
             </w:pPr>
-            <w:r>
-              <w:rPr>
-                <w:rFonts w:ascii="Arial" w:hAnsi="Arial" w:cs="Arial"/>
-                <w:sz w:val="16"/>
-                <w:szCs w:val="16"/>
-              </w:rPr>
-              <w:t>Источник:</w:t>
-            </w:r>
-            <w:r>
-              <w:rPr>
-                <w:rFonts w:ascii="Arial" w:hAnsi="Arial" w:cs="Arial"/>
-                <w:sz w:val="16"/>
-                <w:szCs w:val="16"/>
-              </w:rPr>
-              <w:t xml:space="preserve"> Книга памяти Чувашской Республики</w:t>
-            </w:r>
+            <w:proofErr w:type="spellStart"/>
+            <w:r>
+              <w:rPr>
+                <w:rFonts w:ascii="Arial" w:hAnsi="Arial" w:cs="Arial"/>
+                <w:sz w:val="16"/>
+                <w:szCs w:val="16"/>
+              </w:rPr>
+              <w:t>Источник</w:t>
+            </w:r>
+            <w:proofErr w:type="spellEnd"/>
+            <w:r>
+              <w:rPr>
+                <w:rFonts w:ascii="Arial" w:hAnsi="Arial" w:cs="Arial"/>
+                <w:sz w:val="16"/>
+                <w:szCs w:val="16"/>
+              </w:rPr>
+              <w:t>:</w:t>
+            </w:r>
+            <w:r>
+              <w:rPr>
+                <w:rFonts w:ascii="Arial" w:hAnsi="Arial" w:cs="Arial"/>
+                <w:sz w:val="16"/>
+                <w:szCs w:val="16"/>
+              </w:rPr>
+              <w:t xml:space="preserve"> Книга </w:t>
+            </w:r>
+            <w:proofErr w:type="spellStart"/>
+            <w:r>
+              <w:rPr>
+                <w:rFonts w:ascii="Arial" w:hAnsi="Arial" w:cs="Arial"/>
+                <w:sz w:val="16"/>
+                <w:szCs w:val="16"/>
+              </w:rPr>
+              <w:t>памяти</w:t>
+            </w:r>
+            <w:proofErr w:type="spellEnd"/>
+            <w:r>
+              <w:rPr>
+                <w:rFonts w:ascii="Arial" w:hAnsi="Arial" w:cs="Arial"/>
+                <w:sz w:val="16"/>
+                <w:szCs w:val="16"/>
+              </w:rPr>
+              <w:t xml:space="preserve"> </w:t>
+            </w:r>
+            <w:proofErr w:type="spellStart"/>
+            <w:r>
+              <w:rPr>
+                <w:rFonts w:ascii="Arial" w:hAnsi="Arial" w:cs="Arial"/>
+                <w:sz w:val="16"/>
+                <w:szCs w:val="16"/>
+              </w:rPr>
+              <w:t>Чувашской</w:t>
+            </w:r>
+            <w:proofErr w:type="spellEnd"/>
+            <w:r>
+              <w:rPr>
+                <w:rFonts w:ascii="Arial" w:hAnsi="Arial" w:cs="Arial"/>
+                <w:sz w:val="16"/>
+                <w:szCs w:val="16"/>
+              </w:rPr>
+              <w:t xml:space="preserve"> </w:t>
+            </w:r>
+            <w:proofErr w:type="spellStart"/>
+            <w:r>
+              <w:rPr>
+                <w:rFonts w:ascii="Arial" w:hAnsi="Arial" w:cs="Arial"/>
+                <w:sz w:val="16"/>
+                <w:szCs w:val="16"/>
+              </w:rPr>
+              <w:t>Республики</w:t>
+            </w:r>
+            <w:proofErr w:type="spellEnd"/>
             <w:r>
               <w:rPr>
                 <w:rFonts w:ascii="Arial" w:hAnsi="Arial" w:cs="Arial"/>
@@ -4484,7 +4742,7 @@
               </w:rPr>
               <w:t xml:space="preserve"> </w:t>
             </w:r>
-            <w:hyperlink r:id="rId15" w:history="1">
+            <w:hyperlink r:id="rId17" w:history="1">
               <w:r>
                 <w:rPr>
                   <w:rStyle w:val="Hyperlink"/>
@@ -4532,15 +4790,27 @@
                 <w:lang w:val="ru-RU"/>
               </w:rPr>
             </w:pPr>
-            <w:r>
-              <w:rPr>
-                <w:rFonts w:ascii="Arial" w:hAnsi="Arial" w:cs="Arial"/>
-                <w:b/>
-                <w:sz w:val="16"/>
-                <w:szCs w:val="16"/>
-                <w:lang w:val="ru-RU"/>
-              </w:rPr>
-              <w:t>Ижитникова Анастасия Матвеевна</w:t>
+            <w:proofErr w:type="spellStart"/>
+            <w:r>
+              <w:rPr>
+                <w:rFonts w:ascii="Arial" w:hAnsi="Arial" w:cs="Arial"/>
+                <w:b/>
+                <w:sz w:val="16"/>
+                <w:szCs w:val="16"/>
+                <w:lang w:val="ru-RU"/>
+              </w:rPr>
+              <w:t>Ижитникова</w:t>
+            </w:r>
+            <w:proofErr w:type="spellEnd"/>
+            <w:r>
+              <w:rPr>
+                <w:rFonts w:ascii="Arial" w:hAnsi="Arial" w:cs="Arial"/>
+                <w:b/>
+                <w:sz w:val="16"/>
+                <w:szCs w:val="16"/>
+                <w:lang w:val="ru-RU"/>
+              </w:rPr>
+              <w:t xml:space="preserve"> Анастасия Матвеевна</w:t>
             </w:r>
             <w:r>
               <w:rPr>
@@ -4614,16 +4884,47 @@
                 <w:szCs w:val="16"/>
                 <w:lang w:val="ru-RU"/>
               </w:rPr>
-              <w:t xml:space="preserve">в 1889 г., Чувашия, д. Турыпово; </w:t>
-            </w:r>
-            <w:r>
-              <w:rPr>
-                <w:rFonts w:ascii="Arial" w:hAnsi="Arial" w:cs="Arial"/>
-                <w:sz w:val="16"/>
-                <w:szCs w:val="16"/>
-                <w:lang w:val="ru-RU"/>
-              </w:rPr>
-              <w:t>Прож.:</w:t>
+              <w:t xml:space="preserve">в 1889 г., Чувашия, д. </w:t>
+            </w:r>
+            <w:proofErr w:type="spellStart"/>
+            <w:r>
+              <w:rPr>
+                <w:rFonts w:ascii="Arial" w:hAnsi="Arial" w:cs="Arial"/>
+                <w:sz w:val="16"/>
+                <w:szCs w:val="16"/>
+                <w:lang w:val="ru-RU"/>
+              </w:rPr>
+              <w:t>Турыпово</w:t>
+            </w:r>
+            <w:proofErr w:type="spellEnd"/>
+            <w:r>
+              <w:rPr>
+                <w:rFonts w:ascii="Arial" w:hAnsi="Arial" w:cs="Arial"/>
+                <w:sz w:val="16"/>
+                <w:szCs w:val="16"/>
+                <w:lang w:val="ru-RU"/>
+              </w:rPr>
+              <w:t xml:space="preserve">; </w:t>
+            </w:r>
+            <w:proofErr w:type="spellStart"/>
+            <w:r>
+              <w:rPr>
+                <w:rFonts w:ascii="Arial" w:hAnsi="Arial" w:cs="Arial"/>
+                <w:sz w:val="16"/>
+                <w:szCs w:val="16"/>
+                <w:lang w:val="ru-RU"/>
+              </w:rPr>
+              <w:t>Прож</w:t>
+            </w:r>
+            <w:proofErr w:type="spellEnd"/>
+            <w:r>
+              <w:rPr>
+                <w:rFonts w:ascii="Arial" w:hAnsi="Arial" w:cs="Arial"/>
+                <w:sz w:val="16"/>
+                <w:szCs w:val="16"/>
+                <w:lang w:val="ru-RU"/>
+              </w:rPr>
+              <w:t>.:</w:t>
             </w:r>
             <w:r>
               <w:rPr>
@@ -4667,7 +4968,27 @@
                 <w:szCs w:val="16"/>
                 <w:lang w:val="ru-RU"/>
               </w:rPr>
-              <w:t>Приговорена: Верховный суд МАССР 14 октября 1941 г., обв.:</w:t>
+              <w:t xml:space="preserve">Приговорена: Верховный суд МАССР 14 октября 1941 г., </w:t>
+            </w:r>
+            <w:proofErr w:type="spellStart"/>
+            <w:r>
+              <w:rPr>
+                <w:rFonts w:ascii="Arial" w:hAnsi="Arial" w:cs="Arial"/>
+                <w:sz w:val="16"/>
+                <w:szCs w:val="16"/>
+                <w:lang w:val="ru-RU"/>
+              </w:rPr>
+              <w:t>обв</w:t>
+            </w:r>
+            <w:proofErr w:type="spellEnd"/>
+            <w:r>
+              <w:rPr>
+                <w:rFonts w:ascii="Arial" w:hAnsi="Arial" w:cs="Arial"/>
+                <w:sz w:val="16"/>
+                <w:szCs w:val="16"/>
+                <w:lang w:val="ru-RU"/>
+              </w:rPr>
+              <w:t>.:</w:t>
             </w:r>
             <w:r>
               <w:rPr>
@@ -4684,7 +5005,67 @@
                 <w:szCs w:val="16"/>
                 <w:lang w:val="ru-RU"/>
               </w:rPr>
-              <w:t>по ст. 58-10, 58-2, 58-14 УК РСФСР.</w:t>
+              <w:t xml:space="preserve">по ст. </w:t>
+            </w:r>
+            <w:proofErr w:type="gramStart"/>
+            <w:r>
+              <w:rPr>
+                <w:rFonts w:ascii="Arial" w:hAnsi="Arial" w:cs="Arial"/>
+                <w:sz w:val="16"/>
+                <w:szCs w:val="16"/>
+                <w:lang w:val="ru-RU"/>
+              </w:rPr>
+              <w:t>58-10</w:t>
+            </w:r>
+            <w:proofErr w:type="gramEnd"/>
+            <w:r>
+              <w:rPr>
+                <w:rFonts w:ascii="Arial" w:hAnsi="Arial" w:cs="Arial"/>
+                <w:sz w:val="16"/>
+                <w:szCs w:val="16"/>
+                <w:lang w:val="ru-RU"/>
+              </w:rPr>
+              <w:t xml:space="preserve">, </w:t>
+            </w:r>
+            <w:proofErr w:type="gramStart"/>
+            <w:r>
+              <w:rPr>
+                <w:rFonts w:ascii="Arial" w:hAnsi="Arial" w:cs="Arial"/>
+                <w:sz w:val="16"/>
+                <w:szCs w:val="16"/>
+                <w:lang w:val="ru-RU"/>
+              </w:rPr>
+              <w:t>58-2</w:t>
+            </w:r>
+            <w:proofErr w:type="gramEnd"/>
+            <w:r>
+              <w:rPr>
+                <w:rFonts w:ascii="Arial" w:hAnsi="Arial" w:cs="Arial"/>
+                <w:sz w:val="16"/>
+                <w:szCs w:val="16"/>
+                <w:lang w:val="ru-RU"/>
+              </w:rPr>
+              <w:t xml:space="preserve">, </w:t>
+            </w:r>
+            <w:proofErr w:type="gramStart"/>
+            <w:r>
+              <w:rPr>
+                <w:rFonts w:ascii="Arial" w:hAnsi="Arial" w:cs="Arial"/>
+                <w:sz w:val="16"/>
+                <w:szCs w:val="16"/>
+                <w:lang w:val="ru-RU"/>
+              </w:rPr>
+              <w:t>58-14</w:t>
+            </w:r>
+            <w:proofErr w:type="gramEnd"/>
+            <w:r>
+              <w:rPr>
+                <w:rFonts w:ascii="Arial" w:hAnsi="Arial" w:cs="Arial"/>
+                <w:sz w:val="16"/>
+                <w:szCs w:val="16"/>
+                <w:lang w:val="ru-RU"/>
+              </w:rPr>
+              <w:t xml:space="preserve"> УК РСФСР.</w:t>
             </w:r>
             <w:r>
               <w:rPr>
@@ -4703,490 +5084,6 @@
                 <w:lang w:val="ru-RU"/>
               </w:rPr>
               <w:t>Приговор: расстрел Реабилитирована 21 июня 1995 г.</w:t>
-            </w:r>
-          </w:p>
-          <w:p>
-            <w:pPr>
-              <w:pStyle w:val="BodyText"/>
-              <w:pBdr>
-                <w:top w:val="none" w:sz="0" w:space="0" w:color="000000"/>
-                <w:left w:val="none" w:sz="0" w:space="0" w:color="000000"/>
-                <w:bottom w:val="none" w:sz="0" w:space="0" w:color="000000"/>
-                <w:right w:val="none" w:sz="0" w:space="0" w:color="000000"/>
-              </w:pBdr>
-              <w:spacing w:after="0" w:line="240" w:lineRule="auto"/>
-              <w:rPr>
-                <w:rFonts w:ascii="Arial" w:hAnsi="Arial" w:cs="Arial"/>
-                <w:sz w:val="16"/>
-                <w:szCs w:val="16"/>
-                <w:lang w:val="ru-RU"/>
-              </w:rPr>
-            </w:pPr>
-            <w:r>
-              <w:rPr>
-                <w:rFonts w:ascii="Arial" w:hAnsi="Arial" w:cs="Arial"/>
-                <w:sz w:val="16"/>
-                <w:szCs w:val="16"/>
-                <w:lang w:val="ru-RU"/>
-              </w:rPr>
-              <w:t>Источник:</w:t>
-            </w:r>
-            <w:r>
-              <w:rPr>
-                <w:rFonts w:ascii="Arial" w:hAnsi="Arial" w:cs="Arial"/>
-                <w:sz w:val="16"/>
-                <w:szCs w:val="16"/>
-                <w:lang w:val="ru-RU"/>
-              </w:rPr>
-              <w:t xml:space="preserve"> Книга памяти Республики Мордовия</w:t>
-            </w:r>
-            <w:r>
-              <w:rPr>
-                <w:rFonts w:ascii="Arial" w:hAnsi="Arial" w:cs="Arial"/>
-                <w:sz w:val="16"/>
-                <w:szCs w:val="16"/>
-                <w:lang w:val="ru-RU"/>
-              </w:rPr>
-              <w:t>;</w:t>
-            </w:r>
-            <w:r>
-              <w:rPr>
-                <w:rFonts w:ascii="Arial" w:hAnsi="Arial" w:cs="Arial"/>
-                <w:sz w:val="16"/>
-                <w:szCs w:val="16"/>
-                <w:lang w:val="ru-RU"/>
-              </w:rPr>
-              <w:t xml:space="preserve"> </w:t>
-            </w:r>
-            <w:hyperlink r:id="rId16" w:history="1">
-              <w:r>
-                <w:rPr>
-                  <w:rStyle w:val="Hyperlink"/>
-                  <w:rFonts w:ascii="Arial" w:hAnsi="Arial" w:cs="Arial"/>
-                  <w:b/>
-                  <w:bCs/>
-                  <w:color w:val="auto"/>
-                  <w:sz w:val="16"/>
-                  <w:szCs w:val="16"/>
-                  <w:lang w:val="ru-RU"/>
-                </w:rPr>
-                <w:t>Открытый список</w:t>
-              </w:r>
-            </w:hyperlink>
-          </w:p>
-        </w:tc>
-      </w:tr>
-      <w:tr>
-        <w:tc>
-          <w:tcPr>
-            <w:tcW w:w="11049" w:type="dxa"/>
-            <w:tcBorders>
-              <w:left w:val="double" w:sz="1" w:space="0" w:color="808080"/>
-              <w:bottom w:val="double" w:sz="1" w:space="0" w:color="808080"/>
-              <w:right w:val="double" w:sz="2" w:space="0" w:color="808080"/>
-            </w:tcBorders>
-            <w:shd w:val="clear" w:color="auto" w:fill="auto"/>
-            <w:vAlign w:val="center"/>
-          </w:tcPr>
-          <w:p>
-            <w:pPr>
-              <w:pStyle w:val="BodyText"/>
-              <w:pBdr>
-                <w:top w:val="none" w:sz="0" w:space="0" w:color="000000"/>
-                <w:left w:val="none" w:sz="0" w:space="0" w:color="000000"/>
-                <w:bottom w:val="none" w:sz="0" w:space="0" w:color="000000"/>
-                <w:right w:val="none" w:sz="0" w:space="0" w:color="000000"/>
-              </w:pBdr>
-              <w:spacing w:after="0" w:line="240" w:lineRule="auto"/>
-              <w:rPr>
-                <w:rFonts w:ascii="Arial" w:hAnsi="Arial" w:cs="Arial"/>
-                <w:sz w:val="16"/>
-                <w:szCs w:val="16"/>
-                <w:lang w:val="ru-RU"/>
-              </w:rPr>
-            </w:pPr>
-            <w:r>
-              <w:rPr>
-                <w:rFonts w:ascii="Arial" w:hAnsi="Arial" w:cs="Arial"/>
-                <w:b/>
-                <w:bCs/>
-                <w:sz w:val="16"/>
-                <w:szCs w:val="16"/>
-                <w:lang w:val="ru-RU"/>
-              </w:rPr>
-              <w:t>Кириллова Анна Ефремовна</w:t>
-            </w:r>
-            <w:r>
-              <w:rPr>
-                <w:rFonts w:ascii="Arial" w:hAnsi="Arial" w:cs="Arial"/>
-                <w:b/>
-                <w:bCs/>
-                <w:sz w:val="16"/>
-                <w:szCs w:val="16"/>
-                <w:lang w:val="ru-RU"/>
-              </w:rPr>
-              <w:t xml:space="preserve"> </w:t>
-            </w:r>
-            <w:r>
-              <w:rPr>
-                <w:rFonts w:ascii="Arial" w:hAnsi="Arial" w:cs="Arial"/>
-                <w:b/>
-                <w:bCs/>
-                <w:sz w:val="16"/>
-                <w:szCs w:val="16"/>
-                <w:lang w:val="ru-RU"/>
-              </w:rPr>
-              <w:t>52 года</w:t>
-            </w:r>
-            <w:r>
-              <w:rPr>
-                <w:rFonts w:ascii="Arial" w:hAnsi="Arial" w:cs="Arial"/>
-                <w:b/>
-                <w:bCs/>
-                <w:sz w:val="16"/>
-                <w:szCs w:val="16"/>
-                <w:lang w:val="ru-RU"/>
-              </w:rPr>
-              <w:t xml:space="preserve"> </w:t>
-            </w:r>
-          </w:p>
-          <w:p>
-            <w:pPr>
-              <w:pStyle w:val="BodyText"/>
-              <w:pBdr>
-                <w:top w:val="none" w:sz="0" w:space="0" w:color="000000"/>
-                <w:left w:val="none" w:sz="0" w:space="0" w:color="000000"/>
-                <w:bottom w:val="none" w:sz="0" w:space="0" w:color="000000"/>
-                <w:right w:val="none" w:sz="0" w:space="0" w:color="000000"/>
-              </w:pBdr>
-              <w:spacing w:after="0" w:line="240" w:lineRule="auto"/>
-              <w:rPr>
-                <w:rFonts w:ascii="Arial" w:hAnsi="Arial" w:cs="Arial"/>
-                <w:sz w:val="16"/>
-                <w:szCs w:val="16"/>
-                <w:lang w:val="ru-RU"/>
-              </w:rPr>
-            </w:pPr>
-            <w:r>
-              <w:rPr>
-                <w:rFonts w:ascii="Arial" w:hAnsi="Arial" w:cs="Arial"/>
-                <w:sz w:val="16"/>
-                <w:szCs w:val="16"/>
-                <w:lang w:val="ru-RU"/>
-              </w:rPr>
-              <w:t>Родилась</w:t>
-            </w:r>
-            <w:r>
-              <w:rPr>
-                <w:rFonts w:ascii="Arial" w:hAnsi="Arial" w:cs="Arial"/>
-                <w:sz w:val="16"/>
-                <w:szCs w:val="16"/>
-              </w:rPr>
-              <w:t> </w:t>
-            </w:r>
-            <w:r>
-              <w:rPr>
-                <w:rFonts w:ascii="Arial" w:hAnsi="Arial" w:cs="Arial"/>
-                <w:sz w:val="16"/>
-                <w:szCs w:val="16"/>
-                <w:lang w:val="ru-RU"/>
-              </w:rPr>
-              <w:t xml:space="preserve">в 1885 г., Санкт-Петербургская губ.; чувашка; монашка. </w:t>
-            </w:r>
-            <w:r>
-              <w:rPr>
-                <w:rFonts w:ascii="Arial" w:hAnsi="Arial" w:cs="Arial"/>
-                <w:sz w:val="16"/>
-                <w:szCs w:val="16"/>
-                <w:lang w:val="ru-RU"/>
-              </w:rPr>
-              <w:t>Прож.:</w:t>
-            </w:r>
-            <w:r>
-              <w:rPr>
-                <w:rFonts w:ascii="Arial" w:hAnsi="Arial" w:cs="Arial"/>
-                <w:sz w:val="16"/>
-                <w:szCs w:val="16"/>
-              </w:rPr>
-              <w:t> </w:t>
-            </w:r>
-            <w:r>
-              <w:rPr>
-                <w:rFonts w:ascii="Arial" w:hAnsi="Arial" w:cs="Arial"/>
-                <w:sz w:val="16"/>
-                <w:szCs w:val="16"/>
-                <w:lang w:val="ru-RU"/>
-              </w:rPr>
-              <w:t>Мамонтовский р-н, с. Мамонтово.</w:t>
-            </w:r>
-            <w:r>
-              <w:rPr>
-                <w:rFonts w:ascii="Arial" w:hAnsi="Arial" w:cs="Arial"/>
-                <w:sz w:val="16"/>
-                <w:szCs w:val="16"/>
-                <w:lang w:val="ru-RU"/>
-              </w:rPr>
-              <w:t xml:space="preserve"> </w:t>
-            </w:r>
-            <w:r>
-              <w:rPr>
-                <w:rFonts w:ascii="Arial" w:hAnsi="Arial" w:cs="Arial"/>
-                <w:sz w:val="16"/>
-                <w:szCs w:val="16"/>
-                <w:lang w:val="ru-RU"/>
-              </w:rPr>
-              <w:t>Арестована 28 июля 1937 г.</w:t>
-            </w:r>
-            <w:r>
-              <w:rPr>
-                <w:rFonts w:ascii="Arial" w:hAnsi="Arial" w:cs="Arial"/>
-                <w:sz w:val="16"/>
-                <w:szCs w:val="16"/>
-                <w:lang w:val="ru-RU"/>
-              </w:rPr>
-              <w:t xml:space="preserve"> </w:t>
-            </w:r>
-            <w:r>
-              <w:rPr>
-                <w:rFonts w:ascii="Arial" w:hAnsi="Arial" w:cs="Arial"/>
-                <w:sz w:val="16"/>
-                <w:szCs w:val="16"/>
-                <w:lang w:val="ru-RU"/>
-              </w:rPr>
-              <w:t>Приговорена: тройка при УНКВД по Запсибкраю 26 сентября 1937 г., обв.:</w:t>
-            </w:r>
-            <w:r>
-              <w:rPr>
-                <w:rFonts w:ascii="Arial" w:hAnsi="Arial" w:cs="Arial"/>
-                <w:sz w:val="16"/>
-                <w:szCs w:val="16"/>
-              </w:rPr>
-              <w:t> </w:t>
-            </w:r>
-            <w:r>
-              <w:rPr>
-                <w:rFonts w:ascii="Arial" w:hAnsi="Arial" w:cs="Arial"/>
-                <w:sz w:val="16"/>
-                <w:szCs w:val="16"/>
-                <w:lang w:val="ru-RU"/>
-              </w:rPr>
-              <w:t>по ст. 58-10, 11.</w:t>
-            </w:r>
-            <w:r>
-              <w:rPr>
-                <w:rFonts w:ascii="Arial" w:hAnsi="Arial" w:cs="Arial"/>
-                <w:sz w:val="16"/>
-                <w:szCs w:val="16"/>
-                <w:lang w:val="ru-RU"/>
-              </w:rPr>
-              <w:t xml:space="preserve"> </w:t>
-            </w:r>
-            <w:r>
-              <w:rPr>
-                <w:rFonts w:ascii="Arial" w:hAnsi="Arial" w:cs="Arial"/>
-                <w:sz w:val="16"/>
-                <w:szCs w:val="16"/>
-              </w:rPr>
-              <w:t xml:space="preserve">Приговор: ВМН. </w:t>
-            </w:r>
-            <w:r>
-              <w:rPr>
-                <w:rFonts w:ascii="Arial" w:hAnsi="Arial" w:cs="Arial"/>
-                <w:sz w:val="16"/>
-                <w:szCs w:val="16"/>
-                <w:lang w:val="ru-RU"/>
-              </w:rPr>
-              <w:t>Расстреляна 31 октября 1937 г. Реабилитирована 23 марта 1967 г. Алтайским крайсудом дело прекращено за отсутствием состава преступления</w:t>
-            </w:r>
-          </w:p>
-          <w:p>
-            <w:pPr>
-              <w:pStyle w:val="BodyText"/>
-              <w:pBdr>
-                <w:top w:val="none" w:sz="0" w:space="0" w:color="000000"/>
-                <w:left w:val="none" w:sz="0" w:space="0" w:color="000000"/>
-                <w:bottom w:val="none" w:sz="0" w:space="0" w:color="000000"/>
-                <w:right w:val="none" w:sz="0" w:space="0" w:color="000000"/>
-              </w:pBdr>
-              <w:spacing w:after="0" w:line="240" w:lineRule="auto"/>
-              <w:rPr>
-                <w:rFonts w:ascii="Arial" w:hAnsi="Arial" w:cs="Arial"/>
-                <w:sz w:val="16"/>
-                <w:szCs w:val="16"/>
-                <w:lang w:val="ru-RU"/>
-              </w:rPr>
-            </w:pPr>
-            <w:r>
-              <w:rPr>
-                <w:rFonts w:ascii="Arial" w:hAnsi="Arial" w:cs="Arial"/>
-                <w:sz w:val="16"/>
-                <w:szCs w:val="16"/>
-                <w:lang w:val="ru-RU"/>
-              </w:rPr>
-              <w:t>Источник:</w:t>
-            </w:r>
-            <w:r>
-              <w:rPr>
-                <w:rFonts w:ascii="Arial" w:hAnsi="Arial" w:cs="Arial"/>
-                <w:sz w:val="16"/>
-                <w:szCs w:val="16"/>
-                <w:lang w:val="ru-RU"/>
-              </w:rPr>
-              <w:t xml:space="preserve"> Книга памяти Алтайского края</w:t>
-            </w:r>
-            <w:r>
-              <w:rPr>
-                <w:rFonts w:ascii="Arial" w:hAnsi="Arial" w:cs="Arial"/>
-                <w:sz w:val="16"/>
-                <w:szCs w:val="16"/>
-                <w:lang w:val="ru-RU"/>
-              </w:rPr>
-              <w:t>;</w:t>
-            </w:r>
-            <w:r>
-              <w:rPr>
-                <w:rFonts w:ascii="Arial" w:hAnsi="Arial" w:cs="Arial"/>
-                <w:sz w:val="16"/>
-                <w:szCs w:val="16"/>
-                <w:lang w:val="ru-RU"/>
-              </w:rPr>
-              <w:t xml:space="preserve"> </w:t>
-            </w:r>
-            <w:hyperlink r:id="rId17" w:history="1">
-              <w:r>
-                <w:rPr>
-                  <w:rStyle w:val="Hyperlink"/>
-                  <w:rFonts w:ascii="Arial" w:hAnsi="Arial" w:cs="Arial"/>
-                  <w:b/>
-                  <w:bCs/>
-                  <w:color w:val="auto"/>
-                  <w:sz w:val="16"/>
-                  <w:szCs w:val="16"/>
-                  <w:lang w:val="ru-RU"/>
-                </w:rPr>
-                <w:t>Открытый список</w:t>
-              </w:r>
-            </w:hyperlink>
-          </w:p>
-        </w:tc>
-      </w:tr>
-      <w:tr>
-        <w:tc>
-          <w:tcPr>
-            <w:tcW w:w="11049" w:type="dxa"/>
-            <w:tcBorders>
-              <w:left w:val="double" w:sz="1" w:space="0" w:color="808080"/>
-              <w:bottom w:val="double" w:sz="1" w:space="0" w:color="808080"/>
-              <w:right w:val="double" w:sz="2" w:space="0" w:color="808080"/>
-            </w:tcBorders>
-            <w:shd w:val="clear" w:color="auto" w:fill="auto"/>
-            <w:vAlign w:val="center"/>
-          </w:tcPr>
-          <w:p>
-            <w:pPr>
-              <w:pStyle w:val="BodyText"/>
-              <w:pBdr>
-                <w:top w:val="none" w:sz="0" w:space="0" w:color="000000"/>
-                <w:left w:val="none" w:sz="0" w:space="0" w:color="000000"/>
-                <w:bottom w:val="none" w:sz="0" w:space="0" w:color="000000"/>
-                <w:right w:val="none" w:sz="0" w:space="0" w:color="000000"/>
-              </w:pBdr>
-              <w:spacing w:after="0" w:line="240" w:lineRule="auto"/>
-              <w:rPr>
-                <w:rFonts w:ascii="Arial" w:hAnsi="Arial" w:cs="Arial"/>
-                <w:sz w:val="16"/>
-                <w:szCs w:val="16"/>
-                <w:lang w:val="ru-RU"/>
-              </w:rPr>
-            </w:pPr>
-            <w:r>
-              <w:rPr>
-                <w:rFonts w:ascii="Arial" w:hAnsi="Arial" w:cs="Arial"/>
-                <w:b/>
-                <w:bCs/>
-                <w:sz w:val="16"/>
-                <w:szCs w:val="16"/>
-                <w:lang w:val="ru-RU"/>
-              </w:rPr>
-              <w:t>Ларионова Ирина Кирилловна</w:t>
-            </w:r>
-            <w:r>
-              <w:rPr>
-                <w:rFonts w:ascii="Arial" w:hAnsi="Arial" w:cs="Arial"/>
-                <w:b/>
-                <w:bCs/>
-                <w:sz w:val="16"/>
-                <w:szCs w:val="16"/>
-                <w:lang w:val="ru-RU"/>
-              </w:rPr>
-              <w:t xml:space="preserve"> </w:t>
-            </w:r>
-            <w:r>
-              <w:rPr>
-                <w:rFonts w:ascii="Arial" w:hAnsi="Arial" w:cs="Arial"/>
-                <w:b/>
-                <w:bCs/>
-                <w:sz w:val="16"/>
-                <w:szCs w:val="16"/>
-                <w:lang w:val="ru-RU"/>
-              </w:rPr>
-              <w:t>59 лет</w:t>
-            </w:r>
-            <w:r>
-              <w:rPr>
-                <w:rFonts w:ascii="Arial" w:hAnsi="Arial" w:cs="Arial"/>
-                <w:b/>
-                <w:bCs/>
-                <w:sz w:val="16"/>
-                <w:szCs w:val="16"/>
-                <w:lang w:val="ru-RU"/>
-              </w:rPr>
-              <w:t xml:space="preserve"> </w:t>
-            </w:r>
-          </w:p>
-          <w:p>
-            <w:pPr>
-              <w:pStyle w:val="BodyText"/>
-              <w:pBdr>
-                <w:top w:val="none" w:sz="0" w:space="0" w:color="000000"/>
-                <w:left w:val="none" w:sz="0" w:space="0" w:color="000000"/>
-                <w:bottom w:val="none" w:sz="0" w:space="0" w:color="000000"/>
-                <w:right w:val="none" w:sz="0" w:space="0" w:color="000000"/>
-              </w:pBdr>
-              <w:spacing w:after="0" w:line="240" w:lineRule="auto"/>
-              <w:rPr>
-                <w:rFonts w:ascii="Arial" w:hAnsi="Arial" w:cs="Arial"/>
-                <w:sz w:val="16"/>
-                <w:szCs w:val="16"/>
-                <w:lang w:val="ru-RU"/>
-              </w:rPr>
-            </w:pPr>
-            <w:r>
-              <w:rPr>
-                <w:rFonts w:ascii="Arial" w:hAnsi="Arial" w:cs="Arial"/>
-                <w:sz w:val="16"/>
-                <w:szCs w:val="16"/>
-                <w:lang w:val="ru-RU"/>
-              </w:rPr>
-              <w:t xml:space="preserve">Родилась в 1882 г., Чувашия; чувашка,единоличница. </w:t>
-            </w:r>
-            <w:r>
-              <w:rPr>
-                <w:rFonts w:ascii="Arial" w:hAnsi="Arial" w:cs="Arial"/>
-                <w:sz w:val="16"/>
-                <w:szCs w:val="16"/>
-                <w:lang w:val="ru-RU"/>
-              </w:rPr>
-              <w:t>Прож.:</w:t>
-            </w:r>
-            <w:r>
-              <w:rPr>
-                <w:rFonts w:ascii="Arial" w:hAnsi="Arial" w:cs="Arial"/>
-                <w:sz w:val="16"/>
-                <w:szCs w:val="16"/>
-                <w:lang w:val="ru-RU"/>
-              </w:rPr>
-              <w:t xml:space="preserve"> Чувашия. Приговорена: Верховный суд МАССР 14 октября 1941 г., обв.: по ст. 58-10, 58-14 УК РСФСР. Приговор: расстрел Реабилитирована 20 июня 1995 г.</w:t>
             </w:r>
           </w:p>
           <w:p>
@@ -5298,7 +5195,7 @@
                 <w:szCs w:val="16"/>
                 <w:lang w:val="ru-RU"/>
               </w:rPr>
-              <w:t>Мезелева Мария</w:t>
+              <w:t>Кириллова Анна Ефремовна</w:t>
             </w:r>
             <w:r>
               <w:rPr>
@@ -5320,7 +5217,7 @@
                 <w:szCs w:val="16"/>
                 <w:lang w:val="ru-RU"/>
               </w:rPr>
-              <w:t>60 лет</w:t>
+              <w:t>52 года</w:t>
             </w:r>
             <w:r>
               <w:rPr>
@@ -5358,7 +5255,210 @@
                 <w:szCs w:val="16"/>
                 <w:lang w:val="ru-RU"/>
               </w:rPr>
-              <w:t>1858 г.р., Спасский р-н, с. Иж-Борискино, чувашка, крестьянка, арестована 2 октября 1918 г., обвинение: ("участница убийства красноармейца"), осуждена 2 октября 1918 г., Спасской ЧСК. Приговор: ВМН. Дата реабилитации: 29 февраля 2000 г.</w:t>
+              <w:t>Родилась</w:t>
+            </w:r>
+            <w:r>
+              <w:rPr>
+                <w:rFonts w:ascii="Arial" w:hAnsi="Arial" w:cs="Arial"/>
+                <w:sz w:val="16"/>
+                <w:szCs w:val="16"/>
+              </w:rPr>
+              <w:t> </w:t>
+            </w:r>
+            <w:r>
+              <w:rPr>
+                <w:rFonts w:ascii="Arial" w:hAnsi="Arial" w:cs="Arial"/>
+                <w:sz w:val="16"/>
+                <w:szCs w:val="16"/>
+                <w:lang w:val="ru-RU"/>
+              </w:rPr>
+              <w:t xml:space="preserve">в 1885 г., Санкт-Петербургская губ.; чувашка; монашка. </w:t>
+            </w:r>
+            <w:proofErr w:type="spellStart"/>
+            <w:r>
+              <w:rPr>
+                <w:rFonts w:ascii="Arial" w:hAnsi="Arial" w:cs="Arial"/>
+                <w:sz w:val="16"/>
+                <w:szCs w:val="16"/>
+                <w:lang w:val="ru-RU"/>
+              </w:rPr>
+              <w:t>Прож</w:t>
+            </w:r>
+            <w:proofErr w:type="spellEnd"/>
+            <w:r>
+              <w:rPr>
+                <w:rFonts w:ascii="Arial" w:hAnsi="Arial" w:cs="Arial"/>
+                <w:sz w:val="16"/>
+                <w:szCs w:val="16"/>
+                <w:lang w:val="ru-RU"/>
+              </w:rPr>
+              <w:t>.:</w:t>
+            </w:r>
+            <w:r>
+              <w:rPr>
+                <w:rFonts w:ascii="Arial" w:hAnsi="Arial" w:cs="Arial"/>
+                <w:sz w:val="16"/>
+                <w:szCs w:val="16"/>
+              </w:rPr>
+              <w:t> </w:t>
+            </w:r>
+            <w:r>
+              <w:rPr>
+                <w:rFonts w:ascii="Arial" w:hAnsi="Arial" w:cs="Arial"/>
+                <w:sz w:val="16"/>
+                <w:szCs w:val="16"/>
+                <w:lang w:val="ru-RU"/>
+              </w:rPr>
+              <w:t>Мамонтовский р-н, с. Мамонтово.</w:t>
+            </w:r>
+            <w:r>
+              <w:rPr>
+                <w:rFonts w:ascii="Arial" w:hAnsi="Arial" w:cs="Arial"/>
+                <w:sz w:val="16"/>
+                <w:szCs w:val="16"/>
+                <w:lang w:val="ru-RU"/>
+              </w:rPr>
+              <w:t xml:space="preserve"> </w:t>
+            </w:r>
+            <w:r>
+              <w:rPr>
+                <w:rFonts w:ascii="Arial" w:hAnsi="Arial" w:cs="Arial"/>
+                <w:sz w:val="16"/>
+                <w:szCs w:val="16"/>
+                <w:lang w:val="ru-RU"/>
+              </w:rPr>
+              <w:t>Арестована 28 июля 1937 г.</w:t>
+            </w:r>
+            <w:r>
+              <w:rPr>
+                <w:rFonts w:ascii="Arial" w:hAnsi="Arial" w:cs="Arial"/>
+                <w:sz w:val="16"/>
+                <w:szCs w:val="16"/>
+                <w:lang w:val="ru-RU"/>
+              </w:rPr>
+              <w:t xml:space="preserve"> </w:t>
+            </w:r>
+            <w:r>
+              <w:rPr>
+                <w:rFonts w:ascii="Arial" w:hAnsi="Arial" w:cs="Arial"/>
+                <w:sz w:val="16"/>
+                <w:szCs w:val="16"/>
+                <w:lang w:val="ru-RU"/>
+              </w:rPr>
+              <w:t xml:space="preserve">Приговорена: тройка при УНКВД по </w:t>
+            </w:r>
+            <w:proofErr w:type="spellStart"/>
+            <w:r>
+              <w:rPr>
+                <w:rFonts w:ascii="Arial" w:hAnsi="Arial" w:cs="Arial"/>
+                <w:sz w:val="16"/>
+                <w:szCs w:val="16"/>
+                <w:lang w:val="ru-RU"/>
+              </w:rPr>
+              <w:t>Запсибкраю</w:t>
+            </w:r>
+            <w:proofErr w:type="spellEnd"/>
+            <w:r>
+              <w:rPr>
+                <w:rFonts w:ascii="Arial" w:hAnsi="Arial" w:cs="Arial"/>
+                <w:sz w:val="16"/>
+                <w:szCs w:val="16"/>
+                <w:lang w:val="ru-RU"/>
+              </w:rPr>
+              <w:t xml:space="preserve"> 26 сентября 1937 г., </w:t>
+            </w:r>
+            <w:proofErr w:type="spellStart"/>
+            <w:r>
+              <w:rPr>
+                <w:rFonts w:ascii="Arial" w:hAnsi="Arial" w:cs="Arial"/>
+                <w:sz w:val="16"/>
+                <w:szCs w:val="16"/>
+                <w:lang w:val="ru-RU"/>
+              </w:rPr>
+              <w:t>обв</w:t>
+            </w:r>
+            <w:proofErr w:type="spellEnd"/>
+            <w:r>
+              <w:rPr>
+                <w:rFonts w:ascii="Arial" w:hAnsi="Arial" w:cs="Arial"/>
+                <w:sz w:val="16"/>
+                <w:szCs w:val="16"/>
+                <w:lang w:val="ru-RU"/>
+              </w:rPr>
+              <w:t>.:</w:t>
+            </w:r>
+            <w:r>
+              <w:rPr>
+                <w:rFonts w:ascii="Arial" w:hAnsi="Arial" w:cs="Arial"/>
+                <w:sz w:val="16"/>
+                <w:szCs w:val="16"/>
+              </w:rPr>
+              <w:t> </w:t>
+            </w:r>
+            <w:r>
+              <w:rPr>
+                <w:rFonts w:ascii="Arial" w:hAnsi="Arial" w:cs="Arial"/>
+                <w:sz w:val="16"/>
+                <w:szCs w:val="16"/>
+                <w:lang w:val="ru-RU"/>
+              </w:rPr>
+              <w:t xml:space="preserve">по ст. </w:t>
+            </w:r>
+            <w:proofErr w:type="gramStart"/>
+            <w:r>
+              <w:rPr>
+                <w:rFonts w:ascii="Arial" w:hAnsi="Arial" w:cs="Arial"/>
+                <w:sz w:val="16"/>
+                <w:szCs w:val="16"/>
+                <w:lang w:val="ru-RU"/>
+              </w:rPr>
+              <w:t>58-10</w:t>
+            </w:r>
+            <w:proofErr w:type="gramEnd"/>
+            <w:r>
+              <w:rPr>
+                <w:rFonts w:ascii="Arial" w:hAnsi="Arial" w:cs="Arial"/>
+                <w:sz w:val="16"/>
+                <w:szCs w:val="16"/>
+                <w:lang w:val="ru-RU"/>
+              </w:rPr>
+              <w:t>, 11.</w:t>
+            </w:r>
+            <w:r>
+              <w:rPr>
+                <w:rFonts w:ascii="Arial" w:hAnsi="Arial" w:cs="Arial"/>
+                <w:sz w:val="16"/>
+                <w:szCs w:val="16"/>
+                <w:lang w:val="ru-RU"/>
+              </w:rPr>
+              <w:t xml:space="preserve"> </w:t>
+            </w:r>
+            <w:proofErr w:type="spellStart"/>
+            <w:r>
+              <w:rPr>
+                <w:rFonts w:ascii="Arial" w:hAnsi="Arial" w:cs="Arial"/>
+                <w:sz w:val="16"/>
+                <w:szCs w:val="16"/>
+              </w:rPr>
+              <w:t>Приговор</w:t>
+            </w:r>
+            <w:proofErr w:type="spellEnd"/>
+            <w:r>
+              <w:rPr>
+                <w:rFonts w:ascii="Arial" w:hAnsi="Arial" w:cs="Arial"/>
+                <w:sz w:val="16"/>
+                <w:szCs w:val="16"/>
+              </w:rPr>
+              <w:t xml:space="preserve">: ВМН. </w:t>
+            </w:r>
+            <w:r>
+              <w:rPr>
+                <w:rFonts w:ascii="Arial" w:hAnsi="Arial" w:cs="Arial"/>
+                <w:sz w:val="16"/>
+                <w:szCs w:val="16"/>
+                <w:lang w:val="ru-RU"/>
+              </w:rPr>
+              <w:t>Расстреляна 31 октября 1937 г. Реабилитирована 23 марта 1967 г. Алтайским крайсудом дело прекращено за отсутствием состава преступления</w:t>
             </w:r>
           </w:p>
           <w:p>
@@ -5394,43 +5494,7 @@
                 <w:szCs w:val="16"/>
                 <w:lang w:val="ru-RU"/>
               </w:rPr>
-              <w:t xml:space="preserve"> Книга памяти Республики Татарстан</w:t>
-            </w:r>
-            <w:r>
-              <w:rPr>
-                <w:rFonts w:ascii="Arial" w:hAnsi="Arial" w:cs="Arial"/>
-                <w:sz w:val="16"/>
-                <w:szCs w:val="16"/>
-                <w:lang w:val="ru-RU"/>
-              </w:rPr>
-              <w:t xml:space="preserve"> – </w:t>
-            </w:r>
-            <w:r>
-              <w:rPr>
-                <w:rFonts w:ascii="Arial" w:hAnsi="Arial" w:cs="Arial"/>
-                <w:sz w:val="16"/>
-                <w:szCs w:val="16"/>
-                <w:lang w:val="ru-RU"/>
-              </w:rPr>
-              <w:t>т.</w:t>
-            </w:r>
-            <w:r>
-              <w:rPr>
-                <w:rFonts w:ascii="Arial" w:hAnsi="Arial" w:cs="Arial"/>
-                <w:sz w:val="16"/>
-                <w:szCs w:val="16"/>
-                <w:lang w:val="ru-RU"/>
-              </w:rPr>
-              <w:t xml:space="preserve"> </w:t>
-            </w:r>
-            <w:r>
-              <w:rPr>
-                <w:rFonts w:ascii="Arial" w:hAnsi="Arial" w:cs="Arial"/>
-                <w:sz w:val="16"/>
-                <w:szCs w:val="16"/>
-                <w:lang w:val="ru-RU"/>
-              </w:rPr>
-              <w:t>09</w:t>
+              <w:t xml:space="preserve"> Книга памяти Алтайского края</w:t>
             </w:r>
             <w:r>
               <w:rPr>
@@ -5501,16 +5565,18 @@
               <w:rPr>
                 <w:rFonts w:ascii="Arial" w:hAnsi="Arial" w:cs="Arial"/>
                 <w:b/>
-                <w:sz w:val="16"/>
-                <w:szCs w:val="16"/>
-                <w:lang w:val="ru-RU"/>
-              </w:rPr>
-              <w:t>Михайлова Марфа Михайловна</w:t>
-            </w:r>
-            <w:r>
-              <w:rPr>
-                <w:rFonts w:ascii="Arial" w:hAnsi="Arial" w:cs="Arial"/>
-                <w:b/>
+                <w:bCs/>
+                <w:sz w:val="16"/>
+                <w:szCs w:val="16"/>
+                <w:lang w:val="ru-RU"/>
+              </w:rPr>
+              <w:t>Ларионова Ирина Кирилловна</w:t>
+            </w:r>
+            <w:r>
+              <w:rPr>
+                <w:rFonts w:ascii="Arial" w:hAnsi="Arial" w:cs="Arial"/>
+                <w:b/>
+                <w:bCs/>
                 <w:sz w:val="16"/>
                 <w:szCs w:val="16"/>
                 <w:lang w:val="ru-RU"/>
@@ -5521,16 +5587,18 @@
               <w:rPr>
                 <w:rFonts w:ascii="Arial" w:hAnsi="Arial" w:cs="Arial"/>
                 <w:b/>
-                <w:sz w:val="16"/>
-                <w:szCs w:val="16"/>
-                <w:lang w:val="ru-RU"/>
-              </w:rPr>
-              <w:t>49 лет</w:t>
-            </w:r>
-            <w:r>
-              <w:rPr>
-                <w:rFonts w:ascii="Arial" w:hAnsi="Arial" w:cs="Arial"/>
-                <w:b/>
+                <w:bCs/>
+                <w:sz w:val="16"/>
+                <w:szCs w:val="16"/>
+                <w:lang w:val="ru-RU"/>
+              </w:rPr>
+              <w:t>59 лет</w:t>
+            </w:r>
+            <w:r>
+              <w:rPr>
+                <w:rFonts w:ascii="Arial" w:hAnsi="Arial" w:cs="Arial"/>
+                <w:b/>
+                <w:bCs/>
                 <w:sz w:val="16"/>
                 <w:szCs w:val="16"/>
                 <w:lang w:val="ru-RU"/>
@@ -5562,111 +5630,118 @@
                 <w:szCs w:val="16"/>
                 <w:lang w:val="ru-RU"/>
               </w:rPr>
-              <w:t>Родилась</w:t>
-            </w:r>
-            <w:r>
-              <w:rPr>
-                <w:rFonts w:ascii="Arial" w:hAnsi="Arial" w:cs="Arial"/>
-                <w:sz w:val="16"/>
-                <w:szCs w:val="16"/>
-              </w:rPr>
-              <w:t> </w:t>
-            </w:r>
-            <w:r>
-              <w:rPr>
-                <w:rFonts w:ascii="Arial" w:hAnsi="Arial" w:cs="Arial"/>
-                <w:sz w:val="16"/>
-                <w:szCs w:val="16"/>
-                <w:lang w:val="ru-RU"/>
-              </w:rPr>
-              <w:t xml:space="preserve">в 1892 г., Чувашия, д. Жептяки; чувашка. </w:t>
-            </w:r>
-            <w:r>
-              <w:rPr>
-                <w:rFonts w:ascii="Arial" w:hAnsi="Arial" w:cs="Arial"/>
-                <w:sz w:val="16"/>
-                <w:szCs w:val="16"/>
-                <w:lang w:val="ru-RU"/>
-              </w:rPr>
-              <w:t>Прож.:</w:t>
-            </w:r>
-            <w:r>
-              <w:rPr>
-                <w:rFonts w:ascii="Arial" w:hAnsi="Arial" w:cs="Arial"/>
-                <w:sz w:val="16"/>
-                <w:szCs w:val="16"/>
-              </w:rPr>
-              <w:t> </w:t>
-            </w:r>
-            <w:r>
-              <w:rPr>
-                <w:rFonts w:ascii="Arial" w:hAnsi="Arial" w:cs="Arial"/>
-                <w:sz w:val="16"/>
-                <w:szCs w:val="16"/>
-                <w:lang w:val="ru-RU"/>
-              </w:rPr>
-              <w:t>Чувашия, д. Жептяки. Приговорена: Верховный суд МАССР 14 октября 1941 г., обв.:</w:t>
-            </w:r>
-            <w:r>
-              <w:rPr>
-                <w:rFonts w:ascii="Arial" w:hAnsi="Arial" w:cs="Arial"/>
-                <w:sz w:val="16"/>
-                <w:szCs w:val="16"/>
-              </w:rPr>
-              <w:t> </w:t>
-            </w:r>
-            <w:r>
-              <w:rPr>
-                <w:rFonts w:ascii="Arial" w:hAnsi="Arial" w:cs="Arial"/>
-                <w:sz w:val="16"/>
-                <w:szCs w:val="16"/>
-                <w:lang w:val="ru-RU"/>
-              </w:rPr>
-              <w:t>по ст. 58-10, 58-14 УК РСФСР. Приговор: расстрел Реабилитирована 21 июня 1995 г.</w:t>
-            </w:r>
-            <w:r>
-              <w:rPr>
-                <w:rFonts w:ascii="Arial" w:hAnsi="Arial" w:cs="Arial"/>
-                <w:sz w:val="16"/>
-                <w:szCs w:val="16"/>
-                <w:lang w:val="ru-RU"/>
-              </w:rPr>
-              <w:t xml:space="preserve"> (Ее брат Михайлов Степан Михайлович – 66лет, </w:t>
-            </w:r>
-            <w:r>
-              <w:rPr>
-                <w:rFonts w:ascii="Arial" w:hAnsi="Arial" w:cs="Arial"/>
-                <w:sz w:val="16"/>
-                <w:szCs w:val="16"/>
-                <w:lang w:val="ru-RU"/>
-              </w:rPr>
-              <w:t xml:space="preserve">осужден </w:t>
-            </w:r>
-            <w:r>
-              <w:rPr>
-                <w:rFonts w:ascii="Arial" w:hAnsi="Arial" w:cs="Arial"/>
-                <w:sz w:val="16"/>
-                <w:szCs w:val="16"/>
-                <w:lang w:val="ru-RU"/>
-              </w:rPr>
-              <w:t>26 декабря 1937</w:t>
-            </w:r>
-            <w:r>
-              <w:rPr>
-                <w:rFonts w:ascii="Arial" w:hAnsi="Arial" w:cs="Arial"/>
-                <w:sz w:val="16"/>
-                <w:szCs w:val="16"/>
-              </w:rPr>
-              <w:t> </w:t>
-            </w:r>
-            <w:r>
-              <w:rPr>
-                <w:rFonts w:ascii="Arial" w:hAnsi="Arial" w:cs="Arial"/>
-                <w:sz w:val="16"/>
-                <w:szCs w:val="16"/>
-                <w:lang w:val="ru-RU"/>
-              </w:rPr>
-              <w:t>г. на 10 лет ИТЛ)</w:t>
+              <w:t xml:space="preserve">Родилась в 1882 г., Чувашия; </w:t>
+            </w:r>
+            <w:proofErr w:type="spellStart"/>
+            <w:proofErr w:type="gramStart"/>
+            <w:r>
+              <w:rPr>
+                <w:rFonts w:ascii="Arial" w:hAnsi="Arial" w:cs="Arial"/>
+                <w:sz w:val="16"/>
+                <w:szCs w:val="16"/>
+                <w:lang w:val="ru-RU"/>
+              </w:rPr>
+              <w:t>чувашка,единоличница</w:t>
+            </w:r>
+            <w:proofErr w:type="spellEnd"/>
+            <w:proofErr w:type="gramEnd"/>
+            <w:r>
+              <w:rPr>
+                <w:rFonts w:ascii="Arial" w:hAnsi="Arial" w:cs="Arial"/>
+                <w:sz w:val="16"/>
+                <w:szCs w:val="16"/>
+                <w:lang w:val="ru-RU"/>
+              </w:rPr>
+              <w:t xml:space="preserve">. </w:t>
+            </w:r>
+            <w:proofErr w:type="spellStart"/>
+            <w:r>
+              <w:rPr>
+                <w:rFonts w:ascii="Arial" w:hAnsi="Arial" w:cs="Arial"/>
+                <w:sz w:val="16"/>
+                <w:szCs w:val="16"/>
+                <w:lang w:val="ru-RU"/>
+              </w:rPr>
+              <w:t>Прож</w:t>
+            </w:r>
+            <w:proofErr w:type="spellEnd"/>
+            <w:r>
+              <w:rPr>
+                <w:rFonts w:ascii="Arial" w:hAnsi="Arial" w:cs="Arial"/>
+                <w:sz w:val="16"/>
+                <w:szCs w:val="16"/>
+                <w:lang w:val="ru-RU"/>
+              </w:rPr>
+              <w:t>.:</w:t>
+            </w:r>
+            <w:r>
+              <w:rPr>
+                <w:rFonts w:ascii="Arial" w:hAnsi="Arial" w:cs="Arial"/>
+                <w:sz w:val="16"/>
+                <w:szCs w:val="16"/>
+                <w:lang w:val="ru-RU"/>
+              </w:rPr>
+              <w:t xml:space="preserve"> Чувашия. Приговорена: Верховный суд МАССР 14 октября 1941 г., </w:t>
+            </w:r>
+            <w:proofErr w:type="spellStart"/>
+            <w:r>
+              <w:rPr>
+                <w:rFonts w:ascii="Arial" w:hAnsi="Arial" w:cs="Arial"/>
+                <w:sz w:val="16"/>
+                <w:szCs w:val="16"/>
+                <w:lang w:val="ru-RU"/>
+              </w:rPr>
+              <w:t>обв</w:t>
+            </w:r>
+            <w:proofErr w:type="spellEnd"/>
+            <w:r>
+              <w:rPr>
+                <w:rFonts w:ascii="Arial" w:hAnsi="Arial" w:cs="Arial"/>
+                <w:sz w:val="16"/>
+                <w:szCs w:val="16"/>
+                <w:lang w:val="ru-RU"/>
+              </w:rPr>
+              <w:t xml:space="preserve">.: по ст. </w:t>
+            </w:r>
+            <w:proofErr w:type="gramStart"/>
+            <w:r>
+              <w:rPr>
+                <w:rFonts w:ascii="Arial" w:hAnsi="Arial" w:cs="Arial"/>
+                <w:sz w:val="16"/>
+                <w:szCs w:val="16"/>
+                <w:lang w:val="ru-RU"/>
+              </w:rPr>
+              <w:t>58-10</w:t>
+            </w:r>
+            <w:proofErr w:type="gramEnd"/>
+            <w:r>
+              <w:rPr>
+                <w:rFonts w:ascii="Arial" w:hAnsi="Arial" w:cs="Arial"/>
+                <w:sz w:val="16"/>
+                <w:szCs w:val="16"/>
+                <w:lang w:val="ru-RU"/>
+              </w:rPr>
+              <w:t xml:space="preserve">, </w:t>
+            </w:r>
+            <w:proofErr w:type="gramStart"/>
+            <w:r>
+              <w:rPr>
+                <w:rFonts w:ascii="Arial" w:hAnsi="Arial" w:cs="Arial"/>
+                <w:sz w:val="16"/>
+                <w:szCs w:val="16"/>
+                <w:lang w:val="ru-RU"/>
+              </w:rPr>
+              <w:t>58-14</w:t>
+            </w:r>
+            <w:proofErr w:type="gramEnd"/>
+            <w:r>
+              <w:rPr>
+                <w:rFonts w:ascii="Arial" w:hAnsi="Arial" w:cs="Arial"/>
+                <w:sz w:val="16"/>
+                <w:szCs w:val="16"/>
+                <w:lang w:val="ru-RU"/>
+              </w:rPr>
+              <w:t xml:space="preserve"> УК РСФСР. Приговор: расстрел Реабилитирована 20 июня 1995 г.</w:t>
             </w:r>
           </w:p>
           <w:p>
@@ -5681,8 +5756,6 @@
               <w:spacing w:after="0" w:line="240" w:lineRule="auto"/>
               <w:rPr>
                 <w:rFonts w:ascii="Arial" w:hAnsi="Arial" w:cs="Arial"/>
-                <w:b/>
-                <w:bCs/>
                 <w:sz w:val="16"/>
                 <w:szCs w:val="16"/>
                 <w:lang w:val="ru-RU"/>
@@ -5691,8 +5764,6 @@
             <w:r>
               <w:rPr>
                 <w:rFonts w:ascii="Arial" w:hAnsi="Arial" w:cs="Arial"/>
-                <w:b/>
-                <w:bCs/>
                 <w:sz w:val="16"/>
                 <w:szCs w:val="16"/>
                 <w:lang w:val="ru-RU"/>
@@ -5702,8 +5773,6 @@
             <w:r>
               <w:rPr>
                 <w:rFonts w:ascii="Arial" w:hAnsi="Arial" w:cs="Arial"/>
-                <w:b/>
-                <w:bCs/>
                 <w:sz w:val="16"/>
                 <w:szCs w:val="16"/>
                 <w:lang w:val="ru-RU"/>
@@ -5713,8 +5782,6 @@
             <w:r>
               <w:rPr>
                 <w:rFonts w:ascii="Arial" w:hAnsi="Arial" w:cs="Arial"/>
-                <w:b/>
-                <w:bCs/>
                 <w:sz w:val="16"/>
                 <w:szCs w:val="16"/>
                 <w:lang w:val="ru-RU"/>
@@ -5724,8 +5791,6 @@
             <w:r>
               <w:rPr>
                 <w:rFonts w:ascii="Arial" w:hAnsi="Arial" w:cs="Arial"/>
-                <w:b/>
-                <w:bCs/>
                 <w:sz w:val="16"/>
                 <w:szCs w:val="16"/>
                 <w:lang w:val="ru-RU"/>
@@ -5779,20 +5844,36 @@
                 <w:lang w:val="ru-RU"/>
               </w:rPr>
             </w:pPr>
-            <w:r>
-              <w:rPr>
-                <w:rFonts w:ascii="Arial" w:hAnsi="Arial" w:cs="Arial"/>
-                <w:b/>
-                <w:sz w:val="16"/>
-                <w:szCs w:val="16"/>
-                <w:lang w:val="ru-RU"/>
-              </w:rPr>
-              <w:t>Никитина Фекла Андреевна</w:t>
-            </w:r>
-            <w:r>
-              <w:rPr>
-                <w:rFonts w:ascii="Arial" w:hAnsi="Arial" w:cs="Arial"/>
-                <w:b/>
+            <w:proofErr w:type="spellStart"/>
+            <w:r>
+              <w:rPr>
+                <w:rFonts w:ascii="Arial" w:hAnsi="Arial" w:cs="Arial"/>
+                <w:b/>
+                <w:bCs/>
+                <w:sz w:val="16"/>
+                <w:szCs w:val="16"/>
+                <w:lang w:val="ru-RU"/>
+              </w:rPr>
+              <w:lastRenderedPageBreak/>
+              <w:t>Мезелева</w:t>
+            </w:r>
+            <w:proofErr w:type="spellEnd"/>
+            <w:r>
+              <w:rPr>
+                <w:rFonts w:ascii="Arial" w:hAnsi="Arial" w:cs="Arial"/>
+                <w:b/>
+                <w:bCs/>
+                <w:sz w:val="16"/>
+                <w:szCs w:val="16"/>
+                <w:lang w:val="ru-RU"/>
+              </w:rPr>
+              <w:t xml:space="preserve"> Мария</w:t>
+            </w:r>
+            <w:r>
+              <w:rPr>
+                <w:rFonts w:ascii="Arial" w:hAnsi="Arial" w:cs="Arial"/>
+                <w:b/>
+                <w:bCs/>
                 <w:sz w:val="16"/>
                 <w:szCs w:val="16"/>
                 <w:lang w:val="ru-RU"/>
@@ -5803,16 +5884,18 @@
               <w:rPr>
                 <w:rFonts w:ascii="Arial" w:hAnsi="Arial" w:cs="Arial"/>
                 <w:b/>
-                <w:sz w:val="16"/>
-                <w:szCs w:val="16"/>
-                <w:lang w:val="ru-RU"/>
-              </w:rPr>
-              <w:t>41 год</w:t>
-            </w:r>
-            <w:r>
-              <w:rPr>
-                <w:rFonts w:ascii="Arial" w:hAnsi="Arial" w:cs="Arial"/>
-                <w:b/>
+                <w:bCs/>
+                <w:sz w:val="16"/>
+                <w:szCs w:val="16"/>
+                <w:lang w:val="ru-RU"/>
+              </w:rPr>
+              <w:t>60 лет</w:t>
+            </w:r>
+            <w:r>
+              <w:rPr>
+                <w:rFonts w:ascii="Arial" w:hAnsi="Arial" w:cs="Arial"/>
+                <w:b/>
+                <w:bCs/>
                 <w:sz w:val="16"/>
                 <w:szCs w:val="16"/>
                 <w:lang w:val="ru-RU"/>
@@ -5844,97 +5927,7 @@
                 <w:szCs w:val="16"/>
                 <w:lang w:val="ru-RU"/>
               </w:rPr>
-              <w:t>1901 г.р., м.р.: Чувашская АССР, Урмарский р-н, д. Чирш-Сирма, чувашка, не работала.</w:t>
-            </w:r>
-            <w:r>
-              <w:rPr>
-                <w:rFonts w:ascii="Arial" w:hAnsi="Arial" w:cs="Arial"/>
-                <w:sz w:val="16"/>
-                <w:szCs w:val="16"/>
-                <w:lang w:val="ru-RU"/>
-              </w:rPr>
-              <w:t xml:space="preserve"> </w:t>
-            </w:r>
-            <w:r>
-              <w:rPr>
-                <w:rFonts w:ascii="Arial" w:hAnsi="Arial" w:cs="Arial"/>
-                <w:sz w:val="16"/>
-                <w:szCs w:val="16"/>
-                <w:lang w:val="ru-RU"/>
-              </w:rPr>
-              <w:t>Обвинение: ст.58 п.1 "а" УК РСФСР, ст.58 п.10 ч.2 УК РСФСР.</w:t>
-            </w:r>
-            <w:r>
-              <w:rPr>
-                <w:rFonts w:ascii="Arial" w:hAnsi="Arial" w:cs="Arial"/>
-                <w:sz w:val="16"/>
-                <w:szCs w:val="16"/>
-                <w:lang w:val="ru-RU"/>
-              </w:rPr>
-              <w:t xml:space="preserve"> </w:t>
-            </w:r>
-            <w:r>
-              <w:rPr>
-                <w:rFonts w:ascii="Arial" w:hAnsi="Arial" w:cs="Arial"/>
-                <w:sz w:val="16"/>
-                <w:szCs w:val="16"/>
-                <w:lang w:val="ru-RU"/>
-              </w:rPr>
-              <w:t>Приговор: Военным трибуналом МВО, 27.11.1941</w:t>
-            </w:r>
-            <w:r>
-              <w:rPr>
-                <w:rFonts w:ascii="Arial" w:hAnsi="Arial" w:cs="Arial"/>
-                <w:sz w:val="16"/>
-                <w:szCs w:val="16"/>
-                <w:lang w:val="ru-RU"/>
-              </w:rPr>
-              <w:t xml:space="preserve"> – </w:t>
-            </w:r>
-            <w:r>
-              <w:rPr>
-                <w:rFonts w:ascii="Arial" w:hAnsi="Arial" w:cs="Arial"/>
-                <w:sz w:val="16"/>
-                <w:szCs w:val="16"/>
-                <w:lang w:val="ru-RU"/>
-              </w:rPr>
-              <w:t>"Никитину по совокупности совершенных преступлений приговорить к высшей мере уголовного наказания</w:t>
-            </w:r>
-            <w:r>
-              <w:rPr>
-                <w:rFonts w:ascii="Arial" w:hAnsi="Arial" w:cs="Arial"/>
-                <w:sz w:val="16"/>
-                <w:szCs w:val="16"/>
-                <w:lang w:val="ru-RU"/>
-              </w:rPr>
-              <w:t xml:space="preserve"> – </w:t>
-            </w:r>
-            <w:r>
-              <w:rPr>
-                <w:rFonts w:ascii="Arial" w:hAnsi="Arial" w:cs="Arial"/>
-                <w:sz w:val="16"/>
-                <w:szCs w:val="16"/>
-                <w:lang w:val="ru-RU"/>
-              </w:rPr>
-              <w:t>расстрелу</w:t>
-            </w:r>
-            <w:r>
-              <w:rPr>
-                <w:rFonts w:ascii="Arial" w:hAnsi="Arial" w:cs="Arial"/>
-                <w:sz w:val="16"/>
-                <w:szCs w:val="16"/>
-                <w:lang w:val="ru-RU"/>
-              </w:rPr>
-              <w:t xml:space="preserve"> – </w:t>
-            </w:r>
-            <w:r>
-              <w:rPr>
-                <w:rFonts w:ascii="Arial" w:hAnsi="Arial" w:cs="Arial"/>
-                <w:sz w:val="16"/>
-                <w:szCs w:val="16"/>
-                <w:lang w:val="ru-RU"/>
-              </w:rPr>
-              <w:t>с конфискацией принадлежащего ей имущества."</w:t>
+              <w:t>1858 г.р., Спасский р-н, с. Иж-Борискино, чувашка, крестьянка, арестована 2 октября 1918 г., обвинение: ("участница убийства красноармейца"), осуждена 2 октября 1918 г., Спасской ЧСК. Приговор: ВМН. Дата реабилитации: 29 февраля 2000 г.</w:t>
             </w:r>
           </w:p>
           <w:p>
@@ -5961,7 +5954,157 @@
                 <w:szCs w:val="16"/>
                 <w:lang w:val="ru-RU"/>
               </w:rPr>
-              <w:t>Расстреляна 01.01.1942. Реабилитация: 15.07.1971</w:t>
+              <w:t>Источник:</w:t>
+            </w:r>
+            <w:r>
+              <w:rPr>
+                <w:rFonts w:ascii="Arial" w:hAnsi="Arial" w:cs="Arial"/>
+                <w:sz w:val="16"/>
+                <w:szCs w:val="16"/>
+                <w:lang w:val="ru-RU"/>
+              </w:rPr>
+              <w:t xml:space="preserve"> Книга памяти Республики Татарстан</w:t>
+            </w:r>
+            <w:r>
+              <w:rPr>
+                <w:rFonts w:ascii="Arial" w:hAnsi="Arial" w:cs="Arial"/>
+                <w:sz w:val="16"/>
+                <w:szCs w:val="16"/>
+                <w:lang w:val="ru-RU"/>
+              </w:rPr>
+              <w:t xml:space="preserve"> – </w:t>
+            </w:r>
+            <w:r>
+              <w:rPr>
+                <w:rFonts w:ascii="Arial" w:hAnsi="Arial" w:cs="Arial"/>
+                <w:sz w:val="16"/>
+                <w:szCs w:val="16"/>
+                <w:lang w:val="ru-RU"/>
+              </w:rPr>
+              <w:t>т.</w:t>
+            </w:r>
+            <w:r>
+              <w:rPr>
+                <w:rFonts w:ascii="Arial" w:hAnsi="Arial" w:cs="Arial"/>
+                <w:sz w:val="16"/>
+                <w:szCs w:val="16"/>
+                <w:lang w:val="ru-RU"/>
+              </w:rPr>
+              <w:t xml:space="preserve"> </w:t>
+            </w:r>
+            <w:r>
+              <w:rPr>
+                <w:rFonts w:ascii="Arial" w:hAnsi="Arial" w:cs="Arial"/>
+                <w:sz w:val="16"/>
+                <w:szCs w:val="16"/>
+                <w:lang w:val="ru-RU"/>
+              </w:rPr>
+              <w:t>09</w:t>
+            </w:r>
+            <w:r>
+              <w:rPr>
+                <w:rFonts w:ascii="Arial" w:hAnsi="Arial" w:cs="Arial"/>
+                <w:sz w:val="16"/>
+                <w:szCs w:val="16"/>
+                <w:lang w:val="ru-RU"/>
+              </w:rPr>
+              <w:t>;</w:t>
+            </w:r>
+            <w:r>
+              <w:rPr>
+                <w:rFonts w:ascii="Arial" w:hAnsi="Arial" w:cs="Arial"/>
+                <w:sz w:val="16"/>
+                <w:szCs w:val="16"/>
+                <w:lang w:val="ru-RU"/>
+              </w:rPr>
+              <w:t xml:space="preserve"> </w:t>
+            </w:r>
+            <w:hyperlink r:id="rId21" w:history="1">
+              <w:r>
+                <w:rPr>
+                  <w:rStyle w:val="Hyperlink"/>
+                  <w:rFonts w:ascii="Arial" w:hAnsi="Arial" w:cs="Arial"/>
+                  <w:b/>
+                  <w:bCs/>
+                  <w:color w:val="auto"/>
+                  <w:sz w:val="16"/>
+                  <w:szCs w:val="16"/>
+                  <w:lang w:val="ru-RU"/>
+                </w:rPr>
+                <w:t>Открытый список</w:t>
+              </w:r>
+            </w:hyperlink>
+          </w:p>
+        </w:tc>
+      </w:tr>
+      <w:tr>
+        <w:tc>
+          <w:tcPr>
+            <w:tcW w:w="11049" w:type="dxa"/>
+            <w:tcBorders>
+              <w:left w:val="double" w:sz="1" w:space="0" w:color="808080"/>
+              <w:bottom w:val="double" w:sz="1" w:space="0" w:color="808080"/>
+              <w:right w:val="double" w:sz="2" w:space="0" w:color="808080"/>
+            </w:tcBorders>
+            <w:shd w:val="clear" w:color="auto" w:fill="auto"/>
+            <w:vAlign w:val="center"/>
+          </w:tcPr>
+          <w:p>
+            <w:pPr>
+              <w:pStyle w:val="BodyText"/>
+              <w:pBdr>
+                <w:top w:val="none" w:sz="0" w:space="0" w:color="000000"/>
+                <w:left w:val="none" w:sz="0" w:space="0" w:color="000000"/>
+                <w:bottom w:val="none" w:sz="0" w:space="0" w:color="000000"/>
+                <w:right w:val="none" w:sz="0" w:space="0" w:color="000000"/>
+              </w:pBdr>
+              <w:spacing w:after="0" w:line="240" w:lineRule="auto"/>
+              <w:rPr>
+                <w:rFonts w:ascii="Arial" w:hAnsi="Arial" w:cs="Arial"/>
+                <w:sz w:val="16"/>
+                <w:szCs w:val="16"/>
+                <w:lang w:val="ru-RU"/>
+              </w:rPr>
+            </w:pPr>
+            <w:r>
+              <w:rPr>
+                <w:rFonts w:ascii="Arial" w:hAnsi="Arial" w:cs="Arial"/>
+                <w:b/>
+                <w:sz w:val="16"/>
+                <w:szCs w:val="16"/>
+                <w:lang w:val="ru-RU"/>
+              </w:rPr>
+              <w:t>Михайлова Марфа Михайловна</w:t>
+            </w:r>
+            <w:r>
+              <w:rPr>
+                <w:rFonts w:ascii="Arial" w:hAnsi="Arial" w:cs="Arial"/>
+                <w:b/>
+                <w:sz w:val="16"/>
+                <w:szCs w:val="16"/>
+                <w:lang w:val="ru-RU"/>
+              </w:rPr>
+              <w:t xml:space="preserve"> </w:t>
+            </w:r>
+            <w:r>
+              <w:rPr>
+                <w:rFonts w:ascii="Arial" w:hAnsi="Arial" w:cs="Arial"/>
+                <w:b/>
+                <w:sz w:val="16"/>
+                <w:szCs w:val="16"/>
+                <w:lang w:val="ru-RU"/>
+              </w:rPr>
+              <w:t>49 лет</w:t>
+            </w:r>
+            <w:r>
+              <w:rPr>
+                <w:rFonts w:ascii="Arial" w:hAnsi="Arial" w:cs="Arial"/>
+                <w:b/>
+                <w:sz w:val="16"/>
+                <w:szCs w:val="16"/>
+                <w:lang w:val="ru-RU"/>
+              </w:rPr>
+              <w:t xml:space="preserve"> </w:t>
             </w:r>
           </w:p>
           <w:p>
@@ -5984,12 +6127,256 @@
             <w:r>
               <w:rPr>
                 <w:rFonts w:ascii="Arial" w:hAnsi="Arial" w:cs="Arial"/>
+                <w:sz w:val="16"/>
+                <w:szCs w:val="16"/>
+                <w:lang w:val="ru-RU"/>
+              </w:rPr>
+              <w:t>Родилась</w:t>
+            </w:r>
+            <w:r>
+              <w:rPr>
+                <w:rFonts w:ascii="Arial" w:hAnsi="Arial" w:cs="Arial"/>
+                <w:sz w:val="16"/>
+                <w:szCs w:val="16"/>
+              </w:rPr>
+              <w:t> </w:t>
+            </w:r>
+            <w:r>
+              <w:rPr>
+                <w:rFonts w:ascii="Arial" w:hAnsi="Arial" w:cs="Arial"/>
+                <w:sz w:val="16"/>
+                <w:szCs w:val="16"/>
+                <w:lang w:val="ru-RU"/>
+              </w:rPr>
+              <w:t xml:space="preserve">в 1892 г., Чувашия, д. </w:t>
+            </w:r>
+            <w:proofErr w:type="spellStart"/>
+            <w:r>
+              <w:rPr>
+                <w:rFonts w:ascii="Arial" w:hAnsi="Arial" w:cs="Arial"/>
+                <w:sz w:val="16"/>
+                <w:szCs w:val="16"/>
+                <w:lang w:val="ru-RU"/>
+              </w:rPr>
+              <w:t>Жептяки</w:t>
+            </w:r>
+            <w:proofErr w:type="spellEnd"/>
+            <w:r>
+              <w:rPr>
+                <w:rFonts w:ascii="Arial" w:hAnsi="Arial" w:cs="Arial"/>
+                <w:sz w:val="16"/>
+                <w:szCs w:val="16"/>
+                <w:lang w:val="ru-RU"/>
+              </w:rPr>
+              <w:t xml:space="preserve">; чувашка. </w:t>
+            </w:r>
+            <w:proofErr w:type="spellStart"/>
+            <w:r>
+              <w:rPr>
+                <w:rFonts w:ascii="Arial" w:hAnsi="Arial" w:cs="Arial"/>
+                <w:sz w:val="16"/>
+                <w:szCs w:val="16"/>
+                <w:lang w:val="ru-RU"/>
+              </w:rPr>
+              <w:t>Прож</w:t>
+            </w:r>
+            <w:proofErr w:type="spellEnd"/>
+            <w:r>
+              <w:rPr>
+                <w:rFonts w:ascii="Arial" w:hAnsi="Arial" w:cs="Arial"/>
+                <w:sz w:val="16"/>
+                <w:szCs w:val="16"/>
+                <w:lang w:val="ru-RU"/>
+              </w:rPr>
+              <w:t>.:</w:t>
+            </w:r>
+            <w:r>
+              <w:rPr>
+                <w:rFonts w:ascii="Arial" w:hAnsi="Arial" w:cs="Arial"/>
+                <w:sz w:val="16"/>
+                <w:szCs w:val="16"/>
+              </w:rPr>
+              <w:t> </w:t>
+            </w:r>
+            <w:r>
+              <w:rPr>
+                <w:rFonts w:ascii="Arial" w:hAnsi="Arial" w:cs="Arial"/>
+                <w:sz w:val="16"/>
+                <w:szCs w:val="16"/>
+                <w:lang w:val="ru-RU"/>
+              </w:rPr>
+              <w:t xml:space="preserve">Чувашия, д. </w:t>
+            </w:r>
+            <w:proofErr w:type="spellStart"/>
+            <w:r>
+              <w:rPr>
+                <w:rFonts w:ascii="Arial" w:hAnsi="Arial" w:cs="Arial"/>
+                <w:sz w:val="16"/>
+                <w:szCs w:val="16"/>
+                <w:lang w:val="ru-RU"/>
+              </w:rPr>
+              <w:t>Жептяки</w:t>
+            </w:r>
+            <w:proofErr w:type="spellEnd"/>
+            <w:r>
+              <w:rPr>
+                <w:rFonts w:ascii="Arial" w:hAnsi="Arial" w:cs="Arial"/>
+                <w:sz w:val="16"/>
+                <w:szCs w:val="16"/>
+                <w:lang w:val="ru-RU"/>
+              </w:rPr>
+              <w:t xml:space="preserve">. Приговорена: Верховный суд МАССР 14 октября 1941 г., </w:t>
+            </w:r>
+            <w:proofErr w:type="spellStart"/>
+            <w:r>
+              <w:rPr>
+                <w:rFonts w:ascii="Arial" w:hAnsi="Arial" w:cs="Arial"/>
+                <w:sz w:val="16"/>
+                <w:szCs w:val="16"/>
+                <w:lang w:val="ru-RU"/>
+              </w:rPr>
+              <w:t>обв</w:t>
+            </w:r>
+            <w:proofErr w:type="spellEnd"/>
+            <w:r>
+              <w:rPr>
+                <w:rFonts w:ascii="Arial" w:hAnsi="Arial" w:cs="Arial"/>
+                <w:sz w:val="16"/>
+                <w:szCs w:val="16"/>
+                <w:lang w:val="ru-RU"/>
+              </w:rPr>
+              <w:t>.:</w:t>
+            </w:r>
+            <w:r>
+              <w:rPr>
+                <w:rFonts w:ascii="Arial" w:hAnsi="Arial" w:cs="Arial"/>
+                <w:sz w:val="16"/>
+                <w:szCs w:val="16"/>
+              </w:rPr>
+              <w:t> </w:t>
+            </w:r>
+            <w:r>
+              <w:rPr>
+                <w:rFonts w:ascii="Arial" w:hAnsi="Arial" w:cs="Arial"/>
+                <w:sz w:val="16"/>
+                <w:szCs w:val="16"/>
+                <w:lang w:val="ru-RU"/>
+              </w:rPr>
+              <w:t xml:space="preserve">по ст. </w:t>
+            </w:r>
+            <w:proofErr w:type="gramStart"/>
+            <w:r>
+              <w:rPr>
+                <w:rFonts w:ascii="Arial" w:hAnsi="Arial" w:cs="Arial"/>
+                <w:sz w:val="16"/>
+                <w:szCs w:val="16"/>
+                <w:lang w:val="ru-RU"/>
+              </w:rPr>
+              <w:t>58-10</w:t>
+            </w:r>
+            <w:proofErr w:type="gramEnd"/>
+            <w:r>
+              <w:rPr>
+                <w:rFonts w:ascii="Arial" w:hAnsi="Arial" w:cs="Arial"/>
+                <w:sz w:val="16"/>
+                <w:szCs w:val="16"/>
+                <w:lang w:val="ru-RU"/>
+              </w:rPr>
+              <w:t xml:space="preserve">, </w:t>
+            </w:r>
+            <w:proofErr w:type="gramStart"/>
+            <w:r>
+              <w:rPr>
+                <w:rFonts w:ascii="Arial" w:hAnsi="Arial" w:cs="Arial"/>
+                <w:sz w:val="16"/>
+                <w:szCs w:val="16"/>
+                <w:lang w:val="ru-RU"/>
+              </w:rPr>
+              <w:t>58-14</w:t>
+            </w:r>
+            <w:proofErr w:type="gramEnd"/>
+            <w:r>
+              <w:rPr>
+                <w:rFonts w:ascii="Arial" w:hAnsi="Arial" w:cs="Arial"/>
+                <w:sz w:val="16"/>
+                <w:szCs w:val="16"/>
+                <w:lang w:val="ru-RU"/>
+              </w:rPr>
+              <w:t xml:space="preserve"> УК РСФСР. Приговор: расстрел Реабилитирована 21 июня 1995 г.</w:t>
+            </w:r>
+            <w:r>
+              <w:rPr>
+                <w:rFonts w:ascii="Arial" w:hAnsi="Arial" w:cs="Arial"/>
+                <w:sz w:val="16"/>
+                <w:szCs w:val="16"/>
+                <w:lang w:val="ru-RU"/>
+              </w:rPr>
+              <w:t xml:space="preserve"> (Ее брат Михайлов Степан Михайлович – 66лет, </w:t>
+            </w:r>
+            <w:r>
+              <w:rPr>
+                <w:rFonts w:ascii="Arial" w:hAnsi="Arial" w:cs="Arial"/>
+                <w:sz w:val="16"/>
+                <w:szCs w:val="16"/>
+                <w:lang w:val="ru-RU"/>
+              </w:rPr>
+              <w:t xml:space="preserve">осужден </w:t>
+            </w:r>
+            <w:r>
+              <w:rPr>
+                <w:rFonts w:ascii="Arial" w:hAnsi="Arial" w:cs="Arial"/>
+                <w:sz w:val="16"/>
+                <w:szCs w:val="16"/>
+                <w:lang w:val="ru-RU"/>
+              </w:rPr>
+              <w:t>26 декабря 1937</w:t>
+            </w:r>
+            <w:r>
+              <w:rPr>
+                <w:rFonts w:ascii="Arial" w:hAnsi="Arial" w:cs="Arial"/>
+                <w:sz w:val="16"/>
+                <w:szCs w:val="16"/>
+              </w:rPr>
+              <w:t> </w:t>
+            </w:r>
+            <w:r>
+              <w:rPr>
+                <w:rFonts w:ascii="Arial" w:hAnsi="Arial" w:cs="Arial"/>
+                <w:sz w:val="16"/>
+                <w:szCs w:val="16"/>
+                <w:lang w:val="ru-RU"/>
+              </w:rPr>
+              <w:t>г. на 10 лет ИТЛ)</w:t>
+            </w:r>
+          </w:p>
+          <w:p>
+            <w:pPr>
+              <w:pStyle w:val="BodyText"/>
+              <w:pBdr>
+                <w:top w:val="none" w:sz="0" w:space="0" w:color="000000"/>
+                <w:left w:val="none" w:sz="0" w:space="0" w:color="000000"/>
+                <w:bottom w:val="none" w:sz="0" w:space="0" w:color="000000"/>
+                <w:right w:val="none" w:sz="0" w:space="0" w:color="000000"/>
+              </w:pBdr>
+              <w:spacing w:after="0" w:line="240" w:lineRule="auto"/>
+              <w:rPr>
+                <w:rFonts w:ascii="Arial" w:hAnsi="Arial" w:cs="Arial"/>
                 <w:b/>
                 <w:bCs/>
                 <w:sz w:val="16"/>
                 <w:szCs w:val="16"/>
                 <w:lang w:val="ru-RU"/>
               </w:rPr>
+            </w:pPr>
+            <w:r>
+              <w:rPr>
+                <w:rFonts w:ascii="Arial" w:hAnsi="Arial" w:cs="Arial"/>
+                <w:b/>
+                <w:bCs/>
+                <w:sz w:val="16"/>
+                <w:szCs w:val="16"/>
+                <w:lang w:val="ru-RU"/>
+              </w:rPr>
               <w:t>Источник:</w:t>
             </w:r>
             <w:r>
@@ -6001,6 +6388,339 @@
                 <w:szCs w:val="16"/>
                 <w:lang w:val="ru-RU"/>
               </w:rPr>
+              <w:t xml:space="preserve"> Книга памяти Республики Мордовия</w:t>
+            </w:r>
+            <w:r>
+              <w:rPr>
+                <w:rFonts w:ascii="Arial" w:hAnsi="Arial" w:cs="Arial"/>
+                <w:b/>
+                <w:bCs/>
+                <w:sz w:val="16"/>
+                <w:szCs w:val="16"/>
+                <w:lang w:val="ru-RU"/>
+              </w:rPr>
+              <w:t>;</w:t>
+            </w:r>
+            <w:r>
+              <w:rPr>
+                <w:rFonts w:ascii="Arial" w:hAnsi="Arial" w:cs="Arial"/>
+                <w:b/>
+                <w:bCs/>
+                <w:sz w:val="16"/>
+                <w:szCs w:val="16"/>
+                <w:lang w:val="ru-RU"/>
+              </w:rPr>
+              <w:t xml:space="preserve"> </w:t>
+            </w:r>
+            <w:hyperlink r:id="rId22" w:history="1">
+              <w:r>
+                <w:rPr>
+                  <w:rStyle w:val="Hyperlink"/>
+                  <w:rFonts w:ascii="Arial" w:hAnsi="Arial" w:cs="Arial"/>
+                  <w:b/>
+                  <w:bCs/>
+                  <w:color w:val="auto"/>
+                  <w:sz w:val="16"/>
+                  <w:szCs w:val="16"/>
+                  <w:lang w:val="ru-RU"/>
+                </w:rPr>
+                <w:t>Открытый список</w:t>
+              </w:r>
+            </w:hyperlink>
+          </w:p>
+        </w:tc>
+      </w:tr>
+      <w:tr>
+        <w:tc>
+          <w:tcPr>
+            <w:tcW w:w="11049" w:type="dxa"/>
+            <w:tcBorders>
+              <w:left w:val="double" w:sz="1" w:space="0" w:color="808080"/>
+              <w:bottom w:val="double" w:sz="1" w:space="0" w:color="808080"/>
+              <w:right w:val="double" w:sz="2" w:space="0" w:color="808080"/>
+            </w:tcBorders>
+            <w:shd w:val="clear" w:color="auto" w:fill="auto"/>
+            <w:vAlign w:val="center"/>
+          </w:tcPr>
+          <w:p>
+            <w:pPr>
+              <w:pStyle w:val="BodyText"/>
+              <w:pBdr>
+                <w:top w:val="none" w:sz="0" w:space="0" w:color="000000"/>
+                <w:left w:val="none" w:sz="0" w:space="0" w:color="000000"/>
+                <w:bottom w:val="none" w:sz="0" w:space="0" w:color="000000"/>
+                <w:right w:val="none" w:sz="0" w:space="0" w:color="000000"/>
+              </w:pBdr>
+              <w:spacing w:after="0" w:line="240" w:lineRule="auto"/>
+              <w:rPr>
+                <w:rFonts w:ascii="Arial" w:hAnsi="Arial" w:cs="Arial"/>
+                <w:sz w:val="16"/>
+                <w:szCs w:val="16"/>
+                <w:lang w:val="ru-RU"/>
+              </w:rPr>
+            </w:pPr>
+            <w:r>
+              <w:rPr>
+                <w:rFonts w:ascii="Arial" w:hAnsi="Arial" w:cs="Arial"/>
+                <w:b/>
+                <w:sz w:val="16"/>
+                <w:szCs w:val="16"/>
+                <w:lang w:val="ru-RU"/>
+              </w:rPr>
+              <w:t>Никитина Фекла Андреевна</w:t>
+            </w:r>
+            <w:r>
+              <w:rPr>
+                <w:rFonts w:ascii="Arial" w:hAnsi="Arial" w:cs="Arial"/>
+                <w:b/>
+                <w:sz w:val="16"/>
+                <w:szCs w:val="16"/>
+                <w:lang w:val="ru-RU"/>
+              </w:rPr>
+              <w:t xml:space="preserve"> </w:t>
+            </w:r>
+            <w:r>
+              <w:rPr>
+                <w:rFonts w:ascii="Arial" w:hAnsi="Arial" w:cs="Arial"/>
+                <w:b/>
+                <w:sz w:val="16"/>
+                <w:szCs w:val="16"/>
+                <w:lang w:val="ru-RU"/>
+              </w:rPr>
+              <w:t>41 год</w:t>
+            </w:r>
+            <w:r>
+              <w:rPr>
+                <w:rFonts w:ascii="Arial" w:hAnsi="Arial" w:cs="Arial"/>
+                <w:b/>
+                <w:sz w:val="16"/>
+                <w:szCs w:val="16"/>
+                <w:lang w:val="ru-RU"/>
+              </w:rPr>
+              <w:t xml:space="preserve"> </w:t>
+            </w:r>
+          </w:p>
+          <w:p>
+            <w:pPr>
+              <w:pStyle w:val="BodyText"/>
+              <w:pBdr>
+                <w:top w:val="none" w:sz="0" w:space="0" w:color="000000"/>
+                <w:left w:val="none" w:sz="0" w:space="0" w:color="000000"/>
+                <w:bottom w:val="none" w:sz="0" w:space="0" w:color="000000"/>
+                <w:right w:val="none" w:sz="0" w:space="0" w:color="000000"/>
+              </w:pBdr>
+              <w:spacing w:after="0" w:line="240" w:lineRule="auto"/>
+              <w:rPr>
+                <w:rFonts w:ascii="Arial" w:hAnsi="Arial" w:cs="Arial"/>
+                <w:sz w:val="16"/>
+                <w:szCs w:val="16"/>
+                <w:lang w:val="ru-RU"/>
+              </w:rPr>
+            </w:pPr>
+            <w:r>
+              <w:rPr>
+                <w:rFonts w:ascii="Arial" w:hAnsi="Arial" w:cs="Arial"/>
+                <w:sz w:val="16"/>
+                <w:szCs w:val="16"/>
+                <w:lang w:val="ru-RU"/>
+              </w:rPr>
+              <w:t xml:space="preserve">1901 г.р., </w:t>
+            </w:r>
+            <w:proofErr w:type="spellStart"/>
+            <w:r>
+              <w:rPr>
+                <w:rFonts w:ascii="Arial" w:hAnsi="Arial" w:cs="Arial"/>
+                <w:sz w:val="16"/>
+                <w:szCs w:val="16"/>
+                <w:lang w:val="ru-RU"/>
+              </w:rPr>
+              <w:t>м.р</w:t>
+            </w:r>
+            <w:proofErr w:type="spellEnd"/>
+            <w:r>
+              <w:rPr>
+                <w:rFonts w:ascii="Arial" w:hAnsi="Arial" w:cs="Arial"/>
+                <w:sz w:val="16"/>
+                <w:szCs w:val="16"/>
+                <w:lang w:val="ru-RU"/>
+              </w:rPr>
+              <w:t xml:space="preserve">.: Чувашская АССР, Урмарский р-н, д. </w:t>
+            </w:r>
+            <w:proofErr w:type="spellStart"/>
+            <w:r>
+              <w:rPr>
+                <w:rFonts w:ascii="Arial" w:hAnsi="Arial" w:cs="Arial"/>
+                <w:sz w:val="16"/>
+                <w:szCs w:val="16"/>
+                <w:lang w:val="ru-RU"/>
+              </w:rPr>
+              <w:t>Чирш-Сирма</w:t>
+            </w:r>
+            <w:proofErr w:type="spellEnd"/>
+            <w:r>
+              <w:rPr>
+                <w:rFonts w:ascii="Arial" w:hAnsi="Arial" w:cs="Arial"/>
+                <w:sz w:val="16"/>
+                <w:szCs w:val="16"/>
+                <w:lang w:val="ru-RU"/>
+              </w:rPr>
+              <w:t>, чувашка, не работала.</w:t>
+            </w:r>
+            <w:r>
+              <w:rPr>
+                <w:rFonts w:ascii="Arial" w:hAnsi="Arial" w:cs="Arial"/>
+                <w:sz w:val="16"/>
+                <w:szCs w:val="16"/>
+                <w:lang w:val="ru-RU"/>
+              </w:rPr>
+              <w:t xml:space="preserve"> </w:t>
+            </w:r>
+            <w:r>
+              <w:rPr>
+                <w:rFonts w:ascii="Arial" w:hAnsi="Arial" w:cs="Arial"/>
+                <w:sz w:val="16"/>
+                <w:szCs w:val="16"/>
+                <w:lang w:val="ru-RU"/>
+              </w:rPr>
+              <w:t>Обвинение: ст.58 п.1 "а" УК РСФСР, ст.58 п.10 ч.2 УК РСФСР.</w:t>
+            </w:r>
+            <w:r>
+              <w:rPr>
+                <w:rFonts w:ascii="Arial" w:hAnsi="Arial" w:cs="Arial"/>
+                <w:sz w:val="16"/>
+                <w:szCs w:val="16"/>
+                <w:lang w:val="ru-RU"/>
+              </w:rPr>
+              <w:t xml:space="preserve"> </w:t>
+            </w:r>
+            <w:r>
+              <w:rPr>
+                <w:rFonts w:ascii="Arial" w:hAnsi="Arial" w:cs="Arial"/>
+                <w:sz w:val="16"/>
+                <w:szCs w:val="16"/>
+                <w:lang w:val="ru-RU"/>
+              </w:rPr>
+              <w:t>Приговор: Военным трибуналом МВО, 27.11.1941</w:t>
+            </w:r>
+            <w:r>
+              <w:rPr>
+                <w:rFonts w:ascii="Arial" w:hAnsi="Arial" w:cs="Arial"/>
+                <w:sz w:val="16"/>
+                <w:szCs w:val="16"/>
+                <w:lang w:val="ru-RU"/>
+              </w:rPr>
+              <w:t xml:space="preserve"> – </w:t>
+            </w:r>
+            <w:r>
+              <w:rPr>
+                <w:rFonts w:ascii="Arial" w:hAnsi="Arial" w:cs="Arial"/>
+                <w:sz w:val="16"/>
+                <w:szCs w:val="16"/>
+                <w:lang w:val="ru-RU"/>
+              </w:rPr>
+              <w:t>"Никитину по совокупности совершенных преступлений приговорить к высшей мере уголовного наказания</w:t>
+            </w:r>
+            <w:r>
+              <w:rPr>
+                <w:rFonts w:ascii="Arial" w:hAnsi="Arial" w:cs="Arial"/>
+                <w:sz w:val="16"/>
+                <w:szCs w:val="16"/>
+                <w:lang w:val="ru-RU"/>
+              </w:rPr>
+              <w:t xml:space="preserve"> – </w:t>
+            </w:r>
+            <w:r>
+              <w:rPr>
+                <w:rFonts w:ascii="Arial" w:hAnsi="Arial" w:cs="Arial"/>
+                <w:sz w:val="16"/>
+                <w:szCs w:val="16"/>
+                <w:lang w:val="ru-RU"/>
+              </w:rPr>
+              <w:t>расстрелу</w:t>
+            </w:r>
+            <w:r>
+              <w:rPr>
+                <w:rFonts w:ascii="Arial" w:hAnsi="Arial" w:cs="Arial"/>
+                <w:sz w:val="16"/>
+                <w:szCs w:val="16"/>
+                <w:lang w:val="ru-RU"/>
+              </w:rPr>
+              <w:t xml:space="preserve"> – </w:t>
+            </w:r>
+            <w:r>
+              <w:rPr>
+                <w:rFonts w:ascii="Arial" w:hAnsi="Arial" w:cs="Arial"/>
+                <w:sz w:val="16"/>
+                <w:szCs w:val="16"/>
+                <w:lang w:val="ru-RU"/>
+              </w:rPr>
+              <w:t>с конфискацией принадлежащего ей имущества."</w:t>
+            </w:r>
+          </w:p>
+          <w:p>
+            <w:pPr>
+              <w:pStyle w:val="BodyText"/>
+              <w:pBdr>
+                <w:top w:val="none" w:sz="0" w:space="0" w:color="000000"/>
+                <w:left w:val="none" w:sz="0" w:space="0" w:color="000000"/>
+                <w:bottom w:val="none" w:sz="0" w:space="0" w:color="000000"/>
+                <w:right w:val="none" w:sz="0" w:space="0" w:color="000000"/>
+              </w:pBdr>
+              <w:spacing w:after="0" w:line="240" w:lineRule="auto"/>
+              <w:rPr>
+                <w:rFonts w:ascii="Arial" w:hAnsi="Arial" w:cs="Arial"/>
+                <w:sz w:val="16"/>
+                <w:szCs w:val="16"/>
+                <w:lang w:val="ru-RU"/>
+              </w:rPr>
+            </w:pPr>
+            <w:r>
+              <w:rPr>
+                <w:rFonts w:ascii="Arial" w:hAnsi="Arial" w:cs="Arial"/>
+                <w:sz w:val="16"/>
+                <w:szCs w:val="16"/>
+                <w:lang w:val="ru-RU"/>
+              </w:rPr>
+              <w:t>Расстреляна 01.01.1942. Реабилитация: 15.07.1971</w:t>
+            </w:r>
+          </w:p>
+          <w:p>
+            <w:pPr>
+              <w:pStyle w:val="BodyText"/>
+              <w:pBdr>
+                <w:top w:val="none" w:sz="0" w:space="0" w:color="000000"/>
+                <w:left w:val="none" w:sz="0" w:space="0" w:color="000000"/>
+                <w:bottom w:val="none" w:sz="0" w:space="0" w:color="000000"/>
+                <w:right w:val="none" w:sz="0" w:space="0" w:color="000000"/>
+              </w:pBdr>
+              <w:spacing w:after="0" w:line="240" w:lineRule="auto"/>
+              <w:rPr>
+                <w:rFonts w:ascii="Arial" w:hAnsi="Arial" w:cs="Arial"/>
+                <w:sz w:val="16"/>
+                <w:szCs w:val="16"/>
+                <w:lang w:val="ru-RU"/>
+              </w:rPr>
+            </w:pPr>
+            <w:r>
+              <w:rPr>
+                <w:rFonts w:ascii="Arial" w:hAnsi="Arial" w:cs="Arial"/>
+                <w:b/>
+                <w:bCs/>
+                <w:sz w:val="16"/>
+                <w:szCs w:val="16"/>
+                <w:lang w:val="ru-RU"/>
+              </w:rPr>
+              <w:t>Источник:</w:t>
+            </w:r>
+            <w:r>
+              <w:rPr>
+                <w:rFonts w:ascii="Arial" w:hAnsi="Arial" w:cs="Arial"/>
+                <w:b/>
+                <w:bCs/>
+                <w:sz w:val="16"/>
+                <w:szCs w:val="16"/>
+                <w:lang w:val="ru-RU"/>
+              </w:rPr>
               <w:t xml:space="preserve"> Книга памяти Чувашской Республики</w:t>
             </w:r>
             <w:r>
@@ -6023,7 +6743,7 @@
               </w:rPr>
               <w:t xml:space="preserve"> </w:t>
             </w:r>
-            <w:hyperlink r:id="rId21" w:history="1">
+            <w:hyperlink r:id="rId23" w:history="1">
               <w:r>
                 <w:rPr>
                   <w:rStyle w:val="Hyperlink"/>
@@ -6157,16 +6877,67 @@
                 <w:szCs w:val="16"/>
                 <w:lang w:val="ru-RU"/>
               </w:rPr>
-              <w:t xml:space="preserve">в 1897 г., с.Алманчино, Батыревский р-н, Чувашия; чувашка; заключенная, рабочая ОЛП-12 УИЛ.. </w:t>
-            </w:r>
-            <w:r>
-              <w:rPr>
-                <w:rFonts w:ascii="Arial" w:hAnsi="Arial" w:cs="Arial"/>
-                <w:sz w:val="16"/>
-                <w:szCs w:val="16"/>
-                <w:lang w:val="ru-RU"/>
-              </w:rPr>
-              <w:t>Прож.:</w:t>
+              <w:t xml:space="preserve">в 1897 г., </w:t>
+            </w:r>
+            <w:proofErr w:type="spellStart"/>
+            <w:r>
+              <w:rPr>
+                <w:rFonts w:ascii="Arial" w:hAnsi="Arial" w:cs="Arial"/>
+                <w:sz w:val="16"/>
+                <w:szCs w:val="16"/>
+                <w:lang w:val="ru-RU"/>
+              </w:rPr>
+              <w:t>с.Алманчино</w:t>
+            </w:r>
+            <w:proofErr w:type="spellEnd"/>
+            <w:r>
+              <w:rPr>
+                <w:rFonts w:ascii="Arial" w:hAnsi="Arial" w:cs="Arial"/>
+                <w:sz w:val="16"/>
+                <w:szCs w:val="16"/>
+                <w:lang w:val="ru-RU"/>
+              </w:rPr>
+              <w:t xml:space="preserve">, Батыревский р-н, Чувашия; чувашка; заключенная, рабочая ОЛП-12 </w:t>
+            </w:r>
+            <w:proofErr w:type="gramStart"/>
+            <w:r>
+              <w:rPr>
+                <w:rFonts w:ascii="Arial" w:hAnsi="Arial" w:cs="Arial"/>
+                <w:sz w:val="16"/>
+                <w:szCs w:val="16"/>
+                <w:lang w:val="ru-RU"/>
+              </w:rPr>
+              <w:t>УИЛ..</w:t>
+            </w:r>
+            <w:proofErr w:type="gramEnd"/>
+            <w:r>
+              <w:rPr>
+                <w:rFonts w:ascii="Arial" w:hAnsi="Arial" w:cs="Arial"/>
+                <w:sz w:val="16"/>
+                <w:szCs w:val="16"/>
+                <w:lang w:val="ru-RU"/>
+              </w:rPr>
+              <w:t xml:space="preserve"> </w:t>
+            </w:r>
+            <w:proofErr w:type="spellStart"/>
+            <w:r>
+              <w:rPr>
+                <w:rFonts w:ascii="Arial" w:hAnsi="Arial" w:cs="Arial"/>
+                <w:sz w:val="16"/>
+                <w:szCs w:val="16"/>
+                <w:lang w:val="ru-RU"/>
+              </w:rPr>
+              <w:t>Прож</w:t>
+            </w:r>
+            <w:proofErr w:type="spellEnd"/>
+            <w:r>
+              <w:rPr>
+                <w:rFonts w:ascii="Arial" w:hAnsi="Arial" w:cs="Arial"/>
+                <w:sz w:val="16"/>
+                <w:szCs w:val="16"/>
+                <w:lang w:val="ru-RU"/>
+              </w:rPr>
+              <w:t>.:</w:t>
             </w:r>
             <w:r>
               <w:rPr>
@@ -6176,14 +6947,45 @@
               </w:rPr>
               <w:t> </w:t>
             </w:r>
-            <w:r>
-              <w:rPr>
-                <w:rFonts w:ascii="Arial" w:hAnsi="Arial" w:cs="Arial"/>
-                <w:sz w:val="16"/>
-                <w:szCs w:val="16"/>
-                <w:lang w:val="ru-RU"/>
-              </w:rPr>
-              <w:t>Ухтижемлаг НКВД. Арестована 22 марта 1941 г. Приговорена: Верховным судом Коми АССР 21 апреля 1941 г., обв.:</w:t>
+            <w:proofErr w:type="spellStart"/>
+            <w:r>
+              <w:rPr>
+                <w:rFonts w:ascii="Arial" w:hAnsi="Arial" w:cs="Arial"/>
+                <w:sz w:val="16"/>
+                <w:szCs w:val="16"/>
+                <w:lang w:val="ru-RU"/>
+              </w:rPr>
+              <w:t>Ухтижемлаг</w:t>
+            </w:r>
+            <w:proofErr w:type="spellEnd"/>
+            <w:r>
+              <w:rPr>
+                <w:rFonts w:ascii="Arial" w:hAnsi="Arial" w:cs="Arial"/>
+                <w:sz w:val="16"/>
+                <w:szCs w:val="16"/>
+                <w:lang w:val="ru-RU"/>
+              </w:rPr>
+              <w:t xml:space="preserve"> НКВД. Арестована 22 марта 1941 г. Приговорена: Верховным судом Коми АССР 21 апреля 1941 г., </w:t>
+            </w:r>
+            <w:proofErr w:type="spellStart"/>
+            <w:r>
+              <w:rPr>
+                <w:rFonts w:ascii="Arial" w:hAnsi="Arial" w:cs="Arial"/>
+                <w:sz w:val="16"/>
+                <w:szCs w:val="16"/>
+                <w:lang w:val="ru-RU"/>
+              </w:rPr>
+              <w:t>обв</w:t>
+            </w:r>
+            <w:proofErr w:type="spellEnd"/>
+            <w:r>
+              <w:rPr>
+                <w:rFonts w:ascii="Arial" w:hAnsi="Arial" w:cs="Arial"/>
+                <w:sz w:val="16"/>
+                <w:szCs w:val="16"/>
+                <w:lang w:val="ru-RU"/>
+              </w:rPr>
+              <w:t>.:</w:t>
             </w:r>
             <w:r>
               <w:rPr>
@@ -6200,7 +7002,27 @@
                 <w:szCs w:val="16"/>
                 <w:lang w:val="ru-RU"/>
               </w:rPr>
-              <w:t>по ст. 58-14 УК РСФСР.</w:t>
+              <w:t xml:space="preserve">по ст. </w:t>
+            </w:r>
+            <w:proofErr w:type="gramStart"/>
+            <w:r>
+              <w:rPr>
+                <w:rFonts w:ascii="Arial" w:hAnsi="Arial" w:cs="Arial"/>
+                <w:sz w:val="16"/>
+                <w:szCs w:val="16"/>
+                <w:lang w:val="ru-RU"/>
+              </w:rPr>
+              <w:t>58-14</w:t>
+            </w:r>
+            <w:proofErr w:type="gramEnd"/>
+            <w:r>
+              <w:rPr>
+                <w:rFonts w:ascii="Arial" w:hAnsi="Arial" w:cs="Arial"/>
+                <w:sz w:val="16"/>
+                <w:szCs w:val="16"/>
+                <w:lang w:val="ru-RU"/>
+              </w:rPr>
+              <w:t xml:space="preserve"> УК РСФСР.</w:t>
             </w:r>
             <w:r>
               <w:rPr>
@@ -6280,7 +7102,7 @@
               </w:rPr>
               <w:t xml:space="preserve"> </w:t>
             </w:r>
-            <w:hyperlink r:id="rId22" w:history="1">
+            <w:hyperlink r:id="rId24" w:history="1">
               <w:r>
                 <w:rPr>
                   <w:rStyle w:val="Hyperlink"/>
@@ -6412,16 +7234,67 @@
                 <w:szCs w:val="16"/>
                 <w:lang w:val="ru-RU"/>
               </w:rPr>
-              <w:t xml:space="preserve">в 1893 г., Казанская губ., Аликовский уезд, д. Воськино; чувашка; неграмотная; домохозяйка.. </w:t>
-            </w:r>
-            <w:r>
-              <w:rPr>
-                <w:rFonts w:ascii="Arial" w:hAnsi="Arial" w:cs="Arial"/>
-                <w:sz w:val="16"/>
-                <w:szCs w:val="16"/>
-                <w:lang w:val="ru-RU"/>
-              </w:rPr>
-              <w:t>Прож.:</w:t>
+              <w:t xml:space="preserve">в 1893 г., Казанская губ., Аликовский уезд, д. </w:t>
+            </w:r>
+            <w:proofErr w:type="spellStart"/>
+            <w:r>
+              <w:rPr>
+                <w:rFonts w:ascii="Arial" w:hAnsi="Arial" w:cs="Arial"/>
+                <w:sz w:val="16"/>
+                <w:szCs w:val="16"/>
+                <w:lang w:val="ru-RU"/>
+              </w:rPr>
+              <w:t>Воськино</w:t>
+            </w:r>
+            <w:proofErr w:type="spellEnd"/>
+            <w:r>
+              <w:rPr>
+                <w:rFonts w:ascii="Arial" w:hAnsi="Arial" w:cs="Arial"/>
+                <w:sz w:val="16"/>
+                <w:szCs w:val="16"/>
+                <w:lang w:val="ru-RU"/>
+              </w:rPr>
+              <w:t xml:space="preserve">; чувашка; неграмотная; </w:t>
+            </w:r>
+            <w:proofErr w:type="gramStart"/>
+            <w:r>
+              <w:rPr>
+                <w:rFonts w:ascii="Arial" w:hAnsi="Arial" w:cs="Arial"/>
+                <w:sz w:val="16"/>
+                <w:szCs w:val="16"/>
+                <w:lang w:val="ru-RU"/>
+              </w:rPr>
+              <w:t>домохозяйка..</w:t>
+            </w:r>
+            <w:proofErr w:type="gramEnd"/>
+            <w:r>
+              <w:rPr>
+                <w:rFonts w:ascii="Arial" w:hAnsi="Arial" w:cs="Arial"/>
+                <w:sz w:val="16"/>
+                <w:szCs w:val="16"/>
+                <w:lang w:val="ru-RU"/>
+              </w:rPr>
+              <w:t xml:space="preserve"> </w:t>
+            </w:r>
+            <w:proofErr w:type="spellStart"/>
+            <w:r>
+              <w:rPr>
+                <w:rFonts w:ascii="Arial" w:hAnsi="Arial" w:cs="Arial"/>
+                <w:sz w:val="16"/>
+                <w:szCs w:val="16"/>
+                <w:lang w:val="ru-RU"/>
+              </w:rPr>
+              <w:t>Прож</w:t>
+            </w:r>
+            <w:proofErr w:type="spellEnd"/>
+            <w:r>
+              <w:rPr>
+                <w:rFonts w:ascii="Arial" w:hAnsi="Arial" w:cs="Arial"/>
+                <w:sz w:val="16"/>
+                <w:szCs w:val="16"/>
+                <w:lang w:val="ru-RU"/>
+              </w:rPr>
+              <w:t>.:</w:t>
             </w:r>
             <w:r>
               <w:rPr>
@@ -6438,7 +7311,67 @@
                 <w:szCs w:val="16"/>
                 <w:lang w:val="ru-RU"/>
               </w:rPr>
-              <w:t>Омская обл., Большеуковский р-н, д. Чебачиха. Арестована 19 февраля 1938 г. Приговорена: Тройка при УНКВД по Омской обл. 4 марта 1938 г., обв.:</w:t>
+              <w:t xml:space="preserve">Омская обл., Большеуковский р-н, д. </w:t>
+            </w:r>
+            <w:proofErr w:type="spellStart"/>
+            <w:r>
+              <w:rPr>
+                <w:rFonts w:ascii="Arial" w:hAnsi="Arial" w:cs="Arial"/>
+                <w:sz w:val="16"/>
+                <w:szCs w:val="16"/>
+                <w:lang w:val="ru-RU"/>
+              </w:rPr>
+              <w:t>Чебачиха</w:t>
+            </w:r>
+            <w:proofErr w:type="spellEnd"/>
+            <w:r>
+              <w:rPr>
+                <w:rFonts w:ascii="Arial" w:hAnsi="Arial" w:cs="Arial"/>
+                <w:sz w:val="16"/>
+                <w:szCs w:val="16"/>
+                <w:lang w:val="ru-RU"/>
+              </w:rPr>
+              <w:t>. Арестована 19 февраля 1938 г. Приговорена</w:t>
+            </w:r>
+            <w:proofErr w:type="gramStart"/>
+            <w:r>
+              <w:rPr>
+                <w:rFonts w:ascii="Arial" w:hAnsi="Arial" w:cs="Arial"/>
+                <w:sz w:val="16"/>
+                <w:szCs w:val="16"/>
+                <w:lang w:val="ru-RU"/>
+              </w:rPr>
+              <w:t>: Тройка</w:t>
+            </w:r>
+            <w:proofErr w:type="gramEnd"/>
+            <w:r>
+              <w:rPr>
+                <w:rFonts w:ascii="Arial" w:hAnsi="Arial" w:cs="Arial"/>
+                <w:sz w:val="16"/>
+                <w:szCs w:val="16"/>
+                <w:lang w:val="ru-RU"/>
+              </w:rPr>
+              <w:t xml:space="preserve"> при УНКВД по Омской обл. 4 марта 1938 г., </w:t>
+            </w:r>
+            <w:proofErr w:type="spellStart"/>
+            <w:r>
+              <w:rPr>
+                <w:rFonts w:ascii="Arial" w:hAnsi="Arial" w:cs="Arial"/>
+                <w:sz w:val="16"/>
+                <w:szCs w:val="16"/>
+                <w:lang w:val="ru-RU"/>
+              </w:rPr>
+              <w:t>обв</w:t>
+            </w:r>
+            <w:proofErr w:type="spellEnd"/>
+            <w:r>
+              <w:rPr>
+                <w:rFonts w:ascii="Arial" w:hAnsi="Arial" w:cs="Arial"/>
+                <w:sz w:val="16"/>
+                <w:szCs w:val="16"/>
+                <w:lang w:val="ru-RU"/>
+              </w:rPr>
+              <w:t>.:</w:t>
             </w:r>
             <w:r>
               <w:rPr>
@@ -6455,13 +7388,34 @@
                 <w:szCs w:val="16"/>
                 <w:lang w:val="ru-RU"/>
               </w:rPr>
-              <w:t>по ст. 58-10 УК РСФСР. Приговор: ВМН. Расстреляна 16 марта 1938 г. Место захоронения</w:t>
-            </w:r>
-            <w:r>
-              <w:rPr>
-                <w:rFonts w:ascii="Arial" w:hAnsi="Arial" w:cs="Arial"/>
-                <w:sz w:val="16"/>
-                <w:szCs w:val="16"/>
+              <w:t xml:space="preserve">по ст. </w:t>
+            </w:r>
+            <w:proofErr w:type="gramStart"/>
+            <w:r>
+              <w:rPr>
+                <w:rFonts w:ascii="Arial" w:hAnsi="Arial" w:cs="Arial"/>
+                <w:sz w:val="16"/>
+                <w:szCs w:val="16"/>
+                <w:lang w:val="ru-RU"/>
+              </w:rPr>
+              <w:t>58-10</w:t>
+            </w:r>
+            <w:proofErr w:type="gramEnd"/>
+            <w:r>
+              <w:rPr>
+                <w:rFonts w:ascii="Arial" w:hAnsi="Arial" w:cs="Arial"/>
+                <w:sz w:val="16"/>
+                <w:szCs w:val="16"/>
+                <w:lang w:val="ru-RU"/>
+              </w:rPr>
+              <w:t xml:space="preserve"> УК РСФСР. Приговор: ВМН. Расстреляна 16 марта 1938 г. Место захоронения</w:t>
+            </w:r>
+            <w:r>
+              <w:rPr>
+                <w:rFonts w:ascii="Arial" w:hAnsi="Arial" w:cs="Arial"/>
+                <w:sz w:val="16"/>
+                <w:szCs w:val="16"/>
+                <w:lang w:val="ru-RU"/>
               </w:rPr>
               <w:t xml:space="preserve"> – </w:t>
             </w:r>
@@ -6535,7 +7489,7 @@
               </w:rPr>
               <w:t xml:space="preserve"> </w:t>
             </w:r>
-            <w:hyperlink r:id="rId23" w:history="1">
+            <w:hyperlink r:id="rId25" w:history="1">
               <w:r>
                 <w:rPr>
                   <w:rStyle w:val="Hyperlink"/>
@@ -6640,6 +7594,7 @@
                 <w:rFonts w:ascii="Arial" w:hAnsi="Arial" w:cs="Arial"/>
                 <w:sz w:val="16"/>
                 <w:szCs w:val="16"/>
+                <w:lang w:val="ru-RU"/>
               </w:rPr>
             </w:pPr>
             <w:r>
@@ -6666,8 +7621,19 @@
                 <w:szCs w:val="16"/>
                 <w:lang w:val="ru-RU"/>
               </w:rPr>
-              <w:t>в 1880 г., в с. Таволжанка.; чувашка; б/п; колхозница..</w:t>
-            </w:r>
+              <w:t xml:space="preserve">в 1880 г., в с. Таволжанка.; чувашка; б/п; </w:t>
+            </w:r>
+            <w:proofErr w:type="gramStart"/>
+            <w:r>
+              <w:rPr>
+                <w:rFonts w:ascii="Arial" w:hAnsi="Arial" w:cs="Arial"/>
+                <w:sz w:val="16"/>
+                <w:szCs w:val="16"/>
+                <w:lang w:val="ru-RU"/>
+              </w:rPr>
+              <w:t>колхозница..</w:t>
+            </w:r>
+            <w:proofErr w:type="gramEnd"/>
             <w:r>
               <w:rPr>
                 <w:rFonts w:ascii="Arial" w:hAnsi="Arial" w:cs="Arial"/>
@@ -6684,7 +7650,27 @@
                 <w:szCs w:val="16"/>
                 <w:lang w:val="ru-RU"/>
               </w:rPr>
-              <w:t>Арестована 24 декабря 1937 г. Приговорена: Тройкой при УНКВД по Куйбышевской области 27 декабря 1937 г., обв.:</w:t>
+              <w:t xml:space="preserve">Арестована 24 декабря 1937 г. Приговорена: Тройкой при УНКВД по Куйбышевской области 27 декабря 1937 г., </w:t>
+            </w:r>
+            <w:proofErr w:type="spellStart"/>
+            <w:r>
+              <w:rPr>
+                <w:rFonts w:ascii="Arial" w:hAnsi="Arial" w:cs="Arial"/>
+                <w:sz w:val="16"/>
+                <w:szCs w:val="16"/>
+                <w:lang w:val="ru-RU"/>
+              </w:rPr>
+              <w:t>обв</w:t>
+            </w:r>
+            <w:proofErr w:type="spellEnd"/>
+            <w:r>
+              <w:rPr>
+                <w:rFonts w:ascii="Arial" w:hAnsi="Arial" w:cs="Arial"/>
+                <w:sz w:val="16"/>
+                <w:szCs w:val="16"/>
+                <w:lang w:val="ru-RU"/>
+              </w:rPr>
+              <w:t>.:</w:t>
             </w:r>
             <w:r>
               <w:rPr>
@@ -6701,13 +7687,54 @@
                 <w:szCs w:val="16"/>
                 <w:lang w:val="ru-RU"/>
               </w:rPr>
-              <w:t>по ст. ст. 58-10 и 58-11. Приговор: к расстрелу. Расстреляна 26 января 1938 г. Место захоронения</w:t>
-            </w:r>
-            <w:r>
-              <w:rPr>
-                <w:rFonts w:ascii="Arial" w:hAnsi="Arial" w:cs="Arial"/>
-                <w:sz w:val="16"/>
-                <w:szCs w:val="16"/>
+              <w:t xml:space="preserve">по ст. ст. </w:t>
+            </w:r>
+            <w:proofErr w:type="gramStart"/>
+            <w:r>
+              <w:rPr>
+                <w:rFonts w:ascii="Arial" w:hAnsi="Arial" w:cs="Arial"/>
+                <w:sz w:val="16"/>
+                <w:szCs w:val="16"/>
+                <w:lang w:val="ru-RU"/>
+              </w:rPr>
+              <w:t>58-10</w:t>
+            </w:r>
+            <w:proofErr w:type="gramEnd"/>
+            <w:r>
+              <w:rPr>
+                <w:rFonts w:ascii="Arial" w:hAnsi="Arial" w:cs="Arial"/>
+                <w:sz w:val="16"/>
+                <w:szCs w:val="16"/>
+                <w:lang w:val="ru-RU"/>
+              </w:rPr>
+              <w:t xml:space="preserve"> и </w:t>
+            </w:r>
+            <w:proofErr w:type="gramStart"/>
+            <w:r>
+              <w:rPr>
+                <w:rFonts w:ascii="Arial" w:hAnsi="Arial" w:cs="Arial"/>
+                <w:sz w:val="16"/>
+                <w:szCs w:val="16"/>
+                <w:lang w:val="ru-RU"/>
+              </w:rPr>
+              <w:t>58-11</w:t>
+            </w:r>
+            <w:proofErr w:type="gramEnd"/>
+            <w:r>
+              <w:rPr>
+                <w:rFonts w:ascii="Arial" w:hAnsi="Arial" w:cs="Arial"/>
+                <w:sz w:val="16"/>
+                <w:szCs w:val="16"/>
+                <w:lang w:val="ru-RU"/>
+              </w:rPr>
+              <w:t>. Приговор: к расстрелу. Расстреляна 26 января 1938 г. Место захоронения</w:t>
+            </w:r>
+            <w:r>
+              <w:rPr>
+                <w:rFonts w:ascii="Arial" w:hAnsi="Arial" w:cs="Arial"/>
+                <w:sz w:val="16"/>
+                <w:szCs w:val="16"/>
+                <w:lang w:val="ru-RU"/>
               </w:rPr>
               <w:t xml:space="preserve"> – </w:t>
             </w:r>
@@ -6718,7 +7745,27 @@
                 <w:szCs w:val="16"/>
                 <w:lang w:val="ru-RU"/>
               </w:rPr>
-              <w:t>в Куйбышеве.. Реабилитирована 26 июля 1989 г. Куйбышевской облпрокуратурой</w:t>
+              <w:t xml:space="preserve">в </w:t>
+            </w:r>
+            <w:proofErr w:type="gramStart"/>
+            <w:r>
+              <w:rPr>
+                <w:rFonts w:ascii="Arial" w:hAnsi="Arial" w:cs="Arial"/>
+                <w:sz w:val="16"/>
+                <w:szCs w:val="16"/>
+                <w:lang w:val="ru-RU"/>
+              </w:rPr>
+              <w:t>Куйбышеве..</w:t>
+            </w:r>
+            <w:proofErr w:type="gramEnd"/>
+            <w:r>
+              <w:rPr>
+                <w:rFonts w:ascii="Arial" w:hAnsi="Arial" w:cs="Arial"/>
+                <w:sz w:val="16"/>
+                <w:szCs w:val="16"/>
+                <w:lang w:val="ru-RU"/>
+              </w:rPr>
+              <w:t xml:space="preserve"> Реабилитирована 26 июля 1989 г. Куйбышевской облпрокуратурой</w:t>
             </w:r>
             <w:r>
               <w:rPr>
@@ -6734,6 +7781,7 @@
                 <w:rFonts w:ascii="Arial" w:hAnsi="Arial" w:cs="Arial"/>
                 <w:sz w:val="16"/>
                 <w:szCs w:val="16"/>
+                <w:lang w:val="ru-RU"/>
               </w:rPr>
               <w:t>Рыбаков Федор Игнатьевич</w:t>
             </w:r>
@@ -6752,8 +7800,28 @@
                 <w:sz w:val="16"/>
                 <w:szCs w:val="16"/>
                 <w:shd w:val="clear" w:color="auto" w:fill="FFFFFF"/>
-              </w:rPr>
-              <w:t>13 февраля 1938 г.</w:t>
+                <w:lang w:val="ru-RU"/>
+              </w:rPr>
+              <w:t>13 февраля 1938</w:t>
+            </w:r>
+            <w:r>
+              <w:rPr>
+                <w:rFonts w:ascii="Arial" w:hAnsi="Arial" w:cs="Arial"/>
+                <w:sz w:val="16"/>
+                <w:szCs w:val="16"/>
+                <w:shd w:val="clear" w:color="auto" w:fill="FFFFFF"/>
+              </w:rPr>
+              <w:t> </w:t>
+            </w:r>
+            <w:r>
+              <w:rPr>
+                <w:rFonts w:ascii="Arial" w:hAnsi="Arial" w:cs="Arial"/>
+                <w:sz w:val="16"/>
+                <w:szCs w:val="16"/>
+                <w:shd w:val="clear" w:color="auto" w:fill="FFFFFF"/>
+                <w:lang w:val="ru-RU"/>
+              </w:rPr>
+              <w:t>г.</w:t>
             </w:r>
             <w:r>
               <w:rPr>
@@ -6826,7 +7894,7 @@
               </w:rPr>
               <w:t xml:space="preserve"> </w:t>
             </w:r>
-            <w:hyperlink r:id="rId24" w:history="1">
+            <w:hyperlink r:id="rId26" w:history="1">
               <w:r>
                 <w:rPr>
                   <w:rStyle w:val="Hyperlink"/>
@@ -6937,7 +8005,6 @@
                 <w:szCs w:val="16"/>
                 <w:lang w:val="ru-RU"/>
               </w:rPr>
-              <w:lastRenderedPageBreak/>
               <w:t>Родилась</w:t>
             </w:r>
             <w:r>
@@ -6955,16 +8022,87 @@
                 <w:szCs w:val="16"/>
                 <w:lang w:val="ru-RU"/>
               </w:rPr>
-              <w:t xml:space="preserve">в 1884 г., Спасский р-н, с.Русская Тахтала; чувашка; монашка, псаломщик.. </w:t>
-            </w:r>
-            <w:r>
-              <w:rPr>
-                <w:rFonts w:ascii="Arial" w:hAnsi="Arial" w:cs="Arial"/>
-                <w:sz w:val="16"/>
-                <w:szCs w:val="16"/>
-                <w:lang w:val="ru-RU"/>
-              </w:rPr>
-              <w:t>Прож.:</w:t>
+              <w:t xml:space="preserve">в 1884 г., Спасский р-н, </w:t>
+            </w:r>
+            <w:proofErr w:type="spellStart"/>
+            <w:r>
+              <w:rPr>
+                <w:rFonts w:ascii="Arial" w:hAnsi="Arial" w:cs="Arial"/>
+                <w:sz w:val="16"/>
+                <w:szCs w:val="16"/>
+                <w:lang w:val="ru-RU"/>
+              </w:rPr>
+              <w:t>с.Русская</w:t>
+            </w:r>
+            <w:proofErr w:type="spellEnd"/>
+            <w:r>
+              <w:rPr>
+                <w:rFonts w:ascii="Arial" w:hAnsi="Arial" w:cs="Arial"/>
+                <w:sz w:val="16"/>
+                <w:szCs w:val="16"/>
+                <w:lang w:val="ru-RU"/>
+              </w:rPr>
+              <w:t xml:space="preserve"> </w:t>
+            </w:r>
+            <w:proofErr w:type="spellStart"/>
+            <w:r>
+              <w:rPr>
+                <w:rFonts w:ascii="Arial" w:hAnsi="Arial" w:cs="Arial"/>
+                <w:sz w:val="16"/>
+                <w:szCs w:val="16"/>
+                <w:lang w:val="ru-RU"/>
+              </w:rPr>
+              <w:t>Тахтала</w:t>
+            </w:r>
+            <w:proofErr w:type="spellEnd"/>
+            <w:r>
+              <w:rPr>
+                <w:rFonts w:ascii="Arial" w:hAnsi="Arial" w:cs="Arial"/>
+                <w:sz w:val="16"/>
+                <w:szCs w:val="16"/>
+                <w:lang w:val="ru-RU"/>
+              </w:rPr>
+              <w:t xml:space="preserve">; чувашка; монашка, </w:t>
+            </w:r>
+            <w:proofErr w:type="gramStart"/>
+            <w:r>
+              <w:rPr>
+                <w:rFonts w:ascii="Arial" w:hAnsi="Arial" w:cs="Arial"/>
+                <w:sz w:val="16"/>
+                <w:szCs w:val="16"/>
+                <w:lang w:val="ru-RU"/>
+              </w:rPr>
+              <w:t>псаломщик..</w:t>
+            </w:r>
+            <w:proofErr w:type="gramEnd"/>
+            <w:r>
+              <w:rPr>
+                <w:rFonts w:ascii="Arial" w:hAnsi="Arial" w:cs="Arial"/>
+                <w:sz w:val="16"/>
+                <w:szCs w:val="16"/>
+                <w:lang w:val="ru-RU"/>
+              </w:rPr>
+              <w:t xml:space="preserve"> </w:t>
+            </w:r>
+            <w:proofErr w:type="spellStart"/>
+            <w:r>
+              <w:rPr>
+                <w:rFonts w:ascii="Arial" w:hAnsi="Arial" w:cs="Arial"/>
+                <w:sz w:val="16"/>
+                <w:szCs w:val="16"/>
+                <w:lang w:val="ru-RU"/>
+              </w:rPr>
+              <w:t>Прож</w:t>
+            </w:r>
+            <w:proofErr w:type="spellEnd"/>
+            <w:r>
+              <w:rPr>
+                <w:rFonts w:ascii="Arial" w:hAnsi="Arial" w:cs="Arial"/>
+                <w:sz w:val="16"/>
+                <w:szCs w:val="16"/>
+                <w:lang w:val="ru-RU"/>
+              </w:rPr>
+              <w:t>.:</w:t>
             </w:r>
             <w:r>
               <w:rPr>
@@ -6981,8 +8119,19 @@
                 <w:szCs w:val="16"/>
                 <w:lang w:val="ru-RU"/>
               </w:rPr>
-              <w:t>Верхнеуслонский р-н, с.Лесные Моркваши.. Арестована 4 декабря 1937 г.</w:t>
-            </w:r>
+              <w:t xml:space="preserve">Верхнеуслонский р-н, </w:t>
+            </w:r>
+            <w:proofErr w:type="spellStart"/>
+            <w:r>
+              <w:rPr>
+                <w:rFonts w:ascii="Arial" w:hAnsi="Arial" w:cs="Arial"/>
+                <w:sz w:val="16"/>
+                <w:szCs w:val="16"/>
+                <w:lang w:val="ru-RU"/>
+              </w:rPr>
+              <w:t>с.Лесные</w:t>
+            </w:r>
+            <w:proofErr w:type="spellEnd"/>
             <w:r>
               <w:rPr>
                 <w:rFonts w:ascii="Arial" w:hAnsi="Arial" w:cs="Arial"/>
@@ -6992,14 +8141,74 @@
               </w:rPr>
               <w:t xml:space="preserve"> </w:t>
             </w:r>
-            <w:r>
-              <w:rPr>
-                <w:rFonts w:ascii="Arial" w:hAnsi="Arial" w:cs="Arial"/>
-                <w:sz w:val="16"/>
-                <w:szCs w:val="16"/>
-                <w:lang w:val="ru-RU"/>
-              </w:rPr>
-              <w:t>Приговорена: тройкой НКВД ТАССР 15 декабря 1937 г., обв.:</w:t>
+            <w:proofErr w:type="spellStart"/>
+            <w:proofErr w:type="gramStart"/>
+            <w:r>
+              <w:rPr>
+                <w:rFonts w:ascii="Arial" w:hAnsi="Arial" w:cs="Arial"/>
+                <w:sz w:val="16"/>
+                <w:szCs w:val="16"/>
+                <w:lang w:val="ru-RU"/>
+              </w:rPr>
+              <w:t>Моркваши</w:t>
+            </w:r>
+            <w:proofErr w:type="spellEnd"/>
+            <w:r>
+              <w:rPr>
+                <w:rFonts w:ascii="Arial" w:hAnsi="Arial" w:cs="Arial"/>
+                <w:sz w:val="16"/>
+                <w:szCs w:val="16"/>
+                <w:lang w:val="ru-RU"/>
+              </w:rPr>
+              <w:t>..</w:t>
+            </w:r>
+            <w:proofErr w:type="gramEnd"/>
+            <w:r>
+              <w:rPr>
+                <w:rFonts w:ascii="Arial" w:hAnsi="Arial" w:cs="Arial"/>
+                <w:sz w:val="16"/>
+                <w:szCs w:val="16"/>
+                <w:lang w:val="ru-RU"/>
+              </w:rPr>
+              <w:t xml:space="preserve"> Арестована 4 декабря 1937 г.</w:t>
+            </w:r>
+            <w:r>
+              <w:rPr>
+                <w:rFonts w:ascii="Arial" w:hAnsi="Arial" w:cs="Arial"/>
+                <w:sz w:val="16"/>
+                <w:szCs w:val="16"/>
+                <w:lang w:val="ru-RU"/>
+              </w:rPr>
+              <w:t xml:space="preserve"> </w:t>
+            </w:r>
+            <w:r>
+              <w:rPr>
+                <w:rFonts w:ascii="Arial" w:hAnsi="Arial" w:cs="Arial"/>
+                <w:sz w:val="16"/>
+                <w:szCs w:val="16"/>
+                <w:lang w:val="ru-RU"/>
+              </w:rPr>
+              <w:t xml:space="preserve">Приговорена: тройкой НКВД ТАССР 15 декабря 1937 г., </w:t>
+            </w:r>
+            <w:proofErr w:type="spellStart"/>
+            <w:r>
+              <w:rPr>
+                <w:rFonts w:ascii="Arial" w:hAnsi="Arial" w:cs="Arial"/>
+                <w:sz w:val="16"/>
+                <w:szCs w:val="16"/>
+                <w:lang w:val="ru-RU"/>
+              </w:rPr>
+              <w:t>обв</w:t>
+            </w:r>
+            <w:proofErr w:type="spellEnd"/>
+            <w:r>
+              <w:rPr>
+                <w:rFonts w:ascii="Arial" w:hAnsi="Arial" w:cs="Arial"/>
+                <w:sz w:val="16"/>
+                <w:szCs w:val="16"/>
+                <w:lang w:val="ru-RU"/>
+              </w:rPr>
+              <w:t>.:</w:t>
             </w:r>
             <w:r>
               <w:rPr>
@@ -7016,13 +8225,34 @@
                 <w:szCs w:val="16"/>
                 <w:lang w:val="ru-RU"/>
               </w:rPr>
-              <w:t>58-10. ("религиозные слухи о гибели Сов.вл., войне, пришествии страшного суда"). Приговор: ВМН, конфискация имущества. Расстреляна 22 декабря 1937 г. Место захоронения</w:t>
-            </w:r>
-            <w:r>
-              <w:rPr>
-                <w:rFonts w:ascii="Arial" w:hAnsi="Arial" w:cs="Arial"/>
-                <w:sz w:val="16"/>
-                <w:szCs w:val="16"/>
+              <w:t xml:space="preserve">58-10. ("религиозные слухи о гибели </w:t>
+            </w:r>
+            <w:proofErr w:type="spellStart"/>
+            <w:r>
+              <w:rPr>
+                <w:rFonts w:ascii="Arial" w:hAnsi="Arial" w:cs="Arial"/>
+                <w:sz w:val="16"/>
+                <w:szCs w:val="16"/>
+                <w:lang w:val="ru-RU"/>
+              </w:rPr>
+              <w:t>Сов.вл</w:t>
+            </w:r>
+            <w:proofErr w:type="spellEnd"/>
+            <w:r>
+              <w:rPr>
+                <w:rFonts w:ascii="Arial" w:hAnsi="Arial" w:cs="Arial"/>
+                <w:sz w:val="16"/>
+                <w:szCs w:val="16"/>
+                <w:lang w:val="ru-RU"/>
+              </w:rPr>
+              <w:t>., войне, пришествии страшного суда"). Приговор: ВМН, конфискация имущества. Расстреляна 22 декабря 1937 г. Место захоронения</w:t>
+            </w:r>
+            <w:r>
+              <w:rPr>
+                <w:rFonts w:ascii="Arial" w:hAnsi="Arial" w:cs="Arial"/>
+                <w:sz w:val="16"/>
+                <w:szCs w:val="16"/>
+                <w:lang w:val="ru-RU"/>
               </w:rPr>
               <w:t xml:space="preserve"> – </w:t>
             </w:r>
@@ -7033,7 +8263,38 @@
                 <w:szCs w:val="16"/>
                 <w:lang w:val="ru-RU"/>
               </w:rPr>
-              <w:t>в г.Казань.. Реабилитирована 30 мая 1989 г.</w:t>
+              <w:t xml:space="preserve">в </w:t>
+            </w:r>
+            <w:proofErr w:type="spellStart"/>
+            <w:proofErr w:type="gramStart"/>
+            <w:r>
+              <w:rPr>
+                <w:rFonts w:ascii="Arial" w:hAnsi="Arial" w:cs="Arial"/>
+                <w:sz w:val="16"/>
+                <w:szCs w:val="16"/>
+                <w:lang w:val="ru-RU"/>
+              </w:rPr>
+              <w:t>г.Казань</w:t>
+            </w:r>
+            <w:proofErr w:type="spellEnd"/>
+            <w:r>
+              <w:rPr>
+                <w:rFonts w:ascii="Arial" w:hAnsi="Arial" w:cs="Arial"/>
+                <w:sz w:val="16"/>
+                <w:szCs w:val="16"/>
+                <w:lang w:val="ru-RU"/>
+              </w:rPr>
+              <w:t>..</w:t>
+            </w:r>
+            <w:proofErr w:type="gramEnd"/>
+            <w:r>
+              <w:rPr>
+                <w:rFonts w:ascii="Arial" w:hAnsi="Arial" w:cs="Arial"/>
+                <w:sz w:val="16"/>
+                <w:szCs w:val="16"/>
+                <w:lang w:val="ru-RU"/>
+              </w:rPr>
+              <w:t xml:space="preserve"> Реабилитирована 30 мая 1989 г.</w:t>
             </w:r>
           </w:p>
           <w:p>
@@ -7098,7 +8359,7 @@
               </w:rPr>
               <w:t xml:space="preserve"> </w:t>
             </w:r>
-            <w:hyperlink r:id="rId25" w:history="1">
+            <w:hyperlink r:id="rId27" w:history="1">
               <w:r>
                 <w:rPr>
                   <w:rStyle w:val="Hyperlink"/>
@@ -7137,6 +8398,7 @@
                 <w:lang w:val="ru-RU"/>
               </w:rPr>
             </w:pPr>
+            <w:proofErr w:type="spellStart"/>
             <w:r>
               <w:rPr>
                 <w:rFonts w:ascii="Arial" w:hAnsi="Arial" w:cs="Arial"/>
@@ -7146,8 +8408,19 @@
                 <w:szCs w:val="16"/>
                 <w:lang w:val="ru-RU"/>
               </w:rPr>
-              <w:lastRenderedPageBreak/>
-              <w:t>Хорова Матрена Степановна</w:t>
+              <w:t>Хорова</w:t>
+            </w:r>
+            <w:proofErr w:type="spellEnd"/>
+            <w:r>
+              <w:rPr>
+                <w:rFonts w:ascii="Arial" w:hAnsi="Arial" w:cs="Arial"/>
+                <w:b/>
+                <w:bCs/>
+                <w:sz w:val="16"/>
+                <w:szCs w:val="16"/>
+                <w:lang w:val="ru-RU"/>
+              </w:rPr>
+              <w:t xml:space="preserve"> Матрена Степановна</w:t>
             </w:r>
             <w:r>
               <w:rPr>
@@ -7201,7 +8474,49 @@
                 <w:szCs w:val="16"/>
                 <w:lang w:val="ru-RU"/>
               </w:rPr>
-              <w:t>1872 г.р., м.р.: Куйбышевская обл., Борский р-н, с. Таволжанка, чувашка, б/п, монахиня,арестована 24.12.1937.</w:t>
+              <w:t xml:space="preserve">1872 г.р., </w:t>
+            </w:r>
+            <w:proofErr w:type="spellStart"/>
+            <w:r>
+              <w:rPr>
+                <w:rFonts w:ascii="Arial" w:hAnsi="Arial" w:cs="Arial"/>
+                <w:sz w:val="16"/>
+                <w:szCs w:val="16"/>
+                <w:lang w:val="ru-RU"/>
+              </w:rPr>
+              <w:t>м.р</w:t>
+            </w:r>
+            <w:proofErr w:type="spellEnd"/>
+            <w:r>
+              <w:rPr>
+                <w:rFonts w:ascii="Arial" w:hAnsi="Arial" w:cs="Arial"/>
+                <w:sz w:val="16"/>
+                <w:szCs w:val="16"/>
+                <w:lang w:val="ru-RU"/>
+              </w:rPr>
+              <w:t xml:space="preserve">.: Куйбышевская обл., Борский р-н, с. Таволжанка, чувашка, б/п, </w:t>
+            </w:r>
+            <w:proofErr w:type="spellStart"/>
+            <w:proofErr w:type="gramStart"/>
+            <w:r>
+              <w:rPr>
+                <w:rFonts w:ascii="Arial" w:hAnsi="Arial" w:cs="Arial"/>
+                <w:sz w:val="16"/>
+                <w:szCs w:val="16"/>
+                <w:lang w:val="ru-RU"/>
+              </w:rPr>
+              <w:t>монахиня,арестована</w:t>
+            </w:r>
+            <w:proofErr w:type="spellEnd"/>
+            <w:proofErr w:type="gramEnd"/>
+            <w:r>
+              <w:rPr>
+                <w:rFonts w:ascii="Arial" w:hAnsi="Arial" w:cs="Arial"/>
+                <w:sz w:val="16"/>
+                <w:szCs w:val="16"/>
+                <w:lang w:val="ru-RU"/>
+              </w:rPr>
+              <w:t xml:space="preserve"> 24.12.1937.</w:t>
             </w:r>
           </w:p>
           <w:p>
@@ -7228,7 +8543,47 @@
                 <w:szCs w:val="16"/>
                 <w:lang w:val="ru-RU"/>
               </w:rPr>
-              <w:t>Обвинение: по ст. ст. 58-10 и 58-11. Приговор: тройка при УНКВД по Куйбышевской области, 27.12.1937</w:t>
+              <w:t xml:space="preserve">Обвинение: по ст. ст. </w:t>
+            </w:r>
+            <w:proofErr w:type="gramStart"/>
+            <w:r>
+              <w:rPr>
+                <w:rFonts w:ascii="Arial" w:hAnsi="Arial" w:cs="Arial"/>
+                <w:sz w:val="16"/>
+                <w:szCs w:val="16"/>
+                <w:lang w:val="ru-RU"/>
+              </w:rPr>
+              <w:t>58-10</w:t>
+            </w:r>
+            <w:proofErr w:type="gramEnd"/>
+            <w:r>
+              <w:rPr>
+                <w:rFonts w:ascii="Arial" w:hAnsi="Arial" w:cs="Arial"/>
+                <w:sz w:val="16"/>
+                <w:szCs w:val="16"/>
+                <w:lang w:val="ru-RU"/>
+              </w:rPr>
+              <w:t xml:space="preserve"> и </w:t>
+            </w:r>
+            <w:proofErr w:type="gramStart"/>
+            <w:r>
+              <w:rPr>
+                <w:rFonts w:ascii="Arial" w:hAnsi="Arial" w:cs="Arial"/>
+                <w:sz w:val="16"/>
+                <w:szCs w:val="16"/>
+                <w:lang w:val="ru-RU"/>
+              </w:rPr>
+              <w:t>58-11</w:t>
+            </w:r>
+            <w:proofErr w:type="gramEnd"/>
+            <w:r>
+              <w:rPr>
+                <w:rFonts w:ascii="Arial" w:hAnsi="Arial" w:cs="Arial"/>
+                <w:sz w:val="16"/>
+                <w:szCs w:val="16"/>
+                <w:lang w:val="ru-RU"/>
+              </w:rPr>
+              <w:t>. Приговор: тройка при УНКВД по Куйбышевской области, 27.12.1937</w:t>
             </w:r>
             <w:r>
               <w:rPr>
@@ -7316,8 +8671,9 @@
                 <w:szCs w:val="16"/>
                 <w:lang w:val="ru-RU"/>
               </w:rPr>
-              <w:t xml:space="preserve"> Книга памяти Самарской обл. , т.19, т.13 (Борский р-н)</w:t>
-            </w:r>
+              <w:t xml:space="preserve"> Книга памяти Самарской </w:t>
+            </w:r>
+            <w:proofErr w:type="gramStart"/>
             <w:r>
               <w:rPr>
                 <w:rFonts w:ascii="Arial" w:hAnsi="Arial" w:cs="Arial"/>
@@ -7327,6 +8683,29 @@
                 <w:szCs w:val="16"/>
                 <w:lang w:val="ru-RU"/>
               </w:rPr>
+              <w:t>обл. ,</w:t>
+            </w:r>
+            <w:proofErr w:type="gramEnd"/>
+            <w:r>
+              <w:rPr>
+                <w:rFonts w:ascii="Arial" w:hAnsi="Arial" w:cs="Arial"/>
+                <w:b/>
+                <w:bCs/>
+                <w:sz w:val="16"/>
+                <w:szCs w:val="16"/>
+                <w:lang w:val="ru-RU"/>
+              </w:rPr>
+              <w:t xml:space="preserve"> т.19, т.13 (Борский р-н)</w:t>
+            </w:r>
+            <w:r>
+              <w:rPr>
+                <w:rFonts w:ascii="Arial" w:hAnsi="Arial" w:cs="Arial"/>
+                <w:b/>
+                <w:bCs/>
+                <w:sz w:val="16"/>
+                <w:szCs w:val="16"/>
+                <w:lang w:val="ru-RU"/>
+              </w:rPr>
               <w:t>;</w:t>
             </w:r>
             <w:r>
@@ -7340,7 +8719,7 @@
               </w:rPr>
               <w:t xml:space="preserve"> </w:t>
             </w:r>
-            <w:hyperlink r:id="rId26" w:history="1">
+            <w:hyperlink r:id="rId28" w:history="1">
               <w:r>
                 <w:rPr>
                   <w:rStyle w:val="Hyperlink"/>
@@ -7378,7 +8757,7 @@
 </file>
 
 <file path=word/numbering.xml><?xml version="1.0" encoding="utf-8"?>
-<w:numbering xmlns:wpc="http://schemas.microsoft.com/office/word/2010/wordprocessingCanvas" xmlns:cx="http://schemas.microsoft.com/office/drawing/2014/chartex" xmlns:cx1="http://schemas.microsoft.com/office/drawing/2015/9/8/chartex" xmlns:cx2="http://schemas.microsoft.com/office/drawing/2015/10/21/chartex" xmlns:cx3="http://schemas.microsoft.com/office/drawing/2016/5/9/chartex" xmlns:cx4="http://schemas.microsoft.com/office/drawing/2016/5/10/chartex" xmlns:cx5="http://schemas.microsoft.com/office/drawing/2016/5/11/chartex" xmlns:cx6="http://schemas.microsoft.com/office/drawing/2016/5/12/chartex" xmlns:cx7="http://schemas.microsoft.com/office/drawing/2016/5/13/chartex" xmlns:cx8="http://schemas.microsoft.com/office/drawing/2016/5/14/chartex" xmlns:mc="http://schemas.openxmlformats.org/markup-compatibility/2006" xmlns:aink="http://schemas.microsoft.com/office/drawing/2016/ink" xmlns:am3d="http://schemas.microsoft.com/office/drawing/2017/model3d" xmlns:o="urn:schemas-microsoft-com:office:office" xmlns:oel="http://schemas.microsoft.com/office/2019/extlst" xmlns:r="http://schemas.openxmlformats.org/officeDocument/2006/relationships" xmlns:m="http://schemas.openxmlformats.org/officeDocument/2006/math" xmlns:v="urn:schemas-microsoft-com:vml" xmlns:wp14="http://schemas.microsoft.com/office/word/2010/wordprocessingDrawing" xmlns:wp="http://schemas.openxmlformats.org/drawingml/2006/wordprocessingDrawing" xmlns:w10="urn:schemas-microsoft-com:office:word" xmlns:w="http://schemas.openxmlformats.org/wordprocessingml/2006/main" xmlns:w14="http://schemas.microsoft.com/office/word/2010/wordml" xmlns:w15="http://schemas.microsoft.com/office/word/2012/wordml" xmlns:w16cex="http://schemas.microsoft.com/office/word/2018/wordml/cex" xmlns:w16cid="http://schemas.microsoft.com/office/word/2016/wordml/cid" xmlns:w16="http://schemas.microsoft.com/office/word/2018/wordml" xmlns:w16du="http://schemas.microsoft.com/office/word/2023/wordml/word16du" xmlns:w16sdtdh="http://schemas.microsoft.com/office/word/2020/wordml/sdtdatahash" xmlns:w16se="http://schemas.microsoft.com/office/word/2015/wordml/symex" xmlns:wpg="http://schemas.microsoft.com/office/word/2010/wordprocessingGroup" xmlns:wpi="http://schemas.microsoft.com/office/word/2010/wordprocessingInk" xmlns:wne="http://schemas.microsoft.com/office/word/2006/wordml" xmlns:wps="http://schemas.microsoft.com/office/word/2010/wordprocessingShape" mc:Ignorable="w14 w15 w16se w16cid w16 w16cex w16sdtdh w16du wp14">
+<w:numbering xmlns:wpc="http://schemas.microsoft.com/office/word/2010/wordprocessingCanvas" xmlns:cx="http://schemas.microsoft.com/office/drawing/2014/chartex" xmlns:cx1="http://schemas.microsoft.com/office/drawing/2015/9/8/chartex" xmlns:cx2="http://schemas.microsoft.com/office/drawing/2015/10/21/chartex" xmlns:cx3="http://schemas.microsoft.com/office/drawing/2016/5/9/chartex" xmlns:cx4="http://schemas.microsoft.com/office/drawing/2016/5/10/chartex" xmlns:cx5="http://schemas.microsoft.com/office/drawing/2016/5/11/chartex" xmlns:cx6="http://schemas.microsoft.com/office/drawing/2016/5/12/chartex" xmlns:cx7="http://schemas.microsoft.com/office/drawing/2016/5/13/chartex" xmlns:cx8="http://schemas.microsoft.com/office/drawing/2016/5/14/chartex" xmlns:mc="http://schemas.openxmlformats.org/markup-compatibility/2006" xmlns:aink="http://schemas.microsoft.com/office/drawing/2016/ink" xmlns:am3d="http://schemas.microsoft.com/office/drawing/2017/model3d" xmlns:o="urn:schemas-microsoft-com:office:office" xmlns:oel="http://schemas.microsoft.com/office/2019/extlst" xmlns:r="http://schemas.openxmlformats.org/officeDocument/2006/relationships" xmlns:m="http://schemas.openxmlformats.org/officeDocument/2006/math" xmlns:v="urn:schemas-microsoft-com:vml" xmlns:wp14="http://schemas.microsoft.com/office/word/2010/wordprocessingDrawing" xmlns:wp="http://schemas.openxmlformats.org/drawingml/2006/wordprocessingDrawing" xmlns:w10="urn:schemas-microsoft-com:office:word" xmlns:w="http://schemas.openxmlformats.org/wordprocessingml/2006/main" xmlns:w14="http://schemas.microsoft.com/office/word/2010/wordml" xmlns:w15="http://schemas.microsoft.com/office/word/2012/wordml" xmlns:w16cex="http://schemas.microsoft.com/office/word/2018/wordml/cex" xmlns:w16cid="http://schemas.microsoft.com/office/word/2016/wordml/cid" xmlns:w16="http://schemas.microsoft.com/office/word/2018/wordml" xmlns:w16du="http://schemas.microsoft.com/office/word/2023/wordml/word16du" xmlns:w16sdtdh="http://schemas.microsoft.com/office/word/2020/wordml/sdtdatahash" xmlns:w16sdtfl="http://schemas.microsoft.com/office/word/2024/wordml/sdtformatlock" xmlns:w16se="http://schemas.microsoft.com/office/word/2015/wordml/symex" xmlns:wpg="http://schemas.microsoft.com/office/word/2010/wordprocessingGroup" xmlns:wpi="http://schemas.microsoft.com/office/word/2010/wordprocessingInk" xmlns:wne="http://schemas.microsoft.com/office/word/2006/wordml" xmlns:wps="http://schemas.microsoft.com/office/word/2010/wordprocessingShape" mc:Ignorable="w14 w15 w16se w16cid w16 w16cex w16sdtdh w16sdtfl w16du wp14">
   <w:abstractNum w:abstractNumId="0" w15:restartNumberingAfterBreak="0">
     <w:nsid w:val="00000001"/>
     <w:multiLevelType w:val="multilevel"/>
@@ -7509,7 +8888,7 @@
 </file>
 
 <file path=word/styles.xml><?xml version="1.0" encoding="utf-8"?>
-<w:styles xmlns:mc="http://schemas.openxmlformats.org/markup-compatibility/2006" xmlns:r="http://schemas.openxmlformats.org/officeDocument/2006/relationships" xmlns:w="http://schemas.openxmlformats.org/wordprocessingml/2006/main" xmlns:w14="http://schemas.microsoft.com/office/word/2010/wordml" xmlns:w15="http://schemas.microsoft.com/office/word/2012/wordml" xmlns:w16cex="http://schemas.microsoft.com/office/word/2018/wordml/cex" xmlns:w16cid="http://schemas.microsoft.com/office/word/2016/wordml/cid" xmlns:w16="http://schemas.microsoft.com/office/word/2018/wordml" xmlns:w16du="http://schemas.microsoft.com/office/word/2023/wordml/word16du" xmlns:w16sdtdh="http://schemas.microsoft.com/office/word/2020/wordml/sdtdatahash" xmlns:w16se="http://schemas.microsoft.com/office/word/2015/wordml/symex" mc:Ignorable="w14 w15 w16se w16cid w16 w16cex w16sdtdh w16du">
+<w:styles xmlns:mc="http://schemas.openxmlformats.org/markup-compatibility/2006" xmlns:r="http://schemas.openxmlformats.org/officeDocument/2006/relationships" xmlns:w="http://schemas.openxmlformats.org/wordprocessingml/2006/main" xmlns:w14="http://schemas.microsoft.com/office/word/2010/wordml" xmlns:w15="http://schemas.microsoft.com/office/word/2012/wordml" xmlns:w16cex="http://schemas.microsoft.com/office/word/2018/wordml/cex" xmlns:w16cid="http://schemas.microsoft.com/office/word/2016/wordml/cid" xmlns:w16="http://schemas.microsoft.com/office/word/2018/wordml" xmlns:w16du="http://schemas.microsoft.com/office/word/2023/wordml/word16du" xmlns:w16sdtdh="http://schemas.microsoft.com/office/word/2020/wordml/sdtdatahash" xmlns:w16sdtfl="http://schemas.microsoft.com/office/word/2024/wordml/sdtformatlock" xmlns:w16se="http://schemas.microsoft.com/office/word/2015/wordml/symex" mc:Ignorable="w14 w15 w16se w16cid w16 w16cex w16sdtdh w16sdtfl w16du">
   <w:docDefaults>
     <w:rPrDefault>
       <w:rPr>
@@ -8292,6 +9671,1767 @@
 </w:styles>
 </file>
 
+<file path=word/charts/chart1.xml><?xml version="1.0" encoding="utf-8"?>
+<c:chartSpace xmlns:c="http://schemas.openxmlformats.org/drawingml/2006/chart" xmlns:a="http://schemas.openxmlformats.org/drawingml/2006/main" xmlns:r="http://schemas.openxmlformats.org/officeDocument/2006/relationships" xmlns:c16r2="http://schemas.microsoft.com/office/drawing/2015/06/chart">
+  <c:date1904 val="0"/>
+  <c:lang val="en-US"/>
+  <c:roundedCorners val="0"/>
+  <mc:AlternateContent xmlns:mc="http://schemas.openxmlformats.org/markup-compatibility/2006">
+    <mc:Choice xmlns:c14="http://schemas.microsoft.com/office/drawing/2007/8/2/chart" Requires="c14">
+      <c14:style val="102"/>
+    </mc:Choice>
+    <mc:Fallback>
+      <c:style val="2"/>
+    </mc:Fallback>
+  </mc:AlternateContent>
+  <c:chart>
+    <c:autoTitleDeleted val="1"/>
+    <c:view3D>
+      <c:rotX val="15"/>
+      <c:rotY val="20"/>
+      <c:rAngAx val="0"/>
+    </c:view3D>
+    <c:floor>
+      <c:thickness val="0"/>
+      <c:spPr>
+        <a:noFill/>
+        <a:ln>
+          <a:noFill/>
+        </a:ln>
+        <a:effectLst/>
+        <a:sp3d/>
+      </c:spPr>
+    </c:floor>
+    <c:sideWall>
+      <c:thickness val="0"/>
+      <c:spPr>
+        <a:noFill/>
+        <a:ln>
+          <a:noFill/>
+        </a:ln>
+        <a:effectLst/>
+        <a:sp3d/>
+      </c:spPr>
+    </c:sideWall>
+    <c:backWall>
+      <c:thickness val="0"/>
+      <c:spPr>
+        <a:noFill/>
+        <a:ln>
+          <a:noFill/>
+        </a:ln>
+        <a:effectLst/>
+        <a:sp3d/>
+      </c:spPr>
+    </c:backWall>
+    <c:plotArea>
+      <c:layout>
+        <c:manualLayout>
+          <c:layoutTarget val="inner"/>
+          <c:xMode val="edge"/>
+          <c:yMode val="edge"/>
+          <c:x val="2.9148217510460796E-2"/>
+          <c:y val="5.1342592592592606E-2"/>
+          <c:w val="0.93474056558602103"/>
+          <c:h val="0.84956802274715659"/>
+        </c:manualLayout>
+      </c:layout>
+      <c:bar3DChart>
+        <c:barDir val="col"/>
+        <c:grouping val="clustered"/>
+        <c:varyColors val="0"/>
+        <c:ser>
+          <c:idx val="0"/>
+          <c:order val="0"/>
+          <c:spPr>
+            <a:solidFill>
+              <a:schemeClr val="accent1"/>
+            </a:solidFill>
+            <a:ln>
+              <a:noFill/>
+            </a:ln>
+            <a:effectLst/>
+            <a:sp3d/>
+          </c:spPr>
+          <c:invertIfNegative val="0"/>
+          <c:dLbls>
+            <c:spPr>
+              <a:noFill/>
+              <a:ln>
+                <a:noFill/>
+              </a:ln>
+              <a:effectLst/>
+            </c:spPr>
+            <c:txPr>
+              <a:bodyPr rot="0" spcFirstLastPara="1" vertOverflow="ellipsis" vert="horz" wrap="square" anchor="ctr" anchorCtr="1"/>
+              <a:lstStyle/>
+              <a:p>
+                <a:pPr>
+                  <a:defRPr sz="800" b="0" i="0" u="none" strike="noStrike" kern="1200" baseline="0">
+                    <a:solidFill>
+                      <a:schemeClr val="tx1">
+                        <a:lumMod val="75000"/>
+                        <a:lumOff val="25000"/>
+                      </a:schemeClr>
+                    </a:solidFill>
+                    <a:latin typeface="Arial" panose="020B0604020202020204" pitchFamily="34" charset="0"/>
+                    <a:ea typeface="+mn-ea"/>
+                    <a:cs typeface="Arial" panose="020B0604020202020204" pitchFamily="34" charset="0"/>
+                  </a:defRPr>
+                </a:pPr>
+                <a:endParaRPr lang="en-US"/>
+              </a:p>
+            </c:txPr>
+            <c:showLegendKey val="0"/>
+            <c:showVal val="1"/>
+            <c:showCatName val="0"/>
+            <c:showSerName val="0"/>
+            <c:showPercent val="0"/>
+            <c:showBubbleSize val="0"/>
+            <c:showLeaderLines val="0"/>
+            <c:extLst>
+              <c:ext xmlns:c15="http://schemas.microsoft.com/office/drawing/2012/chart" uri="{CE6537A1-D6FC-4f65-9D91-7224C49458BB}">
+                <c15:showLeaderLines val="1"/>
+                <c15:leaderLines>
+                  <c:spPr>
+                    <a:ln w="9525" cap="flat" cmpd="sng" algn="ctr">
+                      <a:solidFill>
+                        <a:schemeClr val="tx1">
+                          <a:lumMod val="35000"/>
+                          <a:lumOff val="65000"/>
+                        </a:schemeClr>
+                      </a:solidFill>
+                      <a:round/>
+                    </a:ln>
+                    <a:effectLst/>
+                  </c:spPr>
+                </c15:leaderLines>
+              </c:ext>
+            </c:extLst>
+          </c:dLbls>
+          <c:cat>
+            <c:numRef>
+              <c:f>Чувашки!$A$4:$A$9</c:f>
+              <c:numCache>
+                <c:formatCode>General</c:formatCode>
+                <c:ptCount val="6"/>
+                <c:pt idx="0">
+                  <c:v>1918</c:v>
+                </c:pt>
+                <c:pt idx="1">
+                  <c:v>1937</c:v>
+                </c:pt>
+                <c:pt idx="2">
+                  <c:v>1938</c:v>
+                </c:pt>
+                <c:pt idx="3">
+                  <c:v>1939</c:v>
+                </c:pt>
+                <c:pt idx="4">
+                  <c:v>1941</c:v>
+                </c:pt>
+                <c:pt idx="5">
+                  <c:v>1942</c:v>
+                </c:pt>
+              </c:numCache>
+            </c:numRef>
+          </c:cat>
+          <c:val>
+            <c:numRef>
+              <c:f>Чувашки!$B$4:$B$9</c:f>
+              <c:numCache>
+                <c:formatCode>General</c:formatCode>
+                <c:ptCount val="6"/>
+                <c:pt idx="0">
+                  <c:v>2</c:v>
+                </c:pt>
+                <c:pt idx="1">
+                  <c:v>3</c:v>
+                </c:pt>
+                <c:pt idx="2">
+                  <c:v>4</c:v>
+                </c:pt>
+                <c:pt idx="3">
+                  <c:v>1</c:v>
+                </c:pt>
+                <c:pt idx="4">
+                  <c:v>11</c:v>
+                </c:pt>
+                <c:pt idx="5">
+                  <c:v>1</c:v>
+                </c:pt>
+              </c:numCache>
+            </c:numRef>
+          </c:val>
+          <c:extLst>
+            <c:ext xmlns:c16="http://schemas.microsoft.com/office/drawing/2014/chart" uri="{C3380CC4-5D6E-409C-BE32-E72D297353CC}">
+              <c16:uniqueId val="{00000000-277D-4518-B3C3-034F04A45188}"/>
+            </c:ext>
+          </c:extLst>
+        </c:ser>
+        <c:dLbls>
+          <c:showLegendKey val="0"/>
+          <c:showVal val="0"/>
+          <c:showCatName val="0"/>
+          <c:showSerName val="0"/>
+          <c:showPercent val="0"/>
+          <c:showBubbleSize val="0"/>
+        </c:dLbls>
+        <c:gapWidth val="150"/>
+        <c:shape val="box"/>
+        <c:axId val="904673775"/>
+        <c:axId val="904655055"/>
+        <c:axId val="0"/>
+      </c:bar3DChart>
+      <c:catAx>
+        <c:axId val="904673775"/>
+        <c:scaling>
+          <c:orientation val="minMax"/>
+        </c:scaling>
+        <c:delete val="0"/>
+        <c:axPos val="b"/>
+        <c:numFmt formatCode="General" sourceLinked="1"/>
+        <c:majorTickMark val="out"/>
+        <c:minorTickMark val="none"/>
+        <c:tickLblPos val="nextTo"/>
+        <c:spPr>
+          <a:noFill/>
+          <a:ln w="9525" cap="flat" cmpd="sng" algn="ctr">
+            <a:solidFill>
+              <a:schemeClr val="tx1">
+                <a:lumMod val="15000"/>
+                <a:lumOff val="85000"/>
+              </a:schemeClr>
+            </a:solidFill>
+            <a:round/>
+          </a:ln>
+          <a:effectLst/>
+        </c:spPr>
+        <c:txPr>
+          <a:bodyPr rot="-60000000" spcFirstLastPara="1" vertOverflow="ellipsis" vert="horz" wrap="square" anchor="ctr" anchorCtr="1"/>
+          <a:lstStyle/>
+          <a:p>
+            <a:pPr>
+              <a:defRPr sz="800" b="0" i="0" u="none" strike="noStrike" kern="1200" baseline="0">
+                <a:solidFill>
+                  <a:schemeClr val="tx1">
+                    <a:lumMod val="65000"/>
+                    <a:lumOff val="35000"/>
+                  </a:schemeClr>
+                </a:solidFill>
+                <a:latin typeface="Arial" panose="020B0604020202020204" pitchFamily="34" charset="0"/>
+                <a:ea typeface="+mn-ea"/>
+                <a:cs typeface="Arial" panose="020B0604020202020204" pitchFamily="34" charset="0"/>
+              </a:defRPr>
+            </a:pPr>
+            <a:endParaRPr lang="en-US"/>
+          </a:p>
+        </c:txPr>
+        <c:crossAx val="904655055"/>
+        <c:crossesAt val="0"/>
+        <c:auto val="0"/>
+        <c:lblAlgn val="ctr"/>
+        <c:lblOffset val="100"/>
+        <c:noMultiLvlLbl val="0"/>
+      </c:catAx>
+      <c:valAx>
+        <c:axId val="904655055"/>
+        <c:scaling>
+          <c:orientation val="minMax"/>
+        </c:scaling>
+        <c:delete val="1"/>
+        <c:axPos val="l"/>
+        <c:numFmt formatCode="General" sourceLinked="1"/>
+        <c:majorTickMark val="out"/>
+        <c:minorTickMark val="none"/>
+        <c:tickLblPos val="nextTo"/>
+        <c:crossAx val="904673775"/>
+        <c:crosses val="autoZero"/>
+        <c:crossBetween val="between"/>
+        <c:majorUnit val="2"/>
+        <c:minorUnit val="1"/>
+      </c:valAx>
+      <c:spPr>
+        <a:noFill/>
+        <a:ln>
+          <a:noFill/>
+        </a:ln>
+        <a:effectLst/>
+      </c:spPr>
+    </c:plotArea>
+    <c:plotVisOnly val="1"/>
+    <c:dispBlanksAs val="gap"/>
+    <c:extLst>
+      <c:ext xmlns:c16r3="http://schemas.microsoft.com/office/drawing/2017/03/chart" uri="{56B9EC1D-385E-4148-901F-78D8002777C0}">
+        <c16r3:dataDisplayOptions16>
+          <c16r3:dispNaAsBlank val="1"/>
+        </c16r3:dataDisplayOptions16>
+      </c:ext>
+    </c:extLst>
+    <c:showDLblsOverMax val="0"/>
+  </c:chart>
+  <c:spPr>
+    <a:solidFill>
+      <a:schemeClr val="bg1"/>
+    </a:solidFill>
+    <a:ln w="9525" cap="flat" cmpd="sng" algn="ctr">
+      <a:solidFill>
+        <a:schemeClr val="tx1">
+          <a:lumMod val="15000"/>
+          <a:lumOff val="85000"/>
+        </a:schemeClr>
+      </a:solidFill>
+      <a:round/>
+    </a:ln>
+    <a:effectLst/>
+  </c:spPr>
+  <c:txPr>
+    <a:bodyPr/>
+    <a:lstStyle/>
+    <a:p>
+      <a:pPr>
+        <a:defRPr sz="800">
+          <a:latin typeface="Arial" panose="020B0604020202020204" pitchFamily="34" charset="0"/>
+          <a:cs typeface="Arial" panose="020B0604020202020204" pitchFamily="34" charset="0"/>
+        </a:defRPr>
+      </a:pPr>
+      <a:endParaRPr lang="en-US"/>
+    </a:p>
+  </c:txPr>
+  <c:externalData r:id="rId3">
+    <c:autoUpdate val="0"/>
+  </c:externalData>
+</c:chartSpace>
+</file>
+
+<file path=word/charts/chart2.xml><?xml version="1.0" encoding="utf-8"?>
+<c:chartSpace xmlns:c="http://schemas.openxmlformats.org/drawingml/2006/chart" xmlns:a="http://schemas.openxmlformats.org/drawingml/2006/main" xmlns:r="http://schemas.openxmlformats.org/officeDocument/2006/relationships" xmlns:c16r2="http://schemas.microsoft.com/office/drawing/2015/06/chart">
+  <c:date1904 val="0"/>
+  <c:lang val="en-US"/>
+  <c:roundedCorners val="0"/>
+  <mc:AlternateContent xmlns:mc="http://schemas.openxmlformats.org/markup-compatibility/2006">
+    <mc:Choice xmlns:c14="http://schemas.microsoft.com/office/drawing/2007/8/2/chart" Requires="c14">
+      <c14:style val="102"/>
+    </mc:Choice>
+    <mc:Fallback>
+      <c:style val="2"/>
+    </mc:Fallback>
+  </mc:AlternateContent>
+  <c:clrMapOvr bg1="lt1" tx1="dk1" bg2="lt2" tx2="dk2" accent1="accent1" accent2="accent2" accent3="accent3" accent4="accent4" accent5="accent5" accent6="accent6" hlink="hlink" folHlink="folHlink"/>
+  <c:chart>
+    <c:autoTitleDeleted val="1"/>
+    <c:view3D>
+      <c:rotX val="0"/>
+      <c:rotY val="20"/>
+      <c:rAngAx val="0"/>
+    </c:view3D>
+    <c:floor>
+      <c:thickness val="0"/>
+      <c:spPr>
+        <a:noFill/>
+        <a:ln>
+          <a:noFill/>
+        </a:ln>
+        <a:effectLst/>
+        <a:sp3d/>
+      </c:spPr>
+    </c:floor>
+    <c:sideWall>
+      <c:thickness val="0"/>
+      <c:spPr>
+        <a:noFill/>
+        <a:ln>
+          <a:noFill/>
+        </a:ln>
+        <a:effectLst/>
+        <a:sp3d/>
+      </c:spPr>
+    </c:sideWall>
+    <c:backWall>
+      <c:thickness val="0"/>
+      <c:spPr>
+        <a:noFill/>
+        <a:ln>
+          <a:noFill/>
+        </a:ln>
+        <a:effectLst/>
+        <a:sp3d/>
+      </c:spPr>
+    </c:backWall>
+    <c:plotArea>
+      <c:layout>
+        <c:manualLayout>
+          <c:layoutTarget val="inner"/>
+          <c:xMode val="edge"/>
+          <c:yMode val="edge"/>
+          <c:x val="7.7611873570040221E-2"/>
+          <c:y val="4.9595633790416559E-2"/>
+          <c:w val="0.78842329156481605"/>
+          <c:h val="0.65784898081152554"/>
+        </c:manualLayout>
+      </c:layout>
+      <c:bar3DChart>
+        <c:barDir val="col"/>
+        <c:grouping val="clustered"/>
+        <c:varyColors val="0"/>
+        <c:ser>
+          <c:idx val="0"/>
+          <c:order val="0"/>
+          <c:spPr>
+            <a:solidFill>
+              <a:srgbClr val="4472C4"/>
+            </a:solidFill>
+            <a:ln>
+              <a:noFill/>
+            </a:ln>
+            <a:effectLst/>
+            <a:sp3d/>
+          </c:spPr>
+          <c:invertIfNegative val="0"/>
+          <c:dLbls>
+            <c:spPr>
+              <a:noFill/>
+              <a:ln>
+                <a:noFill/>
+              </a:ln>
+              <a:effectLst/>
+            </c:spPr>
+            <c:txPr>
+              <a:bodyPr rot="0" spcFirstLastPara="1" vertOverflow="ellipsis" vert="horz" wrap="square" lIns="38100" tIns="19050" rIns="38100" bIns="19050" anchor="ctr" anchorCtr="1">
+                <a:spAutoFit/>
+              </a:bodyPr>
+              <a:lstStyle/>
+              <a:p>
+                <a:pPr>
+                  <a:defRPr sz="800" b="0" i="0" u="none" strike="noStrike" kern="1200" baseline="0">
+                    <a:solidFill>
+                      <a:schemeClr val="tx1">
+                        <a:lumMod val="75000"/>
+                        <a:lumOff val="25000"/>
+                      </a:schemeClr>
+                    </a:solidFill>
+                    <a:latin typeface="Arial" panose="020B0604020202020204" pitchFamily="34" charset="0"/>
+                    <a:ea typeface="+mn-ea"/>
+                    <a:cs typeface="Arial" panose="020B0604020202020204" pitchFamily="34" charset="0"/>
+                  </a:defRPr>
+                </a:pPr>
+                <a:endParaRPr lang="en-US"/>
+              </a:p>
+            </c:txPr>
+            <c:showLegendKey val="0"/>
+            <c:showVal val="1"/>
+            <c:showCatName val="0"/>
+            <c:showSerName val="0"/>
+            <c:showPercent val="0"/>
+            <c:showBubbleSize val="0"/>
+            <c:separator>
+</c:separator>
+            <c:showLeaderLines val="0"/>
+            <c:extLst>
+              <c:ext xmlns:c15="http://schemas.microsoft.com/office/drawing/2012/chart" uri="{CE6537A1-D6FC-4f65-9D91-7224C49458BB}">
+                <c15:showLeaderLines val="1"/>
+                <c15:leaderLines>
+                  <c:spPr>
+                    <a:ln w="9525" cap="flat" cmpd="sng" algn="ctr">
+                      <a:solidFill>
+                        <a:schemeClr val="tx1">
+                          <a:lumMod val="35000"/>
+                          <a:lumOff val="65000"/>
+                        </a:schemeClr>
+                      </a:solidFill>
+                      <a:round/>
+                    </a:ln>
+                    <a:effectLst/>
+                  </c:spPr>
+                </c15:leaderLines>
+              </c:ext>
+            </c:extLst>
+          </c:dLbls>
+          <c:cat>
+            <c:strRef>
+              <c:f>Чувашки!$A$7:$A$13</c:f>
+              <c:strCache>
+                <c:ptCount val="7"/>
+                <c:pt idx="0">
+                  <c:v>36-40   лет</c:v>
+                </c:pt>
+                <c:pt idx="1">
+                  <c:v>41-45  лет</c:v>
+                </c:pt>
+                <c:pt idx="2">
+                  <c:v>46-50   лет</c:v>
+                </c:pt>
+                <c:pt idx="3">
+                  <c:v>51-55   лет</c:v>
+                </c:pt>
+                <c:pt idx="4">
+                  <c:v>56-60   лет</c:v>
+                </c:pt>
+                <c:pt idx="5">
+                  <c:v>61-65   лет</c:v>
+                </c:pt>
+                <c:pt idx="6">
+                  <c:v>66-70  лет</c:v>
+                </c:pt>
+              </c:strCache>
+            </c:strRef>
+          </c:cat>
+          <c:val>
+            <c:numRef>
+              <c:f>Чувашки!$B$7:$B$13</c:f>
+              <c:numCache>
+                <c:formatCode>General</c:formatCode>
+                <c:ptCount val="7"/>
+                <c:pt idx="0">
+                  <c:v>1</c:v>
+                </c:pt>
+                <c:pt idx="1">
+                  <c:v>4</c:v>
+                </c:pt>
+                <c:pt idx="2">
+                  <c:v>3</c:v>
+                </c:pt>
+                <c:pt idx="3">
+                  <c:v>5</c:v>
+                </c:pt>
+                <c:pt idx="4">
+                  <c:v>6</c:v>
+                </c:pt>
+                <c:pt idx="5">
+                  <c:v>1</c:v>
+                </c:pt>
+                <c:pt idx="6">
+                  <c:v>2</c:v>
+                </c:pt>
+              </c:numCache>
+            </c:numRef>
+          </c:val>
+          <c:extLst>
+            <c:ext xmlns:c16="http://schemas.microsoft.com/office/drawing/2014/chart" uri="{C3380CC4-5D6E-409C-BE32-E72D297353CC}">
+              <c16:uniqueId val="{00000000-F1E5-4C61-8EBF-9C5801FDCA5B}"/>
+            </c:ext>
+          </c:extLst>
+        </c:ser>
+        <c:dLbls>
+          <c:showLegendKey val="0"/>
+          <c:showVal val="0"/>
+          <c:showCatName val="0"/>
+          <c:showSerName val="0"/>
+          <c:showPercent val="0"/>
+          <c:showBubbleSize val="0"/>
+        </c:dLbls>
+        <c:gapWidth val="83"/>
+        <c:shape val="box"/>
+        <c:axId val="904673775"/>
+        <c:axId val="904655055"/>
+        <c:axId val="0"/>
+      </c:bar3DChart>
+      <c:catAx>
+        <c:axId val="904673775"/>
+        <c:scaling>
+          <c:orientation val="minMax"/>
+        </c:scaling>
+        <c:delete val="0"/>
+        <c:axPos val="b"/>
+        <c:numFmt formatCode="General" sourceLinked="1"/>
+        <c:majorTickMark val="out"/>
+        <c:minorTickMark val="none"/>
+        <c:tickLblPos val="nextTo"/>
+        <c:spPr>
+          <a:noFill/>
+          <a:ln w="9525" cap="flat" cmpd="sng" algn="ctr">
+            <a:solidFill>
+              <a:schemeClr val="tx1">
+                <a:lumMod val="15000"/>
+                <a:lumOff val="85000"/>
+              </a:schemeClr>
+            </a:solidFill>
+            <a:round/>
+          </a:ln>
+          <a:effectLst/>
+        </c:spPr>
+        <c:txPr>
+          <a:bodyPr rot="0" spcFirstLastPara="1" vertOverflow="ellipsis" wrap="square" anchor="ctr" anchorCtr="1"/>
+          <a:lstStyle/>
+          <a:p>
+            <a:pPr>
+              <a:defRPr sz="900" b="0" i="0" u="none" strike="noStrike" kern="1200" baseline="-10000">
+                <a:solidFill>
+                  <a:schemeClr val="tx1">
+                    <a:lumMod val="65000"/>
+                    <a:lumOff val="35000"/>
+                  </a:schemeClr>
+                </a:solidFill>
+                <a:latin typeface="Arial" panose="020B0604020202020204" pitchFamily="34" charset="0"/>
+                <a:ea typeface="+mn-ea"/>
+                <a:cs typeface="+mn-cs"/>
+              </a:defRPr>
+            </a:pPr>
+            <a:endParaRPr lang="en-US"/>
+          </a:p>
+        </c:txPr>
+        <c:crossAx val="904655055"/>
+        <c:crossesAt val="0"/>
+        <c:auto val="0"/>
+        <c:lblAlgn val="ctr"/>
+        <c:lblOffset val="100"/>
+        <c:noMultiLvlLbl val="0"/>
+      </c:catAx>
+      <c:valAx>
+        <c:axId val="904655055"/>
+        <c:scaling>
+          <c:orientation val="minMax"/>
+          <c:max val="6"/>
+          <c:min val="0"/>
+        </c:scaling>
+        <c:delete val="1"/>
+        <c:axPos val="l"/>
+        <c:numFmt formatCode="General" sourceLinked="1"/>
+        <c:majorTickMark val="out"/>
+        <c:minorTickMark val="none"/>
+        <c:tickLblPos val="nextTo"/>
+        <c:crossAx val="904673775"/>
+        <c:crosses val="autoZero"/>
+        <c:crossBetween val="between"/>
+        <c:majorUnit val="2"/>
+        <c:minorUnit val="1"/>
+      </c:valAx>
+      <c:spPr>
+        <a:noFill/>
+        <a:ln>
+          <a:noFill/>
+        </a:ln>
+        <a:effectLst/>
+      </c:spPr>
+    </c:plotArea>
+    <c:plotVisOnly val="1"/>
+    <c:dispBlanksAs val="gap"/>
+    <c:extLst>
+      <c:ext xmlns:c16r3="http://schemas.microsoft.com/office/drawing/2017/03/chart" uri="{56B9EC1D-385E-4148-901F-78D8002777C0}">
+        <c16r3:dataDisplayOptions16>
+          <c16r3:dispNaAsBlank val="1"/>
+        </c16r3:dataDisplayOptions16>
+      </c:ext>
+    </c:extLst>
+    <c:showDLblsOverMax val="0"/>
+  </c:chart>
+  <c:spPr>
+    <a:solidFill>
+      <a:schemeClr val="bg1"/>
+    </a:solidFill>
+    <a:ln w="9525" cap="flat" cmpd="sng" algn="ctr">
+      <a:solidFill>
+        <a:schemeClr val="tx1">
+          <a:lumMod val="15000"/>
+          <a:lumOff val="85000"/>
+        </a:schemeClr>
+      </a:solidFill>
+      <a:round/>
+    </a:ln>
+    <a:effectLst/>
+  </c:spPr>
+  <c:txPr>
+    <a:bodyPr/>
+    <a:lstStyle/>
+    <a:p>
+      <a:pPr>
+        <a:defRPr/>
+      </a:pPr>
+      <a:endParaRPr lang="en-US"/>
+    </a:p>
+  </c:txPr>
+  <c:externalData r:id="rId4">
+    <c:autoUpdate val="0"/>
+  </c:externalData>
+</c:chartSpace>
+</file>
+
+<file path=word/charts/colors1.xml><?xml version="1.0" encoding="utf-8"?>
+<cs:colorStyle xmlns:cs="http://schemas.microsoft.com/office/drawing/2012/chartStyle" xmlns:a="http://schemas.openxmlformats.org/drawingml/2006/main" meth="cycle" id="10">
+  <a:schemeClr val="accent1"/>
+  <a:schemeClr val="accent2"/>
+  <a:schemeClr val="accent3"/>
+  <a:schemeClr val="accent4"/>
+  <a:schemeClr val="accent5"/>
+  <a:schemeClr val="accent6"/>
+  <cs:variation/>
+  <cs:variation>
+    <a:lumMod val="60000"/>
+  </cs:variation>
+  <cs:variation>
+    <a:lumMod val="80000"/>
+    <a:lumOff val="20000"/>
+  </cs:variation>
+  <cs:variation>
+    <a:lumMod val="80000"/>
+  </cs:variation>
+  <cs:variation>
+    <a:lumMod val="60000"/>
+    <a:lumOff val="40000"/>
+  </cs:variation>
+  <cs:variation>
+    <a:lumMod val="50000"/>
+  </cs:variation>
+  <cs:variation>
+    <a:lumMod val="70000"/>
+    <a:lumOff val="30000"/>
+  </cs:variation>
+  <cs:variation>
+    <a:lumMod val="70000"/>
+  </cs:variation>
+  <cs:variation>
+    <a:lumMod val="50000"/>
+    <a:lumOff val="50000"/>
+  </cs:variation>
+</cs:colorStyle>
+</file>
+
+<file path=word/charts/colors2.xml><?xml version="1.0" encoding="utf-8"?>
+<cs:colorStyle xmlns:cs="http://schemas.microsoft.com/office/drawing/2012/chartStyle" xmlns:a="http://schemas.openxmlformats.org/drawingml/2006/main" meth="cycle" id="10">
+  <a:schemeClr val="accent1"/>
+  <a:schemeClr val="accent2"/>
+  <a:schemeClr val="accent3"/>
+  <a:schemeClr val="accent4"/>
+  <a:schemeClr val="accent5"/>
+  <a:schemeClr val="accent6"/>
+  <cs:variation/>
+  <cs:variation>
+    <a:lumMod val="60000"/>
+  </cs:variation>
+  <cs:variation>
+    <a:lumMod val="80000"/>
+    <a:lumOff val="20000"/>
+  </cs:variation>
+  <cs:variation>
+    <a:lumMod val="80000"/>
+  </cs:variation>
+  <cs:variation>
+    <a:lumMod val="60000"/>
+    <a:lumOff val="40000"/>
+  </cs:variation>
+  <cs:variation>
+    <a:lumMod val="50000"/>
+  </cs:variation>
+  <cs:variation>
+    <a:lumMod val="70000"/>
+    <a:lumOff val="30000"/>
+  </cs:variation>
+  <cs:variation>
+    <a:lumMod val="70000"/>
+  </cs:variation>
+  <cs:variation>
+    <a:lumMod val="50000"/>
+    <a:lumOff val="50000"/>
+  </cs:variation>
+</cs:colorStyle>
+</file>
+
+<file path=word/charts/style1.xml><?xml version="1.0" encoding="utf-8"?>
+<cs:chartStyle xmlns:cs="http://schemas.microsoft.com/office/drawing/2012/chartStyle" xmlns:a="http://schemas.openxmlformats.org/drawingml/2006/main" id="332">
+  <cs:axisTitle>
+    <cs:lnRef idx="0"/>
+    <cs:fillRef idx="0"/>
+    <cs:effectRef idx="0"/>
+    <cs:fontRef idx="minor">
+      <a:schemeClr val="tx1">
+        <a:lumMod val="65000"/>
+        <a:lumOff val="35000"/>
+      </a:schemeClr>
+    </cs:fontRef>
+    <cs:defRPr sz="1000" kern="1200"/>
+  </cs:axisTitle>
+  <cs:categoryAxis>
+    <cs:lnRef idx="0"/>
+    <cs:fillRef idx="0"/>
+    <cs:effectRef idx="0"/>
+    <cs:fontRef idx="minor">
+      <a:schemeClr val="tx1">
+        <a:lumMod val="65000"/>
+        <a:lumOff val="35000"/>
+      </a:schemeClr>
+    </cs:fontRef>
+    <cs:spPr>
+      <a:ln w="9525" cap="flat" cmpd="sng" algn="ctr">
+        <a:solidFill>
+          <a:schemeClr val="tx1">
+            <a:lumMod val="15000"/>
+            <a:lumOff val="85000"/>
+          </a:schemeClr>
+        </a:solidFill>
+        <a:round/>
+      </a:ln>
+    </cs:spPr>
+    <cs:defRPr sz="900" kern="1200"/>
+  </cs:categoryAxis>
+  <cs:chartArea mods="allowNoFillOverride allowNoLineOverride">
+    <cs:lnRef idx="0"/>
+    <cs:fillRef idx="0"/>
+    <cs:effectRef idx="0"/>
+    <cs:fontRef idx="minor">
+      <a:schemeClr val="tx1"/>
+    </cs:fontRef>
+    <cs:spPr>
+      <a:solidFill>
+        <a:schemeClr val="bg1"/>
+      </a:solidFill>
+      <a:ln w="9525" cap="flat" cmpd="sng" algn="ctr">
+        <a:solidFill>
+          <a:schemeClr val="tx1">
+            <a:lumMod val="15000"/>
+            <a:lumOff val="85000"/>
+          </a:schemeClr>
+        </a:solidFill>
+        <a:round/>
+      </a:ln>
+    </cs:spPr>
+    <cs:defRPr sz="1000" kern="1200"/>
+  </cs:chartArea>
+  <cs:dataLabel>
+    <cs:lnRef idx="0"/>
+    <cs:fillRef idx="0"/>
+    <cs:effectRef idx="0"/>
+    <cs:fontRef idx="minor">
+      <a:schemeClr val="tx1">
+        <a:lumMod val="75000"/>
+        <a:lumOff val="25000"/>
+      </a:schemeClr>
+    </cs:fontRef>
+    <cs:defRPr sz="900" kern="1200"/>
+  </cs:dataLabel>
+  <cs:dataLabelCallout>
+    <cs:lnRef idx="0"/>
+    <cs:fillRef idx="0"/>
+    <cs:effectRef idx="0"/>
+    <cs:fontRef idx="minor">
+      <a:schemeClr val="dk1">
+        <a:lumMod val="65000"/>
+        <a:lumOff val="35000"/>
+      </a:schemeClr>
+    </cs:fontRef>
+    <cs:spPr>
+      <a:solidFill>
+        <a:schemeClr val="lt1"/>
+      </a:solidFill>
+      <a:ln>
+        <a:solidFill>
+          <a:schemeClr val="dk1">
+            <a:lumMod val="25000"/>
+            <a:lumOff val="75000"/>
+          </a:schemeClr>
+        </a:solidFill>
+      </a:ln>
+    </cs:spPr>
+    <cs:defRPr sz="900" kern="1200"/>
+    <cs:bodyPr rot="0" spcFirstLastPara="1" vertOverflow="clip" horzOverflow="clip" vert="horz" wrap="square" lIns="36576" tIns="18288" rIns="36576" bIns="18288" anchor="ctr" anchorCtr="1">
+      <a:spAutoFit/>
+    </cs:bodyPr>
+  </cs:dataLabelCallout>
+  <cs:dataPoint>
+    <cs:lnRef idx="0"/>
+    <cs:fillRef idx="1">
+      <cs:styleClr val="auto"/>
+    </cs:fillRef>
+    <cs:effectRef idx="0"/>
+    <cs:fontRef idx="minor">
+      <a:schemeClr val="tx1"/>
+    </cs:fontRef>
+  </cs:dataPoint>
+  <cs:dataPoint3D>
+    <cs:lnRef idx="0"/>
+    <cs:fillRef idx="1">
+      <cs:styleClr val="auto"/>
+    </cs:fillRef>
+    <cs:effectRef idx="0"/>
+    <cs:fontRef idx="minor">
+      <a:schemeClr val="tx1"/>
+    </cs:fontRef>
+  </cs:dataPoint3D>
+  <cs:dataPointLine>
+    <cs:lnRef idx="0">
+      <cs:styleClr val="auto"/>
+    </cs:lnRef>
+    <cs:fillRef idx="1"/>
+    <cs:effectRef idx="0"/>
+    <cs:fontRef idx="minor">
+      <a:schemeClr val="tx1"/>
+    </cs:fontRef>
+    <cs:spPr>
+      <a:ln w="28575" cap="rnd">
+        <a:solidFill>
+          <a:schemeClr val="phClr"/>
+        </a:solidFill>
+        <a:round/>
+      </a:ln>
+    </cs:spPr>
+  </cs:dataPointLine>
+  <cs:dataPointMarker>
+    <cs:lnRef idx="0">
+      <cs:styleClr val="auto"/>
+    </cs:lnRef>
+    <cs:fillRef idx="1">
+      <cs:styleClr val="auto"/>
+    </cs:fillRef>
+    <cs:effectRef idx="0"/>
+    <cs:fontRef idx="minor">
+      <a:schemeClr val="tx1"/>
+    </cs:fontRef>
+    <cs:spPr>
+      <a:ln w="9525">
+        <a:solidFill>
+          <a:schemeClr val="phClr"/>
+        </a:solidFill>
+      </a:ln>
+    </cs:spPr>
+  </cs:dataPointMarker>
+  <cs:dataPointMarkerLayout symbol="circle" size="5"/>
+  <cs:dataPointWireframe>
+    <cs:lnRef idx="0">
+      <cs:styleClr val="auto"/>
+    </cs:lnRef>
+    <cs:fillRef idx="1"/>
+    <cs:effectRef idx="0"/>
+    <cs:fontRef idx="minor">
+      <a:schemeClr val="tx1"/>
+    </cs:fontRef>
+    <cs:spPr>
+      <a:ln w="9525" cap="rnd">
+        <a:solidFill>
+          <a:schemeClr val="phClr"/>
+        </a:solidFill>
+        <a:round/>
+      </a:ln>
+    </cs:spPr>
+  </cs:dataPointWireframe>
+  <cs:dataTable>
+    <cs:lnRef idx="0"/>
+    <cs:fillRef idx="0"/>
+    <cs:effectRef idx="0"/>
+    <cs:fontRef idx="minor">
+      <a:schemeClr val="tx1">
+        <a:lumMod val="65000"/>
+        <a:lumOff val="35000"/>
+      </a:schemeClr>
+    </cs:fontRef>
+    <cs:spPr>
+      <a:noFill/>
+      <a:ln w="9525" cap="flat" cmpd="sng" algn="ctr">
+        <a:solidFill>
+          <a:schemeClr val="tx1">
+            <a:lumMod val="15000"/>
+            <a:lumOff val="85000"/>
+          </a:schemeClr>
+        </a:solidFill>
+        <a:round/>
+      </a:ln>
+    </cs:spPr>
+    <cs:defRPr sz="900" kern="1200"/>
+  </cs:dataTable>
+  <cs:downBar>
+    <cs:lnRef idx="0"/>
+    <cs:fillRef idx="0"/>
+    <cs:effectRef idx="0"/>
+    <cs:fontRef idx="minor">
+      <a:schemeClr val="dk1"/>
+    </cs:fontRef>
+    <cs:spPr>
+      <a:solidFill>
+        <a:schemeClr val="dk1">
+          <a:lumMod val="65000"/>
+          <a:lumOff val="35000"/>
+        </a:schemeClr>
+      </a:solidFill>
+      <a:ln w="9525">
+        <a:solidFill>
+          <a:schemeClr val="tx1">
+            <a:lumMod val="65000"/>
+            <a:lumOff val="35000"/>
+          </a:schemeClr>
+        </a:solidFill>
+      </a:ln>
+    </cs:spPr>
+  </cs:downBar>
+  <cs:dropLine>
+    <cs:lnRef idx="0"/>
+    <cs:fillRef idx="0"/>
+    <cs:effectRef idx="0"/>
+    <cs:fontRef idx="minor">
+      <a:schemeClr val="tx1"/>
+    </cs:fontRef>
+    <cs:spPr>
+      <a:ln w="9525" cap="flat" cmpd="sng" algn="ctr">
+        <a:solidFill>
+          <a:schemeClr val="tx1">
+            <a:lumMod val="35000"/>
+            <a:lumOff val="65000"/>
+          </a:schemeClr>
+        </a:solidFill>
+        <a:round/>
+      </a:ln>
+    </cs:spPr>
+  </cs:dropLine>
+  <cs:errorBar>
+    <cs:lnRef idx="0"/>
+    <cs:fillRef idx="0"/>
+    <cs:effectRef idx="0"/>
+    <cs:fontRef idx="minor">
+      <a:schemeClr val="tx1"/>
+    </cs:fontRef>
+    <cs:spPr>
+      <a:ln w="9525" cap="flat" cmpd="sng" algn="ctr">
+        <a:solidFill>
+          <a:schemeClr val="tx1">
+            <a:lumMod val="65000"/>
+            <a:lumOff val="35000"/>
+          </a:schemeClr>
+        </a:solidFill>
+        <a:round/>
+      </a:ln>
+    </cs:spPr>
+  </cs:errorBar>
+  <cs:floor>
+    <cs:lnRef idx="0"/>
+    <cs:fillRef idx="0"/>
+    <cs:effectRef idx="0"/>
+    <cs:fontRef idx="minor">
+      <a:schemeClr val="tx1"/>
+    </cs:fontRef>
+    <cs:spPr>
+      <a:noFill/>
+      <a:ln>
+        <a:noFill/>
+      </a:ln>
+    </cs:spPr>
+  </cs:floor>
+  <cs:gridlineMajor>
+    <cs:lnRef idx="0"/>
+    <cs:fillRef idx="0"/>
+    <cs:effectRef idx="0"/>
+    <cs:fontRef idx="minor">
+      <a:schemeClr val="tx1"/>
+    </cs:fontRef>
+    <cs:spPr>
+      <a:ln w="9525" cap="flat" cmpd="sng" algn="ctr">
+        <a:solidFill>
+          <a:schemeClr val="tx1">
+            <a:lumMod val="15000"/>
+            <a:lumOff val="85000"/>
+          </a:schemeClr>
+        </a:solidFill>
+        <a:round/>
+      </a:ln>
+    </cs:spPr>
+  </cs:gridlineMajor>
+  <cs:gridlineMinor>
+    <cs:lnRef idx="0"/>
+    <cs:fillRef idx="0"/>
+    <cs:effectRef idx="0"/>
+    <cs:fontRef idx="minor">
+      <a:schemeClr val="tx1"/>
+    </cs:fontRef>
+    <cs:spPr>
+      <a:ln w="9525" cap="flat" cmpd="sng" algn="ctr">
+        <a:solidFill>
+          <a:schemeClr val="tx1">
+            <a:lumMod val="5000"/>
+            <a:lumOff val="95000"/>
+          </a:schemeClr>
+        </a:solidFill>
+        <a:round/>
+      </a:ln>
+    </cs:spPr>
+  </cs:gridlineMinor>
+  <cs:hiLoLine>
+    <cs:lnRef idx="0"/>
+    <cs:fillRef idx="0"/>
+    <cs:effectRef idx="0"/>
+    <cs:fontRef idx="minor">
+      <a:schemeClr val="tx1"/>
+    </cs:fontRef>
+    <cs:spPr>
+      <a:ln w="9525" cap="flat" cmpd="sng" algn="ctr">
+        <a:solidFill>
+          <a:schemeClr val="tx1">
+            <a:lumMod val="75000"/>
+            <a:lumOff val="25000"/>
+          </a:schemeClr>
+        </a:solidFill>
+        <a:round/>
+      </a:ln>
+    </cs:spPr>
+  </cs:hiLoLine>
+  <cs:leaderLine>
+    <cs:lnRef idx="0"/>
+    <cs:fillRef idx="0"/>
+    <cs:effectRef idx="0"/>
+    <cs:fontRef idx="minor">
+      <a:schemeClr val="tx1"/>
+    </cs:fontRef>
+    <cs:spPr>
+      <a:ln w="9525" cap="flat" cmpd="sng" algn="ctr">
+        <a:solidFill>
+          <a:schemeClr val="tx1">
+            <a:lumMod val="35000"/>
+            <a:lumOff val="65000"/>
+          </a:schemeClr>
+        </a:solidFill>
+        <a:round/>
+      </a:ln>
+    </cs:spPr>
+  </cs:leaderLine>
+  <cs:legend>
+    <cs:lnRef idx="0"/>
+    <cs:fillRef idx="0"/>
+    <cs:effectRef idx="0"/>
+    <cs:fontRef idx="minor">
+      <a:schemeClr val="tx1">
+        <a:lumMod val="65000"/>
+        <a:lumOff val="35000"/>
+      </a:schemeClr>
+    </cs:fontRef>
+    <cs:defRPr sz="900" kern="1200"/>
+  </cs:legend>
+  <cs:plotArea mods="allowNoFillOverride allowNoLineOverride">
+    <cs:lnRef idx="0"/>
+    <cs:fillRef idx="0"/>
+    <cs:effectRef idx="0"/>
+    <cs:fontRef idx="minor">
+      <a:schemeClr val="tx1"/>
+    </cs:fontRef>
+  </cs:plotArea>
+  <cs:plotArea3D mods="allowNoFillOverride allowNoLineOverride">
+    <cs:lnRef idx="0"/>
+    <cs:fillRef idx="0"/>
+    <cs:effectRef idx="0"/>
+    <cs:fontRef idx="minor">
+      <a:schemeClr val="tx1"/>
+    </cs:fontRef>
+  </cs:plotArea3D>
+  <cs:seriesAxis>
+    <cs:lnRef idx="0"/>
+    <cs:fillRef idx="0"/>
+    <cs:effectRef idx="0"/>
+    <cs:fontRef idx="minor">
+      <a:schemeClr val="tx1">
+        <a:lumMod val="65000"/>
+        <a:lumOff val="35000"/>
+      </a:schemeClr>
+    </cs:fontRef>
+    <cs:defRPr sz="900" kern="1200"/>
+  </cs:seriesAxis>
+  <cs:seriesLine>
+    <cs:lnRef idx="0"/>
+    <cs:fillRef idx="0"/>
+    <cs:effectRef idx="0"/>
+    <cs:fontRef idx="minor">
+      <a:schemeClr val="tx1"/>
+    </cs:fontRef>
+    <cs:spPr>
+      <a:ln w="9525" cap="flat" cmpd="sng" algn="ctr">
+        <a:solidFill>
+          <a:schemeClr val="tx1">
+            <a:lumMod val="35000"/>
+            <a:lumOff val="65000"/>
+          </a:schemeClr>
+        </a:solidFill>
+        <a:round/>
+      </a:ln>
+    </cs:spPr>
+  </cs:seriesLine>
+  <cs:title>
+    <cs:lnRef idx="0"/>
+    <cs:fillRef idx="0"/>
+    <cs:effectRef idx="0"/>
+    <cs:fontRef idx="minor">
+      <a:schemeClr val="tx1">
+        <a:lumMod val="65000"/>
+        <a:lumOff val="35000"/>
+      </a:schemeClr>
+    </cs:fontRef>
+    <cs:defRPr sz="1400" b="0" kern="1200" spc="0" baseline="0"/>
+  </cs:title>
+  <cs:trendline>
+    <cs:lnRef idx="0">
+      <cs:styleClr val="auto"/>
+    </cs:lnRef>
+    <cs:fillRef idx="0"/>
+    <cs:effectRef idx="0"/>
+    <cs:fontRef idx="minor">
+      <a:schemeClr val="tx1"/>
+    </cs:fontRef>
+    <cs:spPr>
+      <a:ln w="19050" cap="rnd">
+        <a:solidFill>
+          <a:schemeClr val="phClr"/>
+        </a:solidFill>
+        <a:prstDash val="sysDot"/>
+      </a:ln>
+    </cs:spPr>
+  </cs:trendline>
+  <cs:trendlineLabel>
+    <cs:lnRef idx="0"/>
+    <cs:fillRef idx="0"/>
+    <cs:effectRef idx="0"/>
+    <cs:fontRef idx="minor">
+      <a:schemeClr val="tx1">
+        <a:lumMod val="65000"/>
+        <a:lumOff val="35000"/>
+      </a:schemeClr>
+    </cs:fontRef>
+    <cs:defRPr sz="900" kern="1200"/>
+  </cs:trendlineLabel>
+  <cs:upBar>
+    <cs:lnRef idx="0"/>
+    <cs:fillRef idx="0"/>
+    <cs:effectRef idx="0"/>
+    <cs:fontRef idx="minor">
+      <a:schemeClr val="dk1"/>
+    </cs:fontRef>
+    <cs:spPr>
+      <a:solidFill>
+        <a:schemeClr val="lt1"/>
+      </a:solidFill>
+      <a:ln w="9525">
+        <a:solidFill>
+          <a:schemeClr val="tx1">
+            <a:lumMod val="15000"/>
+            <a:lumOff val="85000"/>
+          </a:schemeClr>
+        </a:solidFill>
+      </a:ln>
+    </cs:spPr>
+  </cs:upBar>
+  <cs:valueAxis>
+    <cs:lnRef idx="0"/>
+    <cs:fillRef idx="0"/>
+    <cs:effectRef idx="0"/>
+    <cs:fontRef idx="minor">
+      <a:schemeClr val="tx1">
+        <a:lumMod val="65000"/>
+        <a:lumOff val="35000"/>
+      </a:schemeClr>
+    </cs:fontRef>
+    <cs:defRPr sz="900" kern="1200"/>
+  </cs:valueAxis>
+  <cs:wall>
+    <cs:lnRef idx="0"/>
+    <cs:fillRef idx="0"/>
+    <cs:effectRef idx="0"/>
+    <cs:fontRef idx="minor">
+      <a:schemeClr val="tx1"/>
+    </cs:fontRef>
+    <cs:spPr>
+      <a:noFill/>
+      <a:ln>
+        <a:noFill/>
+      </a:ln>
+    </cs:spPr>
+  </cs:wall>
+</cs:chartStyle>
+</file>
+
+<file path=word/charts/style2.xml><?xml version="1.0" encoding="utf-8"?>
+<cs:chartStyle xmlns:cs="http://schemas.microsoft.com/office/drawing/2012/chartStyle" xmlns:a="http://schemas.openxmlformats.org/drawingml/2006/main" id="332">
+  <cs:axisTitle>
+    <cs:lnRef idx="0"/>
+    <cs:fillRef idx="0"/>
+    <cs:effectRef idx="0"/>
+    <cs:fontRef idx="minor">
+      <a:schemeClr val="tx1">
+        <a:lumMod val="65000"/>
+        <a:lumOff val="35000"/>
+      </a:schemeClr>
+    </cs:fontRef>
+    <cs:defRPr sz="1000" kern="1200"/>
+  </cs:axisTitle>
+  <cs:categoryAxis>
+    <cs:lnRef idx="0"/>
+    <cs:fillRef idx="0"/>
+    <cs:effectRef idx="0"/>
+    <cs:fontRef idx="minor">
+      <a:schemeClr val="tx1">
+        <a:lumMod val="65000"/>
+        <a:lumOff val="35000"/>
+      </a:schemeClr>
+    </cs:fontRef>
+    <cs:spPr>
+      <a:ln w="9525" cap="flat" cmpd="sng" algn="ctr">
+        <a:solidFill>
+          <a:schemeClr val="tx1">
+            <a:lumMod val="15000"/>
+            <a:lumOff val="85000"/>
+          </a:schemeClr>
+        </a:solidFill>
+        <a:round/>
+      </a:ln>
+    </cs:spPr>
+    <cs:defRPr sz="900" kern="1200"/>
+  </cs:categoryAxis>
+  <cs:chartArea mods="allowNoFillOverride allowNoLineOverride">
+    <cs:lnRef idx="0"/>
+    <cs:fillRef idx="0"/>
+    <cs:effectRef idx="0"/>
+    <cs:fontRef idx="minor">
+      <a:schemeClr val="tx1"/>
+    </cs:fontRef>
+    <cs:spPr>
+      <a:solidFill>
+        <a:schemeClr val="bg1"/>
+      </a:solidFill>
+      <a:ln w="9525" cap="flat" cmpd="sng" algn="ctr">
+        <a:solidFill>
+          <a:schemeClr val="tx1">
+            <a:lumMod val="15000"/>
+            <a:lumOff val="85000"/>
+          </a:schemeClr>
+        </a:solidFill>
+        <a:round/>
+      </a:ln>
+    </cs:spPr>
+    <cs:defRPr sz="1000" kern="1200"/>
+  </cs:chartArea>
+  <cs:dataLabel>
+    <cs:lnRef idx="0"/>
+    <cs:fillRef idx="0"/>
+    <cs:effectRef idx="0"/>
+    <cs:fontRef idx="minor">
+      <a:schemeClr val="tx1">
+        <a:lumMod val="75000"/>
+        <a:lumOff val="25000"/>
+      </a:schemeClr>
+    </cs:fontRef>
+    <cs:defRPr sz="900" kern="1200"/>
+  </cs:dataLabel>
+  <cs:dataLabelCallout>
+    <cs:lnRef idx="0"/>
+    <cs:fillRef idx="0"/>
+    <cs:effectRef idx="0"/>
+    <cs:fontRef idx="minor">
+      <a:schemeClr val="dk1">
+        <a:lumMod val="65000"/>
+        <a:lumOff val="35000"/>
+      </a:schemeClr>
+    </cs:fontRef>
+    <cs:spPr>
+      <a:solidFill>
+        <a:schemeClr val="lt1"/>
+      </a:solidFill>
+      <a:ln>
+        <a:solidFill>
+          <a:schemeClr val="dk1">
+            <a:lumMod val="25000"/>
+            <a:lumOff val="75000"/>
+          </a:schemeClr>
+        </a:solidFill>
+      </a:ln>
+    </cs:spPr>
+    <cs:defRPr sz="900" kern="1200"/>
+    <cs:bodyPr rot="0" spcFirstLastPara="1" vertOverflow="clip" horzOverflow="clip" vert="horz" wrap="square" lIns="36576" tIns="18288" rIns="36576" bIns="18288" anchor="ctr" anchorCtr="1">
+      <a:spAutoFit/>
+    </cs:bodyPr>
+  </cs:dataLabelCallout>
+  <cs:dataPoint>
+    <cs:lnRef idx="0"/>
+    <cs:fillRef idx="1">
+      <cs:styleClr val="auto"/>
+    </cs:fillRef>
+    <cs:effectRef idx="0"/>
+    <cs:fontRef idx="minor">
+      <a:schemeClr val="tx1"/>
+    </cs:fontRef>
+  </cs:dataPoint>
+  <cs:dataPoint3D>
+    <cs:lnRef idx="0"/>
+    <cs:fillRef idx="1">
+      <cs:styleClr val="auto"/>
+    </cs:fillRef>
+    <cs:effectRef idx="0"/>
+    <cs:fontRef idx="minor">
+      <a:schemeClr val="tx1"/>
+    </cs:fontRef>
+  </cs:dataPoint3D>
+  <cs:dataPointLine>
+    <cs:lnRef idx="0">
+      <cs:styleClr val="auto"/>
+    </cs:lnRef>
+    <cs:fillRef idx="1"/>
+    <cs:effectRef idx="0"/>
+    <cs:fontRef idx="minor">
+      <a:schemeClr val="tx1"/>
+    </cs:fontRef>
+    <cs:spPr>
+      <a:ln w="28575" cap="rnd">
+        <a:solidFill>
+          <a:schemeClr val="phClr"/>
+        </a:solidFill>
+        <a:round/>
+      </a:ln>
+    </cs:spPr>
+  </cs:dataPointLine>
+  <cs:dataPointMarker>
+    <cs:lnRef idx="0">
+      <cs:styleClr val="auto"/>
+    </cs:lnRef>
+    <cs:fillRef idx="1">
+      <cs:styleClr val="auto"/>
+    </cs:fillRef>
+    <cs:effectRef idx="0"/>
+    <cs:fontRef idx="minor">
+      <a:schemeClr val="tx1"/>
+    </cs:fontRef>
+    <cs:spPr>
+      <a:ln w="9525">
+        <a:solidFill>
+          <a:schemeClr val="phClr"/>
+        </a:solidFill>
+      </a:ln>
+    </cs:spPr>
+  </cs:dataPointMarker>
+  <cs:dataPointMarkerLayout symbol="circle" size="5"/>
+  <cs:dataPointWireframe>
+    <cs:lnRef idx="0">
+      <cs:styleClr val="auto"/>
+    </cs:lnRef>
+    <cs:fillRef idx="1"/>
+    <cs:effectRef idx="0"/>
+    <cs:fontRef idx="minor">
+      <a:schemeClr val="tx1"/>
+    </cs:fontRef>
+    <cs:spPr>
+      <a:ln w="9525" cap="rnd">
+        <a:solidFill>
+          <a:schemeClr val="phClr"/>
+        </a:solidFill>
+        <a:round/>
+      </a:ln>
+    </cs:spPr>
+  </cs:dataPointWireframe>
+  <cs:dataTable>
+    <cs:lnRef idx="0"/>
+    <cs:fillRef idx="0"/>
+    <cs:effectRef idx="0"/>
+    <cs:fontRef idx="minor">
+      <a:schemeClr val="tx1">
+        <a:lumMod val="65000"/>
+        <a:lumOff val="35000"/>
+      </a:schemeClr>
+    </cs:fontRef>
+    <cs:spPr>
+      <a:noFill/>
+      <a:ln w="9525" cap="flat" cmpd="sng" algn="ctr">
+        <a:solidFill>
+          <a:schemeClr val="tx1">
+            <a:lumMod val="15000"/>
+            <a:lumOff val="85000"/>
+          </a:schemeClr>
+        </a:solidFill>
+        <a:round/>
+      </a:ln>
+    </cs:spPr>
+    <cs:defRPr sz="900" kern="1200"/>
+  </cs:dataTable>
+  <cs:downBar>
+    <cs:lnRef idx="0"/>
+    <cs:fillRef idx="0"/>
+    <cs:effectRef idx="0"/>
+    <cs:fontRef idx="minor">
+      <a:schemeClr val="dk1"/>
+    </cs:fontRef>
+    <cs:spPr>
+      <a:solidFill>
+        <a:schemeClr val="dk1">
+          <a:lumMod val="65000"/>
+          <a:lumOff val="35000"/>
+        </a:schemeClr>
+      </a:solidFill>
+      <a:ln w="9525">
+        <a:solidFill>
+          <a:schemeClr val="tx1">
+            <a:lumMod val="65000"/>
+            <a:lumOff val="35000"/>
+          </a:schemeClr>
+        </a:solidFill>
+      </a:ln>
+    </cs:spPr>
+  </cs:downBar>
+  <cs:dropLine>
+    <cs:lnRef idx="0"/>
+    <cs:fillRef idx="0"/>
+    <cs:effectRef idx="0"/>
+    <cs:fontRef idx="minor">
+      <a:schemeClr val="tx1"/>
+    </cs:fontRef>
+    <cs:spPr>
+      <a:ln w="9525" cap="flat" cmpd="sng" algn="ctr">
+        <a:solidFill>
+          <a:schemeClr val="tx1">
+            <a:lumMod val="35000"/>
+            <a:lumOff val="65000"/>
+          </a:schemeClr>
+        </a:solidFill>
+        <a:round/>
+      </a:ln>
+    </cs:spPr>
+  </cs:dropLine>
+  <cs:errorBar>
+    <cs:lnRef idx="0"/>
+    <cs:fillRef idx="0"/>
+    <cs:effectRef idx="0"/>
+    <cs:fontRef idx="minor">
+      <a:schemeClr val="tx1"/>
+    </cs:fontRef>
+    <cs:spPr>
+      <a:ln w="9525" cap="flat" cmpd="sng" algn="ctr">
+        <a:solidFill>
+          <a:schemeClr val="tx1">
+            <a:lumMod val="65000"/>
+            <a:lumOff val="35000"/>
+          </a:schemeClr>
+        </a:solidFill>
+        <a:round/>
+      </a:ln>
+    </cs:spPr>
+  </cs:errorBar>
+  <cs:floor>
+    <cs:lnRef idx="0"/>
+    <cs:fillRef idx="0"/>
+    <cs:effectRef idx="0"/>
+    <cs:fontRef idx="minor">
+      <a:schemeClr val="tx1"/>
+    </cs:fontRef>
+    <cs:spPr>
+      <a:noFill/>
+      <a:ln>
+        <a:noFill/>
+      </a:ln>
+    </cs:spPr>
+  </cs:floor>
+  <cs:gridlineMajor>
+    <cs:lnRef idx="0"/>
+    <cs:fillRef idx="0"/>
+    <cs:effectRef idx="0"/>
+    <cs:fontRef idx="minor">
+      <a:schemeClr val="tx1"/>
+    </cs:fontRef>
+    <cs:spPr>
+      <a:ln w="9525" cap="flat" cmpd="sng" algn="ctr">
+        <a:solidFill>
+          <a:schemeClr val="tx1">
+            <a:lumMod val="15000"/>
+            <a:lumOff val="85000"/>
+          </a:schemeClr>
+        </a:solidFill>
+        <a:round/>
+      </a:ln>
+    </cs:spPr>
+  </cs:gridlineMajor>
+  <cs:gridlineMinor>
+    <cs:lnRef idx="0"/>
+    <cs:fillRef idx="0"/>
+    <cs:effectRef idx="0"/>
+    <cs:fontRef idx="minor">
+      <a:schemeClr val="tx1"/>
+    </cs:fontRef>
+    <cs:spPr>
+      <a:ln w="9525" cap="flat" cmpd="sng" algn="ctr">
+        <a:solidFill>
+          <a:schemeClr val="tx1">
+            <a:lumMod val="5000"/>
+            <a:lumOff val="95000"/>
+          </a:schemeClr>
+        </a:solidFill>
+        <a:round/>
+      </a:ln>
+    </cs:spPr>
+  </cs:gridlineMinor>
+  <cs:hiLoLine>
+    <cs:lnRef idx="0"/>
+    <cs:fillRef idx="0"/>
+    <cs:effectRef idx="0"/>
+    <cs:fontRef idx="minor">
+      <a:schemeClr val="tx1"/>
+    </cs:fontRef>
+    <cs:spPr>
+      <a:ln w="9525" cap="flat" cmpd="sng" algn="ctr">
+        <a:solidFill>
+          <a:schemeClr val="tx1">
+            <a:lumMod val="75000"/>
+            <a:lumOff val="25000"/>
+          </a:schemeClr>
+        </a:solidFill>
+        <a:round/>
+      </a:ln>
+    </cs:spPr>
+  </cs:hiLoLine>
+  <cs:leaderLine>
+    <cs:lnRef idx="0"/>
+    <cs:fillRef idx="0"/>
+    <cs:effectRef idx="0"/>
+    <cs:fontRef idx="minor">
+      <a:schemeClr val="tx1"/>
+    </cs:fontRef>
+    <cs:spPr>
+      <a:ln w="9525" cap="flat" cmpd="sng" algn="ctr">
+        <a:solidFill>
+          <a:schemeClr val="tx1">
+            <a:lumMod val="35000"/>
+            <a:lumOff val="65000"/>
+          </a:schemeClr>
+        </a:solidFill>
+        <a:round/>
+      </a:ln>
+    </cs:spPr>
+  </cs:leaderLine>
+  <cs:legend>
+    <cs:lnRef idx="0"/>
+    <cs:fillRef idx="0"/>
+    <cs:effectRef idx="0"/>
+    <cs:fontRef idx="minor">
+      <a:schemeClr val="tx1">
+        <a:lumMod val="65000"/>
+        <a:lumOff val="35000"/>
+      </a:schemeClr>
+    </cs:fontRef>
+    <cs:defRPr sz="900" kern="1200"/>
+  </cs:legend>
+  <cs:plotArea mods="allowNoFillOverride allowNoLineOverride">
+    <cs:lnRef idx="0"/>
+    <cs:fillRef idx="0"/>
+    <cs:effectRef idx="0"/>
+    <cs:fontRef idx="minor">
+      <a:schemeClr val="tx1"/>
+    </cs:fontRef>
+  </cs:plotArea>
+  <cs:plotArea3D mods="allowNoFillOverride allowNoLineOverride">
+    <cs:lnRef idx="0"/>
+    <cs:fillRef idx="0"/>
+    <cs:effectRef idx="0"/>
+    <cs:fontRef idx="minor">
+      <a:schemeClr val="tx1"/>
+    </cs:fontRef>
+  </cs:plotArea3D>
+  <cs:seriesAxis>
+    <cs:lnRef idx="0"/>
+    <cs:fillRef idx="0"/>
+    <cs:effectRef idx="0"/>
+    <cs:fontRef idx="minor">
+      <a:schemeClr val="tx1">
+        <a:lumMod val="65000"/>
+        <a:lumOff val="35000"/>
+      </a:schemeClr>
+    </cs:fontRef>
+    <cs:defRPr sz="900" kern="1200"/>
+  </cs:seriesAxis>
+  <cs:seriesLine>
+    <cs:lnRef idx="0"/>
+    <cs:fillRef idx="0"/>
+    <cs:effectRef idx="0"/>
+    <cs:fontRef idx="minor">
+      <a:schemeClr val="tx1"/>
+    </cs:fontRef>
+    <cs:spPr>
+      <a:ln w="9525" cap="flat" cmpd="sng" algn="ctr">
+        <a:solidFill>
+          <a:schemeClr val="tx1">
+            <a:lumMod val="35000"/>
+            <a:lumOff val="65000"/>
+          </a:schemeClr>
+        </a:solidFill>
+        <a:round/>
+      </a:ln>
+    </cs:spPr>
+  </cs:seriesLine>
+  <cs:title>
+    <cs:lnRef idx="0"/>
+    <cs:fillRef idx="0"/>
+    <cs:effectRef idx="0"/>
+    <cs:fontRef idx="minor">
+      <a:schemeClr val="tx1">
+        <a:lumMod val="65000"/>
+        <a:lumOff val="35000"/>
+      </a:schemeClr>
+    </cs:fontRef>
+    <cs:defRPr sz="1400" b="0" kern="1200" spc="0" baseline="0"/>
+  </cs:title>
+  <cs:trendline>
+    <cs:lnRef idx="0">
+      <cs:styleClr val="auto"/>
+    </cs:lnRef>
+    <cs:fillRef idx="0"/>
+    <cs:effectRef idx="0"/>
+    <cs:fontRef idx="minor">
+      <a:schemeClr val="tx1"/>
+    </cs:fontRef>
+    <cs:spPr>
+      <a:ln w="19050" cap="rnd">
+        <a:solidFill>
+          <a:schemeClr val="phClr"/>
+        </a:solidFill>
+        <a:prstDash val="sysDot"/>
+      </a:ln>
+    </cs:spPr>
+  </cs:trendline>
+  <cs:trendlineLabel>
+    <cs:lnRef idx="0"/>
+    <cs:fillRef idx="0"/>
+    <cs:effectRef idx="0"/>
+    <cs:fontRef idx="minor">
+      <a:schemeClr val="tx1">
+        <a:lumMod val="65000"/>
+        <a:lumOff val="35000"/>
+      </a:schemeClr>
+    </cs:fontRef>
+    <cs:defRPr sz="900" kern="1200"/>
+  </cs:trendlineLabel>
+  <cs:upBar>
+    <cs:lnRef idx="0"/>
+    <cs:fillRef idx="0"/>
+    <cs:effectRef idx="0"/>
+    <cs:fontRef idx="minor">
+      <a:schemeClr val="dk1"/>
+    </cs:fontRef>
+    <cs:spPr>
+      <a:solidFill>
+        <a:schemeClr val="lt1"/>
+      </a:solidFill>
+      <a:ln w="9525">
+        <a:solidFill>
+          <a:schemeClr val="tx1">
+            <a:lumMod val="15000"/>
+            <a:lumOff val="85000"/>
+          </a:schemeClr>
+        </a:solidFill>
+      </a:ln>
+    </cs:spPr>
+  </cs:upBar>
+  <cs:valueAxis>
+    <cs:lnRef idx="0"/>
+    <cs:fillRef idx="0"/>
+    <cs:effectRef idx="0"/>
+    <cs:fontRef idx="minor">
+      <a:schemeClr val="tx1">
+        <a:lumMod val="65000"/>
+        <a:lumOff val="35000"/>
+      </a:schemeClr>
+    </cs:fontRef>
+    <cs:defRPr sz="900" kern="1200"/>
+  </cs:valueAxis>
+  <cs:wall>
+    <cs:lnRef idx="0"/>
+    <cs:fillRef idx="0"/>
+    <cs:effectRef idx="0"/>
+    <cs:fontRef idx="minor">
+      <a:schemeClr val="tx1"/>
+    </cs:fontRef>
+    <cs:spPr>
+      <a:noFill/>
+      <a:ln>
+        <a:noFill/>
+      </a:ln>
+    </cs:spPr>
+  </cs:wall>
+</cs:chartStyle>
+</file>
+
 <file path=word/theme/theme1.xml><?xml version="1.0" encoding="utf-8"?>
 <a:theme xmlns:a="http://schemas.openxmlformats.org/drawingml/2006/main" name="Office Theme">
   <a:themeElements>
@@ -8585,4 +11725,290 @@
     </a:ext>
   </a:extLst>
 </a:theme>
+</file>
+
+<file path=word/theme/themeOverride1.xml><?xml version="1.0" encoding="utf-8"?>
+<a:themeOverride xmlns:a="http://schemas.openxmlformats.org/drawingml/2006/main">
+  <a:clrScheme name="Office">
+    <a:dk1>
+      <a:sysClr val="windowText" lastClr="000000"/>
+    </a:dk1>
+    <a:lt1>
+      <a:sysClr val="window" lastClr="FFFFFF"/>
+    </a:lt1>
+    <a:dk2>
+      <a:srgbClr val="44546A"/>
+    </a:dk2>
+    <a:lt2>
+      <a:srgbClr val="E7E6E6"/>
+    </a:lt2>
+    <a:accent1>
+      <a:srgbClr val="4472C4"/>
+    </a:accent1>
+    <a:accent2>
+      <a:srgbClr val="ED7D31"/>
+    </a:accent2>
+    <a:accent3>
+      <a:srgbClr val="A5A5A5"/>
+    </a:accent3>
+    <a:accent4>
+      <a:srgbClr val="FFC000"/>
+    </a:accent4>
+    <a:accent5>
+      <a:srgbClr val="5B9BD5"/>
+    </a:accent5>
+    <a:accent6>
+      <a:srgbClr val="70AD47"/>
+    </a:accent6>
+    <a:hlink>
+      <a:srgbClr val="0563C1"/>
+    </a:hlink>
+    <a:folHlink>
+      <a:srgbClr val="954F72"/>
+    </a:folHlink>
+  </a:clrScheme>
+  <a:fontScheme name="Office">
+    <a:majorFont>
+      <a:latin typeface="Calibri Light" panose="020F0302020204030204"/>
+      <a:ea typeface=""/>
+      <a:cs typeface=""/>
+      <a:font script="Jpan" typeface="游ゴシック Light"/>
+      <a:font script="Hang" typeface="맑은 고딕"/>
+      <a:font script="Hans" typeface="等线 Light"/>
+      <a:font script="Hant" typeface="新細明體"/>
+      <a:font script="Arab" typeface="Times New Roman"/>
+      <a:font script="Hebr" typeface="Times New Roman"/>
+      <a:font script="Thai" typeface="Tahoma"/>
+      <a:font script="Ethi" typeface="Nyala"/>
+      <a:font script="Beng" typeface="Vrinda"/>
+      <a:font script="Gujr" typeface="Shruti"/>
+      <a:font script="Khmr" typeface="MoolBoran"/>
+      <a:font script="Knda" typeface="Tunga"/>
+      <a:font script="Guru" typeface="Raavi"/>
+      <a:font script="Cans" typeface="Euphemia"/>
+      <a:font script="Cher" typeface="Plantagenet Cherokee"/>
+      <a:font script="Yiii" typeface="Microsoft Yi Baiti"/>
+      <a:font script="Tibt" typeface="Microsoft Himalaya"/>
+      <a:font script="Thaa" typeface="MV Boli"/>
+      <a:font script="Deva" typeface="Mangal"/>
+      <a:font script="Telu" typeface="Gautami"/>
+      <a:font script="Taml" typeface="Latha"/>
+      <a:font script="Syrc" typeface="Estrangelo Edessa"/>
+      <a:font script="Orya" typeface="Kalinga"/>
+      <a:font script="Mlym" typeface="Kartika"/>
+      <a:font script="Laoo" typeface="DokChampa"/>
+      <a:font script="Sinh" typeface="Iskoola Pota"/>
+      <a:font script="Mong" typeface="Mongolian Baiti"/>
+      <a:font script="Viet" typeface="Times New Roman"/>
+      <a:font script="Uigh" typeface="Microsoft Uighur"/>
+      <a:font script="Geor" typeface="Sylfaen"/>
+      <a:font script="Armn" typeface="Arial"/>
+      <a:font script="Bugi" typeface="Leelawadee UI"/>
+      <a:font script="Bopo" typeface="Microsoft JhengHei"/>
+      <a:font script="Java" typeface="Javanese Text"/>
+      <a:font script="Lisu" typeface="Segoe UI"/>
+      <a:font script="Mymr" typeface="Myanmar Text"/>
+      <a:font script="Nkoo" typeface="Ebrima"/>
+      <a:font script="Olck" typeface="Nirmala UI"/>
+      <a:font script="Osma" typeface="Ebrima"/>
+      <a:font script="Phag" typeface="Phagspa"/>
+      <a:font script="Syrn" typeface="Estrangelo Edessa"/>
+      <a:font script="Syrj" typeface="Estrangelo Edessa"/>
+      <a:font script="Syre" typeface="Estrangelo Edessa"/>
+      <a:font script="Sora" typeface="Nirmala UI"/>
+      <a:font script="Tale" typeface="Microsoft Tai Le"/>
+      <a:font script="Talu" typeface="Microsoft New Tai Lue"/>
+      <a:font script="Tfng" typeface="Ebrima"/>
+    </a:majorFont>
+    <a:minorFont>
+      <a:latin typeface="Calibri" panose="020F0502020204030204"/>
+      <a:ea typeface=""/>
+      <a:cs typeface=""/>
+      <a:font script="Jpan" typeface="游ゴシック"/>
+      <a:font script="Hang" typeface="맑은 고딕"/>
+      <a:font script="Hans" typeface="等线"/>
+      <a:font script="Hant" typeface="新細明體"/>
+      <a:font script="Arab" typeface="Arial"/>
+      <a:font script="Hebr" typeface="Arial"/>
+      <a:font script="Thai" typeface="Tahoma"/>
+      <a:font script="Ethi" typeface="Nyala"/>
+      <a:font script="Beng" typeface="Vrinda"/>
+      <a:font script="Gujr" typeface="Shruti"/>
+      <a:font script="Khmr" typeface="DaunPenh"/>
+      <a:font script="Knda" typeface="Tunga"/>
+      <a:font script="Guru" typeface="Raavi"/>
+      <a:font script="Cans" typeface="Euphemia"/>
+      <a:font script="Cher" typeface="Plantagenet Cherokee"/>
+      <a:font script="Yiii" typeface="Microsoft Yi Baiti"/>
+      <a:font script="Tibt" typeface="Microsoft Himalaya"/>
+      <a:font script="Thaa" typeface="MV Boli"/>
+      <a:font script="Deva" typeface="Mangal"/>
+      <a:font script="Telu" typeface="Gautami"/>
+      <a:font script="Taml" typeface="Latha"/>
+      <a:font script="Syrc" typeface="Estrangelo Edessa"/>
+      <a:font script="Orya" typeface="Kalinga"/>
+      <a:font script="Mlym" typeface="Kartika"/>
+      <a:font script="Laoo" typeface="DokChampa"/>
+      <a:font script="Sinh" typeface="Iskoola Pota"/>
+      <a:font script="Mong" typeface="Mongolian Baiti"/>
+      <a:font script="Viet" typeface="Arial"/>
+      <a:font script="Uigh" typeface="Microsoft Uighur"/>
+      <a:font script="Geor" typeface="Sylfaen"/>
+      <a:font script="Armn" typeface="Arial"/>
+      <a:font script="Bugi" typeface="Leelawadee UI"/>
+      <a:font script="Bopo" typeface="Microsoft JhengHei"/>
+      <a:font script="Java" typeface="Javanese Text"/>
+      <a:font script="Lisu" typeface="Segoe UI"/>
+      <a:font script="Mymr" typeface="Myanmar Text"/>
+      <a:font script="Nkoo" typeface="Ebrima"/>
+      <a:font script="Olck" typeface="Nirmala UI"/>
+      <a:font script="Osma" typeface="Ebrima"/>
+      <a:font script="Phag" typeface="Phagspa"/>
+      <a:font script="Syrn" typeface="Estrangelo Edessa"/>
+      <a:font script="Syrj" typeface="Estrangelo Edessa"/>
+      <a:font script="Syre" typeface="Estrangelo Edessa"/>
+      <a:font script="Sora" typeface="Nirmala UI"/>
+      <a:font script="Tale" typeface="Microsoft Tai Le"/>
+      <a:font script="Talu" typeface="Microsoft New Tai Lue"/>
+      <a:font script="Tfng" typeface="Ebrima"/>
+    </a:minorFont>
+  </a:fontScheme>
+  <a:fmtScheme name="Office">
+    <a:fillStyleLst>
+      <a:solidFill>
+        <a:schemeClr val="phClr"/>
+      </a:solidFill>
+      <a:gradFill rotWithShape="1">
+        <a:gsLst>
+          <a:gs pos="0">
+            <a:schemeClr val="phClr">
+              <a:lumMod val="110000"/>
+              <a:satMod val="105000"/>
+              <a:tint val="67000"/>
+            </a:schemeClr>
+          </a:gs>
+          <a:gs pos="50000">
+            <a:schemeClr val="phClr">
+              <a:lumMod val="105000"/>
+              <a:satMod val="103000"/>
+              <a:tint val="73000"/>
+            </a:schemeClr>
+          </a:gs>
+          <a:gs pos="100000">
+            <a:schemeClr val="phClr">
+              <a:lumMod val="105000"/>
+              <a:satMod val="109000"/>
+              <a:tint val="81000"/>
+            </a:schemeClr>
+          </a:gs>
+        </a:gsLst>
+        <a:lin ang="5400000" scaled="0"/>
+      </a:gradFill>
+      <a:gradFill rotWithShape="1">
+        <a:gsLst>
+          <a:gs pos="0">
+            <a:schemeClr val="phClr">
+              <a:satMod val="103000"/>
+              <a:lumMod val="102000"/>
+              <a:tint val="94000"/>
+            </a:schemeClr>
+          </a:gs>
+          <a:gs pos="50000">
+            <a:schemeClr val="phClr">
+              <a:satMod val="110000"/>
+              <a:lumMod val="100000"/>
+              <a:shade val="100000"/>
+            </a:schemeClr>
+          </a:gs>
+          <a:gs pos="100000">
+            <a:schemeClr val="phClr">
+              <a:lumMod val="99000"/>
+              <a:satMod val="120000"/>
+              <a:shade val="78000"/>
+            </a:schemeClr>
+          </a:gs>
+        </a:gsLst>
+        <a:lin ang="5400000" scaled="0"/>
+      </a:gradFill>
+    </a:fillStyleLst>
+    <a:lnStyleLst>
+      <a:ln w="6350" cap="flat" cmpd="sng" algn="ctr">
+        <a:solidFill>
+          <a:schemeClr val="phClr"/>
+        </a:solidFill>
+        <a:prstDash val="solid"/>
+        <a:miter lim="800000"/>
+      </a:ln>
+      <a:ln w="12700" cap="flat" cmpd="sng" algn="ctr">
+        <a:solidFill>
+          <a:schemeClr val="phClr"/>
+        </a:solidFill>
+        <a:prstDash val="solid"/>
+        <a:miter lim="800000"/>
+      </a:ln>
+      <a:ln w="19050" cap="flat" cmpd="sng" algn="ctr">
+        <a:solidFill>
+          <a:schemeClr val="phClr"/>
+        </a:solidFill>
+        <a:prstDash val="solid"/>
+        <a:miter lim="800000"/>
+      </a:ln>
+    </a:lnStyleLst>
+    <a:effectStyleLst>
+      <a:effectStyle>
+        <a:effectLst/>
+      </a:effectStyle>
+      <a:effectStyle>
+        <a:effectLst/>
+      </a:effectStyle>
+      <a:effectStyle>
+        <a:effectLst>
+          <a:outerShdw blurRad="57150" dist="19050" dir="5400000" algn="ctr" rotWithShape="0">
+            <a:srgbClr val="000000">
+              <a:alpha val="63000"/>
+            </a:srgbClr>
+          </a:outerShdw>
+        </a:effectLst>
+      </a:effectStyle>
+    </a:effectStyleLst>
+    <a:bgFillStyleLst>
+      <a:solidFill>
+        <a:schemeClr val="phClr"/>
+      </a:solidFill>
+      <a:solidFill>
+        <a:schemeClr val="phClr">
+          <a:tint val="95000"/>
+          <a:satMod val="170000"/>
+        </a:schemeClr>
+      </a:solidFill>
+      <a:gradFill rotWithShape="1">
+        <a:gsLst>
+          <a:gs pos="0">
+            <a:schemeClr val="phClr">
+              <a:tint val="93000"/>
+              <a:satMod val="150000"/>
+              <a:shade val="98000"/>
+              <a:lumMod val="102000"/>
+            </a:schemeClr>
+          </a:gs>
+          <a:gs pos="50000">
+            <a:schemeClr val="phClr">
+              <a:tint val="98000"/>
+              <a:satMod val="130000"/>
+              <a:shade val="90000"/>
+              <a:lumMod val="103000"/>
+            </a:schemeClr>
+          </a:gs>
+          <a:gs pos="100000">
+            <a:schemeClr val="phClr">
+              <a:shade val="63000"/>
+              <a:satMod val="120000"/>
+            </a:schemeClr>
+          </a:gs>
+        </a:gsLst>
+        <a:lin ang="5400000" scaled="0"/>
+      </a:gradFill>
+    </a:bgFillStyleLst>
+  </a:fmtScheme>
+</a:themeOverride>
 </file>
--- a/docs/BYNATIONALITY/Чувашки.docx
+++ b/docs/BYNATIONALITY/Чувашки.docx
@@ -680,201 +680,348 @@
               <w:t xml:space="preserve"> единоличница – 3; колхозница – 3, крестьянка – 3; монахиня – 3; домохозяйка – 1; учительница – 1.</w:t>
             </w:r>
           </w:p>
-          <w:p>
-            <w:pPr>
-              <w:rPr>
-                <w:rFonts w:ascii="Arial" w:hAnsi="Arial" w:cs="Arial"/>
-                <w:color w:val="000000"/>
-                <w:sz w:val="16"/>
-                <w:szCs w:val="16"/>
-                <w:lang w:val="ru-RU"/>
-              </w:rPr>
-            </w:pPr>
-          </w:p>
-          <w:p>
-            <w:pPr>
-              <w:jc w:val="center"/>
-              <w:rPr>
-                <w:rFonts w:ascii="serif" w:hAnsi="serif" w:cs="serif"/>
-                <w:b/>
-                <w:bCs/>
-                <w:sz w:val="18"/>
-                <w:szCs w:val="18"/>
-                <w:lang w:val="ru-RU"/>
-              </w:rPr>
-            </w:pPr>
-            <w:r>
-              <w:rPr>
-                <w:rFonts w:ascii="serif" w:hAnsi="serif" w:cs="serif"/>
-                <w:b/>
-                <w:bCs/>
-                <w:sz w:val="18"/>
-                <w:szCs w:val="18"/>
-                <w:lang w:val="ru-RU"/>
-              </w:rPr>
-              <w:t>ЧИСЛЕННОСТЬ РАССТРЕЛЯННЫХ ЖЕНЩИН ПО ГОДАМ с 1918 по 1942 гг.</w:t>
-            </w:r>
-          </w:p>
-          <w:p>
-            <w:pPr>
-              <w:jc w:val="center"/>
-              <w:rPr>
-                <w:rFonts w:ascii="Arial" w:hAnsi="Arial" w:cs="Arial"/>
-                <w:color w:val="000000"/>
-                <w:sz w:val="18"/>
-                <w:szCs w:val="18"/>
-                <w:lang w:val="ru-RU"/>
-              </w:rPr>
-            </w:pPr>
-            <w:r>
-              <w:rPr>
-                <w:noProof/>
-              </w:rPr>
-              <w:drawing>
-                <wp:inline distT="0" distB="0" distL="0" distR="0" wp14:anchorId="593B56B7" wp14:editId="547A9F84">
-                  <wp:extent cx="4542439" cy="2641710"/>
-                  <wp:effectExtent l="0" t="0" r="10795" b="6350"/>
-                  <wp:docPr id="569328322" name="Chart 1">
-                    <a:extLst xmlns:a="http://schemas.openxmlformats.org/drawingml/2006/main">
-                      <a:ext uri="{FF2B5EF4-FFF2-40B4-BE49-F238E27FC236}">
-                        <a16:creationId xmlns:a16="http://schemas.microsoft.com/office/drawing/2014/main" id="{5C045BD0-A6FE-44F9-9A45-165F017ACCB5}"/>
-                      </a:ext>
-                    </a:extLst>
-                  </wp:docPr>
-                  <wp:cNvGraphicFramePr/>
-                  <a:graphic xmlns:a="http://schemas.openxmlformats.org/drawingml/2006/main">
-                    <a:graphicData uri="http://schemas.openxmlformats.org/drawingml/2006/chart">
-                      <c:chart xmlns:c="http://schemas.openxmlformats.org/drawingml/2006/chart" xmlns:r="http://schemas.openxmlformats.org/officeDocument/2006/relationships" r:id="rId5"/>
-                    </a:graphicData>
-                  </a:graphic>
-                </wp:inline>
-              </w:drawing>
-            </w:r>
-          </w:p>
-          <w:p>
-            <w:pPr>
-              <w:jc w:val="center"/>
-              <w:rPr>
-                <w:rFonts w:ascii="Arial" w:hAnsi="Arial" w:cs="Arial"/>
-                <w:color w:val="000000"/>
-                <w:sz w:val="18"/>
-                <w:szCs w:val="18"/>
-                <w:lang w:val="ru-RU"/>
-              </w:rPr>
-            </w:pPr>
-          </w:p>
-          <w:p>
-            <w:pPr>
-              <w:jc w:val="center"/>
-              <w:rPr>
-                <w:rFonts w:ascii="Arial" w:hAnsi="Arial" w:cs="Arial"/>
-                <w:color w:val="000000"/>
-                <w:sz w:val="18"/>
-                <w:szCs w:val="18"/>
-                <w:lang w:val="ru-RU"/>
-              </w:rPr>
-            </w:pPr>
-          </w:p>
-          <w:p>
-            <w:pPr>
-              <w:jc w:val="center"/>
-              <w:rPr>
-                <w:rFonts w:ascii="serif" w:hAnsi="serif" w:cs="serif"/>
-                <w:b/>
-                <w:bCs/>
-                <w:sz w:val="18"/>
-                <w:szCs w:val="18"/>
-                <w:lang w:val="ru-RU"/>
-              </w:rPr>
-            </w:pPr>
-            <w:r>
-              <w:rPr>
-                <w:rFonts w:ascii="serif" w:hAnsi="serif" w:cs="serif"/>
-                <w:b/>
-                <w:bCs/>
-                <w:sz w:val="18"/>
-                <w:szCs w:val="18"/>
-                <w:lang w:val="ru-RU"/>
-              </w:rPr>
-              <w:t xml:space="preserve">ЧИСЛЕННОСТЬ РАССТРЕЛЯННЫХ ЖЕНЩИН ПО </w:t>
-            </w:r>
-            <w:r>
-              <w:rPr>
-                <w:rFonts w:ascii="serif" w:hAnsi="serif" w:cs="serif"/>
-                <w:b/>
-                <w:bCs/>
-                <w:sz w:val="18"/>
-                <w:szCs w:val="18"/>
-                <w:lang w:val="ru-RU"/>
-              </w:rPr>
-              <w:t>ВОЗРАСТАМ</w:t>
-            </w:r>
-            <w:r>
-              <w:rPr>
-                <w:rFonts w:ascii="serif" w:hAnsi="serif" w:cs="serif"/>
-                <w:b/>
-                <w:bCs/>
-                <w:sz w:val="18"/>
-                <w:szCs w:val="18"/>
-                <w:lang w:val="ru-RU"/>
-              </w:rPr>
-              <w:t xml:space="preserve"> с 1918 по 1942 гг.</w:t>
-            </w:r>
-          </w:p>
-          <w:p>
-            <w:pPr>
-              <w:jc w:val="center"/>
-              <w:rPr>
-                <w:rFonts w:ascii="Arial" w:hAnsi="Arial" w:cs="Arial"/>
-                <w:color w:val="000000"/>
-                <w:sz w:val="18"/>
-                <w:szCs w:val="18"/>
-                <w:lang w:val="ru-RU"/>
-              </w:rPr>
-            </w:pPr>
-            <w:r>
-              <w:rPr>
-                <w:noProof/>
-              </w:rPr>
-              <w:drawing>
-                <wp:inline distT="0" distB="0" distL="0" distR="0" wp14:anchorId="3028E638" wp14:editId="2C14BAEA">
-                  <wp:extent cx="4212612" cy="2095500"/>
-                  <wp:effectExtent l="0" t="0" r="16510" b="0"/>
-                  <wp:docPr id="1024106707" name="Chart 1">
-                    <a:extLst xmlns:a="http://schemas.openxmlformats.org/drawingml/2006/main">
-                      <a:ext uri="{FF2B5EF4-FFF2-40B4-BE49-F238E27FC236}">
-                        <a16:creationId xmlns:a16="http://schemas.microsoft.com/office/drawing/2014/main" id="{D630E881-9947-4CB8-90A4-9C537482CEBA}"/>
-                      </a:ext>
-                    </a:extLst>
-                  </wp:docPr>
-                  <wp:cNvGraphicFramePr/>
-                  <a:graphic xmlns:a="http://schemas.openxmlformats.org/drawingml/2006/main">
-                    <a:graphicData uri="http://schemas.openxmlformats.org/drawingml/2006/chart">
-                      <c:chart xmlns:c="http://schemas.openxmlformats.org/drawingml/2006/chart" xmlns:r="http://schemas.openxmlformats.org/officeDocument/2006/relationships" r:id="rId6"/>
-                    </a:graphicData>
-                  </a:graphic>
-                </wp:inline>
-              </w:drawing>
-            </w:r>
-          </w:p>
-          <w:p>
-            <w:pPr>
-              <w:jc w:val="center"/>
-              <w:rPr>
-                <w:rFonts w:ascii="Arial" w:hAnsi="Arial" w:cs="Arial"/>
-                <w:color w:val="000000"/>
-                <w:sz w:val="18"/>
-                <w:szCs w:val="18"/>
-                <w:lang w:val="ru-RU"/>
-              </w:rPr>
-            </w:pPr>
-          </w:p>
         </w:tc>
       </w:tr>
     </w:tbl>
     <w:p>
       <w:pPr>
+        <w:jc w:val="center"/>
         <w:rPr>
+          <w:rFonts w:ascii="serif" w:hAnsi="serif" w:cs="serif" w:hint="eastAsia"/>
+          <w:b/>
+          <w:bCs/>
+          <w:sz w:val="18"/>
+          <w:szCs w:val="18"/>
+          <w:lang w:val="ru-RU"/>
+        </w:rPr>
+      </w:pPr>
+      <w:r>
+        <w:rPr>
+          <w:rFonts w:ascii="serif" w:hAnsi="serif" w:cs="serif"/>
+          <w:b/>
+          <w:bCs/>
+          <w:sz w:val="18"/>
+          <w:szCs w:val="18"/>
+          <w:lang w:val="ru-RU"/>
+        </w:rPr>
+        <w:t>ЧИСЛЕННОСТЬ РАССТРЕЛЯННЫХ ЖЕНЩИН ПО ГОДАМ</w:t>
+      </w:r>
+      <w:r>
+        <w:rPr>
+          <w:rFonts w:ascii="serif" w:hAnsi="serif" w:cs="serif"/>
+          <w:b/>
+          <w:bCs/>
+          <w:sz w:val="18"/>
+          <w:szCs w:val="18"/>
+          <w:lang w:val="ru-RU"/>
+        </w:rPr>
+        <w:t xml:space="preserve">, </w:t>
+      </w:r>
+      <w:proofErr w:type="gramStart"/>
+      <w:r>
+        <w:rPr>
+          <w:rFonts w:ascii="serif" w:hAnsi="serif" w:cs="serif"/>
+          <w:b/>
+          <w:bCs/>
+          <w:sz w:val="18"/>
+          <w:szCs w:val="18"/>
+          <w:lang w:val="ru-RU"/>
+        </w:rPr>
+        <w:t>1918</w:t>
+      </w:r>
+      <w:r>
+        <w:rPr>
+          <w:rFonts w:ascii="serif" w:hAnsi="serif" w:cs="serif"/>
+          <w:b/>
+          <w:bCs/>
+          <w:sz w:val="18"/>
+          <w:szCs w:val="18"/>
+          <w:lang w:val="ru-RU"/>
+        </w:rPr>
+        <w:t>-</w:t>
+      </w:r>
+      <w:r>
+        <w:rPr>
+          <w:rFonts w:ascii="serif" w:hAnsi="serif" w:cs="serif"/>
+          <w:b/>
+          <w:bCs/>
+          <w:sz w:val="18"/>
+          <w:szCs w:val="18"/>
+          <w:lang w:val="ru-RU"/>
+        </w:rPr>
+        <w:t>1942</w:t>
+      </w:r>
+      <w:proofErr w:type="gramEnd"/>
+      <w:r>
+        <w:rPr>
+          <w:rFonts w:ascii="serif" w:hAnsi="serif" w:cs="serif"/>
+          <w:b/>
+          <w:bCs/>
+          <w:sz w:val="18"/>
+          <w:szCs w:val="18"/>
+          <w:lang w:val="ru-RU"/>
+        </w:rPr>
+        <w:t xml:space="preserve"> гг.</w:t>
+      </w:r>
+    </w:p>
+    <w:p>
+      <w:pPr>
+        <w:jc w:val="center"/>
+        <w:rPr>
+          <w:rFonts w:ascii="Arial" w:hAnsi="Arial" w:cs="Arial"/>
+          <w:color w:val="000000"/>
+          <w:sz w:val="18"/>
+          <w:szCs w:val="18"/>
+          <w:lang w:val="ru-RU"/>
+        </w:rPr>
+      </w:pPr>
+      <w:r>
+        <w:rPr>
+          <w:rFonts w:ascii="Arial" w:hAnsi="Arial" w:cs="Arial"/>
+          <w:noProof/>
+          <w:color w:val="000000"/>
+          <w:sz w:val="18"/>
+          <w:szCs w:val="18"/>
+          <w:lang w:val="ru-RU"/>
+        </w:rPr>
+        <w:drawing>
+          <wp:inline distT="0" distB="0" distL="0" distR="0" wp14:anchorId="335CEAC9" wp14:editId="1AB8F511">
+            <wp:extent cx="4542155" cy="2658110"/>
+            <wp:effectExtent l="0" t="0" r="0" b="8890"/>
+            <wp:docPr id="442277459" name="Picture 1"/>
+            <wp:cNvGraphicFramePr>
+              <a:graphicFrameLocks xmlns:a="http://schemas.openxmlformats.org/drawingml/2006/main" noChangeAspect="1"/>
+            </wp:cNvGraphicFramePr>
+            <a:graphic xmlns:a="http://schemas.openxmlformats.org/drawingml/2006/main">
+              <a:graphicData uri="http://schemas.openxmlformats.org/drawingml/2006/picture">
+                <pic:pic xmlns:pic="http://schemas.openxmlformats.org/drawingml/2006/picture">
+                  <pic:nvPicPr>
+                    <pic:cNvPr id="0" name="Picture 2"/>
+                    <pic:cNvPicPr>
+                      <a:picLocks noChangeAspect="1" noChangeArrowheads="1"/>
+                    </pic:cNvPicPr>
+                  </pic:nvPicPr>
+                  <pic:blipFill>
+                    <a:blip r:embed="rId5">
+                      <a:extLst>
+                        <a:ext uri="{28A0092B-C50C-407E-A947-70E740481C1C}">
+                          <a14:useLocalDpi xmlns:a14="http://schemas.microsoft.com/office/drawing/2010/main" val="0"/>
+                        </a:ext>
+                      </a:extLst>
+                    </a:blip>
+                    <a:srcRect/>
+                    <a:stretch>
+                      <a:fillRect/>
+                    </a:stretch>
+                  </pic:blipFill>
+                  <pic:spPr bwMode="auto">
+                    <a:xfrm>
+                      <a:off x="0" y="0"/>
+                      <a:ext cx="4542155" cy="2658110"/>
+                    </a:xfrm>
+                    <a:prstGeom prst="rect">
+                      <a:avLst/>
+                    </a:prstGeom>
+                    <a:noFill/>
+                  </pic:spPr>
+                </pic:pic>
+              </a:graphicData>
+            </a:graphic>
+          </wp:inline>
+        </w:drawing>
+      </w:r>
+    </w:p>
+    <w:p>
+      <w:pPr>
+        <w:jc w:val="center"/>
+        <w:rPr>
+          <w:rFonts w:ascii="Arial" w:hAnsi="Arial" w:cs="Arial"/>
+          <w:color w:val="000000"/>
+          <w:sz w:val="18"/>
+          <w:szCs w:val="18"/>
+          <w:lang w:val="ru-RU"/>
+        </w:rPr>
+      </w:pPr>
+    </w:p>
+    <w:p>
+      <w:pPr>
+        <w:jc w:val="center"/>
+        <w:rPr>
+          <w:rFonts w:ascii="Arial" w:hAnsi="Arial" w:cs="Arial"/>
+          <w:color w:val="000000"/>
+          <w:sz w:val="18"/>
+          <w:szCs w:val="18"/>
+          <w:lang w:val="ru-RU"/>
+        </w:rPr>
+      </w:pPr>
+    </w:p>
+    <w:p>
+      <w:pPr>
+        <w:jc w:val="center"/>
+        <w:rPr>
+          <w:rFonts w:ascii="serif" w:hAnsi="serif" w:cs="serif" w:hint="eastAsia"/>
+          <w:b/>
+          <w:bCs/>
+          <w:sz w:val="18"/>
+          <w:szCs w:val="18"/>
+          <w:lang w:val="ru-RU"/>
+        </w:rPr>
+      </w:pPr>
+      <w:r>
+        <w:rPr>
+          <w:rFonts w:ascii="serif" w:hAnsi="serif" w:cs="serif"/>
+          <w:b/>
+          <w:bCs/>
+          <w:sz w:val="18"/>
+          <w:szCs w:val="18"/>
+          <w:lang w:val="ru-RU"/>
+        </w:rPr>
+        <w:t xml:space="preserve">ЧИСЛЕННОСТЬ РАССТРЕЛЯННЫХ ЖЕНЩИН ПО </w:t>
+      </w:r>
+      <w:r>
+        <w:rPr>
+          <w:rFonts w:ascii="serif" w:hAnsi="serif" w:cs="serif"/>
+          <w:b/>
+          <w:bCs/>
+          <w:sz w:val="18"/>
+          <w:szCs w:val="18"/>
+          <w:lang w:val="ru-RU"/>
+        </w:rPr>
+        <w:t>ВОЗРАСТАМ</w:t>
+      </w:r>
+      <w:r>
+        <w:rPr>
+          <w:rFonts w:ascii="serif" w:hAnsi="serif" w:cs="serif"/>
+          <w:b/>
+          <w:bCs/>
+          <w:sz w:val="18"/>
+          <w:szCs w:val="18"/>
+          <w:lang w:val="ru-RU"/>
+        </w:rPr>
+        <w:t xml:space="preserve">, </w:t>
+      </w:r>
+      <w:proofErr w:type="gramStart"/>
+      <w:r>
+        <w:rPr>
+          <w:rFonts w:ascii="serif" w:hAnsi="serif" w:cs="serif"/>
+          <w:b/>
+          <w:bCs/>
+          <w:sz w:val="18"/>
+          <w:szCs w:val="18"/>
+          <w:lang w:val="ru-RU"/>
+        </w:rPr>
+        <w:t>1918</w:t>
+      </w:r>
+      <w:r>
+        <w:rPr>
+          <w:rFonts w:ascii="serif" w:hAnsi="serif" w:cs="serif"/>
+          <w:b/>
+          <w:bCs/>
+          <w:sz w:val="18"/>
+          <w:szCs w:val="18"/>
+          <w:lang w:val="ru-RU"/>
+        </w:rPr>
+        <w:t>-</w:t>
+      </w:r>
+      <w:r>
+        <w:rPr>
+          <w:rFonts w:ascii="serif" w:hAnsi="serif" w:cs="serif"/>
+          <w:b/>
+          <w:bCs/>
+          <w:sz w:val="18"/>
+          <w:szCs w:val="18"/>
+          <w:lang w:val="ru-RU"/>
+        </w:rPr>
+        <w:t>1942</w:t>
+      </w:r>
+      <w:proofErr w:type="gramEnd"/>
+      <w:r>
+        <w:rPr>
+          <w:rFonts w:ascii="serif" w:hAnsi="serif" w:cs="serif"/>
+          <w:b/>
+          <w:bCs/>
+          <w:sz w:val="18"/>
+          <w:szCs w:val="18"/>
+          <w:lang w:val="ru-RU"/>
+        </w:rPr>
+        <w:t xml:space="preserve"> гг.</w:t>
+      </w:r>
+    </w:p>
+    <w:p>
+      <w:pPr>
+        <w:jc w:val="center"/>
+        <w:rPr>
+          <w:rFonts w:hint="eastAsia"/>
+          <w:lang w:val="ru-RU"/>
+        </w:rPr>
+      </w:pPr>
+      <w:r>
+        <w:rPr>
+          <w:rFonts w:hint="eastAsia"/>
+          <w:noProof/>
+          <w:lang w:val="ru-RU"/>
+        </w:rPr>
+        <w:drawing>
+          <wp:inline distT="0" distB="0" distL="0" distR="0" wp14:anchorId="2BD51728" wp14:editId="59C5A823">
+            <wp:extent cx="4212590" cy="2109470"/>
+            <wp:effectExtent l="0" t="0" r="0" b="5080"/>
+            <wp:docPr id="1123158237" name="Picture 2"/>
+            <wp:cNvGraphicFramePr>
+              <a:graphicFrameLocks xmlns:a="http://schemas.openxmlformats.org/drawingml/2006/main" noChangeAspect="1"/>
+            </wp:cNvGraphicFramePr>
+            <a:graphic xmlns:a="http://schemas.openxmlformats.org/drawingml/2006/main">
+              <a:graphicData uri="http://schemas.openxmlformats.org/drawingml/2006/picture">
+                <pic:pic xmlns:pic="http://schemas.openxmlformats.org/drawingml/2006/picture">
+                  <pic:nvPicPr>
+                    <pic:cNvPr id="0" name="Picture 3"/>
+                    <pic:cNvPicPr>
+                      <a:picLocks noChangeAspect="1" noChangeArrowheads="1"/>
+                    </pic:cNvPicPr>
+                  </pic:nvPicPr>
+                  <pic:blipFill>
+                    <a:blip r:embed="rId6">
+                      <a:extLst>
+                        <a:ext uri="{28A0092B-C50C-407E-A947-70E740481C1C}">
+                          <a14:useLocalDpi xmlns:a14="http://schemas.microsoft.com/office/drawing/2010/main" val="0"/>
+                        </a:ext>
+                      </a:extLst>
+                    </a:blip>
+                    <a:srcRect/>
+                    <a:stretch>
+                      <a:fillRect/>
+                    </a:stretch>
+                  </pic:blipFill>
+                  <pic:spPr bwMode="auto">
+                    <a:xfrm>
+                      <a:off x="0" y="0"/>
+                      <a:ext cx="4212590" cy="2109470"/>
+                    </a:xfrm>
+                    <a:prstGeom prst="rect">
+                      <a:avLst/>
+                    </a:prstGeom>
+                    <a:noFill/>
+                  </pic:spPr>
+                </pic:pic>
+              </a:graphicData>
+            </a:graphic>
+          </wp:inline>
+        </w:drawing>
+      </w:r>
+    </w:p>
+    <w:p>
+      <w:pPr>
+        <w:jc w:val="center"/>
+        <w:rPr>
+          <w:rFonts w:hint="eastAsia"/>
+          <w:lang w:val="ru-RU"/>
+        </w:rPr>
+      </w:pPr>
+    </w:p>
+    <w:p>
+      <w:pPr>
+        <w:jc w:val="center"/>
+        <w:rPr>
+          <w:rFonts w:hint="eastAsia"/>
           <w:lang w:val="ru-RU"/>
         </w:rPr>
       </w:pPr>
@@ -1007,67 +1154,7 @@
                 <w:szCs w:val="16"/>
                 <w:lang w:val="ru-RU"/>
               </w:rPr>
-              <w:t xml:space="preserve">в 1898 г., </w:t>
-            </w:r>
-            <w:proofErr w:type="spellStart"/>
-            <w:r>
-              <w:rPr>
-                <w:rFonts w:ascii="Arial" w:hAnsi="Arial" w:cs="Arial"/>
-                <w:sz w:val="16"/>
-                <w:szCs w:val="16"/>
-                <w:lang w:val="ru-RU"/>
-              </w:rPr>
-              <w:t>д.Сабанчи</w:t>
-            </w:r>
-            <w:proofErr w:type="spellEnd"/>
-            <w:r>
-              <w:rPr>
-                <w:rFonts w:ascii="Arial" w:hAnsi="Arial" w:cs="Arial"/>
-                <w:sz w:val="16"/>
-                <w:szCs w:val="16"/>
-                <w:lang w:val="ru-RU"/>
-              </w:rPr>
-              <w:t xml:space="preserve">, </w:t>
-            </w:r>
-            <w:proofErr w:type="spellStart"/>
-            <w:r>
-              <w:rPr>
-                <w:rFonts w:ascii="Arial" w:hAnsi="Arial" w:cs="Arial"/>
-                <w:sz w:val="16"/>
-                <w:szCs w:val="16"/>
-                <w:lang w:val="ru-RU"/>
-              </w:rPr>
-              <w:t>Яльчинский</w:t>
-            </w:r>
-            <w:proofErr w:type="spellEnd"/>
-            <w:r>
-              <w:rPr>
-                <w:rFonts w:ascii="Arial" w:hAnsi="Arial" w:cs="Arial"/>
-                <w:sz w:val="16"/>
-                <w:szCs w:val="16"/>
-                <w:lang w:val="ru-RU"/>
-              </w:rPr>
-              <w:t xml:space="preserve"> р-н, Чувашия; чувашка; заключенная, рабочая 31 колонны ОЛП-2 СЖДЛ. </w:t>
-            </w:r>
-            <w:proofErr w:type="spellStart"/>
-            <w:r>
-              <w:rPr>
-                <w:rFonts w:ascii="Arial" w:hAnsi="Arial" w:cs="Arial"/>
-                <w:sz w:val="16"/>
-                <w:szCs w:val="16"/>
-                <w:lang w:val="ru-RU"/>
-              </w:rPr>
-              <w:t>Прож</w:t>
-            </w:r>
-            <w:proofErr w:type="spellEnd"/>
-            <w:r>
-              <w:rPr>
-                <w:rFonts w:ascii="Arial" w:hAnsi="Arial" w:cs="Arial"/>
-                <w:sz w:val="16"/>
-                <w:szCs w:val="16"/>
-                <w:lang w:val="ru-RU"/>
-              </w:rPr>
-              <w:t>.:</w:t>
+              <w:t>в 1898 г., д.Сабанчи, Яльчинский р-н, Чувашия; чувашка; заключенная, рабочая 31 колонны ОЛП-2 СЖДЛ. Прож.:</w:t>
             </w:r>
             <w:r>
               <w:rPr>
@@ -1077,25 +1164,14 @@
               </w:rPr>
               <w:t> </w:t>
             </w:r>
-            <w:proofErr w:type="spellStart"/>
-            <w:r>
-              <w:rPr>
-                <w:rFonts w:ascii="Arial" w:hAnsi="Arial" w:cs="Arial"/>
-                <w:sz w:val="16"/>
-                <w:szCs w:val="16"/>
-                <w:lang w:val="ru-RU"/>
-              </w:rPr>
-              <w:t>Севжелдорлаг</w:t>
-            </w:r>
-            <w:proofErr w:type="spellEnd"/>
-            <w:r>
-              <w:rPr>
-                <w:rFonts w:ascii="Arial" w:hAnsi="Arial" w:cs="Arial"/>
-                <w:sz w:val="16"/>
-                <w:szCs w:val="16"/>
-                <w:lang w:val="ru-RU"/>
-              </w:rPr>
-              <w:t xml:space="preserve"> НКВД.</w:t>
+            <w:r>
+              <w:rPr>
+                <w:rFonts w:ascii="Arial" w:hAnsi="Arial" w:cs="Arial"/>
+                <w:sz w:val="16"/>
+                <w:szCs w:val="16"/>
+                <w:lang w:val="ru-RU"/>
+              </w:rPr>
+              <w:t>Севжелдорлаг НКВД.</w:t>
             </w:r>
             <w:r>
               <w:rPr>
@@ -1131,47 +1207,7 @@
                 <w:szCs w:val="16"/>
                 <w:lang w:val="ru-RU"/>
               </w:rPr>
-              <w:t xml:space="preserve">Приговорена: военным трибуналом войск НКВД строительства </w:t>
-            </w:r>
-            <w:proofErr w:type="spellStart"/>
-            <w:r>
-              <w:rPr>
-                <w:rFonts w:ascii="Arial" w:hAnsi="Arial" w:cs="Arial"/>
-                <w:sz w:val="16"/>
-                <w:szCs w:val="16"/>
-                <w:lang w:val="ru-RU"/>
-              </w:rPr>
-              <w:t>Севжелдормагистрали</w:t>
-            </w:r>
-            <w:proofErr w:type="spellEnd"/>
-            <w:r>
-              <w:rPr>
-                <w:rFonts w:ascii="Arial" w:hAnsi="Arial" w:cs="Arial"/>
-                <w:sz w:val="16"/>
-                <w:szCs w:val="16"/>
-                <w:lang w:val="ru-RU"/>
-              </w:rPr>
-              <w:t xml:space="preserve"> 28 февраля 1941 г., </w:t>
-            </w:r>
-            <w:proofErr w:type="spellStart"/>
-            <w:r>
-              <w:rPr>
-                <w:rFonts w:ascii="Arial" w:hAnsi="Arial" w:cs="Arial"/>
-                <w:sz w:val="16"/>
-                <w:szCs w:val="16"/>
-                <w:lang w:val="ru-RU"/>
-              </w:rPr>
-              <w:t>обв</w:t>
-            </w:r>
-            <w:proofErr w:type="spellEnd"/>
-            <w:r>
-              <w:rPr>
-                <w:rFonts w:ascii="Arial" w:hAnsi="Arial" w:cs="Arial"/>
-                <w:sz w:val="16"/>
-                <w:szCs w:val="16"/>
-                <w:lang w:val="ru-RU"/>
-              </w:rPr>
-              <w:t>.:</w:t>
+              <w:t>Приговорена: военным трибуналом войск НКВД строительства Севжелдормагистрали 28 февраля 1941 г., обв.:</w:t>
             </w:r>
             <w:r>
               <w:rPr>
@@ -1318,27 +1354,15 @@
                 <w:lang w:val="ru-RU"/>
               </w:rPr>
             </w:pPr>
-            <w:proofErr w:type="spellStart"/>
-            <w:r>
-              <w:rPr>
-                <w:rFonts w:ascii="Arial" w:hAnsi="Arial" w:cs="Arial"/>
-                <w:b/>
-                <w:sz w:val="16"/>
-                <w:szCs w:val="16"/>
-                <w:lang w:val="ru-RU"/>
-              </w:rPr>
-              <w:t>Альжева</w:t>
-            </w:r>
-            <w:proofErr w:type="spellEnd"/>
-            <w:r>
-              <w:rPr>
-                <w:rFonts w:ascii="Arial" w:hAnsi="Arial" w:cs="Arial"/>
-                <w:b/>
-                <w:sz w:val="16"/>
-                <w:szCs w:val="16"/>
-                <w:lang w:val="ru-RU"/>
-              </w:rPr>
-              <w:t xml:space="preserve"> Матрена Петровна</w:t>
+            <w:r>
+              <w:rPr>
+                <w:rFonts w:ascii="Arial" w:hAnsi="Arial" w:cs="Arial"/>
+                <w:b/>
+                <w:sz w:val="16"/>
+                <w:szCs w:val="16"/>
+                <w:lang w:val="ru-RU"/>
+              </w:rPr>
+              <w:t>Альжева Матрена Петровна</w:t>
             </w:r>
             <w:r>
               <w:rPr>
@@ -1399,95 +1423,7 @@
                 <w:szCs w:val="16"/>
                 <w:lang w:val="ru-RU"/>
               </w:rPr>
-              <w:t xml:space="preserve">Родилась в 1879 г., Саратовская обл., </w:t>
-            </w:r>
-            <w:proofErr w:type="spellStart"/>
-            <w:r>
-              <w:rPr>
-                <w:rFonts w:ascii="Arial" w:hAnsi="Arial" w:cs="Arial"/>
-                <w:bCs/>
-                <w:sz w:val="16"/>
-                <w:szCs w:val="16"/>
-                <w:lang w:val="ru-RU"/>
-              </w:rPr>
-              <w:t>Куриловский</w:t>
-            </w:r>
-            <w:proofErr w:type="spellEnd"/>
-            <w:r>
-              <w:rPr>
-                <w:rFonts w:ascii="Arial" w:hAnsi="Arial" w:cs="Arial"/>
-                <w:bCs/>
-                <w:sz w:val="16"/>
-                <w:szCs w:val="16"/>
-                <w:lang w:val="ru-RU"/>
-              </w:rPr>
-              <w:t xml:space="preserve"> р-н, с. </w:t>
-            </w:r>
-            <w:proofErr w:type="spellStart"/>
-            <w:r>
-              <w:rPr>
-                <w:rFonts w:ascii="Arial" w:hAnsi="Arial" w:cs="Arial"/>
-                <w:bCs/>
-                <w:sz w:val="16"/>
-                <w:szCs w:val="16"/>
-                <w:lang w:val="ru-RU"/>
-              </w:rPr>
-              <w:t>Казанлы</w:t>
-            </w:r>
-            <w:proofErr w:type="spellEnd"/>
-            <w:r>
-              <w:rPr>
-                <w:rFonts w:ascii="Arial" w:hAnsi="Arial" w:cs="Arial"/>
-                <w:bCs/>
-                <w:sz w:val="16"/>
-                <w:szCs w:val="16"/>
-                <w:lang w:val="ru-RU"/>
-              </w:rPr>
-              <w:t xml:space="preserve">; чувашка; б/п; активная церковница. БОЗ. </w:t>
-            </w:r>
-            <w:proofErr w:type="spellStart"/>
-            <w:r>
-              <w:rPr>
-                <w:rFonts w:ascii="Arial" w:hAnsi="Arial" w:cs="Arial"/>
-                <w:bCs/>
-                <w:sz w:val="16"/>
-                <w:szCs w:val="16"/>
-                <w:lang w:val="ru-RU"/>
-              </w:rPr>
-              <w:t>Куриловским</w:t>
-            </w:r>
-            <w:proofErr w:type="spellEnd"/>
-            <w:r>
-              <w:rPr>
-                <w:rFonts w:ascii="Arial" w:hAnsi="Arial" w:cs="Arial"/>
-                <w:bCs/>
-                <w:sz w:val="16"/>
-                <w:szCs w:val="16"/>
-                <w:lang w:val="ru-RU"/>
-              </w:rPr>
-              <w:t xml:space="preserve"> РО УНКВД 28 ноября 1937 г. Приговорена: Тройка при УНКВД по Саратовской обл. 29 ноября 1937 г., </w:t>
-            </w:r>
-            <w:proofErr w:type="spellStart"/>
-            <w:r>
-              <w:rPr>
-                <w:rFonts w:ascii="Arial" w:hAnsi="Arial" w:cs="Arial"/>
-                <w:bCs/>
-                <w:sz w:val="16"/>
-                <w:szCs w:val="16"/>
-                <w:lang w:val="ru-RU"/>
-              </w:rPr>
-              <w:t>обв</w:t>
-            </w:r>
-            <w:proofErr w:type="spellEnd"/>
-            <w:r>
-              <w:rPr>
-                <w:rFonts w:ascii="Arial" w:hAnsi="Arial" w:cs="Arial"/>
-                <w:bCs/>
-                <w:sz w:val="16"/>
-                <w:szCs w:val="16"/>
-                <w:lang w:val="ru-RU"/>
-              </w:rPr>
-              <w:t>.: за к/р агитацию против колхозного строительства.. Приговор: ВМН Расстреляна 9 декабря 1937 г. Место захоронения</w:t>
+              <w:t>Родилась в 1879 г., Саратовская обл., Куриловский р-н, с. Казанлы; чувашка; б/п; активная церковница. БОЗ. Куриловским РО УНКВД 28 ноября 1937 г. Приговорена: Тройка при УНКВД по Саратовской обл. 29 ноября 1937 г., обв.: за к/р агитацию против колхозного строительства.. Приговор: ВМН Расстреляна 9 декабря 1937 г. Место захоронения</w:t>
             </w:r>
             <w:r>
               <w:rPr>
@@ -1720,76 +1656,25 @@
                 <w:szCs w:val="16"/>
                 <w:lang w:val="ru-RU"/>
               </w:rPr>
-              <w:t xml:space="preserve">Родилась в 1881 г., Чувашия; Козловский р-н, д. </w:t>
-            </w:r>
-            <w:proofErr w:type="spellStart"/>
-            <w:r>
-              <w:rPr>
-                <w:rFonts w:ascii="Arial" w:hAnsi="Arial" w:cs="Arial"/>
-                <w:sz w:val="16"/>
-                <w:szCs w:val="16"/>
-                <w:lang w:val="ru-RU"/>
-              </w:rPr>
-              <w:t>Казаково</w:t>
-            </w:r>
-            <w:proofErr w:type="spellEnd"/>
-            <w:r>
-              <w:rPr>
-                <w:rFonts w:ascii="Arial" w:hAnsi="Arial" w:cs="Arial"/>
-                <w:sz w:val="16"/>
-                <w:szCs w:val="16"/>
-                <w:lang w:val="ru-RU"/>
-              </w:rPr>
-              <w:t xml:space="preserve">, чувашка. </w:t>
-            </w:r>
-            <w:proofErr w:type="spellStart"/>
-            <w:r>
-              <w:rPr>
-                <w:rFonts w:ascii="Arial" w:hAnsi="Arial" w:cs="Arial"/>
-                <w:sz w:val="16"/>
-                <w:szCs w:val="16"/>
-                <w:lang w:val="ru-RU"/>
-              </w:rPr>
-              <w:t>Прож</w:t>
-            </w:r>
-            <w:proofErr w:type="spellEnd"/>
-            <w:r>
-              <w:rPr>
-                <w:rFonts w:ascii="Arial" w:hAnsi="Arial" w:cs="Arial"/>
-                <w:sz w:val="16"/>
-                <w:szCs w:val="16"/>
-                <w:lang w:val="ru-RU"/>
-              </w:rPr>
-              <w:t>.:</w:t>
-            </w:r>
-            <w:r>
-              <w:rPr>
-                <w:rFonts w:ascii="Arial" w:hAnsi="Arial" w:cs="Arial"/>
-                <w:sz w:val="16"/>
-                <w:szCs w:val="16"/>
-                <w:lang w:val="ru-RU"/>
-              </w:rPr>
-              <w:t xml:space="preserve"> Чувашия, крестьянка. Приговорена: Верховный суд МАССР 14 октября 1941 г., </w:t>
-            </w:r>
-            <w:proofErr w:type="spellStart"/>
-            <w:r>
-              <w:rPr>
-                <w:rFonts w:ascii="Arial" w:hAnsi="Arial" w:cs="Arial"/>
-                <w:sz w:val="16"/>
-                <w:szCs w:val="16"/>
-                <w:lang w:val="ru-RU"/>
-              </w:rPr>
-              <w:t>обв</w:t>
-            </w:r>
-            <w:proofErr w:type="spellEnd"/>
-            <w:r>
-              <w:rPr>
-                <w:rFonts w:ascii="Arial" w:hAnsi="Arial" w:cs="Arial"/>
-                <w:sz w:val="16"/>
-                <w:szCs w:val="16"/>
-                <w:lang w:val="ru-RU"/>
-              </w:rPr>
-              <w:t xml:space="preserve">.: по ст. </w:t>
+              <w:t xml:space="preserve">Родилась в 1881 г., Чувашия; Козловский р-н, д. Казаково, чувашка. </w:t>
+            </w:r>
+            <w:r>
+              <w:rPr>
+                <w:rFonts w:ascii="Arial" w:hAnsi="Arial" w:cs="Arial"/>
+                <w:sz w:val="16"/>
+                <w:szCs w:val="16"/>
+                <w:lang w:val="ru-RU"/>
+              </w:rPr>
+              <w:t>Прож.:</w:t>
+            </w:r>
+            <w:r>
+              <w:rPr>
+                <w:rFonts w:ascii="Arial" w:hAnsi="Arial" w:cs="Arial"/>
+                <w:sz w:val="16"/>
+                <w:szCs w:val="16"/>
+                <w:lang w:val="ru-RU"/>
+              </w:rPr>
+              <w:t xml:space="preserve"> Чувашия, крестьянка. Приговорена: Верховный суд МАССР 14 октября 1941 г., обв.: по ст. </w:t>
             </w:r>
             <w:proofErr w:type="gramStart"/>
             <w:r>
@@ -1960,20 +1845,8 @@
                 <w:szCs w:val="16"/>
                 <w:lang w:val="ru-RU"/>
               </w:rPr>
-              <w:t xml:space="preserve">Арсентьева Варвара </w:t>
-            </w:r>
-            <w:proofErr w:type="spellStart"/>
-            <w:r>
-              <w:rPr>
-                <w:rFonts w:ascii="Arial" w:hAnsi="Arial" w:cs="Arial"/>
-                <w:b/>
-                <w:sz w:val="16"/>
-                <w:szCs w:val="16"/>
-                <w:lang w:val="ru-RU"/>
-              </w:rPr>
-              <w:t>Арсентьевна</w:t>
-            </w:r>
-            <w:proofErr w:type="spellEnd"/>
+              <w:t>Арсентьева Варвара Арсентьевна</w:t>
+            </w:r>
             <w:r>
               <w:rPr>
                 <w:rFonts w:ascii="Arial" w:hAnsi="Arial" w:cs="Arial"/>
@@ -2046,56 +1919,25 @@
                 <w:szCs w:val="16"/>
                 <w:lang w:val="ru-RU"/>
               </w:rPr>
-              <w:t xml:space="preserve">в 1887 г., Чувашская АССР, Аликовский р-н, д. </w:t>
-            </w:r>
-            <w:proofErr w:type="spellStart"/>
-            <w:r>
-              <w:rPr>
-                <w:rFonts w:ascii="Arial" w:hAnsi="Arial" w:cs="Arial"/>
-                <w:sz w:val="16"/>
-                <w:szCs w:val="16"/>
-                <w:lang w:val="ru-RU"/>
-              </w:rPr>
-              <w:t>Шумшеваши</w:t>
-            </w:r>
-            <w:proofErr w:type="spellEnd"/>
-            <w:r>
-              <w:rPr>
-                <w:rFonts w:ascii="Arial" w:hAnsi="Arial" w:cs="Arial"/>
-                <w:sz w:val="16"/>
-                <w:szCs w:val="16"/>
-                <w:lang w:val="ru-RU"/>
-              </w:rPr>
-              <w:t>, чувашка, единоличница.</w:t>
-            </w:r>
-            <w:r>
-              <w:rPr>
-                <w:rFonts w:ascii="Arial" w:hAnsi="Arial" w:cs="Arial"/>
-                <w:sz w:val="16"/>
-                <w:szCs w:val="16"/>
-                <w:lang w:val="ru-RU"/>
-              </w:rPr>
-              <w:t xml:space="preserve"> </w:t>
-            </w:r>
-            <w:proofErr w:type="spellStart"/>
-            <w:r>
-              <w:rPr>
-                <w:rFonts w:ascii="Arial" w:hAnsi="Arial" w:cs="Arial"/>
-                <w:sz w:val="16"/>
-                <w:szCs w:val="16"/>
-                <w:lang w:val="ru-RU"/>
-              </w:rPr>
-              <w:t>Прож</w:t>
-            </w:r>
-            <w:proofErr w:type="spellEnd"/>
-            <w:r>
-              <w:rPr>
-                <w:rFonts w:ascii="Arial" w:hAnsi="Arial" w:cs="Arial"/>
-                <w:sz w:val="16"/>
-                <w:szCs w:val="16"/>
-                <w:lang w:val="ru-RU"/>
-              </w:rPr>
-              <w:t>.:</w:t>
+              <w:t>в 1887 г., Чувашская АССР, Аликовский р-н, д. Шумшеваши, чувашка, единоличница.</w:t>
+            </w:r>
+            <w:r>
+              <w:rPr>
+                <w:rFonts w:ascii="Arial" w:hAnsi="Arial" w:cs="Arial"/>
+                <w:sz w:val="16"/>
+                <w:szCs w:val="16"/>
+                <w:lang w:val="ru-RU"/>
+              </w:rPr>
+              <w:t xml:space="preserve"> </w:t>
+            </w:r>
+            <w:r>
+              <w:rPr>
+                <w:rFonts w:ascii="Arial" w:hAnsi="Arial" w:cs="Arial"/>
+                <w:sz w:val="16"/>
+                <w:szCs w:val="16"/>
+                <w:lang w:val="ru-RU"/>
+              </w:rPr>
+              <w:t>Прож.:</w:t>
             </w:r>
             <w:r>
               <w:rPr>
@@ -2130,27 +1972,7 @@
                 <w:szCs w:val="16"/>
                 <w:lang w:val="ru-RU"/>
               </w:rPr>
-              <w:t xml:space="preserve">Приговорена: Верховный суд МАССР 14 октября 1941 г., </w:t>
-            </w:r>
-            <w:proofErr w:type="spellStart"/>
-            <w:r>
-              <w:rPr>
-                <w:rFonts w:ascii="Arial" w:hAnsi="Arial" w:cs="Arial"/>
-                <w:sz w:val="16"/>
-                <w:szCs w:val="16"/>
-                <w:lang w:val="ru-RU"/>
-              </w:rPr>
-              <w:t>обв</w:t>
-            </w:r>
-            <w:proofErr w:type="spellEnd"/>
-            <w:r>
-              <w:rPr>
-                <w:rFonts w:ascii="Arial" w:hAnsi="Arial" w:cs="Arial"/>
-                <w:sz w:val="16"/>
-                <w:szCs w:val="16"/>
-                <w:lang w:val="ru-RU"/>
-              </w:rPr>
-              <w:t>.:</w:t>
+              <w:t>Приговорена: Верховный суд МАССР 14 октября 1941 г., обв.:</w:t>
             </w:r>
             <w:r>
               <w:rPr>
@@ -2414,47 +2236,16 @@
                 <w:szCs w:val="16"/>
                 <w:lang w:val="ru-RU"/>
               </w:rPr>
-              <w:t xml:space="preserve">в 1893 г., Чувашия, д. </w:t>
-            </w:r>
-            <w:proofErr w:type="spellStart"/>
-            <w:r>
-              <w:rPr>
-                <w:rFonts w:ascii="Arial" w:hAnsi="Arial" w:cs="Arial"/>
-                <w:sz w:val="16"/>
-                <w:szCs w:val="16"/>
-                <w:lang w:val="ru-RU"/>
-              </w:rPr>
-              <w:t>Кильчишево</w:t>
-            </w:r>
-            <w:proofErr w:type="spellEnd"/>
-            <w:r>
-              <w:rPr>
-                <w:rFonts w:ascii="Arial" w:hAnsi="Arial" w:cs="Arial"/>
-                <w:sz w:val="16"/>
-                <w:szCs w:val="16"/>
-                <w:lang w:val="ru-RU"/>
-              </w:rPr>
-              <w:t xml:space="preserve">; </w:t>
-            </w:r>
-            <w:proofErr w:type="spellStart"/>
-            <w:r>
-              <w:rPr>
-                <w:rFonts w:ascii="Arial" w:hAnsi="Arial" w:cs="Arial"/>
-                <w:sz w:val="16"/>
-                <w:szCs w:val="16"/>
-                <w:lang w:val="ru-RU"/>
-              </w:rPr>
-              <w:t>Прож</w:t>
-            </w:r>
-            <w:proofErr w:type="spellEnd"/>
-            <w:r>
-              <w:rPr>
-                <w:rFonts w:ascii="Arial" w:hAnsi="Arial" w:cs="Arial"/>
-                <w:sz w:val="16"/>
-                <w:szCs w:val="16"/>
-                <w:lang w:val="ru-RU"/>
-              </w:rPr>
-              <w:t>.:</w:t>
+              <w:t xml:space="preserve">в 1893 г., Чувашия, д. Кильчишево; </w:t>
+            </w:r>
+            <w:r>
+              <w:rPr>
+                <w:rFonts w:ascii="Arial" w:hAnsi="Arial" w:cs="Arial"/>
+                <w:sz w:val="16"/>
+                <w:szCs w:val="16"/>
+                <w:lang w:val="ru-RU"/>
+              </w:rPr>
+              <w:t>Прож.:</w:t>
             </w:r>
             <w:r>
               <w:rPr>
@@ -2481,27 +2272,7 @@
                 <w:szCs w:val="16"/>
                 <w:lang w:val="ru-RU"/>
               </w:rPr>
-              <w:t xml:space="preserve">, чувашка. Приговорена: Верховный суд МАССР 14 октября 1941 г., </w:t>
-            </w:r>
-            <w:proofErr w:type="spellStart"/>
-            <w:r>
-              <w:rPr>
-                <w:rFonts w:ascii="Arial" w:hAnsi="Arial" w:cs="Arial"/>
-                <w:sz w:val="16"/>
-                <w:szCs w:val="16"/>
-                <w:lang w:val="ru-RU"/>
-              </w:rPr>
-              <w:t>обв</w:t>
-            </w:r>
-            <w:proofErr w:type="spellEnd"/>
-            <w:r>
-              <w:rPr>
-                <w:rFonts w:ascii="Arial" w:hAnsi="Arial" w:cs="Arial"/>
-                <w:sz w:val="16"/>
-                <w:szCs w:val="16"/>
-                <w:lang w:val="ru-RU"/>
-              </w:rPr>
-              <w:t>.:</w:t>
+              <w:t>, чувашка. Приговорена: Верховный суд МАССР 14 октября 1941 г., обв.:</w:t>
             </w:r>
             <w:r>
               <w:rPr>
@@ -2708,29 +2479,16 @@
                 <w:lang w:val="ru-RU"/>
               </w:rPr>
             </w:pPr>
-            <w:proofErr w:type="spellStart"/>
-            <w:r>
-              <w:rPr>
-                <w:rFonts w:ascii="Arial" w:hAnsi="Arial" w:cs="Arial"/>
-                <w:b/>
-                <w:bCs/>
-                <w:sz w:val="16"/>
-                <w:szCs w:val="16"/>
-                <w:lang w:val="ru-RU"/>
-              </w:rPr>
-              <w:t>Верблюдова</w:t>
-            </w:r>
-            <w:proofErr w:type="spellEnd"/>
-            <w:r>
-              <w:rPr>
-                <w:rFonts w:ascii="Arial" w:hAnsi="Arial" w:cs="Arial"/>
-                <w:b/>
-                <w:bCs/>
-                <w:sz w:val="16"/>
-                <w:szCs w:val="16"/>
-                <w:lang w:val="ru-RU"/>
-              </w:rPr>
-              <w:t xml:space="preserve"> Прасковья Ефимовна</w:t>
+            <w:r>
+              <w:rPr>
+                <w:rFonts w:ascii="Arial" w:hAnsi="Arial" w:cs="Arial"/>
+                <w:b/>
+                <w:bCs/>
+                <w:sz w:val="16"/>
+                <w:szCs w:val="16"/>
+                <w:lang w:val="ru-RU"/>
+              </w:rPr>
+              <w:t>Верблюдова Прасковья Ефимовна</w:t>
             </w:r>
             <w:r>
               <w:rPr>
@@ -2807,27 +2565,7 @@
                 <w:szCs w:val="16"/>
                 <w:lang w:val="ru-RU"/>
               </w:rPr>
-              <w:t>в 1892 г., Чистопольская обл., Бавлинский р-н, с. Потапово-</w:t>
-            </w:r>
-            <w:proofErr w:type="spellStart"/>
-            <w:r>
-              <w:rPr>
-                <w:rFonts w:ascii="Arial" w:hAnsi="Arial" w:cs="Arial"/>
-                <w:sz w:val="16"/>
-                <w:szCs w:val="16"/>
-                <w:lang w:val="ru-RU"/>
-              </w:rPr>
-              <w:t>Тумбарла</w:t>
-            </w:r>
-            <w:proofErr w:type="spellEnd"/>
-            <w:r>
-              <w:rPr>
-                <w:rFonts w:ascii="Arial" w:hAnsi="Arial" w:cs="Arial"/>
-                <w:sz w:val="16"/>
-                <w:szCs w:val="16"/>
-                <w:lang w:val="ru-RU"/>
-              </w:rPr>
-              <w:t>; чувашка; колхозница, к-з "Победа</w:t>
+              <w:t>в 1892 г., Чистопольская обл., Бавлинский р-н, с. Потапово-Тумбарла; чувашка; колхозница, к-з "Победа</w:t>
             </w:r>
             <w:proofErr w:type="gramStart"/>
             <w:r>
@@ -2849,25 +2587,14 @@
               </w:rPr>
               <w:t xml:space="preserve"> </w:t>
             </w:r>
-            <w:proofErr w:type="spellStart"/>
-            <w:r>
-              <w:rPr>
-                <w:rFonts w:ascii="Arial" w:hAnsi="Arial" w:cs="Arial"/>
-                <w:sz w:val="16"/>
-                <w:szCs w:val="16"/>
-                <w:lang w:val="ru-RU"/>
-              </w:rPr>
-              <w:t>Прож</w:t>
-            </w:r>
-            <w:proofErr w:type="spellEnd"/>
-            <w:r>
-              <w:rPr>
-                <w:rFonts w:ascii="Arial" w:hAnsi="Arial" w:cs="Arial"/>
-                <w:sz w:val="16"/>
-                <w:szCs w:val="16"/>
-                <w:lang w:val="ru-RU"/>
-              </w:rPr>
-              <w:t>.:</w:t>
+            <w:r>
+              <w:rPr>
+                <w:rFonts w:ascii="Arial" w:hAnsi="Arial" w:cs="Arial"/>
+                <w:sz w:val="16"/>
+                <w:szCs w:val="16"/>
+                <w:lang w:val="ru-RU"/>
+              </w:rPr>
+              <w:t>Прож.:</w:t>
             </w:r>
             <w:r>
               <w:rPr>
@@ -2884,47 +2611,7 @@
                 <w:szCs w:val="16"/>
                 <w:lang w:val="ru-RU"/>
               </w:rPr>
-              <w:t>Чистопольская обл., Бавлинский р-н, с. Потапово-</w:t>
-            </w:r>
-            <w:proofErr w:type="spellStart"/>
-            <w:r>
-              <w:rPr>
-                <w:rFonts w:ascii="Arial" w:hAnsi="Arial" w:cs="Arial"/>
-                <w:sz w:val="16"/>
-                <w:szCs w:val="16"/>
-                <w:lang w:val="ru-RU"/>
-              </w:rPr>
-              <w:t>Тумбарла</w:t>
-            </w:r>
-            <w:proofErr w:type="spellEnd"/>
-            <w:r>
-              <w:rPr>
-                <w:rFonts w:ascii="Arial" w:hAnsi="Arial" w:cs="Arial"/>
-                <w:sz w:val="16"/>
-                <w:szCs w:val="16"/>
-                <w:lang w:val="ru-RU"/>
-              </w:rPr>
-              <w:t xml:space="preserve">. Арестована 12 октября 1937 г. Приговорена: тройка при НКВД ТАССР 21 декабря 1937 г., </w:t>
-            </w:r>
-            <w:proofErr w:type="spellStart"/>
-            <w:r>
-              <w:rPr>
-                <w:rFonts w:ascii="Arial" w:hAnsi="Arial" w:cs="Arial"/>
-                <w:sz w:val="16"/>
-                <w:szCs w:val="16"/>
-                <w:lang w:val="ru-RU"/>
-              </w:rPr>
-              <w:t>обв</w:t>
-            </w:r>
-            <w:proofErr w:type="spellEnd"/>
-            <w:r>
-              <w:rPr>
-                <w:rFonts w:ascii="Arial" w:hAnsi="Arial" w:cs="Arial"/>
-                <w:sz w:val="16"/>
-                <w:szCs w:val="16"/>
-                <w:lang w:val="ru-RU"/>
-              </w:rPr>
-              <w:t>.:</w:t>
+              <w:t>Чистопольская обл., Бавлинский р-н, с. Потапово-Тумбарла. Арестована 12 октября 1937 г. Приговорена: тройка при НКВД ТАССР 21 декабря 1937 г., обв.:</w:t>
             </w:r>
             <w:r>
               <w:rPr>
@@ -3161,104 +2848,16 @@
                 <w:szCs w:val="16"/>
                 <w:lang w:val="ru-RU"/>
               </w:rPr>
-              <w:t>26.01.1878-07.10.1918. Родилась в д. Аниш-Крышки (</w:t>
-            </w:r>
-            <w:proofErr w:type="spellStart"/>
-            <w:r>
-              <w:rPr>
-                <w:rStyle w:val="Strong"/>
-                <w:rFonts w:ascii="Arial" w:hAnsi="Arial" w:cs="Arial"/>
-                <w:b w:val="0"/>
-                <w:sz w:val="16"/>
-                <w:szCs w:val="16"/>
-                <w:lang w:val="ru-RU"/>
-              </w:rPr>
-              <w:t>Энĕш</w:t>
-            </w:r>
-            <w:proofErr w:type="spellEnd"/>
-            <w:r>
-              <w:rPr>
-                <w:rStyle w:val="Strong"/>
-                <w:rFonts w:ascii="Arial" w:hAnsi="Arial" w:cs="Arial"/>
-                <w:b w:val="0"/>
-                <w:sz w:val="16"/>
-                <w:szCs w:val="16"/>
-                <w:lang w:val="ru-RU"/>
-              </w:rPr>
-              <w:t xml:space="preserve"> </w:t>
-            </w:r>
-            <w:proofErr w:type="spellStart"/>
-            <w:r>
-              <w:rPr>
-                <w:rStyle w:val="Strong"/>
-                <w:rFonts w:ascii="Arial" w:hAnsi="Arial" w:cs="Arial"/>
-                <w:b w:val="0"/>
-                <w:sz w:val="16"/>
-                <w:szCs w:val="16"/>
-                <w:lang w:val="ru-RU"/>
-              </w:rPr>
-              <w:t>Кăршка</w:t>
-            </w:r>
-            <w:proofErr w:type="spellEnd"/>
-            <w:r>
-              <w:rPr>
-                <w:rStyle w:val="Strong"/>
-                <w:rFonts w:ascii="Arial" w:hAnsi="Arial" w:cs="Arial"/>
-                <w:b w:val="0"/>
-                <w:sz w:val="16"/>
-                <w:szCs w:val="16"/>
-                <w:lang w:val="ru-RU"/>
-              </w:rPr>
-              <w:t>) Чебоксарского уезда, чувашка. Выпускница женского училища при Симбирской чувашской учительской школе. Участница национально-освободительного движения чувашей, журналистка.</w:t>
-            </w:r>
-            <w:r>
-              <w:rPr>
-                <w:rFonts w:ascii="Arial" w:hAnsi="Arial" w:cs="Arial"/>
-                <w:sz w:val="16"/>
-                <w:szCs w:val="16"/>
-                <w:lang w:val="ru-RU"/>
-              </w:rPr>
-              <w:t xml:space="preserve"> Учительница </w:t>
-            </w:r>
-            <w:proofErr w:type="spellStart"/>
-            <w:r>
-              <w:rPr>
-                <w:rFonts w:ascii="Arial" w:hAnsi="Arial" w:cs="Arial"/>
-                <w:sz w:val="16"/>
-                <w:szCs w:val="16"/>
-                <w:lang w:val="ru-RU"/>
-              </w:rPr>
-              <w:t>Чепкас-Ильметевской</w:t>
-            </w:r>
-            <w:proofErr w:type="spellEnd"/>
-            <w:r>
-              <w:rPr>
-                <w:rFonts w:ascii="Arial" w:hAnsi="Arial" w:cs="Arial"/>
-                <w:sz w:val="16"/>
-                <w:szCs w:val="16"/>
-                <w:lang w:val="ru-RU"/>
-              </w:rPr>
-              <w:t xml:space="preserve"> женской начальной школы Буинского уезда. В июне 1918 г. организовала Союз чувашских женщин. Была редактором газеты «</w:t>
-            </w:r>
-            <w:proofErr w:type="spellStart"/>
-            <w:r>
-              <w:rPr>
-                <w:rFonts w:ascii="Arial" w:hAnsi="Arial" w:cs="Arial"/>
-                <w:sz w:val="16"/>
-                <w:szCs w:val="16"/>
-                <w:lang w:val="ru-RU"/>
-              </w:rPr>
-              <w:t>Хыпар</w:t>
-            </w:r>
-            <w:proofErr w:type="spellEnd"/>
-            <w:r>
-              <w:rPr>
-                <w:rFonts w:ascii="Arial" w:hAnsi="Arial" w:cs="Arial"/>
-                <w:sz w:val="16"/>
-                <w:szCs w:val="16"/>
-                <w:lang w:val="ru-RU"/>
-              </w:rPr>
-              <w:t xml:space="preserve">». Расстреляна органами Чрезвычайной комиссии по борьбе с контрреволюцией и саботажем вместе с известным революционером (эсером) </w:t>
+              <w:t>26.01.1878-07.10.1918. Родилась в д. Аниш-Крышки (Энĕш Кăршка) Чебоксарского уезда, чувашка. Выпускница женского училища при Симбирской чувашской учительской школе. Участница национально-освободительного движения чувашей, журналистка.</w:t>
+            </w:r>
+            <w:r>
+              <w:rPr>
+                <w:rFonts w:ascii="Arial" w:hAnsi="Arial" w:cs="Arial"/>
+                <w:sz w:val="16"/>
+                <w:szCs w:val="16"/>
+                <w:lang w:val="ru-RU"/>
+              </w:rPr>
+              <w:t xml:space="preserve"> Учительница Чепкас-Ильметевской женской начальной школы Буинского уезда. В июне 1918 г. организовала Союз чувашских женщин. Была редактором газеты «Хыпар». Расстреляна органами Чрезвычайной комиссии по борьбе с контрреволюцией и саботажем вместе с известным революционером (эсером) </w:t>
             </w:r>
             <w:proofErr w:type="gramStart"/>
             <w:r>
@@ -3280,23 +2879,13 @@
               </w:rPr>
               <w:t xml:space="preserve"> Николаевым (Хури). </w:t>
             </w:r>
-            <w:proofErr w:type="spellStart"/>
-            <w:r>
-              <w:rPr>
-                <w:rFonts w:ascii="Arial" w:hAnsi="Arial" w:cs="Arial"/>
-                <w:sz w:val="16"/>
-                <w:szCs w:val="16"/>
-              </w:rPr>
-              <w:t>Реабилитирована</w:t>
-            </w:r>
-            <w:proofErr w:type="spellEnd"/>
-            <w:r>
-              <w:rPr>
-                <w:rFonts w:ascii="Arial" w:hAnsi="Arial" w:cs="Arial"/>
-                <w:sz w:val="16"/>
-                <w:szCs w:val="16"/>
-              </w:rPr>
-              <w:t xml:space="preserve"> в 2006 г.</w:t>
+            <w:r>
+              <w:rPr>
+                <w:rFonts w:ascii="Arial" w:hAnsi="Arial" w:cs="Arial"/>
+                <w:sz w:val="16"/>
+                <w:szCs w:val="16"/>
+              </w:rPr>
+              <w:t>Реабилитирована в 2006 г.</w:t>
             </w:r>
           </w:p>
           <w:p>
@@ -3491,47 +3080,16 @@
                 <w:szCs w:val="16"/>
                 <w:lang w:val="ru-RU"/>
               </w:rPr>
-              <w:t xml:space="preserve">в 1889 г., Чувашия, д. </w:t>
-            </w:r>
-            <w:proofErr w:type="spellStart"/>
-            <w:r>
-              <w:rPr>
-                <w:rFonts w:ascii="Arial" w:hAnsi="Arial" w:cs="Arial"/>
-                <w:sz w:val="16"/>
-                <w:szCs w:val="16"/>
-                <w:lang w:val="ru-RU"/>
-              </w:rPr>
-              <w:t>Чепкассы</w:t>
-            </w:r>
-            <w:proofErr w:type="spellEnd"/>
-            <w:r>
-              <w:rPr>
-                <w:rFonts w:ascii="Arial" w:hAnsi="Arial" w:cs="Arial"/>
-                <w:sz w:val="16"/>
-                <w:szCs w:val="16"/>
-                <w:lang w:val="ru-RU"/>
-              </w:rPr>
-              <w:t xml:space="preserve">; Чувашка, единоличница. </w:t>
-            </w:r>
-            <w:proofErr w:type="spellStart"/>
-            <w:r>
-              <w:rPr>
-                <w:rFonts w:ascii="Arial" w:hAnsi="Arial" w:cs="Arial"/>
-                <w:sz w:val="16"/>
-                <w:szCs w:val="16"/>
-                <w:lang w:val="ru-RU"/>
-              </w:rPr>
-              <w:t>Прож</w:t>
-            </w:r>
-            <w:proofErr w:type="spellEnd"/>
-            <w:r>
-              <w:rPr>
-                <w:rFonts w:ascii="Arial" w:hAnsi="Arial" w:cs="Arial"/>
-                <w:sz w:val="16"/>
-                <w:szCs w:val="16"/>
-                <w:lang w:val="ru-RU"/>
-              </w:rPr>
-              <w:t>.:</w:t>
+              <w:t xml:space="preserve">в 1889 г., Чувашия, д. Чепкассы; Чувашка, единоличница. </w:t>
+            </w:r>
+            <w:r>
+              <w:rPr>
+                <w:rFonts w:ascii="Arial" w:hAnsi="Arial" w:cs="Arial"/>
+                <w:sz w:val="16"/>
+                <w:szCs w:val="16"/>
+                <w:lang w:val="ru-RU"/>
+              </w:rPr>
+              <w:t>Прож.:</w:t>
             </w:r>
             <w:r>
               <w:rPr>
@@ -3566,27 +3124,7 @@
                 <w:szCs w:val="16"/>
                 <w:lang w:val="ru-RU"/>
               </w:rPr>
-              <w:t xml:space="preserve">Приговорена: Верховный суд МАССР 21 августа 1941 г., </w:t>
-            </w:r>
-            <w:proofErr w:type="spellStart"/>
-            <w:r>
-              <w:rPr>
-                <w:rFonts w:ascii="Arial" w:hAnsi="Arial" w:cs="Arial"/>
-                <w:sz w:val="16"/>
-                <w:szCs w:val="16"/>
-                <w:lang w:val="ru-RU"/>
-              </w:rPr>
-              <w:t>обв</w:t>
-            </w:r>
-            <w:proofErr w:type="spellEnd"/>
-            <w:r>
-              <w:rPr>
-                <w:rFonts w:ascii="Arial" w:hAnsi="Arial" w:cs="Arial"/>
-                <w:sz w:val="16"/>
-                <w:szCs w:val="16"/>
-                <w:lang w:val="ru-RU"/>
-              </w:rPr>
-              <w:t>.:</w:t>
+              <w:t>Приговорена: Верховный суд МАССР 21 августа 1941 г., обв.:</w:t>
             </w:r>
             <w:r>
               <w:rPr>
@@ -3817,29 +3355,8 @@
                 <w:szCs w:val="16"/>
                 <w:lang w:val="ru-RU"/>
               </w:rPr>
-              <w:t xml:space="preserve">в 1882 г., Чувашия, д. </w:t>
-            </w:r>
-            <w:proofErr w:type="spellStart"/>
-            <w:r>
-              <w:rPr>
-                <w:rFonts w:ascii="Arial" w:hAnsi="Arial" w:cs="Arial"/>
-                <w:sz w:val="16"/>
-                <w:szCs w:val="16"/>
-                <w:lang w:val="ru-RU"/>
-              </w:rPr>
-              <w:t>Испухани</w:t>
-            </w:r>
-            <w:proofErr w:type="spellEnd"/>
-            <w:r>
-              <w:rPr>
-                <w:rFonts w:ascii="Arial" w:hAnsi="Arial" w:cs="Arial"/>
-                <w:sz w:val="16"/>
-                <w:szCs w:val="16"/>
-                <w:lang w:val="ru-RU"/>
-              </w:rPr>
-              <w:t xml:space="preserve">; </w:t>
-            </w:r>
-            <w:proofErr w:type="spellStart"/>
+              <w:t xml:space="preserve">в 1882 г., Чувашия, д. Испухани; </w:t>
+            </w:r>
             <w:proofErr w:type="gramStart"/>
             <w:r>
               <w:rPr>
@@ -3861,7 +3378,6 @@
               </w:rPr>
               <w:t>Прож</w:t>
             </w:r>
-            <w:proofErr w:type="spellEnd"/>
             <w:proofErr w:type="gramEnd"/>
             <w:r>
               <w:rPr>
@@ -3914,27 +3430,7 @@
                 <w:szCs w:val="16"/>
                 <w:lang w:val="ru-RU"/>
               </w:rPr>
-              <w:t xml:space="preserve">Приговорена: Верховный суд МАССР 21 августа 1941 г., </w:t>
-            </w:r>
-            <w:proofErr w:type="spellStart"/>
-            <w:r>
-              <w:rPr>
-                <w:rFonts w:ascii="Arial" w:hAnsi="Arial" w:cs="Arial"/>
-                <w:sz w:val="16"/>
-                <w:szCs w:val="16"/>
-                <w:lang w:val="ru-RU"/>
-              </w:rPr>
-              <w:t>обв</w:t>
-            </w:r>
-            <w:proofErr w:type="spellEnd"/>
-            <w:r>
-              <w:rPr>
-                <w:rFonts w:ascii="Arial" w:hAnsi="Arial" w:cs="Arial"/>
-                <w:sz w:val="16"/>
-                <w:szCs w:val="16"/>
-                <w:lang w:val="ru-RU"/>
-              </w:rPr>
-              <w:t>.:</w:t>
+              <w:t>Приговорена: Верховный суд МАССР 21 августа 1941 г., обв.:</w:t>
             </w:r>
             <w:r>
               <w:rPr>
@@ -4187,27 +3683,7 @@
                 <w:szCs w:val="16"/>
                 <w:lang w:val="ru-RU"/>
               </w:rPr>
-              <w:t xml:space="preserve">в 1872 г., в с. </w:t>
-            </w:r>
-            <w:proofErr w:type="spellStart"/>
-            <w:r>
-              <w:rPr>
-                <w:rFonts w:ascii="Arial" w:hAnsi="Arial" w:cs="Arial"/>
-                <w:sz w:val="16"/>
-                <w:szCs w:val="16"/>
-                <w:lang w:val="ru-RU"/>
-              </w:rPr>
-              <w:t>Молячкино</w:t>
-            </w:r>
-            <w:proofErr w:type="spellEnd"/>
-            <w:r>
-              <w:rPr>
-                <w:rFonts w:ascii="Arial" w:hAnsi="Arial" w:cs="Arial"/>
-                <w:sz w:val="16"/>
-                <w:szCs w:val="16"/>
-                <w:lang w:val="ru-RU"/>
-              </w:rPr>
-              <w:t xml:space="preserve">.; чувашка; б/п; </w:t>
+              <w:t xml:space="preserve">в 1872 г., в с. Молячкино.; чувашка; б/п; </w:t>
             </w:r>
             <w:proofErr w:type="gramStart"/>
             <w:r>
@@ -4254,27 +3730,7 @@
                 <w:szCs w:val="16"/>
                 <w:lang w:val="ru-RU"/>
               </w:rPr>
-              <w:t xml:space="preserve">Приговорена: Тройкой при УНКВД по Куйбышевской области 22 декабря 1937 г., </w:t>
-            </w:r>
-            <w:proofErr w:type="spellStart"/>
-            <w:r>
-              <w:rPr>
-                <w:rFonts w:ascii="Arial" w:hAnsi="Arial" w:cs="Arial"/>
-                <w:sz w:val="16"/>
-                <w:szCs w:val="16"/>
-                <w:lang w:val="ru-RU"/>
-              </w:rPr>
-              <w:t>обв</w:t>
-            </w:r>
-            <w:proofErr w:type="spellEnd"/>
-            <w:r>
-              <w:rPr>
-                <w:rFonts w:ascii="Arial" w:hAnsi="Arial" w:cs="Arial"/>
-                <w:sz w:val="16"/>
-                <w:szCs w:val="16"/>
-                <w:lang w:val="ru-RU"/>
-              </w:rPr>
-              <w:t>.:</w:t>
+              <w:t>Приговорена: Тройкой при УНКВД по Куйбышевской области 22 декабря 1937 г., обв.:</w:t>
             </w:r>
             <w:r>
               <w:rPr>
@@ -4542,47 +3998,7 @@
                 <w:szCs w:val="16"/>
                 <w:lang w:val="ru-RU"/>
               </w:rPr>
-              <w:t xml:space="preserve">1880 г.р., </w:t>
-            </w:r>
-            <w:proofErr w:type="spellStart"/>
-            <w:r>
-              <w:rPr>
-                <w:rFonts w:ascii="Arial" w:hAnsi="Arial" w:cs="Arial"/>
-                <w:sz w:val="16"/>
-                <w:szCs w:val="16"/>
-                <w:lang w:val="ru-RU"/>
-              </w:rPr>
-              <w:t>м.р</w:t>
-            </w:r>
-            <w:proofErr w:type="spellEnd"/>
-            <w:r>
-              <w:rPr>
-                <w:rFonts w:ascii="Arial" w:hAnsi="Arial" w:cs="Arial"/>
-                <w:sz w:val="16"/>
-                <w:szCs w:val="16"/>
-                <w:lang w:val="ru-RU"/>
-              </w:rPr>
-              <w:t xml:space="preserve">.: Чувашская АССР, Шемуршинский р-н, д. </w:t>
-            </w:r>
-            <w:proofErr w:type="spellStart"/>
-            <w:r>
-              <w:rPr>
-                <w:rFonts w:ascii="Arial" w:hAnsi="Arial" w:cs="Arial"/>
-                <w:sz w:val="16"/>
-                <w:szCs w:val="16"/>
-                <w:lang w:val="ru-RU"/>
-              </w:rPr>
-              <w:t>Трехизб</w:t>
-            </w:r>
-            <w:proofErr w:type="spellEnd"/>
-            <w:r>
-              <w:rPr>
-                <w:rFonts w:ascii="Arial" w:hAnsi="Arial" w:cs="Arial"/>
-                <w:sz w:val="16"/>
-                <w:szCs w:val="16"/>
-                <w:lang w:val="ru-RU"/>
-              </w:rPr>
-              <w:t>-Шемурша, чувашка, колхозница колхоза "Трактор". Обвинение: ст.58 п.10 ч.2 УК РСФСР. Приговор: Судебной коллегией по уголовным делам Верховного Суда ЧАССР, 25.08.1941</w:t>
+              <w:t>1880 г.р., м.р.: Чувашская АССР, Шемуршинский р-н, д. Трехизб-Шемурша, чувашка, колхозница колхоза "Трактор". Обвинение: ст.58 п.10 ч.2 УК РСФСР. Приговор: Судебной коллегией по уголовным делам Верховного Суда ЧАССР, 25.08.1941</w:t>
             </w:r>
             <w:r>
               <w:rPr>
@@ -4622,23 +4038,13 @@
               </w:rPr>
               <w:t xml:space="preserve"> расстрелять. Меру пресечения оставить содержание под стражей." // Определением Судебной коллегии по уголовным делам Верховного Суда РСФСР от 13.09.1941 г. приговор оставлен в силе. </w:t>
             </w:r>
-            <w:proofErr w:type="spellStart"/>
-            <w:r>
-              <w:rPr>
-                <w:rFonts w:ascii="Arial" w:hAnsi="Arial" w:cs="Arial"/>
-                <w:sz w:val="16"/>
-                <w:szCs w:val="16"/>
-              </w:rPr>
-              <w:t>Реабилитация</w:t>
-            </w:r>
-            <w:proofErr w:type="spellEnd"/>
-            <w:r>
-              <w:rPr>
-                <w:rFonts w:ascii="Arial" w:hAnsi="Arial" w:cs="Arial"/>
-                <w:sz w:val="16"/>
-                <w:szCs w:val="16"/>
-              </w:rPr>
-              <w:t>: 25.04.1990</w:t>
+            <w:r>
+              <w:rPr>
+                <w:rFonts w:ascii="Arial" w:hAnsi="Arial" w:cs="Arial"/>
+                <w:sz w:val="16"/>
+                <w:szCs w:val="16"/>
+              </w:rPr>
+              <w:t>Реабилитация: 25.04.1990</w:t>
             </w:r>
           </w:p>
           <w:p>
@@ -4652,78 +4058,22 @@
                 <w:lang w:val="ru-RU"/>
               </w:rPr>
             </w:pPr>
-            <w:proofErr w:type="spellStart"/>
-            <w:r>
-              <w:rPr>
-                <w:rFonts w:ascii="Arial" w:hAnsi="Arial" w:cs="Arial"/>
-                <w:sz w:val="16"/>
-                <w:szCs w:val="16"/>
-              </w:rPr>
-              <w:t>Источник</w:t>
-            </w:r>
-            <w:proofErr w:type="spellEnd"/>
-            <w:r>
-              <w:rPr>
-                <w:rFonts w:ascii="Arial" w:hAnsi="Arial" w:cs="Arial"/>
-                <w:sz w:val="16"/>
-                <w:szCs w:val="16"/>
-              </w:rPr>
-              <w:t>:</w:t>
-            </w:r>
-            <w:r>
-              <w:rPr>
-                <w:rFonts w:ascii="Arial" w:hAnsi="Arial" w:cs="Arial"/>
-                <w:sz w:val="16"/>
-                <w:szCs w:val="16"/>
-              </w:rPr>
-              <w:t xml:space="preserve"> Книга </w:t>
-            </w:r>
-            <w:proofErr w:type="spellStart"/>
-            <w:r>
-              <w:rPr>
-                <w:rFonts w:ascii="Arial" w:hAnsi="Arial" w:cs="Arial"/>
-                <w:sz w:val="16"/>
-                <w:szCs w:val="16"/>
-              </w:rPr>
-              <w:t>памяти</w:t>
-            </w:r>
-            <w:proofErr w:type="spellEnd"/>
-            <w:r>
-              <w:rPr>
-                <w:rFonts w:ascii="Arial" w:hAnsi="Arial" w:cs="Arial"/>
-                <w:sz w:val="16"/>
-                <w:szCs w:val="16"/>
-              </w:rPr>
-              <w:t xml:space="preserve"> </w:t>
-            </w:r>
-            <w:proofErr w:type="spellStart"/>
-            <w:r>
-              <w:rPr>
-                <w:rFonts w:ascii="Arial" w:hAnsi="Arial" w:cs="Arial"/>
-                <w:sz w:val="16"/>
-                <w:szCs w:val="16"/>
-              </w:rPr>
-              <w:t>Чувашской</w:t>
-            </w:r>
-            <w:proofErr w:type="spellEnd"/>
-            <w:r>
-              <w:rPr>
-                <w:rFonts w:ascii="Arial" w:hAnsi="Arial" w:cs="Arial"/>
-                <w:sz w:val="16"/>
-                <w:szCs w:val="16"/>
-              </w:rPr>
-              <w:t xml:space="preserve"> </w:t>
-            </w:r>
-            <w:proofErr w:type="spellStart"/>
-            <w:r>
-              <w:rPr>
-                <w:rFonts w:ascii="Arial" w:hAnsi="Arial" w:cs="Arial"/>
-                <w:sz w:val="16"/>
-                <w:szCs w:val="16"/>
-              </w:rPr>
-              <w:t>Республики</w:t>
-            </w:r>
-            <w:proofErr w:type="spellEnd"/>
+            <w:r>
+              <w:rPr>
+                <w:rFonts w:ascii="Arial" w:hAnsi="Arial" w:cs="Arial"/>
+                <w:sz w:val="16"/>
+                <w:szCs w:val="16"/>
+              </w:rPr>
+              <w:t>Источник:</w:t>
+            </w:r>
+            <w:r>
+              <w:rPr>
+                <w:rFonts w:ascii="Arial" w:hAnsi="Arial" w:cs="Arial"/>
+                <w:sz w:val="16"/>
+                <w:szCs w:val="16"/>
+              </w:rPr>
+              <w:t xml:space="preserve"> Книга памяти Чувашской Республики</w:t>
+            </w:r>
             <w:r>
               <w:rPr>
                 <w:rFonts w:ascii="Arial" w:hAnsi="Arial" w:cs="Arial"/>
@@ -4790,27 +4140,15 @@
                 <w:lang w:val="ru-RU"/>
               </w:rPr>
             </w:pPr>
-            <w:proofErr w:type="spellStart"/>
-            <w:r>
-              <w:rPr>
-                <w:rFonts w:ascii="Arial" w:hAnsi="Arial" w:cs="Arial"/>
-                <w:b/>
-                <w:sz w:val="16"/>
-                <w:szCs w:val="16"/>
-                <w:lang w:val="ru-RU"/>
-              </w:rPr>
-              <w:t>Ижитникова</w:t>
-            </w:r>
-            <w:proofErr w:type="spellEnd"/>
-            <w:r>
-              <w:rPr>
-                <w:rFonts w:ascii="Arial" w:hAnsi="Arial" w:cs="Arial"/>
-                <w:b/>
-                <w:sz w:val="16"/>
-                <w:szCs w:val="16"/>
-                <w:lang w:val="ru-RU"/>
-              </w:rPr>
-              <w:t xml:space="preserve"> Анастасия Матвеевна</w:t>
+            <w:r>
+              <w:rPr>
+                <w:rFonts w:ascii="Arial" w:hAnsi="Arial" w:cs="Arial"/>
+                <w:b/>
+                <w:sz w:val="16"/>
+                <w:szCs w:val="16"/>
+                <w:lang w:val="ru-RU"/>
+              </w:rPr>
+              <w:t>Ижитникова Анастасия Матвеевна</w:t>
             </w:r>
             <w:r>
               <w:rPr>
@@ -4884,47 +4222,16 @@
                 <w:szCs w:val="16"/>
                 <w:lang w:val="ru-RU"/>
               </w:rPr>
-              <w:t xml:space="preserve">в 1889 г., Чувашия, д. </w:t>
-            </w:r>
-            <w:proofErr w:type="spellStart"/>
-            <w:r>
-              <w:rPr>
-                <w:rFonts w:ascii="Arial" w:hAnsi="Arial" w:cs="Arial"/>
-                <w:sz w:val="16"/>
-                <w:szCs w:val="16"/>
-                <w:lang w:val="ru-RU"/>
-              </w:rPr>
-              <w:t>Турыпово</w:t>
-            </w:r>
-            <w:proofErr w:type="spellEnd"/>
-            <w:r>
-              <w:rPr>
-                <w:rFonts w:ascii="Arial" w:hAnsi="Arial" w:cs="Arial"/>
-                <w:sz w:val="16"/>
-                <w:szCs w:val="16"/>
-                <w:lang w:val="ru-RU"/>
-              </w:rPr>
-              <w:t xml:space="preserve">; </w:t>
-            </w:r>
-            <w:proofErr w:type="spellStart"/>
-            <w:r>
-              <w:rPr>
-                <w:rFonts w:ascii="Arial" w:hAnsi="Arial" w:cs="Arial"/>
-                <w:sz w:val="16"/>
-                <w:szCs w:val="16"/>
-                <w:lang w:val="ru-RU"/>
-              </w:rPr>
-              <w:t>Прож</w:t>
-            </w:r>
-            <w:proofErr w:type="spellEnd"/>
-            <w:r>
-              <w:rPr>
-                <w:rFonts w:ascii="Arial" w:hAnsi="Arial" w:cs="Arial"/>
-                <w:sz w:val="16"/>
-                <w:szCs w:val="16"/>
-                <w:lang w:val="ru-RU"/>
-              </w:rPr>
-              <w:t>.:</w:t>
+              <w:t xml:space="preserve">в 1889 г., Чувашия, д. Турыпово; </w:t>
+            </w:r>
+            <w:r>
+              <w:rPr>
+                <w:rFonts w:ascii="Arial" w:hAnsi="Arial" w:cs="Arial"/>
+                <w:sz w:val="16"/>
+                <w:szCs w:val="16"/>
+                <w:lang w:val="ru-RU"/>
+              </w:rPr>
+              <w:t>Прож.:</w:t>
             </w:r>
             <w:r>
               <w:rPr>
@@ -4968,27 +4275,7 @@
                 <w:szCs w:val="16"/>
                 <w:lang w:val="ru-RU"/>
               </w:rPr>
-              <w:t xml:space="preserve">Приговорена: Верховный суд МАССР 14 октября 1941 г., </w:t>
-            </w:r>
-            <w:proofErr w:type="spellStart"/>
-            <w:r>
-              <w:rPr>
-                <w:rFonts w:ascii="Arial" w:hAnsi="Arial" w:cs="Arial"/>
-                <w:sz w:val="16"/>
-                <w:szCs w:val="16"/>
-                <w:lang w:val="ru-RU"/>
-              </w:rPr>
-              <w:t>обв</w:t>
-            </w:r>
-            <w:proofErr w:type="spellEnd"/>
-            <w:r>
-              <w:rPr>
-                <w:rFonts w:ascii="Arial" w:hAnsi="Arial" w:cs="Arial"/>
-                <w:sz w:val="16"/>
-                <w:szCs w:val="16"/>
-                <w:lang w:val="ru-RU"/>
-              </w:rPr>
-              <w:t>.:</w:t>
+              <w:t>Приговорена: Верховный суд МАССР 14 октября 1941 г., обв.:</w:t>
             </w:r>
             <w:r>
               <w:rPr>
@@ -5274,25 +4561,14 @@
               </w:rPr>
               <w:t xml:space="preserve">в 1885 г., Санкт-Петербургская губ.; чувашка; монашка. </w:t>
             </w:r>
-            <w:proofErr w:type="spellStart"/>
-            <w:r>
-              <w:rPr>
-                <w:rFonts w:ascii="Arial" w:hAnsi="Arial" w:cs="Arial"/>
-                <w:sz w:val="16"/>
-                <w:szCs w:val="16"/>
-                <w:lang w:val="ru-RU"/>
-              </w:rPr>
-              <w:t>Прож</w:t>
-            </w:r>
-            <w:proofErr w:type="spellEnd"/>
-            <w:r>
-              <w:rPr>
-                <w:rFonts w:ascii="Arial" w:hAnsi="Arial" w:cs="Arial"/>
-                <w:sz w:val="16"/>
-                <w:szCs w:val="16"/>
-                <w:lang w:val="ru-RU"/>
-              </w:rPr>
-              <w:t>.:</w:t>
+            <w:r>
+              <w:rPr>
+                <w:rFonts w:ascii="Arial" w:hAnsi="Arial" w:cs="Arial"/>
+                <w:sz w:val="16"/>
+                <w:szCs w:val="16"/>
+                <w:lang w:val="ru-RU"/>
+              </w:rPr>
+              <w:t>Прож.:</w:t>
             </w:r>
             <w:r>
               <w:rPr>
@@ -5345,47 +4621,7 @@
                 <w:szCs w:val="16"/>
                 <w:lang w:val="ru-RU"/>
               </w:rPr>
-              <w:t xml:space="preserve">Приговорена: тройка при УНКВД по </w:t>
-            </w:r>
-            <w:proofErr w:type="spellStart"/>
-            <w:r>
-              <w:rPr>
-                <w:rFonts w:ascii="Arial" w:hAnsi="Arial" w:cs="Arial"/>
-                <w:sz w:val="16"/>
-                <w:szCs w:val="16"/>
-                <w:lang w:val="ru-RU"/>
-              </w:rPr>
-              <w:t>Запсибкраю</w:t>
-            </w:r>
-            <w:proofErr w:type="spellEnd"/>
-            <w:r>
-              <w:rPr>
-                <w:rFonts w:ascii="Arial" w:hAnsi="Arial" w:cs="Arial"/>
-                <w:sz w:val="16"/>
-                <w:szCs w:val="16"/>
-                <w:lang w:val="ru-RU"/>
-              </w:rPr>
-              <w:t xml:space="preserve"> 26 сентября 1937 г., </w:t>
-            </w:r>
-            <w:proofErr w:type="spellStart"/>
-            <w:r>
-              <w:rPr>
-                <w:rFonts w:ascii="Arial" w:hAnsi="Arial" w:cs="Arial"/>
-                <w:sz w:val="16"/>
-                <w:szCs w:val="16"/>
-                <w:lang w:val="ru-RU"/>
-              </w:rPr>
-              <w:t>обв</w:t>
-            </w:r>
-            <w:proofErr w:type="spellEnd"/>
-            <w:r>
-              <w:rPr>
-                <w:rFonts w:ascii="Arial" w:hAnsi="Arial" w:cs="Arial"/>
-                <w:sz w:val="16"/>
-                <w:szCs w:val="16"/>
-                <w:lang w:val="ru-RU"/>
-              </w:rPr>
-              <w:t>.:</w:t>
+              <w:t>Приговорена: тройка при УНКВД по Запсибкраю 26 сентября 1937 г., обв.:</w:t>
             </w:r>
             <w:r>
               <w:rPr>
@@ -5433,23 +4669,14 @@
               </w:rPr>
               <w:t xml:space="preserve"> </w:t>
             </w:r>
-            <w:proofErr w:type="spellStart"/>
-            <w:r>
-              <w:rPr>
-                <w:rFonts w:ascii="Arial" w:hAnsi="Arial" w:cs="Arial"/>
-                <w:sz w:val="16"/>
-                <w:szCs w:val="16"/>
-              </w:rPr>
-              <w:t>Приговор</w:t>
-            </w:r>
-            <w:proofErr w:type="spellEnd"/>
-            <w:r>
-              <w:rPr>
-                <w:rFonts w:ascii="Arial" w:hAnsi="Arial" w:cs="Arial"/>
-                <w:sz w:val="16"/>
-                <w:szCs w:val="16"/>
-              </w:rPr>
-              <w:t xml:space="preserve">: ВМН. </w:t>
+            <w:r>
+              <w:rPr>
+                <w:rFonts w:ascii="Arial" w:hAnsi="Arial" w:cs="Arial"/>
+                <w:sz w:val="16"/>
+                <w:szCs w:val="16"/>
+                <w:lang w:val="ru-RU"/>
+              </w:rPr>
+              <w:t xml:space="preserve">Приговор: ВМН. </w:t>
             </w:r>
             <w:r>
               <w:rPr>
@@ -5632,7 +4859,6 @@
               </w:rPr>
               <w:t xml:space="preserve">Родилась в 1882 г., Чувашия; </w:t>
             </w:r>
-            <w:proofErr w:type="spellStart"/>
             <w:proofErr w:type="gramStart"/>
             <w:r>
               <w:rPr>
@@ -5643,7 +4869,6 @@
               </w:rPr>
               <w:t>чувашка,единоличница</w:t>
             </w:r>
-            <w:proofErr w:type="spellEnd"/>
             <w:proofErr w:type="gramEnd"/>
             <w:r>
               <w:rPr>
@@ -5654,54 +4879,23 @@
               </w:rPr>
               <w:t xml:space="preserve">. </w:t>
             </w:r>
-            <w:proofErr w:type="spellStart"/>
-            <w:r>
-              <w:rPr>
-                <w:rFonts w:ascii="Arial" w:hAnsi="Arial" w:cs="Arial"/>
-                <w:sz w:val="16"/>
-                <w:szCs w:val="16"/>
-                <w:lang w:val="ru-RU"/>
-              </w:rPr>
-              <w:t>Прож</w:t>
-            </w:r>
-            <w:proofErr w:type="spellEnd"/>
-            <w:r>
-              <w:rPr>
-                <w:rFonts w:ascii="Arial" w:hAnsi="Arial" w:cs="Arial"/>
-                <w:sz w:val="16"/>
-                <w:szCs w:val="16"/>
-                <w:lang w:val="ru-RU"/>
-              </w:rPr>
-              <w:t>.:</w:t>
-            </w:r>
-            <w:r>
-              <w:rPr>
-                <w:rFonts w:ascii="Arial" w:hAnsi="Arial" w:cs="Arial"/>
-                <w:sz w:val="16"/>
-                <w:szCs w:val="16"/>
-                <w:lang w:val="ru-RU"/>
-              </w:rPr>
-              <w:t xml:space="preserve"> Чувашия. Приговорена: Верховный суд МАССР 14 октября 1941 г., </w:t>
-            </w:r>
-            <w:proofErr w:type="spellStart"/>
-            <w:r>
-              <w:rPr>
-                <w:rFonts w:ascii="Arial" w:hAnsi="Arial" w:cs="Arial"/>
-                <w:sz w:val="16"/>
-                <w:szCs w:val="16"/>
-                <w:lang w:val="ru-RU"/>
-              </w:rPr>
-              <w:t>обв</w:t>
-            </w:r>
-            <w:proofErr w:type="spellEnd"/>
-            <w:r>
-              <w:rPr>
-                <w:rFonts w:ascii="Arial" w:hAnsi="Arial" w:cs="Arial"/>
-                <w:sz w:val="16"/>
-                <w:szCs w:val="16"/>
-                <w:lang w:val="ru-RU"/>
-              </w:rPr>
-              <w:t xml:space="preserve">.: по ст. </w:t>
+            <w:r>
+              <w:rPr>
+                <w:rFonts w:ascii="Arial" w:hAnsi="Arial" w:cs="Arial"/>
+                <w:sz w:val="16"/>
+                <w:szCs w:val="16"/>
+                <w:lang w:val="ru-RU"/>
+              </w:rPr>
+              <w:t>Прож.:</w:t>
+            </w:r>
+            <w:r>
+              <w:rPr>
+                <w:rFonts w:ascii="Arial" w:hAnsi="Arial" w:cs="Arial"/>
+                <w:sz w:val="16"/>
+                <w:szCs w:val="16"/>
+                <w:lang w:val="ru-RU"/>
+              </w:rPr>
+              <w:t xml:space="preserve"> Чувашия. Приговорена: Верховный суд МАССР 14 октября 1941 г., обв.: по ст. </w:t>
             </w:r>
             <w:proofErr w:type="gramStart"/>
             <w:r>
@@ -5844,7 +5038,6 @@
                 <w:lang w:val="ru-RU"/>
               </w:rPr>
             </w:pPr>
-            <w:proofErr w:type="spellStart"/>
             <w:r>
               <w:rPr>
                 <w:rFonts w:ascii="Arial" w:hAnsi="Arial" w:cs="Arial"/>
@@ -5855,19 +5048,7 @@
                 <w:lang w:val="ru-RU"/>
               </w:rPr>
               <w:lastRenderedPageBreak/>
-              <w:t>Мезелева</w:t>
-            </w:r>
-            <w:proofErr w:type="spellEnd"/>
-            <w:r>
-              <w:rPr>
-                <w:rFonts w:ascii="Arial" w:hAnsi="Arial" w:cs="Arial"/>
-                <w:b/>
-                <w:bCs/>
-                <w:sz w:val="16"/>
-                <w:szCs w:val="16"/>
-                <w:lang w:val="ru-RU"/>
-              </w:rPr>
-              <w:t xml:space="preserve"> Мария</w:t>
+              <w:t>Мезелева Мария</w:t>
             </w:r>
             <w:r>
               <w:rPr>
@@ -6148,47 +5329,16 @@
                 <w:szCs w:val="16"/>
                 <w:lang w:val="ru-RU"/>
               </w:rPr>
-              <w:t xml:space="preserve">в 1892 г., Чувашия, д. </w:t>
-            </w:r>
-            <w:proofErr w:type="spellStart"/>
-            <w:r>
-              <w:rPr>
-                <w:rFonts w:ascii="Arial" w:hAnsi="Arial" w:cs="Arial"/>
-                <w:sz w:val="16"/>
-                <w:szCs w:val="16"/>
-                <w:lang w:val="ru-RU"/>
-              </w:rPr>
-              <w:t>Жептяки</w:t>
-            </w:r>
-            <w:proofErr w:type="spellEnd"/>
-            <w:r>
-              <w:rPr>
-                <w:rFonts w:ascii="Arial" w:hAnsi="Arial" w:cs="Arial"/>
-                <w:sz w:val="16"/>
-                <w:szCs w:val="16"/>
-                <w:lang w:val="ru-RU"/>
-              </w:rPr>
-              <w:t xml:space="preserve">; чувашка. </w:t>
-            </w:r>
-            <w:proofErr w:type="spellStart"/>
-            <w:r>
-              <w:rPr>
-                <w:rFonts w:ascii="Arial" w:hAnsi="Arial" w:cs="Arial"/>
-                <w:sz w:val="16"/>
-                <w:szCs w:val="16"/>
-                <w:lang w:val="ru-RU"/>
-              </w:rPr>
-              <w:t>Прож</w:t>
-            </w:r>
-            <w:proofErr w:type="spellEnd"/>
-            <w:r>
-              <w:rPr>
-                <w:rFonts w:ascii="Arial" w:hAnsi="Arial" w:cs="Arial"/>
-                <w:sz w:val="16"/>
-                <w:szCs w:val="16"/>
-                <w:lang w:val="ru-RU"/>
-              </w:rPr>
-              <w:t>.:</w:t>
+              <w:t xml:space="preserve">в 1892 г., Чувашия, д. Жептяки; чувашка. </w:t>
+            </w:r>
+            <w:r>
+              <w:rPr>
+                <w:rFonts w:ascii="Arial" w:hAnsi="Arial" w:cs="Arial"/>
+                <w:sz w:val="16"/>
+                <w:szCs w:val="16"/>
+                <w:lang w:val="ru-RU"/>
+              </w:rPr>
+              <w:t>Прож.:</w:t>
             </w:r>
             <w:r>
               <w:rPr>
@@ -6205,47 +5355,7 @@
                 <w:szCs w:val="16"/>
                 <w:lang w:val="ru-RU"/>
               </w:rPr>
-              <w:t xml:space="preserve">Чувашия, д. </w:t>
-            </w:r>
-            <w:proofErr w:type="spellStart"/>
-            <w:r>
-              <w:rPr>
-                <w:rFonts w:ascii="Arial" w:hAnsi="Arial" w:cs="Arial"/>
-                <w:sz w:val="16"/>
-                <w:szCs w:val="16"/>
-                <w:lang w:val="ru-RU"/>
-              </w:rPr>
-              <w:t>Жептяки</w:t>
-            </w:r>
-            <w:proofErr w:type="spellEnd"/>
-            <w:r>
-              <w:rPr>
-                <w:rFonts w:ascii="Arial" w:hAnsi="Arial" w:cs="Arial"/>
-                <w:sz w:val="16"/>
-                <w:szCs w:val="16"/>
-                <w:lang w:val="ru-RU"/>
-              </w:rPr>
-              <w:t xml:space="preserve">. Приговорена: Верховный суд МАССР 14 октября 1941 г., </w:t>
-            </w:r>
-            <w:proofErr w:type="spellStart"/>
-            <w:r>
-              <w:rPr>
-                <w:rFonts w:ascii="Arial" w:hAnsi="Arial" w:cs="Arial"/>
-                <w:sz w:val="16"/>
-                <w:szCs w:val="16"/>
-                <w:lang w:val="ru-RU"/>
-              </w:rPr>
-              <w:t>обв</w:t>
-            </w:r>
-            <w:proofErr w:type="spellEnd"/>
-            <w:r>
-              <w:rPr>
-                <w:rFonts w:ascii="Arial" w:hAnsi="Arial" w:cs="Arial"/>
-                <w:sz w:val="16"/>
-                <w:szCs w:val="16"/>
-                <w:lang w:val="ru-RU"/>
-              </w:rPr>
-              <w:t>.:</w:t>
+              <w:t>Чувашия, д. Жептяки. Приговорена: Верховный суд МАССР 14 октября 1941 г., обв.:</w:t>
             </w:r>
             <w:r>
               <w:rPr>
@@ -6524,47 +5634,7 @@
                 <w:szCs w:val="16"/>
                 <w:lang w:val="ru-RU"/>
               </w:rPr>
-              <w:t xml:space="preserve">1901 г.р., </w:t>
-            </w:r>
-            <w:proofErr w:type="spellStart"/>
-            <w:r>
-              <w:rPr>
-                <w:rFonts w:ascii="Arial" w:hAnsi="Arial" w:cs="Arial"/>
-                <w:sz w:val="16"/>
-                <w:szCs w:val="16"/>
-                <w:lang w:val="ru-RU"/>
-              </w:rPr>
-              <w:t>м.р</w:t>
-            </w:r>
-            <w:proofErr w:type="spellEnd"/>
-            <w:r>
-              <w:rPr>
-                <w:rFonts w:ascii="Arial" w:hAnsi="Arial" w:cs="Arial"/>
-                <w:sz w:val="16"/>
-                <w:szCs w:val="16"/>
-                <w:lang w:val="ru-RU"/>
-              </w:rPr>
-              <w:t xml:space="preserve">.: Чувашская АССР, Урмарский р-н, д. </w:t>
-            </w:r>
-            <w:proofErr w:type="spellStart"/>
-            <w:r>
-              <w:rPr>
-                <w:rFonts w:ascii="Arial" w:hAnsi="Arial" w:cs="Arial"/>
-                <w:sz w:val="16"/>
-                <w:szCs w:val="16"/>
-                <w:lang w:val="ru-RU"/>
-              </w:rPr>
-              <w:t>Чирш-Сирма</w:t>
-            </w:r>
-            <w:proofErr w:type="spellEnd"/>
-            <w:r>
-              <w:rPr>
-                <w:rFonts w:ascii="Arial" w:hAnsi="Arial" w:cs="Arial"/>
-                <w:sz w:val="16"/>
-                <w:szCs w:val="16"/>
-                <w:lang w:val="ru-RU"/>
-              </w:rPr>
-              <w:t>, чувашка, не работала.</w:t>
+              <w:t>1901 г.р., м.р.: Чувашская АССР, Урмарский р-н, д. Чирш-Сирма, чувашка, не работала.</w:t>
             </w:r>
             <w:r>
               <w:rPr>
@@ -6877,27 +5947,7 @@
                 <w:szCs w:val="16"/>
                 <w:lang w:val="ru-RU"/>
               </w:rPr>
-              <w:t xml:space="preserve">в 1897 г., </w:t>
-            </w:r>
-            <w:proofErr w:type="spellStart"/>
-            <w:r>
-              <w:rPr>
-                <w:rFonts w:ascii="Arial" w:hAnsi="Arial" w:cs="Arial"/>
-                <w:sz w:val="16"/>
-                <w:szCs w:val="16"/>
-                <w:lang w:val="ru-RU"/>
-              </w:rPr>
-              <w:t>с.Алманчино</w:t>
-            </w:r>
-            <w:proofErr w:type="spellEnd"/>
-            <w:r>
-              <w:rPr>
-                <w:rFonts w:ascii="Arial" w:hAnsi="Arial" w:cs="Arial"/>
-                <w:sz w:val="16"/>
-                <w:szCs w:val="16"/>
-                <w:lang w:val="ru-RU"/>
-              </w:rPr>
-              <w:t xml:space="preserve">, Батыревский р-н, Чувашия; чувашка; заключенная, рабочая ОЛП-12 </w:t>
+              <w:t xml:space="preserve">в 1897 г., с.Алманчино, Батыревский р-н, Чувашия; чувашка; заключенная, рабочая ОЛП-12 </w:t>
             </w:r>
             <w:proofErr w:type="gramStart"/>
             <w:r>
@@ -6919,25 +5969,14 @@
               </w:rPr>
               <w:t xml:space="preserve"> </w:t>
             </w:r>
-            <w:proofErr w:type="spellStart"/>
-            <w:r>
-              <w:rPr>
-                <w:rFonts w:ascii="Arial" w:hAnsi="Arial" w:cs="Arial"/>
-                <w:sz w:val="16"/>
-                <w:szCs w:val="16"/>
-                <w:lang w:val="ru-RU"/>
-              </w:rPr>
-              <w:t>Прож</w:t>
-            </w:r>
-            <w:proofErr w:type="spellEnd"/>
-            <w:r>
-              <w:rPr>
-                <w:rFonts w:ascii="Arial" w:hAnsi="Arial" w:cs="Arial"/>
-                <w:sz w:val="16"/>
-                <w:szCs w:val="16"/>
-                <w:lang w:val="ru-RU"/>
-              </w:rPr>
-              <w:t>.:</w:t>
+            <w:r>
+              <w:rPr>
+                <w:rFonts w:ascii="Arial" w:hAnsi="Arial" w:cs="Arial"/>
+                <w:sz w:val="16"/>
+                <w:szCs w:val="16"/>
+                <w:lang w:val="ru-RU"/>
+              </w:rPr>
+              <w:t>Прож.:</w:t>
             </w:r>
             <w:r>
               <w:rPr>
@@ -6947,45 +5986,14 @@
               </w:rPr>
               <w:t> </w:t>
             </w:r>
-            <w:proofErr w:type="spellStart"/>
-            <w:r>
-              <w:rPr>
-                <w:rFonts w:ascii="Arial" w:hAnsi="Arial" w:cs="Arial"/>
-                <w:sz w:val="16"/>
-                <w:szCs w:val="16"/>
-                <w:lang w:val="ru-RU"/>
-              </w:rPr>
-              <w:t>Ухтижемлаг</w:t>
-            </w:r>
-            <w:proofErr w:type="spellEnd"/>
-            <w:r>
-              <w:rPr>
-                <w:rFonts w:ascii="Arial" w:hAnsi="Arial" w:cs="Arial"/>
-                <w:sz w:val="16"/>
-                <w:szCs w:val="16"/>
-                <w:lang w:val="ru-RU"/>
-              </w:rPr>
-              <w:t xml:space="preserve"> НКВД. Арестована 22 марта 1941 г. Приговорена: Верховным судом Коми АССР 21 апреля 1941 г., </w:t>
-            </w:r>
-            <w:proofErr w:type="spellStart"/>
-            <w:r>
-              <w:rPr>
-                <w:rFonts w:ascii="Arial" w:hAnsi="Arial" w:cs="Arial"/>
-                <w:sz w:val="16"/>
-                <w:szCs w:val="16"/>
-                <w:lang w:val="ru-RU"/>
-              </w:rPr>
-              <w:t>обв</w:t>
-            </w:r>
-            <w:proofErr w:type="spellEnd"/>
-            <w:r>
-              <w:rPr>
-                <w:rFonts w:ascii="Arial" w:hAnsi="Arial" w:cs="Arial"/>
-                <w:sz w:val="16"/>
-                <w:szCs w:val="16"/>
-                <w:lang w:val="ru-RU"/>
-              </w:rPr>
-              <w:t>.:</w:t>
+            <w:r>
+              <w:rPr>
+                <w:rFonts w:ascii="Arial" w:hAnsi="Arial" w:cs="Arial"/>
+                <w:sz w:val="16"/>
+                <w:szCs w:val="16"/>
+                <w:lang w:val="ru-RU"/>
+              </w:rPr>
+              <w:t>Ухтижемлаг НКВД. Арестована 22 марта 1941 г. Приговорена: Верховным судом Коми АССР 21 апреля 1941 г., обв.:</w:t>
             </w:r>
             <w:r>
               <w:rPr>
@@ -7234,27 +6242,7 @@
                 <w:szCs w:val="16"/>
                 <w:lang w:val="ru-RU"/>
               </w:rPr>
-              <w:t xml:space="preserve">в 1893 г., Казанская губ., Аликовский уезд, д. </w:t>
-            </w:r>
-            <w:proofErr w:type="spellStart"/>
-            <w:r>
-              <w:rPr>
-                <w:rFonts w:ascii="Arial" w:hAnsi="Arial" w:cs="Arial"/>
-                <w:sz w:val="16"/>
-                <w:szCs w:val="16"/>
-                <w:lang w:val="ru-RU"/>
-              </w:rPr>
-              <w:t>Воськино</w:t>
-            </w:r>
-            <w:proofErr w:type="spellEnd"/>
-            <w:r>
-              <w:rPr>
-                <w:rFonts w:ascii="Arial" w:hAnsi="Arial" w:cs="Arial"/>
-                <w:sz w:val="16"/>
-                <w:szCs w:val="16"/>
-                <w:lang w:val="ru-RU"/>
-              </w:rPr>
-              <w:t xml:space="preserve">; чувашка; неграмотная; </w:t>
+              <w:t xml:space="preserve">в 1893 г., Казанская губ., Аликовский уезд, д. Воськино; чувашка; неграмотная; </w:t>
             </w:r>
             <w:proofErr w:type="gramStart"/>
             <w:r>
@@ -7276,25 +6264,14 @@
               </w:rPr>
               <w:t xml:space="preserve"> </w:t>
             </w:r>
-            <w:proofErr w:type="spellStart"/>
-            <w:r>
-              <w:rPr>
-                <w:rFonts w:ascii="Arial" w:hAnsi="Arial" w:cs="Arial"/>
-                <w:sz w:val="16"/>
-                <w:szCs w:val="16"/>
-                <w:lang w:val="ru-RU"/>
-              </w:rPr>
-              <w:t>Прож</w:t>
-            </w:r>
-            <w:proofErr w:type="spellEnd"/>
-            <w:r>
-              <w:rPr>
-                <w:rFonts w:ascii="Arial" w:hAnsi="Arial" w:cs="Arial"/>
-                <w:sz w:val="16"/>
-                <w:szCs w:val="16"/>
-                <w:lang w:val="ru-RU"/>
-              </w:rPr>
-              <w:t>.:</w:t>
+            <w:r>
+              <w:rPr>
+                <w:rFonts w:ascii="Arial" w:hAnsi="Arial" w:cs="Arial"/>
+                <w:sz w:val="16"/>
+                <w:szCs w:val="16"/>
+                <w:lang w:val="ru-RU"/>
+              </w:rPr>
+              <w:t>Прож.:</w:t>
             </w:r>
             <w:r>
               <w:rPr>
@@ -7311,67 +6288,7 @@
                 <w:szCs w:val="16"/>
                 <w:lang w:val="ru-RU"/>
               </w:rPr>
-              <w:t xml:space="preserve">Омская обл., Большеуковский р-н, д. </w:t>
-            </w:r>
-            <w:proofErr w:type="spellStart"/>
-            <w:r>
-              <w:rPr>
-                <w:rFonts w:ascii="Arial" w:hAnsi="Arial" w:cs="Arial"/>
-                <w:sz w:val="16"/>
-                <w:szCs w:val="16"/>
-                <w:lang w:val="ru-RU"/>
-              </w:rPr>
-              <w:t>Чебачиха</w:t>
-            </w:r>
-            <w:proofErr w:type="spellEnd"/>
-            <w:r>
-              <w:rPr>
-                <w:rFonts w:ascii="Arial" w:hAnsi="Arial" w:cs="Arial"/>
-                <w:sz w:val="16"/>
-                <w:szCs w:val="16"/>
-                <w:lang w:val="ru-RU"/>
-              </w:rPr>
-              <w:t>. Арестована 19 февраля 1938 г. Приговорена</w:t>
-            </w:r>
-            <w:proofErr w:type="gramStart"/>
-            <w:r>
-              <w:rPr>
-                <w:rFonts w:ascii="Arial" w:hAnsi="Arial" w:cs="Arial"/>
-                <w:sz w:val="16"/>
-                <w:szCs w:val="16"/>
-                <w:lang w:val="ru-RU"/>
-              </w:rPr>
-              <w:t>: Тройка</w:t>
-            </w:r>
-            <w:proofErr w:type="gramEnd"/>
-            <w:r>
-              <w:rPr>
-                <w:rFonts w:ascii="Arial" w:hAnsi="Arial" w:cs="Arial"/>
-                <w:sz w:val="16"/>
-                <w:szCs w:val="16"/>
-                <w:lang w:val="ru-RU"/>
-              </w:rPr>
-              <w:t xml:space="preserve"> при УНКВД по Омской обл. 4 марта 1938 г., </w:t>
-            </w:r>
-            <w:proofErr w:type="spellStart"/>
-            <w:r>
-              <w:rPr>
-                <w:rFonts w:ascii="Arial" w:hAnsi="Arial" w:cs="Arial"/>
-                <w:sz w:val="16"/>
-                <w:szCs w:val="16"/>
-                <w:lang w:val="ru-RU"/>
-              </w:rPr>
-              <w:t>обв</w:t>
-            </w:r>
-            <w:proofErr w:type="spellEnd"/>
-            <w:r>
-              <w:rPr>
-                <w:rFonts w:ascii="Arial" w:hAnsi="Arial" w:cs="Arial"/>
-                <w:sz w:val="16"/>
-                <w:szCs w:val="16"/>
-                <w:lang w:val="ru-RU"/>
-              </w:rPr>
-              <w:t>.:</w:t>
+              <w:t>Омская обл., Большеуковский р-н, д. Чебачиха. Арестована 19 февраля 1938 г. Приговорена: Тройка при УНКВД по Омской обл. 4 марта 1938 г., обв.:</w:t>
             </w:r>
             <w:r>
               <w:rPr>
@@ -7650,27 +6567,7 @@
                 <w:szCs w:val="16"/>
                 <w:lang w:val="ru-RU"/>
               </w:rPr>
-              <w:t xml:space="preserve">Арестована 24 декабря 1937 г. Приговорена: Тройкой при УНКВД по Куйбышевской области 27 декабря 1937 г., </w:t>
-            </w:r>
-            <w:proofErr w:type="spellStart"/>
-            <w:r>
-              <w:rPr>
-                <w:rFonts w:ascii="Arial" w:hAnsi="Arial" w:cs="Arial"/>
-                <w:sz w:val="16"/>
-                <w:szCs w:val="16"/>
-                <w:lang w:val="ru-RU"/>
-              </w:rPr>
-              <w:t>обв</w:t>
-            </w:r>
-            <w:proofErr w:type="spellEnd"/>
-            <w:r>
-              <w:rPr>
-                <w:rFonts w:ascii="Arial" w:hAnsi="Arial" w:cs="Arial"/>
-                <w:sz w:val="16"/>
-                <w:szCs w:val="16"/>
-                <w:lang w:val="ru-RU"/>
-              </w:rPr>
-              <w:t>.:</w:t>
+              <w:t>Арестована 24 декабря 1937 г. Приговорена: Тройкой при УНКВД по Куйбышевской области 27 декабря 1937 г., обв.:</w:t>
             </w:r>
             <w:r>
               <w:rPr>
@@ -8022,47 +6919,7 @@
                 <w:szCs w:val="16"/>
                 <w:lang w:val="ru-RU"/>
               </w:rPr>
-              <w:t xml:space="preserve">в 1884 г., Спасский р-н, </w:t>
-            </w:r>
-            <w:proofErr w:type="spellStart"/>
-            <w:r>
-              <w:rPr>
-                <w:rFonts w:ascii="Arial" w:hAnsi="Arial" w:cs="Arial"/>
-                <w:sz w:val="16"/>
-                <w:szCs w:val="16"/>
-                <w:lang w:val="ru-RU"/>
-              </w:rPr>
-              <w:t>с.Русская</w:t>
-            </w:r>
-            <w:proofErr w:type="spellEnd"/>
-            <w:r>
-              <w:rPr>
-                <w:rFonts w:ascii="Arial" w:hAnsi="Arial" w:cs="Arial"/>
-                <w:sz w:val="16"/>
-                <w:szCs w:val="16"/>
-                <w:lang w:val="ru-RU"/>
-              </w:rPr>
-              <w:t xml:space="preserve"> </w:t>
-            </w:r>
-            <w:proofErr w:type="spellStart"/>
-            <w:r>
-              <w:rPr>
-                <w:rFonts w:ascii="Arial" w:hAnsi="Arial" w:cs="Arial"/>
-                <w:sz w:val="16"/>
-                <w:szCs w:val="16"/>
-                <w:lang w:val="ru-RU"/>
-              </w:rPr>
-              <w:t>Тахтала</w:t>
-            </w:r>
-            <w:proofErr w:type="spellEnd"/>
-            <w:r>
-              <w:rPr>
-                <w:rFonts w:ascii="Arial" w:hAnsi="Arial" w:cs="Arial"/>
-                <w:sz w:val="16"/>
-                <w:szCs w:val="16"/>
-                <w:lang w:val="ru-RU"/>
-              </w:rPr>
-              <w:t xml:space="preserve">; чувашка; монашка, </w:t>
+              <w:t xml:space="preserve">в 1884 г., Спасский р-н, с.Русская Тахтала; чувашка; монашка, </w:t>
             </w:r>
             <w:proofErr w:type="gramStart"/>
             <w:r>
@@ -8084,25 +6941,14 @@
               </w:rPr>
               <w:t xml:space="preserve"> </w:t>
             </w:r>
-            <w:proofErr w:type="spellStart"/>
-            <w:r>
-              <w:rPr>
-                <w:rFonts w:ascii="Arial" w:hAnsi="Arial" w:cs="Arial"/>
-                <w:sz w:val="16"/>
-                <w:szCs w:val="16"/>
-                <w:lang w:val="ru-RU"/>
-              </w:rPr>
-              <w:t>Прож</w:t>
-            </w:r>
-            <w:proofErr w:type="spellEnd"/>
-            <w:r>
-              <w:rPr>
-                <w:rFonts w:ascii="Arial" w:hAnsi="Arial" w:cs="Arial"/>
-                <w:sz w:val="16"/>
-                <w:szCs w:val="16"/>
-                <w:lang w:val="ru-RU"/>
-              </w:rPr>
-              <w:t>.:</w:t>
+            <w:r>
+              <w:rPr>
+                <w:rFonts w:ascii="Arial" w:hAnsi="Arial" w:cs="Arial"/>
+                <w:sz w:val="16"/>
+                <w:szCs w:val="16"/>
+                <w:lang w:val="ru-RU"/>
+              </w:rPr>
+              <w:t>Прож.:</w:t>
             </w:r>
             <w:r>
               <w:rPr>
@@ -8119,29 +6965,8 @@
                 <w:szCs w:val="16"/>
                 <w:lang w:val="ru-RU"/>
               </w:rPr>
-              <w:t xml:space="preserve">Верхнеуслонский р-н, </w:t>
-            </w:r>
-            <w:proofErr w:type="spellStart"/>
-            <w:r>
-              <w:rPr>
-                <w:rFonts w:ascii="Arial" w:hAnsi="Arial" w:cs="Arial"/>
-                <w:sz w:val="16"/>
-                <w:szCs w:val="16"/>
-                <w:lang w:val="ru-RU"/>
-              </w:rPr>
-              <w:t>с.Лесные</w:t>
-            </w:r>
-            <w:proofErr w:type="spellEnd"/>
-            <w:r>
-              <w:rPr>
-                <w:rFonts w:ascii="Arial" w:hAnsi="Arial" w:cs="Arial"/>
-                <w:sz w:val="16"/>
-                <w:szCs w:val="16"/>
-                <w:lang w:val="ru-RU"/>
-              </w:rPr>
-              <w:t xml:space="preserve"> </w:t>
-            </w:r>
-            <w:proofErr w:type="spellStart"/>
+              <w:t xml:space="preserve">Верхнеуслонский р-н, с.Лесные </w:t>
+            </w:r>
             <w:proofErr w:type="gramStart"/>
             <w:r>
               <w:rPr>
@@ -8150,17 +6975,7 @@
                 <w:szCs w:val="16"/>
                 <w:lang w:val="ru-RU"/>
               </w:rPr>
-              <w:t>Моркваши</w:t>
-            </w:r>
-            <w:proofErr w:type="spellEnd"/>
-            <w:r>
-              <w:rPr>
-                <w:rFonts w:ascii="Arial" w:hAnsi="Arial" w:cs="Arial"/>
-                <w:sz w:val="16"/>
-                <w:szCs w:val="16"/>
-                <w:lang w:val="ru-RU"/>
-              </w:rPr>
-              <w:t>..</w:t>
+              <w:t>Моркваши..</w:t>
             </w:r>
             <w:proofErr w:type="gramEnd"/>
             <w:r>
@@ -8188,27 +7003,7 @@
                 <w:szCs w:val="16"/>
                 <w:lang w:val="ru-RU"/>
               </w:rPr>
-              <w:t xml:space="preserve">Приговорена: тройкой НКВД ТАССР 15 декабря 1937 г., </w:t>
-            </w:r>
-            <w:proofErr w:type="spellStart"/>
-            <w:r>
-              <w:rPr>
-                <w:rFonts w:ascii="Arial" w:hAnsi="Arial" w:cs="Arial"/>
-                <w:sz w:val="16"/>
-                <w:szCs w:val="16"/>
-                <w:lang w:val="ru-RU"/>
-              </w:rPr>
-              <w:t>обв</w:t>
-            </w:r>
-            <w:proofErr w:type="spellEnd"/>
-            <w:r>
-              <w:rPr>
-                <w:rFonts w:ascii="Arial" w:hAnsi="Arial" w:cs="Arial"/>
-                <w:sz w:val="16"/>
-                <w:szCs w:val="16"/>
-                <w:lang w:val="ru-RU"/>
-              </w:rPr>
-              <w:t>.:</w:t>
+              <w:t>Приговорена: тройкой НКВД ТАССР 15 декабря 1937 г., обв.:</w:t>
             </w:r>
             <w:r>
               <w:rPr>
@@ -8225,27 +7020,7 @@
                 <w:szCs w:val="16"/>
                 <w:lang w:val="ru-RU"/>
               </w:rPr>
-              <w:t xml:space="preserve">58-10. ("религиозные слухи о гибели </w:t>
-            </w:r>
-            <w:proofErr w:type="spellStart"/>
-            <w:r>
-              <w:rPr>
-                <w:rFonts w:ascii="Arial" w:hAnsi="Arial" w:cs="Arial"/>
-                <w:sz w:val="16"/>
-                <w:szCs w:val="16"/>
-                <w:lang w:val="ru-RU"/>
-              </w:rPr>
-              <w:t>Сов.вл</w:t>
-            </w:r>
-            <w:proofErr w:type="spellEnd"/>
-            <w:r>
-              <w:rPr>
-                <w:rFonts w:ascii="Arial" w:hAnsi="Arial" w:cs="Arial"/>
-                <w:sz w:val="16"/>
-                <w:szCs w:val="16"/>
-                <w:lang w:val="ru-RU"/>
-              </w:rPr>
-              <w:t>., войне, пришествии страшного суда"). Приговор: ВМН, конфискация имущества. Расстреляна 22 декабря 1937 г. Место захоронения</w:t>
+              <w:t>58-10. ("религиозные слухи о гибели Сов.вл., войне, пришествии страшного суда"). Приговор: ВМН, конфискация имущества. Расстреляна 22 декабря 1937 г. Место захоронения</w:t>
             </w:r>
             <w:r>
               <w:rPr>
@@ -8265,7 +7040,6 @@
               </w:rPr>
               <w:t xml:space="preserve">в </w:t>
             </w:r>
-            <w:proofErr w:type="spellStart"/>
             <w:proofErr w:type="gramStart"/>
             <w:r>
               <w:rPr>
@@ -8274,17 +7048,7 @@
                 <w:szCs w:val="16"/>
                 <w:lang w:val="ru-RU"/>
               </w:rPr>
-              <w:t>г.Казань</w:t>
-            </w:r>
-            <w:proofErr w:type="spellEnd"/>
-            <w:r>
-              <w:rPr>
-                <w:rFonts w:ascii="Arial" w:hAnsi="Arial" w:cs="Arial"/>
-                <w:sz w:val="16"/>
-                <w:szCs w:val="16"/>
-                <w:lang w:val="ru-RU"/>
-              </w:rPr>
-              <w:t>..</w:t>
+              <w:t>г.Казань..</w:t>
             </w:r>
             <w:proofErr w:type="gramEnd"/>
             <w:r>
@@ -8398,29 +7162,16 @@
                 <w:lang w:val="ru-RU"/>
               </w:rPr>
             </w:pPr>
-            <w:proofErr w:type="spellStart"/>
-            <w:r>
-              <w:rPr>
-                <w:rFonts w:ascii="Arial" w:hAnsi="Arial" w:cs="Arial"/>
-                <w:b/>
-                <w:bCs/>
-                <w:sz w:val="16"/>
-                <w:szCs w:val="16"/>
-                <w:lang w:val="ru-RU"/>
-              </w:rPr>
-              <w:t>Хорова</w:t>
-            </w:r>
-            <w:proofErr w:type="spellEnd"/>
-            <w:r>
-              <w:rPr>
-                <w:rFonts w:ascii="Arial" w:hAnsi="Arial" w:cs="Arial"/>
-                <w:b/>
-                <w:bCs/>
-                <w:sz w:val="16"/>
-                <w:szCs w:val="16"/>
-                <w:lang w:val="ru-RU"/>
-              </w:rPr>
-              <w:t xml:space="preserve"> Матрена Степановна</w:t>
+            <w:r>
+              <w:rPr>
+                <w:rFonts w:ascii="Arial" w:hAnsi="Arial" w:cs="Arial"/>
+                <w:b/>
+                <w:bCs/>
+                <w:sz w:val="16"/>
+                <w:szCs w:val="16"/>
+                <w:lang w:val="ru-RU"/>
+              </w:rPr>
+              <w:t>Хорова Матрена Степановна</w:t>
             </w:r>
             <w:r>
               <w:rPr>
@@ -8474,29 +7225,8 @@
                 <w:szCs w:val="16"/>
                 <w:lang w:val="ru-RU"/>
               </w:rPr>
-              <w:t xml:space="preserve">1872 г.р., </w:t>
-            </w:r>
-            <w:proofErr w:type="spellStart"/>
-            <w:r>
-              <w:rPr>
-                <w:rFonts w:ascii="Arial" w:hAnsi="Arial" w:cs="Arial"/>
-                <w:sz w:val="16"/>
-                <w:szCs w:val="16"/>
-                <w:lang w:val="ru-RU"/>
-              </w:rPr>
-              <w:t>м.р</w:t>
-            </w:r>
-            <w:proofErr w:type="spellEnd"/>
-            <w:r>
-              <w:rPr>
-                <w:rFonts w:ascii="Arial" w:hAnsi="Arial" w:cs="Arial"/>
-                <w:sz w:val="16"/>
-                <w:szCs w:val="16"/>
-                <w:lang w:val="ru-RU"/>
-              </w:rPr>
-              <w:t xml:space="preserve">.: Куйбышевская обл., Борский р-н, с. Таволжанка, чувашка, б/п, </w:t>
-            </w:r>
-            <w:proofErr w:type="spellStart"/>
+              <w:t xml:space="preserve">1872 г.р., м.р.: Куйбышевская обл., Борский р-н, с. Таволжанка, чувашка, б/п, </w:t>
+            </w:r>
             <w:proofErr w:type="gramStart"/>
             <w:r>
               <w:rPr>
@@ -8507,7 +7237,6 @@
               </w:rPr>
               <w:t>монахиня,арестована</w:t>
             </w:r>
-            <w:proofErr w:type="spellEnd"/>
             <w:proofErr w:type="gramEnd"/>
             <w:r>
               <w:rPr>
@@ -9671,1767 +8400,6 @@
 </w:styles>
 </file>
 
-<file path=word/charts/chart1.xml><?xml version="1.0" encoding="utf-8"?>
-<c:chartSpace xmlns:c="http://schemas.openxmlformats.org/drawingml/2006/chart" xmlns:a="http://schemas.openxmlformats.org/drawingml/2006/main" xmlns:r="http://schemas.openxmlformats.org/officeDocument/2006/relationships" xmlns:c16r2="http://schemas.microsoft.com/office/drawing/2015/06/chart">
-  <c:date1904 val="0"/>
-  <c:lang val="en-US"/>
-  <c:roundedCorners val="0"/>
-  <mc:AlternateContent xmlns:mc="http://schemas.openxmlformats.org/markup-compatibility/2006">
-    <mc:Choice xmlns:c14="http://schemas.microsoft.com/office/drawing/2007/8/2/chart" Requires="c14">
-      <c14:style val="102"/>
-    </mc:Choice>
-    <mc:Fallback>
-      <c:style val="2"/>
-    </mc:Fallback>
-  </mc:AlternateContent>
-  <c:chart>
-    <c:autoTitleDeleted val="1"/>
-    <c:view3D>
-      <c:rotX val="15"/>
-      <c:rotY val="20"/>
-      <c:rAngAx val="0"/>
-    </c:view3D>
-    <c:floor>
-      <c:thickness val="0"/>
-      <c:spPr>
-        <a:noFill/>
-        <a:ln>
-          <a:noFill/>
-        </a:ln>
-        <a:effectLst/>
-        <a:sp3d/>
-      </c:spPr>
-    </c:floor>
-    <c:sideWall>
-      <c:thickness val="0"/>
-      <c:spPr>
-        <a:noFill/>
-        <a:ln>
-          <a:noFill/>
-        </a:ln>
-        <a:effectLst/>
-        <a:sp3d/>
-      </c:spPr>
-    </c:sideWall>
-    <c:backWall>
-      <c:thickness val="0"/>
-      <c:spPr>
-        <a:noFill/>
-        <a:ln>
-          <a:noFill/>
-        </a:ln>
-        <a:effectLst/>
-        <a:sp3d/>
-      </c:spPr>
-    </c:backWall>
-    <c:plotArea>
-      <c:layout>
-        <c:manualLayout>
-          <c:layoutTarget val="inner"/>
-          <c:xMode val="edge"/>
-          <c:yMode val="edge"/>
-          <c:x val="2.9148217510460796E-2"/>
-          <c:y val="5.1342592592592606E-2"/>
-          <c:w val="0.93474056558602103"/>
-          <c:h val="0.84956802274715659"/>
-        </c:manualLayout>
-      </c:layout>
-      <c:bar3DChart>
-        <c:barDir val="col"/>
-        <c:grouping val="clustered"/>
-        <c:varyColors val="0"/>
-        <c:ser>
-          <c:idx val="0"/>
-          <c:order val="0"/>
-          <c:spPr>
-            <a:solidFill>
-              <a:schemeClr val="accent1"/>
-            </a:solidFill>
-            <a:ln>
-              <a:noFill/>
-            </a:ln>
-            <a:effectLst/>
-            <a:sp3d/>
-          </c:spPr>
-          <c:invertIfNegative val="0"/>
-          <c:dLbls>
-            <c:spPr>
-              <a:noFill/>
-              <a:ln>
-                <a:noFill/>
-              </a:ln>
-              <a:effectLst/>
-            </c:spPr>
-            <c:txPr>
-              <a:bodyPr rot="0" spcFirstLastPara="1" vertOverflow="ellipsis" vert="horz" wrap="square" anchor="ctr" anchorCtr="1"/>
-              <a:lstStyle/>
-              <a:p>
-                <a:pPr>
-                  <a:defRPr sz="800" b="0" i="0" u="none" strike="noStrike" kern="1200" baseline="0">
-                    <a:solidFill>
-                      <a:schemeClr val="tx1">
-                        <a:lumMod val="75000"/>
-                        <a:lumOff val="25000"/>
-                      </a:schemeClr>
-                    </a:solidFill>
-                    <a:latin typeface="Arial" panose="020B0604020202020204" pitchFamily="34" charset="0"/>
-                    <a:ea typeface="+mn-ea"/>
-                    <a:cs typeface="Arial" panose="020B0604020202020204" pitchFamily="34" charset="0"/>
-                  </a:defRPr>
-                </a:pPr>
-                <a:endParaRPr lang="en-US"/>
-              </a:p>
-            </c:txPr>
-            <c:showLegendKey val="0"/>
-            <c:showVal val="1"/>
-            <c:showCatName val="0"/>
-            <c:showSerName val="0"/>
-            <c:showPercent val="0"/>
-            <c:showBubbleSize val="0"/>
-            <c:showLeaderLines val="0"/>
-            <c:extLst>
-              <c:ext xmlns:c15="http://schemas.microsoft.com/office/drawing/2012/chart" uri="{CE6537A1-D6FC-4f65-9D91-7224C49458BB}">
-                <c15:showLeaderLines val="1"/>
-                <c15:leaderLines>
-                  <c:spPr>
-                    <a:ln w="9525" cap="flat" cmpd="sng" algn="ctr">
-                      <a:solidFill>
-                        <a:schemeClr val="tx1">
-                          <a:lumMod val="35000"/>
-                          <a:lumOff val="65000"/>
-                        </a:schemeClr>
-                      </a:solidFill>
-                      <a:round/>
-                    </a:ln>
-                    <a:effectLst/>
-                  </c:spPr>
-                </c15:leaderLines>
-              </c:ext>
-            </c:extLst>
-          </c:dLbls>
-          <c:cat>
-            <c:numRef>
-              <c:f>Чувашки!$A$4:$A$9</c:f>
-              <c:numCache>
-                <c:formatCode>General</c:formatCode>
-                <c:ptCount val="6"/>
-                <c:pt idx="0">
-                  <c:v>1918</c:v>
-                </c:pt>
-                <c:pt idx="1">
-                  <c:v>1937</c:v>
-                </c:pt>
-                <c:pt idx="2">
-                  <c:v>1938</c:v>
-                </c:pt>
-                <c:pt idx="3">
-                  <c:v>1939</c:v>
-                </c:pt>
-                <c:pt idx="4">
-                  <c:v>1941</c:v>
-                </c:pt>
-                <c:pt idx="5">
-                  <c:v>1942</c:v>
-                </c:pt>
-              </c:numCache>
-            </c:numRef>
-          </c:cat>
-          <c:val>
-            <c:numRef>
-              <c:f>Чувашки!$B$4:$B$9</c:f>
-              <c:numCache>
-                <c:formatCode>General</c:formatCode>
-                <c:ptCount val="6"/>
-                <c:pt idx="0">
-                  <c:v>2</c:v>
-                </c:pt>
-                <c:pt idx="1">
-                  <c:v>3</c:v>
-                </c:pt>
-                <c:pt idx="2">
-                  <c:v>4</c:v>
-                </c:pt>
-                <c:pt idx="3">
-                  <c:v>1</c:v>
-                </c:pt>
-                <c:pt idx="4">
-                  <c:v>11</c:v>
-                </c:pt>
-                <c:pt idx="5">
-                  <c:v>1</c:v>
-                </c:pt>
-              </c:numCache>
-            </c:numRef>
-          </c:val>
-          <c:extLst>
-            <c:ext xmlns:c16="http://schemas.microsoft.com/office/drawing/2014/chart" uri="{C3380CC4-5D6E-409C-BE32-E72D297353CC}">
-              <c16:uniqueId val="{00000000-277D-4518-B3C3-034F04A45188}"/>
-            </c:ext>
-          </c:extLst>
-        </c:ser>
-        <c:dLbls>
-          <c:showLegendKey val="0"/>
-          <c:showVal val="0"/>
-          <c:showCatName val="0"/>
-          <c:showSerName val="0"/>
-          <c:showPercent val="0"/>
-          <c:showBubbleSize val="0"/>
-        </c:dLbls>
-        <c:gapWidth val="150"/>
-        <c:shape val="box"/>
-        <c:axId val="904673775"/>
-        <c:axId val="904655055"/>
-        <c:axId val="0"/>
-      </c:bar3DChart>
-      <c:catAx>
-        <c:axId val="904673775"/>
-        <c:scaling>
-          <c:orientation val="minMax"/>
-        </c:scaling>
-        <c:delete val="0"/>
-        <c:axPos val="b"/>
-        <c:numFmt formatCode="General" sourceLinked="1"/>
-        <c:majorTickMark val="out"/>
-        <c:minorTickMark val="none"/>
-        <c:tickLblPos val="nextTo"/>
-        <c:spPr>
-          <a:noFill/>
-          <a:ln w="9525" cap="flat" cmpd="sng" algn="ctr">
-            <a:solidFill>
-              <a:schemeClr val="tx1">
-                <a:lumMod val="15000"/>
-                <a:lumOff val="85000"/>
-              </a:schemeClr>
-            </a:solidFill>
-            <a:round/>
-          </a:ln>
-          <a:effectLst/>
-        </c:spPr>
-        <c:txPr>
-          <a:bodyPr rot="-60000000" spcFirstLastPara="1" vertOverflow="ellipsis" vert="horz" wrap="square" anchor="ctr" anchorCtr="1"/>
-          <a:lstStyle/>
-          <a:p>
-            <a:pPr>
-              <a:defRPr sz="800" b="0" i="0" u="none" strike="noStrike" kern="1200" baseline="0">
-                <a:solidFill>
-                  <a:schemeClr val="tx1">
-                    <a:lumMod val="65000"/>
-                    <a:lumOff val="35000"/>
-                  </a:schemeClr>
-                </a:solidFill>
-                <a:latin typeface="Arial" panose="020B0604020202020204" pitchFamily="34" charset="0"/>
-                <a:ea typeface="+mn-ea"/>
-                <a:cs typeface="Arial" panose="020B0604020202020204" pitchFamily="34" charset="0"/>
-              </a:defRPr>
-            </a:pPr>
-            <a:endParaRPr lang="en-US"/>
-          </a:p>
-        </c:txPr>
-        <c:crossAx val="904655055"/>
-        <c:crossesAt val="0"/>
-        <c:auto val="0"/>
-        <c:lblAlgn val="ctr"/>
-        <c:lblOffset val="100"/>
-        <c:noMultiLvlLbl val="0"/>
-      </c:catAx>
-      <c:valAx>
-        <c:axId val="904655055"/>
-        <c:scaling>
-          <c:orientation val="minMax"/>
-        </c:scaling>
-        <c:delete val="1"/>
-        <c:axPos val="l"/>
-        <c:numFmt formatCode="General" sourceLinked="1"/>
-        <c:majorTickMark val="out"/>
-        <c:minorTickMark val="none"/>
-        <c:tickLblPos val="nextTo"/>
-        <c:crossAx val="904673775"/>
-        <c:crosses val="autoZero"/>
-        <c:crossBetween val="between"/>
-        <c:majorUnit val="2"/>
-        <c:minorUnit val="1"/>
-      </c:valAx>
-      <c:spPr>
-        <a:noFill/>
-        <a:ln>
-          <a:noFill/>
-        </a:ln>
-        <a:effectLst/>
-      </c:spPr>
-    </c:plotArea>
-    <c:plotVisOnly val="1"/>
-    <c:dispBlanksAs val="gap"/>
-    <c:extLst>
-      <c:ext xmlns:c16r3="http://schemas.microsoft.com/office/drawing/2017/03/chart" uri="{56B9EC1D-385E-4148-901F-78D8002777C0}">
-        <c16r3:dataDisplayOptions16>
-          <c16r3:dispNaAsBlank val="1"/>
-        </c16r3:dataDisplayOptions16>
-      </c:ext>
-    </c:extLst>
-    <c:showDLblsOverMax val="0"/>
-  </c:chart>
-  <c:spPr>
-    <a:solidFill>
-      <a:schemeClr val="bg1"/>
-    </a:solidFill>
-    <a:ln w="9525" cap="flat" cmpd="sng" algn="ctr">
-      <a:solidFill>
-        <a:schemeClr val="tx1">
-          <a:lumMod val="15000"/>
-          <a:lumOff val="85000"/>
-        </a:schemeClr>
-      </a:solidFill>
-      <a:round/>
-    </a:ln>
-    <a:effectLst/>
-  </c:spPr>
-  <c:txPr>
-    <a:bodyPr/>
-    <a:lstStyle/>
-    <a:p>
-      <a:pPr>
-        <a:defRPr sz="800">
-          <a:latin typeface="Arial" panose="020B0604020202020204" pitchFamily="34" charset="0"/>
-          <a:cs typeface="Arial" panose="020B0604020202020204" pitchFamily="34" charset="0"/>
-        </a:defRPr>
-      </a:pPr>
-      <a:endParaRPr lang="en-US"/>
-    </a:p>
-  </c:txPr>
-  <c:externalData r:id="rId3">
-    <c:autoUpdate val="0"/>
-  </c:externalData>
-</c:chartSpace>
-</file>
-
-<file path=word/charts/chart2.xml><?xml version="1.0" encoding="utf-8"?>
-<c:chartSpace xmlns:c="http://schemas.openxmlformats.org/drawingml/2006/chart" xmlns:a="http://schemas.openxmlformats.org/drawingml/2006/main" xmlns:r="http://schemas.openxmlformats.org/officeDocument/2006/relationships" xmlns:c16r2="http://schemas.microsoft.com/office/drawing/2015/06/chart">
-  <c:date1904 val="0"/>
-  <c:lang val="en-US"/>
-  <c:roundedCorners val="0"/>
-  <mc:AlternateContent xmlns:mc="http://schemas.openxmlformats.org/markup-compatibility/2006">
-    <mc:Choice xmlns:c14="http://schemas.microsoft.com/office/drawing/2007/8/2/chart" Requires="c14">
-      <c14:style val="102"/>
-    </mc:Choice>
-    <mc:Fallback>
-      <c:style val="2"/>
-    </mc:Fallback>
-  </mc:AlternateContent>
-  <c:clrMapOvr bg1="lt1" tx1="dk1" bg2="lt2" tx2="dk2" accent1="accent1" accent2="accent2" accent3="accent3" accent4="accent4" accent5="accent5" accent6="accent6" hlink="hlink" folHlink="folHlink"/>
-  <c:chart>
-    <c:autoTitleDeleted val="1"/>
-    <c:view3D>
-      <c:rotX val="0"/>
-      <c:rotY val="20"/>
-      <c:rAngAx val="0"/>
-    </c:view3D>
-    <c:floor>
-      <c:thickness val="0"/>
-      <c:spPr>
-        <a:noFill/>
-        <a:ln>
-          <a:noFill/>
-        </a:ln>
-        <a:effectLst/>
-        <a:sp3d/>
-      </c:spPr>
-    </c:floor>
-    <c:sideWall>
-      <c:thickness val="0"/>
-      <c:spPr>
-        <a:noFill/>
-        <a:ln>
-          <a:noFill/>
-        </a:ln>
-        <a:effectLst/>
-        <a:sp3d/>
-      </c:spPr>
-    </c:sideWall>
-    <c:backWall>
-      <c:thickness val="0"/>
-      <c:spPr>
-        <a:noFill/>
-        <a:ln>
-          <a:noFill/>
-        </a:ln>
-        <a:effectLst/>
-        <a:sp3d/>
-      </c:spPr>
-    </c:backWall>
-    <c:plotArea>
-      <c:layout>
-        <c:manualLayout>
-          <c:layoutTarget val="inner"/>
-          <c:xMode val="edge"/>
-          <c:yMode val="edge"/>
-          <c:x val="7.7611873570040221E-2"/>
-          <c:y val="4.9595633790416559E-2"/>
-          <c:w val="0.78842329156481605"/>
-          <c:h val="0.65784898081152554"/>
-        </c:manualLayout>
-      </c:layout>
-      <c:bar3DChart>
-        <c:barDir val="col"/>
-        <c:grouping val="clustered"/>
-        <c:varyColors val="0"/>
-        <c:ser>
-          <c:idx val="0"/>
-          <c:order val="0"/>
-          <c:spPr>
-            <a:solidFill>
-              <a:srgbClr val="4472C4"/>
-            </a:solidFill>
-            <a:ln>
-              <a:noFill/>
-            </a:ln>
-            <a:effectLst/>
-            <a:sp3d/>
-          </c:spPr>
-          <c:invertIfNegative val="0"/>
-          <c:dLbls>
-            <c:spPr>
-              <a:noFill/>
-              <a:ln>
-                <a:noFill/>
-              </a:ln>
-              <a:effectLst/>
-            </c:spPr>
-            <c:txPr>
-              <a:bodyPr rot="0" spcFirstLastPara="1" vertOverflow="ellipsis" vert="horz" wrap="square" lIns="38100" tIns="19050" rIns="38100" bIns="19050" anchor="ctr" anchorCtr="1">
-                <a:spAutoFit/>
-              </a:bodyPr>
-              <a:lstStyle/>
-              <a:p>
-                <a:pPr>
-                  <a:defRPr sz="800" b="0" i="0" u="none" strike="noStrike" kern="1200" baseline="0">
-                    <a:solidFill>
-                      <a:schemeClr val="tx1">
-                        <a:lumMod val="75000"/>
-                        <a:lumOff val="25000"/>
-                      </a:schemeClr>
-                    </a:solidFill>
-                    <a:latin typeface="Arial" panose="020B0604020202020204" pitchFamily="34" charset="0"/>
-                    <a:ea typeface="+mn-ea"/>
-                    <a:cs typeface="Arial" panose="020B0604020202020204" pitchFamily="34" charset="0"/>
-                  </a:defRPr>
-                </a:pPr>
-                <a:endParaRPr lang="en-US"/>
-              </a:p>
-            </c:txPr>
-            <c:showLegendKey val="0"/>
-            <c:showVal val="1"/>
-            <c:showCatName val="0"/>
-            <c:showSerName val="0"/>
-            <c:showPercent val="0"/>
-            <c:showBubbleSize val="0"/>
-            <c:separator>
-</c:separator>
-            <c:showLeaderLines val="0"/>
-            <c:extLst>
-              <c:ext xmlns:c15="http://schemas.microsoft.com/office/drawing/2012/chart" uri="{CE6537A1-D6FC-4f65-9D91-7224C49458BB}">
-                <c15:showLeaderLines val="1"/>
-                <c15:leaderLines>
-                  <c:spPr>
-                    <a:ln w="9525" cap="flat" cmpd="sng" algn="ctr">
-                      <a:solidFill>
-                        <a:schemeClr val="tx1">
-                          <a:lumMod val="35000"/>
-                          <a:lumOff val="65000"/>
-                        </a:schemeClr>
-                      </a:solidFill>
-                      <a:round/>
-                    </a:ln>
-                    <a:effectLst/>
-                  </c:spPr>
-                </c15:leaderLines>
-              </c:ext>
-            </c:extLst>
-          </c:dLbls>
-          <c:cat>
-            <c:strRef>
-              <c:f>Чувашки!$A$7:$A$13</c:f>
-              <c:strCache>
-                <c:ptCount val="7"/>
-                <c:pt idx="0">
-                  <c:v>36-40   лет</c:v>
-                </c:pt>
-                <c:pt idx="1">
-                  <c:v>41-45  лет</c:v>
-                </c:pt>
-                <c:pt idx="2">
-                  <c:v>46-50   лет</c:v>
-                </c:pt>
-                <c:pt idx="3">
-                  <c:v>51-55   лет</c:v>
-                </c:pt>
-                <c:pt idx="4">
-                  <c:v>56-60   лет</c:v>
-                </c:pt>
-                <c:pt idx="5">
-                  <c:v>61-65   лет</c:v>
-                </c:pt>
-                <c:pt idx="6">
-                  <c:v>66-70  лет</c:v>
-                </c:pt>
-              </c:strCache>
-            </c:strRef>
-          </c:cat>
-          <c:val>
-            <c:numRef>
-              <c:f>Чувашки!$B$7:$B$13</c:f>
-              <c:numCache>
-                <c:formatCode>General</c:formatCode>
-                <c:ptCount val="7"/>
-                <c:pt idx="0">
-                  <c:v>1</c:v>
-                </c:pt>
-                <c:pt idx="1">
-                  <c:v>4</c:v>
-                </c:pt>
-                <c:pt idx="2">
-                  <c:v>3</c:v>
-                </c:pt>
-                <c:pt idx="3">
-                  <c:v>5</c:v>
-                </c:pt>
-                <c:pt idx="4">
-                  <c:v>6</c:v>
-                </c:pt>
-                <c:pt idx="5">
-                  <c:v>1</c:v>
-                </c:pt>
-                <c:pt idx="6">
-                  <c:v>2</c:v>
-                </c:pt>
-              </c:numCache>
-            </c:numRef>
-          </c:val>
-          <c:extLst>
-            <c:ext xmlns:c16="http://schemas.microsoft.com/office/drawing/2014/chart" uri="{C3380CC4-5D6E-409C-BE32-E72D297353CC}">
-              <c16:uniqueId val="{00000000-F1E5-4C61-8EBF-9C5801FDCA5B}"/>
-            </c:ext>
-          </c:extLst>
-        </c:ser>
-        <c:dLbls>
-          <c:showLegendKey val="0"/>
-          <c:showVal val="0"/>
-          <c:showCatName val="0"/>
-          <c:showSerName val="0"/>
-          <c:showPercent val="0"/>
-          <c:showBubbleSize val="0"/>
-        </c:dLbls>
-        <c:gapWidth val="83"/>
-        <c:shape val="box"/>
-        <c:axId val="904673775"/>
-        <c:axId val="904655055"/>
-        <c:axId val="0"/>
-      </c:bar3DChart>
-      <c:catAx>
-        <c:axId val="904673775"/>
-        <c:scaling>
-          <c:orientation val="minMax"/>
-        </c:scaling>
-        <c:delete val="0"/>
-        <c:axPos val="b"/>
-        <c:numFmt formatCode="General" sourceLinked="1"/>
-        <c:majorTickMark val="out"/>
-        <c:minorTickMark val="none"/>
-        <c:tickLblPos val="nextTo"/>
-        <c:spPr>
-          <a:noFill/>
-          <a:ln w="9525" cap="flat" cmpd="sng" algn="ctr">
-            <a:solidFill>
-              <a:schemeClr val="tx1">
-                <a:lumMod val="15000"/>
-                <a:lumOff val="85000"/>
-              </a:schemeClr>
-            </a:solidFill>
-            <a:round/>
-          </a:ln>
-          <a:effectLst/>
-        </c:spPr>
-        <c:txPr>
-          <a:bodyPr rot="0" spcFirstLastPara="1" vertOverflow="ellipsis" wrap="square" anchor="ctr" anchorCtr="1"/>
-          <a:lstStyle/>
-          <a:p>
-            <a:pPr>
-              <a:defRPr sz="900" b="0" i="0" u="none" strike="noStrike" kern="1200" baseline="-10000">
-                <a:solidFill>
-                  <a:schemeClr val="tx1">
-                    <a:lumMod val="65000"/>
-                    <a:lumOff val="35000"/>
-                  </a:schemeClr>
-                </a:solidFill>
-                <a:latin typeface="Arial" panose="020B0604020202020204" pitchFamily="34" charset="0"/>
-                <a:ea typeface="+mn-ea"/>
-                <a:cs typeface="+mn-cs"/>
-              </a:defRPr>
-            </a:pPr>
-            <a:endParaRPr lang="en-US"/>
-          </a:p>
-        </c:txPr>
-        <c:crossAx val="904655055"/>
-        <c:crossesAt val="0"/>
-        <c:auto val="0"/>
-        <c:lblAlgn val="ctr"/>
-        <c:lblOffset val="100"/>
-        <c:noMultiLvlLbl val="0"/>
-      </c:catAx>
-      <c:valAx>
-        <c:axId val="904655055"/>
-        <c:scaling>
-          <c:orientation val="minMax"/>
-          <c:max val="6"/>
-          <c:min val="0"/>
-        </c:scaling>
-        <c:delete val="1"/>
-        <c:axPos val="l"/>
-        <c:numFmt formatCode="General" sourceLinked="1"/>
-        <c:majorTickMark val="out"/>
-        <c:minorTickMark val="none"/>
-        <c:tickLblPos val="nextTo"/>
-        <c:crossAx val="904673775"/>
-        <c:crosses val="autoZero"/>
-        <c:crossBetween val="between"/>
-        <c:majorUnit val="2"/>
-        <c:minorUnit val="1"/>
-      </c:valAx>
-      <c:spPr>
-        <a:noFill/>
-        <a:ln>
-          <a:noFill/>
-        </a:ln>
-        <a:effectLst/>
-      </c:spPr>
-    </c:plotArea>
-    <c:plotVisOnly val="1"/>
-    <c:dispBlanksAs val="gap"/>
-    <c:extLst>
-      <c:ext xmlns:c16r3="http://schemas.microsoft.com/office/drawing/2017/03/chart" uri="{56B9EC1D-385E-4148-901F-78D8002777C0}">
-        <c16r3:dataDisplayOptions16>
-          <c16r3:dispNaAsBlank val="1"/>
-        </c16r3:dataDisplayOptions16>
-      </c:ext>
-    </c:extLst>
-    <c:showDLblsOverMax val="0"/>
-  </c:chart>
-  <c:spPr>
-    <a:solidFill>
-      <a:schemeClr val="bg1"/>
-    </a:solidFill>
-    <a:ln w="9525" cap="flat" cmpd="sng" algn="ctr">
-      <a:solidFill>
-        <a:schemeClr val="tx1">
-          <a:lumMod val="15000"/>
-          <a:lumOff val="85000"/>
-        </a:schemeClr>
-      </a:solidFill>
-      <a:round/>
-    </a:ln>
-    <a:effectLst/>
-  </c:spPr>
-  <c:txPr>
-    <a:bodyPr/>
-    <a:lstStyle/>
-    <a:p>
-      <a:pPr>
-        <a:defRPr/>
-      </a:pPr>
-      <a:endParaRPr lang="en-US"/>
-    </a:p>
-  </c:txPr>
-  <c:externalData r:id="rId4">
-    <c:autoUpdate val="0"/>
-  </c:externalData>
-</c:chartSpace>
-</file>
-
-<file path=word/charts/colors1.xml><?xml version="1.0" encoding="utf-8"?>
-<cs:colorStyle xmlns:cs="http://schemas.microsoft.com/office/drawing/2012/chartStyle" xmlns:a="http://schemas.openxmlformats.org/drawingml/2006/main" meth="cycle" id="10">
-  <a:schemeClr val="accent1"/>
-  <a:schemeClr val="accent2"/>
-  <a:schemeClr val="accent3"/>
-  <a:schemeClr val="accent4"/>
-  <a:schemeClr val="accent5"/>
-  <a:schemeClr val="accent6"/>
-  <cs:variation/>
-  <cs:variation>
-    <a:lumMod val="60000"/>
-  </cs:variation>
-  <cs:variation>
-    <a:lumMod val="80000"/>
-    <a:lumOff val="20000"/>
-  </cs:variation>
-  <cs:variation>
-    <a:lumMod val="80000"/>
-  </cs:variation>
-  <cs:variation>
-    <a:lumMod val="60000"/>
-    <a:lumOff val="40000"/>
-  </cs:variation>
-  <cs:variation>
-    <a:lumMod val="50000"/>
-  </cs:variation>
-  <cs:variation>
-    <a:lumMod val="70000"/>
-    <a:lumOff val="30000"/>
-  </cs:variation>
-  <cs:variation>
-    <a:lumMod val="70000"/>
-  </cs:variation>
-  <cs:variation>
-    <a:lumMod val="50000"/>
-    <a:lumOff val="50000"/>
-  </cs:variation>
-</cs:colorStyle>
-</file>
-
-<file path=word/charts/colors2.xml><?xml version="1.0" encoding="utf-8"?>
-<cs:colorStyle xmlns:cs="http://schemas.microsoft.com/office/drawing/2012/chartStyle" xmlns:a="http://schemas.openxmlformats.org/drawingml/2006/main" meth="cycle" id="10">
-  <a:schemeClr val="accent1"/>
-  <a:schemeClr val="accent2"/>
-  <a:schemeClr val="accent3"/>
-  <a:schemeClr val="accent4"/>
-  <a:schemeClr val="accent5"/>
-  <a:schemeClr val="accent6"/>
-  <cs:variation/>
-  <cs:variation>
-    <a:lumMod val="60000"/>
-  </cs:variation>
-  <cs:variation>
-    <a:lumMod val="80000"/>
-    <a:lumOff val="20000"/>
-  </cs:variation>
-  <cs:variation>
-    <a:lumMod val="80000"/>
-  </cs:variation>
-  <cs:variation>
-    <a:lumMod val="60000"/>
-    <a:lumOff val="40000"/>
-  </cs:variation>
-  <cs:variation>
-    <a:lumMod val="50000"/>
-  </cs:variation>
-  <cs:variation>
-    <a:lumMod val="70000"/>
-    <a:lumOff val="30000"/>
-  </cs:variation>
-  <cs:variation>
-    <a:lumMod val="70000"/>
-  </cs:variation>
-  <cs:variation>
-    <a:lumMod val="50000"/>
-    <a:lumOff val="50000"/>
-  </cs:variation>
-</cs:colorStyle>
-</file>
-
-<file path=word/charts/style1.xml><?xml version="1.0" encoding="utf-8"?>
-<cs:chartStyle xmlns:cs="http://schemas.microsoft.com/office/drawing/2012/chartStyle" xmlns:a="http://schemas.openxmlformats.org/drawingml/2006/main" id="332">
-  <cs:axisTitle>
-    <cs:lnRef idx="0"/>
-    <cs:fillRef idx="0"/>
-    <cs:effectRef idx="0"/>
-    <cs:fontRef idx="minor">
-      <a:schemeClr val="tx1">
-        <a:lumMod val="65000"/>
-        <a:lumOff val="35000"/>
-      </a:schemeClr>
-    </cs:fontRef>
-    <cs:defRPr sz="1000" kern="1200"/>
-  </cs:axisTitle>
-  <cs:categoryAxis>
-    <cs:lnRef idx="0"/>
-    <cs:fillRef idx="0"/>
-    <cs:effectRef idx="0"/>
-    <cs:fontRef idx="minor">
-      <a:schemeClr val="tx1">
-        <a:lumMod val="65000"/>
-        <a:lumOff val="35000"/>
-      </a:schemeClr>
-    </cs:fontRef>
-    <cs:spPr>
-      <a:ln w="9525" cap="flat" cmpd="sng" algn="ctr">
-        <a:solidFill>
-          <a:schemeClr val="tx1">
-            <a:lumMod val="15000"/>
-            <a:lumOff val="85000"/>
-          </a:schemeClr>
-        </a:solidFill>
-        <a:round/>
-      </a:ln>
-    </cs:spPr>
-    <cs:defRPr sz="900" kern="1200"/>
-  </cs:categoryAxis>
-  <cs:chartArea mods="allowNoFillOverride allowNoLineOverride">
-    <cs:lnRef idx="0"/>
-    <cs:fillRef idx="0"/>
-    <cs:effectRef idx="0"/>
-    <cs:fontRef idx="minor">
-      <a:schemeClr val="tx1"/>
-    </cs:fontRef>
-    <cs:spPr>
-      <a:solidFill>
-        <a:schemeClr val="bg1"/>
-      </a:solidFill>
-      <a:ln w="9525" cap="flat" cmpd="sng" algn="ctr">
-        <a:solidFill>
-          <a:schemeClr val="tx1">
-            <a:lumMod val="15000"/>
-            <a:lumOff val="85000"/>
-          </a:schemeClr>
-        </a:solidFill>
-        <a:round/>
-      </a:ln>
-    </cs:spPr>
-    <cs:defRPr sz="1000" kern="1200"/>
-  </cs:chartArea>
-  <cs:dataLabel>
-    <cs:lnRef idx="0"/>
-    <cs:fillRef idx="0"/>
-    <cs:effectRef idx="0"/>
-    <cs:fontRef idx="minor">
-      <a:schemeClr val="tx1">
-        <a:lumMod val="75000"/>
-        <a:lumOff val="25000"/>
-      </a:schemeClr>
-    </cs:fontRef>
-    <cs:defRPr sz="900" kern="1200"/>
-  </cs:dataLabel>
-  <cs:dataLabelCallout>
-    <cs:lnRef idx="0"/>
-    <cs:fillRef idx="0"/>
-    <cs:effectRef idx="0"/>
-    <cs:fontRef idx="minor">
-      <a:schemeClr val="dk1">
-        <a:lumMod val="65000"/>
-        <a:lumOff val="35000"/>
-      </a:schemeClr>
-    </cs:fontRef>
-    <cs:spPr>
-      <a:solidFill>
-        <a:schemeClr val="lt1"/>
-      </a:solidFill>
-      <a:ln>
-        <a:solidFill>
-          <a:schemeClr val="dk1">
-            <a:lumMod val="25000"/>
-            <a:lumOff val="75000"/>
-          </a:schemeClr>
-        </a:solidFill>
-      </a:ln>
-    </cs:spPr>
-    <cs:defRPr sz="900" kern="1200"/>
-    <cs:bodyPr rot="0" spcFirstLastPara="1" vertOverflow="clip" horzOverflow="clip" vert="horz" wrap="square" lIns="36576" tIns="18288" rIns="36576" bIns="18288" anchor="ctr" anchorCtr="1">
-      <a:spAutoFit/>
-    </cs:bodyPr>
-  </cs:dataLabelCallout>
-  <cs:dataPoint>
-    <cs:lnRef idx="0"/>
-    <cs:fillRef idx="1">
-      <cs:styleClr val="auto"/>
-    </cs:fillRef>
-    <cs:effectRef idx="0"/>
-    <cs:fontRef idx="minor">
-      <a:schemeClr val="tx1"/>
-    </cs:fontRef>
-  </cs:dataPoint>
-  <cs:dataPoint3D>
-    <cs:lnRef idx="0"/>
-    <cs:fillRef idx="1">
-      <cs:styleClr val="auto"/>
-    </cs:fillRef>
-    <cs:effectRef idx="0"/>
-    <cs:fontRef idx="minor">
-      <a:schemeClr val="tx1"/>
-    </cs:fontRef>
-  </cs:dataPoint3D>
-  <cs:dataPointLine>
-    <cs:lnRef idx="0">
-      <cs:styleClr val="auto"/>
-    </cs:lnRef>
-    <cs:fillRef idx="1"/>
-    <cs:effectRef idx="0"/>
-    <cs:fontRef idx="minor">
-      <a:schemeClr val="tx1"/>
-    </cs:fontRef>
-    <cs:spPr>
-      <a:ln w="28575" cap="rnd">
-        <a:solidFill>
-          <a:schemeClr val="phClr"/>
-        </a:solidFill>
-        <a:round/>
-      </a:ln>
-    </cs:spPr>
-  </cs:dataPointLine>
-  <cs:dataPointMarker>
-    <cs:lnRef idx="0">
-      <cs:styleClr val="auto"/>
-    </cs:lnRef>
-    <cs:fillRef idx="1">
-      <cs:styleClr val="auto"/>
-    </cs:fillRef>
-    <cs:effectRef idx="0"/>
-    <cs:fontRef idx="minor">
-      <a:schemeClr val="tx1"/>
-    </cs:fontRef>
-    <cs:spPr>
-      <a:ln w="9525">
-        <a:solidFill>
-          <a:schemeClr val="phClr"/>
-        </a:solidFill>
-      </a:ln>
-    </cs:spPr>
-  </cs:dataPointMarker>
-  <cs:dataPointMarkerLayout symbol="circle" size="5"/>
-  <cs:dataPointWireframe>
-    <cs:lnRef idx="0">
-      <cs:styleClr val="auto"/>
-    </cs:lnRef>
-    <cs:fillRef idx="1"/>
-    <cs:effectRef idx="0"/>
-    <cs:fontRef idx="minor">
-      <a:schemeClr val="tx1"/>
-    </cs:fontRef>
-    <cs:spPr>
-      <a:ln w="9525" cap="rnd">
-        <a:solidFill>
-          <a:schemeClr val="phClr"/>
-        </a:solidFill>
-        <a:round/>
-      </a:ln>
-    </cs:spPr>
-  </cs:dataPointWireframe>
-  <cs:dataTable>
-    <cs:lnRef idx="0"/>
-    <cs:fillRef idx="0"/>
-    <cs:effectRef idx="0"/>
-    <cs:fontRef idx="minor">
-      <a:schemeClr val="tx1">
-        <a:lumMod val="65000"/>
-        <a:lumOff val="35000"/>
-      </a:schemeClr>
-    </cs:fontRef>
-    <cs:spPr>
-      <a:noFill/>
-      <a:ln w="9525" cap="flat" cmpd="sng" algn="ctr">
-        <a:solidFill>
-          <a:schemeClr val="tx1">
-            <a:lumMod val="15000"/>
-            <a:lumOff val="85000"/>
-          </a:schemeClr>
-        </a:solidFill>
-        <a:round/>
-      </a:ln>
-    </cs:spPr>
-    <cs:defRPr sz="900" kern="1200"/>
-  </cs:dataTable>
-  <cs:downBar>
-    <cs:lnRef idx="0"/>
-    <cs:fillRef idx="0"/>
-    <cs:effectRef idx="0"/>
-    <cs:fontRef idx="minor">
-      <a:schemeClr val="dk1"/>
-    </cs:fontRef>
-    <cs:spPr>
-      <a:solidFill>
-        <a:schemeClr val="dk1">
-          <a:lumMod val="65000"/>
-          <a:lumOff val="35000"/>
-        </a:schemeClr>
-      </a:solidFill>
-      <a:ln w="9525">
-        <a:solidFill>
-          <a:schemeClr val="tx1">
-            <a:lumMod val="65000"/>
-            <a:lumOff val="35000"/>
-          </a:schemeClr>
-        </a:solidFill>
-      </a:ln>
-    </cs:spPr>
-  </cs:downBar>
-  <cs:dropLine>
-    <cs:lnRef idx="0"/>
-    <cs:fillRef idx="0"/>
-    <cs:effectRef idx="0"/>
-    <cs:fontRef idx="minor">
-      <a:schemeClr val="tx1"/>
-    </cs:fontRef>
-    <cs:spPr>
-      <a:ln w="9525" cap="flat" cmpd="sng" algn="ctr">
-        <a:solidFill>
-          <a:schemeClr val="tx1">
-            <a:lumMod val="35000"/>
-            <a:lumOff val="65000"/>
-          </a:schemeClr>
-        </a:solidFill>
-        <a:round/>
-      </a:ln>
-    </cs:spPr>
-  </cs:dropLine>
-  <cs:errorBar>
-    <cs:lnRef idx="0"/>
-    <cs:fillRef idx="0"/>
-    <cs:effectRef idx="0"/>
-    <cs:fontRef idx="minor">
-      <a:schemeClr val="tx1"/>
-    </cs:fontRef>
-    <cs:spPr>
-      <a:ln w="9525" cap="flat" cmpd="sng" algn="ctr">
-        <a:solidFill>
-          <a:schemeClr val="tx1">
-            <a:lumMod val="65000"/>
-            <a:lumOff val="35000"/>
-          </a:schemeClr>
-        </a:solidFill>
-        <a:round/>
-      </a:ln>
-    </cs:spPr>
-  </cs:errorBar>
-  <cs:floor>
-    <cs:lnRef idx="0"/>
-    <cs:fillRef idx="0"/>
-    <cs:effectRef idx="0"/>
-    <cs:fontRef idx="minor">
-      <a:schemeClr val="tx1"/>
-    </cs:fontRef>
-    <cs:spPr>
-      <a:noFill/>
-      <a:ln>
-        <a:noFill/>
-      </a:ln>
-    </cs:spPr>
-  </cs:floor>
-  <cs:gridlineMajor>
-    <cs:lnRef idx="0"/>
-    <cs:fillRef idx="0"/>
-    <cs:effectRef idx="0"/>
-    <cs:fontRef idx="minor">
-      <a:schemeClr val="tx1"/>
-    </cs:fontRef>
-    <cs:spPr>
-      <a:ln w="9525" cap="flat" cmpd="sng" algn="ctr">
-        <a:solidFill>
-          <a:schemeClr val="tx1">
-            <a:lumMod val="15000"/>
-            <a:lumOff val="85000"/>
-          </a:schemeClr>
-        </a:solidFill>
-        <a:round/>
-      </a:ln>
-    </cs:spPr>
-  </cs:gridlineMajor>
-  <cs:gridlineMinor>
-    <cs:lnRef idx="0"/>
-    <cs:fillRef idx="0"/>
-    <cs:effectRef idx="0"/>
-    <cs:fontRef idx="minor">
-      <a:schemeClr val="tx1"/>
-    </cs:fontRef>
-    <cs:spPr>
-      <a:ln w="9525" cap="flat" cmpd="sng" algn="ctr">
-        <a:solidFill>
-          <a:schemeClr val="tx1">
-            <a:lumMod val="5000"/>
-            <a:lumOff val="95000"/>
-          </a:schemeClr>
-        </a:solidFill>
-        <a:round/>
-      </a:ln>
-    </cs:spPr>
-  </cs:gridlineMinor>
-  <cs:hiLoLine>
-    <cs:lnRef idx="0"/>
-    <cs:fillRef idx="0"/>
-    <cs:effectRef idx="0"/>
-    <cs:fontRef idx="minor">
-      <a:schemeClr val="tx1"/>
-    </cs:fontRef>
-    <cs:spPr>
-      <a:ln w="9525" cap="flat" cmpd="sng" algn="ctr">
-        <a:solidFill>
-          <a:schemeClr val="tx1">
-            <a:lumMod val="75000"/>
-            <a:lumOff val="25000"/>
-          </a:schemeClr>
-        </a:solidFill>
-        <a:round/>
-      </a:ln>
-    </cs:spPr>
-  </cs:hiLoLine>
-  <cs:leaderLine>
-    <cs:lnRef idx="0"/>
-    <cs:fillRef idx="0"/>
-    <cs:effectRef idx="0"/>
-    <cs:fontRef idx="minor">
-      <a:schemeClr val="tx1"/>
-    </cs:fontRef>
-    <cs:spPr>
-      <a:ln w="9525" cap="flat" cmpd="sng" algn="ctr">
-        <a:solidFill>
-          <a:schemeClr val="tx1">
-            <a:lumMod val="35000"/>
-            <a:lumOff val="65000"/>
-          </a:schemeClr>
-        </a:solidFill>
-        <a:round/>
-      </a:ln>
-    </cs:spPr>
-  </cs:leaderLine>
-  <cs:legend>
-    <cs:lnRef idx="0"/>
-    <cs:fillRef idx="0"/>
-    <cs:effectRef idx="0"/>
-    <cs:fontRef idx="minor">
-      <a:schemeClr val="tx1">
-        <a:lumMod val="65000"/>
-        <a:lumOff val="35000"/>
-      </a:schemeClr>
-    </cs:fontRef>
-    <cs:defRPr sz="900" kern="1200"/>
-  </cs:legend>
-  <cs:plotArea mods="allowNoFillOverride allowNoLineOverride">
-    <cs:lnRef idx="0"/>
-    <cs:fillRef idx="0"/>
-    <cs:effectRef idx="0"/>
-    <cs:fontRef idx="minor">
-      <a:schemeClr val="tx1"/>
-    </cs:fontRef>
-  </cs:plotArea>
-  <cs:plotArea3D mods="allowNoFillOverride allowNoLineOverride">
-    <cs:lnRef idx="0"/>
-    <cs:fillRef idx="0"/>
-    <cs:effectRef idx="0"/>
-    <cs:fontRef idx="minor">
-      <a:schemeClr val="tx1"/>
-    </cs:fontRef>
-  </cs:plotArea3D>
-  <cs:seriesAxis>
-    <cs:lnRef idx="0"/>
-    <cs:fillRef idx="0"/>
-    <cs:effectRef idx="0"/>
-    <cs:fontRef idx="minor">
-      <a:schemeClr val="tx1">
-        <a:lumMod val="65000"/>
-        <a:lumOff val="35000"/>
-      </a:schemeClr>
-    </cs:fontRef>
-    <cs:defRPr sz="900" kern="1200"/>
-  </cs:seriesAxis>
-  <cs:seriesLine>
-    <cs:lnRef idx="0"/>
-    <cs:fillRef idx="0"/>
-    <cs:effectRef idx="0"/>
-    <cs:fontRef idx="minor">
-      <a:schemeClr val="tx1"/>
-    </cs:fontRef>
-    <cs:spPr>
-      <a:ln w="9525" cap="flat" cmpd="sng" algn="ctr">
-        <a:solidFill>
-          <a:schemeClr val="tx1">
-            <a:lumMod val="35000"/>
-            <a:lumOff val="65000"/>
-          </a:schemeClr>
-        </a:solidFill>
-        <a:round/>
-      </a:ln>
-    </cs:spPr>
-  </cs:seriesLine>
-  <cs:title>
-    <cs:lnRef idx="0"/>
-    <cs:fillRef idx="0"/>
-    <cs:effectRef idx="0"/>
-    <cs:fontRef idx="minor">
-      <a:schemeClr val="tx1">
-        <a:lumMod val="65000"/>
-        <a:lumOff val="35000"/>
-      </a:schemeClr>
-    </cs:fontRef>
-    <cs:defRPr sz="1400" b="0" kern="1200" spc="0" baseline="0"/>
-  </cs:title>
-  <cs:trendline>
-    <cs:lnRef idx="0">
-      <cs:styleClr val="auto"/>
-    </cs:lnRef>
-    <cs:fillRef idx="0"/>
-    <cs:effectRef idx="0"/>
-    <cs:fontRef idx="minor">
-      <a:schemeClr val="tx1"/>
-    </cs:fontRef>
-    <cs:spPr>
-      <a:ln w="19050" cap="rnd">
-        <a:solidFill>
-          <a:schemeClr val="phClr"/>
-        </a:solidFill>
-        <a:prstDash val="sysDot"/>
-      </a:ln>
-    </cs:spPr>
-  </cs:trendline>
-  <cs:trendlineLabel>
-    <cs:lnRef idx="0"/>
-    <cs:fillRef idx="0"/>
-    <cs:effectRef idx="0"/>
-    <cs:fontRef idx="minor">
-      <a:schemeClr val="tx1">
-        <a:lumMod val="65000"/>
-        <a:lumOff val="35000"/>
-      </a:schemeClr>
-    </cs:fontRef>
-    <cs:defRPr sz="900" kern="1200"/>
-  </cs:trendlineLabel>
-  <cs:upBar>
-    <cs:lnRef idx="0"/>
-    <cs:fillRef idx="0"/>
-    <cs:effectRef idx="0"/>
-    <cs:fontRef idx="minor">
-      <a:schemeClr val="dk1"/>
-    </cs:fontRef>
-    <cs:spPr>
-      <a:solidFill>
-        <a:schemeClr val="lt1"/>
-      </a:solidFill>
-      <a:ln w="9525">
-        <a:solidFill>
-          <a:schemeClr val="tx1">
-            <a:lumMod val="15000"/>
-            <a:lumOff val="85000"/>
-          </a:schemeClr>
-        </a:solidFill>
-      </a:ln>
-    </cs:spPr>
-  </cs:upBar>
-  <cs:valueAxis>
-    <cs:lnRef idx="0"/>
-    <cs:fillRef idx="0"/>
-    <cs:effectRef idx="0"/>
-    <cs:fontRef idx="minor">
-      <a:schemeClr val="tx1">
-        <a:lumMod val="65000"/>
-        <a:lumOff val="35000"/>
-      </a:schemeClr>
-    </cs:fontRef>
-    <cs:defRPr sz="900" kern="1200"/>
-  </cs:valueAxis>
-  <cs:wall>
-    <cs:lnRef idx="0"/>
-    <cs:fillRef idx="0"/>
-    <cs:effectRef idx="0"/>
-    <cs:fontRef idx="minor">
-      <a:schemeClr val="tx1"/>
-    </cs:fontRef>
-    <cs:spPr>
-      <a:noFill/>
-      <a:ln>
-        <a:noFill/>
-      </a:ln>
-    </cs:spPr>
-  </cs:wall>
-</cs:chartStyle>
-</file>
-
-<file path=word/charts/style2.xml><?xml version="1.0" encoding="utf-8"?>
-<cs:chartStyle xmlns:cs="http://schemas.microsoft.com/office/drawing/2012/chartStyle" xmlns:a="http://schemas.openxmlformats.org/drawingml/2006/main" id="332">
-  <cs:axisTitle>
-    <cs:lnRef idx="0"/>
-    <cs:fillRef idx="0"/>
-    <cs:effectRef idx="0"/>
-    <cs:fontRef idx="minor">
-      <a:schemeClr val="tx1">
-        <a:lumMod val="65000"/>
-        <a:lumOff val="35000"/>
-      </a:schemeClr>
-    </cs:fontRef>
-    <cs:defRPr sz="1000" kern="1200"/>
-  </cs:axisTitle>
-  <cs:categoryAxis>
-    <cs:lnRef idx="0"/>
-    <cs:fillRef idx="0"/>
-    <cs:effectRef idx="0"/>
-    <cs:fontRef idx="minor">
-      <a:schemeClr val="tx1">
-        <a:lumMod val="65000"/>
-        <a:lumOff val="35000"/>
-      </a:schemeClr>
-    </cs:fontRef>
-    <cs:spPr>
-      <a:ln w="9525" cap="flat" cmpd="sng" algn="ctr">
-        <a:solidFill>
-          <a:schemeClr val="tx1">
-            <a:lumMod val="15000"/>
-            <a:lumOff val="85000"/>
-          </a:schemeClr>
-        </a:solidFill>
-        <a:round/>
-      </a:ln>
-    </cs:spPr>
-    <cs:defRPr sz="900" kern="1200"/>
-  </cs:categoryAxis>
-  <cs:chartArea mods="allowNoFillOverride allowNoLineOverride">
-    <cs:lnRef idx="0"/>
-    <cs:fillRef idx="0"/>
-    <cs:effectRef idx="0"/>
-    <cs:fontRef idx="minor">
-      <a:schemeClr val="tx1"/>
-    </cs:fontRef>
-    <cs:spPr>
-      <a:solidFill>
-        <a:schemeClr val="bg1"/>
-      </a:solidFill>
-      <a:ln w="9525" cap="flat" cmpd="sng" algn="ctr">
-        <a:solidFill>
-          <a:schemeClr val="tx1">
-            <a:lumMod val="15000"/>
-            <a:lumOff val="85000"/>
-          </a:schemeClr>
-        </a:solidFill>
-        <a:round/>
-      </a:ln>
-    </cs:spPr>
-    <cs:defRPr sz="1000" kern="1200"/>
-  </cs:chartArea>
-  <cs:dataLabel>
-    <cs:lnRef idx="0"/>
-    <cs:fillRef idx="0"/>
-    <cs:effectRef idx="0"/>
-    <cs:fontRef idx="minor">
-      <a:schemeClr val="tx1">
-        <a:lumMod val="75000"/>
-        <a:lumOff val="25000"/>
-      </a:schemeClr>
-    </cs:fontRef>
-    <cs:defRPr sz="900" kern="1200"/>
-  </cs:dataLabel>
-  <cs:dataLabelCallout>
-    <cs:lnRef idx="0"/>
-    <cs:fillRef idx="0"/>
-    <cs:effectRef idx="0"/>
-    <cs:fontRef idx="minor">
-      <a:schemeClr val="dk1">
-        <a:lumMod val="65000"/>
-        <a:lumOff val="35000"/>
-      </a:schemeClr>
-    </cs:fontRef>
-    <cs:spPr>
-      <a:solidFill>
-        <a:schemeClr val="lt1"/>
-      </a:solidFill>
-      <a:ln>
-        <a:solidFill>
-          <a:schemeClr val="dk1">
-            <a:lumMod val="25000"/>
-            <a:lumOff val="75000"/>
-          </a:schemeClr>
-        </a:solidFill>
-      </a:ln>
-    </cs:spPr>
-    <cs:defRPr sz="900" kern="1200"/>
-    <cs:bodyPr rot="0" spcFirstLastPara="1" vertOverflow="clip" horzOverflow="clip" vert="horz" wrap="square" lIns="36576" tIns="18288" rIns="36576" bIns="18288" anchor="ctr" anchorCtr="1">
-      <a:spAutoFit/>
-    </cs:bodyPr>
-  </cs:dataLabelCallout>
-  <cs:dataPoint>
-    <cs:lnRef idx="0"/>
-    <cs:fillRef idx="1">
-      <cs:styleClr val="auto"/>
-    </cs:fillRef>
-    <cs:effectRef idx="0"/>
-    <cs:fontRef idx="minor">
-      <a:schemeClr val="tx1"/>
-    </cs:fontRef>
-  </cs:dataPoint>
-  <cs:dataPoint3D>
-    <cs:lnRef idx="0"/>
-    <cs:fillRef idx="1">
-      <cs:styleClr val="auto"/>
-    </cs:fillRef>
-    <cs:effectRef idx="0"/>
-    <cs:fontRef idx="minor">
-      <a:schemeClr val="tx1"/>
-    </cs:fontRef>
-  </cs:dataPoint3D>
-  <cs:dataPointLine>
-    <cs:lnRef idx="0">
-      <cs:styleClr val="auto"/>
-    </cs:lnRef>
-    <cs:fillRef idx="1"/>
-    <cs:effectRef idx="0"/>
-    <cs:fontRef idx="minor">
-      <a:schemeClr val="tx1"/>
-    </cs:fontRef>
-    <cs:spPr>
-      <a:ln w="28575" cap="rnd">
-        <a:solidFill>
-          <a:schemeClr val="phClr"/>
-        </a:solidFill>
-        <a:round/>
-      </a:ln>
-    </cs:spPr>
-  </cs:dataPointLine>
-  <cs:dataPointMarker>
-    <cs:lnRef idx="0">
-      <cs:styleClr val="auto"/>
-    </cs:lnRef>
-    <cs:fillRef idx="1">
-      <cs:styleClr val="auto"/>
-    </cs:fillRef>
-    <cs:effectRef idx="0"/>
-    <cs:fontRef idx="minor">
-      <a:schemeClr val="tx1"/>
-    </cs:fontRef>
-    <cs:spPr>
-      <a:ln w="9525">
-        <a:solidFill>
-          <a:schemeClr val="phClr"/>
-        </a:solidFill>
-      </a:ln>
-    </cs:spPr>
-  </cs:dataPointMarker>
-  <cs:dataPointMarkerLayout symbol="circle" size="5"/>
-  <cs:dataPointWireframe>
-    <cs:lnRef idx="0">
-      <cs:styleClr val="auto"/>
-    </cs:lnRef>
-    <cs:fillRef idx="1"/>
-    <cs:effectRef idx="0"/>
-    <cs:fontRef idx="minor">
-      <a:schemeClr val="tx1"/>
-    </cs:fontRef>
-    <cs:spPr>
-      <a:ln w="9525" cap="rnd">
-        <a:solidFill>
-          <a:schemeClr val="phClr"/>
-        </a:solidFill>
-        <a:round/>
-      </a:ln>
-    </cs:spPr>
-  </cs:dataPointWireframe>
-  <cs:dataTable>
-    <cs:lnRef idx="0"/>
-    <cs:fillRef idx="0"/>
-    <cs:effectRef idx="0"/>
-    <cs:fontRef idx="minor">
-      <a:schemeClr val="tx1">
-        <a:lumMod val="65000"/>
-        <a:lumOff val="35000"/>
-      </a:schemeClr>
-    </cs:fontRef>
-    <cs:spPr>
-      <a:noFill/>
-      <a:ln w="9525" cap="flat" cmpd="sng" algn="ctr">
-        <a:solidFill>
-          <a:schemeClr val="tx1">
-            <a:lumMod val="15000"/>
-            <a:lumOff val="85000"/>
-          </a:schemeClr>
-        </a:solidFill>
-        <a:round/>
-      </a:ln>
-    </cs:spPr>
-    <cs:defRPr sz="900" kern="1200"/>
-  </cs:dataTable>
-  <cs:downBar>
-    <cs:lnRef idx="0"/>
-    <cs:fillRef idx="0"/>
-    <cs:effectRef idx="0"/>
-    <cs:fontRef idx="minor">
-      <a:schemeClr val="dk1"/>
-    </cs:fontRef>
-    <cs:spPr>
-      <a:solidFill>
-        <a:schemeClr val="dk1">
-          <a:lumMod val="65000"/>
-          <a:lumOff val="35000"/>
-        </a:schemeClr>
-      </a:solidFill>
-      <a:ln w="9525">
-        <a:solidFill>
-          <a:schemeClr val="tx1">
-            <a:lumMod val="65000"/>
-            <a:lumOff val="35000"/>
-          </a:schemeClr>
-        </a:solidFill>
-      </a:ln>
-    </cs:spPr>
-  </cs:downBar>
-  <cs:dropLine>
-    <cs:lnRef idx="0"/>
-    <cs:fillRef idx="0"/>
-    <cs:effectRef idx="0"/>
-    <cs:fontRef idx="minor">
-      <a:schemeClr val="tx1"/>
-    </cs:fontRef>
-    <cs:spPr>
-      <a:ln w="9525" cap="flat" cmpd="sng" algn="ctr">
-        <a:solidFill>
-          <a:schemeClr val="tx1">
-            <a:lumMod val="35000"/>
-            <a:lumOff val="65000"/>
-          </a:schemeClr>
-        </a:solidFill>
-        <a:round/>
-      </a:ln>
-    </cs:spPr>
-  </cs:dropLine>
-  <cs:errorBar>
-    <cs:lnRef idx="0"/>
-    <cs:fillRef idx="0"/>
-    <cs:effectRef idx="0"/>
-    <cs:fontRef idx="minor">
-      <a:schemeClr val="tx1"/>
-    </cs:fontRef>
-    <cs:spPr>
-      <a:ln w="9525" cap="flat" cmpd="sng" algn="ctr">
-        <a:solidFill>
-          <a:schemeClr val="tx1">
-            <a:lumMod val="65000"/>
-            <a:lumOff val="35000"/>
-          </a:schemeClr>
-        </a:solidFill>
-        <a:round/>
-      </a:ln>
-    </cs:spPr>
-  </cs:errorBar>
-  <cs:floor>
-    <cs:lnRef idx="0"/>
-    <cs:fillRef idx="0"/>
-    <cs:effectRef idx="0"/>
-    <cs:fontRef idx="minor">
-      <a:schemeClr val="tx1"/>
-    </cs:fontRef>
-    <cs:spPr>
-      <a:noFill/>
-      <a:ln>
-        <a:noFill/>
-      </a:ln>
-    </cs:spPr>
-  </cs:floor>
-  <cs:gridlineMajor>
-    <cs:lnRef idx="0"/>
-    <cs:fillRef idx="0"/>
-    <cs:effectRef idx="0"/>
-    <cs:fontRef idx="minor">
-      <a:schemeClr val="tx1"/>
-    </cs:fontRef>
-    <cs:spPr>
-      <a:ln w="9525" cap="flat" cmpd="sng" algn="ctr">
-        <a:solidFill>
-          <a:schemeClr val="tx1">
-            <a:lumMod val="15000"/>
-            <a:lumOff val="85000"/>
-          </a:schemeClr>
-        </a:solidFill>
-        <a:round/>
-      </a:ln>
-    </cs:spPr>
-  </cs:gridlineMajor>
-  <cs:gridlineMinor>
-    <cs:lnRef idx="0"/>
-    <cs:fillRef idx="0"/>
-    <cs:effectRef idx="0"/>
-    <cs:fontRef idx="minor">
-      <a:schemeClr val="tx1"/>
-    </cs:fontRef>
-    <cs:spPr>
-      <a:ln w="9525" cap="flat" cmpd="sng" algn="ctr">
-        <a:solidFill>
-          <a:schemeClr val="tx1">
-            <a:lumMod val="5000"/>
-            <a:lumOff val="95000"/>
-          </a:schemeClr>
-        </a:solidFill>
-        <a:round/>
-      </a:ln>
-    </cs:spPr>
-  </cs:gridlineMinor>
-  <cs:hiLoLine>
-    <cs:lnRef idx="0"/>
-    <cs:fillRef idx="0"/>
-    <cs:effectRef idx="0"/>
-    <cs:fontRef idx="minor">
-      <a:schemeClr val="tx1"/>
-    </cs:fontRef>
-    <cs:spPr>
-      <a:ln w="9525" cap="flat" cmpd="sng" algn="ctr">
-        <a:solidFill>
-          <a:schemeClr val="tx1">
-            <a:lumMod val="75000"/>
-            <a:lumOff val="25000"/>
-          </a:schemeClr>
-        </a:solidFill>
-        <a:round/>
-      </a:ln>
-    </cs:spPr>
-  </cs:hiLoLine>
-  <cs:leaderLine>
-    <cs:lnRef idx="0"/>
-    <cs:fillRef idx="0"/>
-    <cs:effectRef idx="0"/>
-    <cs:fontRef idx="minor">
-      <a:schemeClr val="tx1"/>
-    </cs:fontRef>
-    <cs:spPr>
-      <a:ln w="9525" cap="flat" cmpd="sng" algn="ctr">
-        <a:solidFill>
-          <a:schemeClr val="tx1">
-            <a:lumMod val="35000"/>
-            <a:lumOff val="65000"/>
-          </a:schemeClr>
-        </a:solidFill>
-        <a:round/>
-      </a:ln>
-    </cs:spPr>
-  </cs:leaderLine>
-  <cs:legend>
-    <cs:lnRef idx="0"/>
-    <cs:fillRef idx="0"/>
-    <cs:effectRef idx="0"/>
-    <cs:fontRef idx="minor">
-      <a:schemeClr val="tx1">
-        <a:lumMod val="65000"/>
-        <a:lumOff val="35000"/>
-      </a:schemeClr>
-    </cs:fontRef>
-    <cs:defRPr sz="900" kern="1200"/>
-  </cs:legend>
-  <cs:plotArea mods="allowNoFillOverride allowNoLineOverride">
-    <cs:lnRef idx="0"/>
-    <cs:fillRef idx="0"/>
-    <cs:effectRef idx="0"/>
-    <cs:fontRef idx="minor">
-      <a:schemeClr val="tx1"/>
-    </cs:fontRef>
-  </cs:plotArea>
-  <cs:plotArea3D mods="allowNoFillOverride allowNoLineOverride">
-    <cs:lnRef idx="0"/>
-    <cs:fillRef idx="0"/>
-    <cs:effectRef idx="0"/>
-    <cs:fontRef idx="minor">
-      <a:schemeClr val="tx1"/>
-    </cs:fontRef>
-  </cs:plotArea3D>
-  <cs:seriesAxis>
-    <cs:lnRef idx="0"/>
-    <cs:fillRef idx="0"/>
-    <cs:effectRef idx="0"/>
-    <cs:fontRef idx="minor">
-      <a:schemeClr val="tx1">
-        <a:lumMod val="65000"/>
-        <a:lumOff val="35000"/>
-      </a:schemeClr>
-    </cs:fontRef>
-    <cs:defRPr sz="900" kern="1200"/>
-  </cs:seriesAxis>
-  <cs:seriesLine>
-    <cs:lnRef idx="0"/>
-    <cs:fillRef idx="0"/>
-    <cs:effectRef idx="0"/>
-    <cs:fontRef idx="minor">
-      <a:schemeClr val="tx1"/>
-    </cs:fontRef>
-    <cs:spPr>
-      <a:ln w="9525" cap="flat" cmpd="sng" algn="ctr">
-        <a:solidFill>
-          <a:schemeClr val="tx1">
-            <a:lumMod val="35000"/>
-            <a:lumOff val="65000"/>
-          </a:schemeClr>
-        </a:solidFill>
-        <a:round/>
-      </a:ln>
-    </cs:spPr>
-  </cs:seriesLine>
-  <cs:title>
-    <cs:lnRef idx="0"/>
-    <cs:fillRef idx="0"/>
-    <cs:effectRef idx="0"/>
-    <cs:fontRef idx="minor">
-      <a:schemeClr val="tx1">
-        <a:lumMod val="65000"/>
-        <a:lumOff val="35000"/>
-      </a:schemeClr>
-    </cs:fontRef>
-    <cs:defRPr sz="1400" b="0" kern="1200" spc="0" baseline="0"/>
-  </cs:title>
-  <cs:trendline>
-    <cs:lnRef idx="0">
-      <cs:styleClr val="auto"/>
-    </cs:lnRef>
-    <cs:fillRef idx="0"/>
-    <cs:effectRef idx="0"/>
-    <cs:fontRef idx="minor">
-      <a:schemeClr val="tx1"/>
-    </cs:fontRef>
-    <cs:spPr>
-      <a:ln w="19050" cap="rnd">
-        <a:solidFill>
-          <a:schemeClr val="phClr"/>
-        </a:solidFill>
-        <a:prstDash val="sysDot"/>
-      </a:ln>
-    </cs:spPr>
-  </cs:trendline>
-  <cs:trendlineLabel>
-    <cs:lnRef idx="0"/>
-    <cs:fillRef idx="0"/>
-    <cs:effectRef idx="0"/>
-    <cs:fontRef idx="minor">
-      <a:schemeClr val="tx1">
-        <a:lumMod val="65000"/>
-        <a:lumOff val="35000"/>
-      </a:schemeClr>
-    </cs:fontRef>
-    <cs:defRPr sz="900" kern="1200"/>
-  </cs:trendlineLabel>
-  <cs:upBar>
-    <cs:lnRef idx="0"/>
-    <cs:fillRef idx="0"/>
-    <cs:effectRef idx="0"/>
-    <cs:fontRef idx="minor">
-      <a:schemeClr val="dk1"/>
-    </cs:fontRef>
-    <cs:spPr>
-      <a:solidFill>
-        <a:schemeClr val="lt1"/>
-      </a:solidFill>
-      <a:ln w="9525">
-        <a:solidFill>
-          <a:schemeClr val="tx1">
-            <a:lumMod val="15000"/>
-            <a:lumOff val="85000"/>
-          </a:schemeClr>
-        </a:solidFill>
-      </a:ln>
-    </cs:spPr>
-  </cs:upBar>
-  <cs:valueAxis>
-    <cs:lnRef idx="0"/>
-    <cs:fillRef idx="0"/>
-    <cs:effectRef idx="0"/>
-    <cs:fontRef idx="minor">
-      <a:schemeClr val="tx1">
-        <a:lumMod val="65000"/>
-        <a:lumOff val="35000"/>
-      </a:schemeClr>
-    </cs:fontRef>
-    <cs:defRPr sz="900" kern="1200"/>
-  </cs:valueAxis>
-  <cs:wall>
-    <cs:lnRef idx="0"/>
-    <cs:fillRef idx="0"/>
-    <cs:effectRef idx="0"/>
-    <cs:fontRef idx="minor">
-      <a:schemeClr val="tx1"/>
-    </cs:fontRef>
-    <cs:spPr>
-      <a:noFill/>
-      <a:ln>
-        <a:noFill/>
-      </a:ln>
-    </cs:spPr>
-  </cs:wall>
-</cs:chartStyle>
-</file>
-
 <file path=word/theme/theme1.xml><?xml version="1.0" encoding="utf-8"?>
 <a:theme xmlns:a="http://schemas.openxmlformats.org/drawingml/2006/main" name="Office Theme">
   <a:themeElements>
@@ -11725,290 +8693,4 @@
     </a:ext>
   </a:extLst>
 </a:theme>
-</file>
-
-<file path=word/theme/themeOverride1.xml><?xml version="1.0" encoding="utf-8"?>
-<a:themeOverride xmlns:a="http://schemas.openxmlformats.org/drawingml/2006/main">
-  <a:clrScheme name="Office">
-    <a:dk1>
-      <a:sysClr val="windowText" lastClr="000000"/>
-    </a:dk1>
-    <a:lt1>
-      <a:sysClr val="window" lastClr="FFFFFF"/>
-    </a:lt1>
-    <a:dk2>
-      <a:srgbClr val="44546A"/>
-    </a:dk2>
-    <a:lt2>
-      <a:srgbClr val="E7E6E6"/>
-    </a:lt2>
-    <a:accent1>
-      <a:srgbClr val="4472C4"/>
-    </a:accent1>
-    <a:accent2>
-      <a:srgbClr val="ED7D31"/>
-    </a:accent2>
-    <a:accent3>
-      <a:srgbClr val="A5A5A5"/>
-    </a:accent3>
-    <a:accent4>
-      <a:srgbClr val="FFC000"/>
-    </a:accent4>
-    <a:accent5>
-      <a:srgbClr val="5B9BD5"/>
-    </a:accent5>
-    <a:accent6>
-      <a:srgbClr val="70AD47"/>
-    </a:accent6>
-    <a:hlink>
-      <a:srgbClr val="0563C1"/>
-    </a:hlink>
-    <a:folHlink>
-      <a:srgbClr val="954F72"/>
-    </a:folHlink>
-  </a:clrScheme>
-  <a:fontScheme name="Office">
-    <a:majorFont>
-      <a:latin typeface="Calibri Light" panose="020F0302020204030204"/>
-      <a:ea typeface=""/>
-      <a:cs typeface=""/>
-      <a:font script="Jpan" typeface="游ゴシック Light"/>
-      <a:font script="Hang" typeface="맑은 고딕"/>
-      <a:font script="Hans" typeface="等线 Light"/>
-      <a:font script="Hant" typeface="新細明體"/>
-      <a:font script="Arab" typeface="Times New Roman"/>
-      <a:font script="Hebr" typeface="Times New Roman"/>
-      <a:font script="Thai" typeface="Tahoma"/>
-      <a:font script="Ethi" typeface="Nyala"/>
-      <a:font script="Beng" typeface="Vrinda"/>
-      <a:font script="Gujr" typeface="Shruti"/>
-      <a:font script="Khmr" typeface="MoolBoran"/>
-      <a:font script="Knda" typeface="Tunga"/>
-      <a:font script="Guru" typeface="Raavi"/>
-      <a:font script="Cans" typeface="Euphemia"/>
-      <a:font script="Cher" typeface="Plantagenet Cherokee"/>
-      <a:font script="Yiii" typeface="Microsoft Yi Baiti"/>
-      <a:font script="Tibt" typeface="Microsoft Himalaya"/>
-      <a:font script="Thaa" typeface="MV Boli"/>
-      <a:font script="Deva" typeface="Mangal"/>
-      <a:font script="Telu" typeface="Gautami"/>
-      <a:font script="Taml" typeface="Latha"/>
-      <a:font script="Syrc" typeface="Estrangelo Edessa"/>
-      <a:font script="Orya" typeface="Kalinga"/>
-      <a:font script="Mlym" typeface="Kartika"/>
-      <a:font script="Laoo" typeface="DokChampa"/>
-      <a:font script="Sinh" typeface="Iskoola Pota"/>
-      <a:font script="Mong" typeface="Mongolian Baiti"/>
-      <a:font script="Viet" typeface="Times New Roman"/>
-      <a:font script="Uigh" typeface="Microsoft Uighur"/>
-      <a:font script="Geor" typeface="Sylfaen"/>
-      <a:font script="Armn" typeface="Arial"/>
-      <a:font script="Bugi" typeface="Leelawadee UI"/>
-      <a:font script="Bopo" typeface="Microsoft JhengHei"/>
-      <a:font script="Java" typeface="Javanese Text"/>
-      <a:font script="Lisu" typeface="Segoe UI"/>
-      <a:font script="Mymr" typeface="Myanmar Text"/>
-      <a:font script="Nkoo" typeface="Ebrima"/>
-      <a:font script="Olck" typeface="Nirmala UI"/>
-      <a:font script="Osma" typeface="Ebrima"/>
-      <a:font script="Phag" typeface="Phagspa"/>
-      <a:font script="Syrn" typeface="Estrangelo Edessa"/>
-      <a:font script="Syrj" typeface="Estrangelo Edessa"/>
-      <a:font script="Syre" typeface="Estrangelo Edessa"/>
-      <a:font script="Sora" typeface="Nirmala UI"/>
-      <a:font script="Tale" typeface="Microsoft Tai Le"/>
-      <a:font script="Talu" typeface="Microsoft New Tai Lue"/>
-      <a:font script="Tfng" typeface="Ebrima"/>
-    </a:majorFont>
-    <a:minorFont>
-      <a:latin typeface="Calibri" panose="020F0502020204030204"/>
-      <a:ea typeface=""/>
-      <a:cs typeface=""/>
-      <a:font script="Jpan" typeface="游ゴシック"/>
-      <a:font script="Hang" typeface="맑은 고딕"/>
-      <a:font script="Hans" typeface="等线"/>
-      <a:font script="Hant" typeface="新細明體"/>
-      <a:font script="Arab" typeface="Arial"/>
-      <a:font script="Hebr" typeface="Arial"/>
-      <a:font script="Thai" typeface="Tahoma"/>
-      <a:font script="Ethi" typeface="Nyala"/>
-      <a:font script="Beng" typeface="Vrinda"/>
-      <a:font script="Gujr" typeface="Shruti"/>
-      <a:font script="Khmr" typeface="DaunPenh"/>
-      <a:font script="Knda" typeface="Tunga"/>
-      <a:font script="Guru" typeface="Raavi"/>
-      <a:font script="Cans" typeface="Euphemia"/>
-      <a:font script="Cher" typeface="Plantagenet Cherokee"/>
-      <a:font script="Yiii" typeface="Microsoft Yi Baiti"/>
-      <a:font script="Tibt" typeface="Microsoft Himalaya"/>
-      <a:font script="Thaa" typeface="MV Boli"/>
-      <a:font script="Deva" typeface="Mangal"/>
-      <a:font script="Telu" typeface="Gautami"/>
-      <a:font script="Taml" typeface="Latha"/>
-      <a:font script="Syrc" typeface="Estrangelo Edessa"/>
-      <a:font script="Orya" typeface="Kalinga"/>
-      <a:font script="Mlym" typeface="Kartika"/>
-      <a:font script="Laoo" typeface="DokChampa"/>
-      <a:font script="Sinh" typeface="Iskoola Pota"/>
-      <a:font script="Mong" typeface="Mongolian Baiti"/>
-      <a:font script="Viet" typeface="Arial"/>
-      <a:font script="Uigh" typeface="Microsoft Uighur"/>
-      <a:font script="Geor" typeface="Sylfaen"/>
-      <a:font script="Armn" typeface="Arial"/>
-      <a:font script="Bugi" typeface="Leelawadee UI"/>
-      <a:font script="Bopo" typeface="Microsoft JhengHei"/>
-      <a:font script="Java" typeface="Javanese Text"/>
-      <a:font script="Lisu" typeface="Segoe UI"/>
-      <a:font script="Mymr" typeface="Myanmar Text"/>
-      <a:font script="Nkoo" typeface="Ebrima"/>
-      <a:font script="Olck" typeface="Nirmala UI"/>
-      <a:font script="Osma" typeface="Ebrima"/>
-      <a:font script="Phag" typeface="Phagspa"/>
-      <a:font script="Syrn" typeface="Estrangelo Edessa"/>
-      <a:font script="Syrj" typeface="Estrangelo Edessa"/>
-      <a:font script="Syre" typeface="Estrangelo Edessa"/>
-      <a:font script="Sora" typeface="Nirmala UI"/>
-      <a:font script="Tale" typeface="Microsoft Tai Le"/>
-      <a:font script="Talu" typeface="Microsoft New Tai Lue"/>
-      <a:font script="Tfng" typeface="Ebrima"/>
-    </a:minorFont>
-  </a:fontScheme>
-  <a:fmtScheme name="Office">
-    <a:fillStyleLst>
-      <a:solidFill>
-        <a:schemeClr val="phClr"/>
-      </a:solidFill>
-      <a:gradFill rotWithShape="1">
-        <a:gsLst>
-          <a:gs pos="0">
-            <a:schemeClr val="phClr">
-              <a:lumMod val="110000"/>
-              <a:satMod val="105000"/>
-              <a:tint val="67000"/>
-            </a:schemeClr>
-          </a:gs>
-          <a:gs pos="50000">
-            <a:schemeClr val="phClr">
-              <a:lumMod val="105000"/>
-              <a:satMod val="103000"/>
-              <a:tint val="73000"/>
-            </a:schemeClr>
-          </a:gs>
-          <a:gs pos="100000">
-            <a:schemeClr val="phClr">
-              <a:lumMod val="105000"/>
-              <a:satMod val="109000"/>
-              <a:tint val="81000"/>
-            </a:schemeClr>
-          </a:gs>
-        </a:gsLst>
-        <a:lin ang="5400000" scaled="0"/>
-      </a:gradFill>
-      <a:gradFill rotWithShape="1">
-        <a:gsLst>
-          <a:gs pos="0">
-            <a:schemeClr val="phClr">
-              <a:satMod val="103000"/>
-              <a:lumMod val="102000"/>
-              <a:tint val="94000"/>
-            </a:schemeClr>
-          </a:gs>
-          <a:gs pos="50000">
-            <a:schemeClr val="phClr">
-              <a:satMod val="110000"/>
-              <a:lumMod val="100000"/>
-              <a:shade val="100000"/>
-            </a:schemeClr>
-          </a:gs>
-          <a:gs pos="100000">
-            <a:schemeClr val="phClr">
-              <a:lumMod val="99000"/>
-              <a:satMod val="120000"/>
-              <a:shade val="78000"/>
-            </a:schemeClr>
-          </a:gs>
-        </a:gsLst>
-        <a:lin ang="5400000" scaled="0"/>
-      </a:gradFill>
-    </a:fillStyleLst>
-    <a:lnStyleLst>
-      <a:ln w="6350" cap="flat" cmpd="sng" algn="ctr">
-        <a:solidFill>
-          <a:schemeClr val="phClr"/>
-        </a:solidFill>
-        <a:prstDash val="solid"/>
-        <a:miter lim="800000"/>
-      </a:ln>
-      <a:ln w="12700" cap="flat" cmpd="sng" algn="ctr">
-        <a:solidFill>
-          <a:schemeClr val="phClr"/>
-        </a:solidFill>
-        <a:prstDash val="solid"/>
-        <a:miter lim="800000"/>
-      </a:ln>
-      <a:ln w="19050" cap="flat" cmpd="sng" algn="ctr">
-        <a:solidFill>
-          <a:schemeClr val="phClr"/>
-        </a:solidFill>
-        <a:prstDash val="solid"/>
-        <a:miter lim="800000"/>
-      </a:ln>
-    </a:lnStyleLst>
-    <a:effectStyleLst>
-      <a:effectStyle>
-        <a:effectLst/>
-      </a:effectStyle>
-      <a:effectStyle>
-        <a:effectLst/>
-      </a:effectStyle>
-      <a:effectStyle>
-        <a:effectLst>
-          <a:outerShdw blurRad="57150" dist="19050" dir="5400000" algn="ctr" rotWithShape="0">
-            <a:srgbClr val="000000">
-              <a:alpha val="63000"/>
-            </a:srgbClr>
-          </a:outerShdw>
-        </a:effectLst>
-      </a:effectStyle>
-    </a:effectStyleLst>
-    <a:bgFillStyleLst>
-      <a:solidFill>
-        <a:schemeClr val="phClr"/>
-      </a:solidFill>
-      <a:solidFill>
-        <a:schemeClr val="phClr">
-          <a:tint val="95000"/>
-          <a:satMod val="170000"/>
-        </a:schemeClr>
-      </a:solidFill>
-      <a:gradFill rotWithShape="1">
-        <a:gsLst>
-          <a:gs pos="0">
-            <a:schemeClr val="phClr">
-              <a:tint val="93000"/>
-              <a:satMod val="150000"/>
-              <a:shade val="98000"/>
-              <a:lumMod val="102000"/>
-            </a:schemeClr>
-          </a:gs>
-          <a:gs pos="50000">
-            <a:schemeClr val="phClr">
-              <a:tint val="98000"/>
-              <a:satMod val="130000"/>
-              <a:shade val="90000"/>
-              <a:lumMod val="103000"/>
-            </a:schemeClr>
-          </a:gs>
-          <a:gs pos="100000">
-            <a:schemeClr val="phClr">
-              <a:shade val="63000"/>
-              <a:satMod val="120000"/>
-            </a:schemeClr>
-          </a:gs>
-        </a:gsLst>
-        <a:lin ang="5400000" scaled="0"/>
-      </a:gradFill>
-    </a:bgFillStyleLst>
-  </a:fmtScheme>
-</a:themeOverride>
 </file>
--- a/docs/BYNATIONALITY/Чувашки.docx
+++ b/docs/BYNATIONALITY/Чувашки.docx
@@ -122,7 +122,79 @@
                 <w:szCs w:val="16"/>
                 <w:lang w:val="ru-RU"/>
               </w:rPr>
-              <w:t>За годы советской власти в период с 1918 по 1942 гг. было расстреляно 22 женщин-чувашек.</w:t>
+              <w:t>За годы советской власти в период с 1918 по 1942 гг. был</w:t>
+            </w:r>
+            <w:r>
+              <w:rPr>
+                <w:rFonts w:ascii="Arial" w:hAnsi="Arial" w:cs="Arial"/>
+                <w:sz w:val="16"/>
+                <w:szCs w:val="16"/>
+                <w:lang w:val="ru-RU"/>
+              </w:rPr>
+              <w:t>и</w:t>
+            </w:r>
+            <w:r>
+              <w:rPr>
+                <w:rFonts w:ascii="Arial" w:hAnsi="Arial" w:cs="Arial"/>
+                <w:sz w:val="16"/>
+                <w:szCs w:val="16"/>
+                <w:lang w:val="ru-RU"/>
+              </w:rPr>
+              <w:t xml:space="preserve"> расстрелян</w:t>
+            </w:r>
+            <w:r>
+              <w:rPr>
+                <w:rFonts w:ascii="Arial" w:hAnsi="Arial" w:cs="Arial"/>
+                <w:sz w:val="16"/>
+                <w:szCs w:val="16"/>
+                <w:lang w:val="ru-RU"/>
+              </w:rPr>
+              <w:t>ы</w:t>
+            </w:r>
+            <w:r>
+              <w:rPr>
+                <w:rFonts w:ascii="Arial" w:hAnsi="Arial" w:cs="Arial"/>
+                <w:sz w:val="16"/>
+                <w:szCs w:val="16"/>
+                <w:lang w:val="ru-RU"/>
+              </w:rPr>
+              <w:t xml:space="preserve"> 22 женщин</w:t>
+            </w:r>
+            <w:r>
+              <w:rPr>
+                <w:rFonts w:ascii="Arial" w:hAnsi="Arial" w:cs="Arial"/>
+                <w:sz w:val="16"/>
+                <w:szCs w:val="16"/>
+                <w:lang w:val="ru-RU"/>
+              </w:rPr>
+              <w:t>ы</w:t>
+            </w:r>
+            <w:r>
+              <w:rPr>
+                <w:rFonts w:ascii="Arial" w:hAnsi="Arial" w:cs="Arial"/>
+                <w:sz w:val="16"/>
+                <w:szCs w:val="16"/>
+                <w:lang w:val="ru-RU"/>
+              </w:rPr>
+              <w:t>-чуваш</w:t>
+            </w:r>
+            <w:r>
+              <w:rPr>
+                <w:rFonts w:ascii="Arial" w:hAnsi="Arial" w:cs="Arial"/>
+                <w:sz w:val="16"/>
+                <w:szCs w:val="16"/>
+                <w:lang w:val="ru-RU"/>
+              </w:rPr>
+              <w:t>ки</w:t>
+            </w:r>
+            <w:r>
+              <w:rPr>
+                <w:rFonts w:ascii="Arial" w:hAnsi="Arial" w:cs="Arial"/>
+                <w:sz w:val="16"/>
+                <w:szCs w:val="16"/>
+                <w:lang w:val="ru-RU"/>
+              </w:rPr>
+              <w:t>.</w:t>
             </w:r>
           </w:p>
           <w:p>
@@ -141,7 +213,25 @@
                 <w:szCs w:val="16"/>
                 <w:lang w:val="ru-RU"/>
               </w:rPr>
-              <w:t xml:space="preserve">Данный список составлен на основе открытых и доступных на </w:t>
+              <w:t xml:space="preserve">Данный список составлен на основе открытых и доступных </w:t>
+            </w:r>
+            <w:r>
+              <w:rPr>
+                <w:rFonts w:ascii="Arial" w:hAnsi="Arial" w:cs="Arial"/>
+                <w:sz w:val="16"/>
+                <w:szCs w:val="16"/>
+                <w:lang w:val="ru-RU"/>
+              </w:rPr>
+              <w:t>в</w:t>
+            </w:r>
+            <w:r>
+              <w:rPr>
+                <w:rFonts w:ascii="Arial" w:hAnsi="Arial" w:cs="Arial"/>
+                <w:sz w:val="16"/>
+                <w:szCs w:val="16"/>
+                <w:lang w:val="ru-RU"/>
+              </w:rPr>
+              <w:t xml:space="preserve"> </w:t>
             </w:r>
             <w:r>
               <w:rPr>
@@ -178,59 +268,53 @@
                 <w:szCs w:val="16"/>
                 <w:lang w:val="ru-RU"/>
               </w:rPr>
-              <w:t xml:space="preserve">Согласно переписи населения 1937 года общая численность </w:t>
-            </w:r>
-            <w:proofErr w:type="gramStart"/>
-            <w:r>
-              <w:rPr>
-                <w:rFonts w:ascii="Arial" w:hAnsi="Arial" w:cs="Arial"/>
-                <w:sz w:val="16"/>
-                <w:szCs w:val="16"/>
-                <w:lang w:val="ru-RU"/>
-              </w:rPr>
-              <w:t>чувашей</w:t>
-            </w:r>
-            <w:proofErr w:type="gramEnd"/>
-            <w:r>
-              <w:rPr>
-                <w:rFonts w:ascii="Arial" w:hAnsi="Arial" w:cs="Arial"/>
-                <w:sz w:val="16"/>
-                <w:szCs w:val="16"/>
-                <w:lang w:val="ru-RU"/>
-              </w:rPr>
-              <w:t xml:space="preserve"> проживавших в СССР составляла 1 167 817 человек, таким образом </w:t>
-            </w:r>
-            <w:proofErr w:type="gramStart"/>
-            <w:r>
-              <w:rPr>
-                <w:rFonts w:ascii="Arial" w:hAnsi="Arial" w:cs="Arial"/>
-                <w:sz w:val="16"/>
-                <w:szCs w:val="16"/>
-                <w:lang w:val="ru-RU"/>
-              </w:rPr>
-              <w:t>22 расстрелянных чувашек это</w:t>
-            </w:r>
-            <w:proofErr w:type="gramEnd"/>
-            <w:r>
-              <w:rPr>
-                <w:rFonts w:ascii="Arial" w:hAnsi="Arial" w:cs="Arial"/>
-                <w:sz w:val="16"/>
-                <w:szCs w:val="16"/>
-                <w:lang w:val="ru-RU"/>
-              </w:rPr>
-              <w:t xml:space="preserve"> безвозвратные потери </w:t>
-            </w:r>
-            <w:proofErr w:type="gramStart"/>
-            <w:r>
-              <w:rPr>
-                <w:rFonts w:ascii="Arial" w:hAnsi="Arial" w:cs="Arial"/>
-                <w:sz w:val="16"/>
-                <w:szCs w:val="16"/>
-                <w:lang w:val="ru-RU"/>
-              </w:rPr>
-              <w:t>нации</w:t>
-            </w:r>
-            <w:proofErr w:type="gramEnd"/>
+              <w:t>Согласно переписи населения 1937 года общая численность чувашей проживавших в СССР составляла 1 167 817 человек, таким образом 22 расстрелянны</w:t>
+            </w:r>
+            <w:r>
+              <w:rPr>
+                <w:rFonts w:ascii="Arial" w:hAnsi="Arial" w:cs="Arial"/>
+                <w:sz w:val="16"/>
+                <w:szCs w:val="16"/>
+                <w:lang w:val="ru-RU"/>
+              </w:rPr>
+              <w:t>е</w:t>
+            </w:r>
+            <w:r>
+              <w:rPr>
+                <w:rFonts w:ascii="Arial" w:hAnsi="Arial" w:cs="Arial"/>
+                <w:sz w:val="16"/>
+                <w:szCs w:val="16"/>
+                <w:lang w:val="ru-RU"/>
+              </w:rPr>
+              <w:t xml:space="preserve"> чуваш</w:t>
+            </w:r>
+            <w:r>
+              <w:rPr>
+                <w:rFonts w:ascii="Arial" w:hAnsi="Arial" w:cs="Arial"/>
+                <w:sz w:val="16"/>
+                <w:szCs w:val="16"/>
+                <w:lang w:val="ru-RU"/>
+              </w:rPr>
+              <w:t>ки –</w:t>
+            </w:r>
+            <w:r>
+              <w:rPr>
+                <w:rFonts w:ascii="Arial" w:hAnsi="Arial" w:cs="Arial"/>
+                <w:sz w:val="16"/>
+                <w:szCs w:val="16"/>
+                <w:lang w:val="ru-RU"/>
+              </w:rPr>
+              <w:t xml:space="preserve"> это безвозвратные потери нации</w:t>
+            </w:r>
+            <w:r>
+              <w:rPr>
+                <w:rFonts w:ascii="Arial" w:hAnsi="Arial" w:cs="Arial"/>
+                <w:sz w:val="16"/>
+                <w:szCs w:val="16"/>
+                <w:lang w:val="ru-RU"/>
+              </w:rPr>
+              <w:t>,</w:t>
+            </w:r>
             <w:r>
               <w:rPr>
                 <w:rFonts w:ascii="Arial" w:hAnsi="Arial" w:cs="Arial"/>
@@ -240,17 +324,15 @@
               </w:rPr>
               <w:t xml:space="preserve"> которые составляют 0,002% от общего числа </w:t>
             </w:r>
-            <w:proofErr w:type="gramStart"/>
-            <w:r>
-              <w:rPr>
-                <w:rFonts w:ascii="Arial" w:hAnsi="Arial" w:cs="Arial"/>
-                <w:sz w:val="16"/>
-                <w:szCs w:val="16"/>
-                <w:lang w:val="ru-RU"/>
-              </w:rPr>
-              <w:t>чувашей</w:t>
-            </w:r>
-            <w:proofErr w:type="gramEnd"/>
+            <w:r>
+              <w:rPr>
+                <w:rFonts w:ascii="Arial" w:hAnsi="Arial" w:cs="Arial"/>
+                <w:sz w:val="16"/>
+                <w:szCs w:val="16"/>
+                <w:lang w:val="ru-RU"/>
+              </w:rPr>
+              <w:t>чувашей,</w:t>
+            </w:r>
             <w:r>
               <w:rPr>
                 <w:rFonts w:ascii="Arial" w:hAnsi="Arial" w:cs="Arial"/>
@@ -535,25 +617,12 @@
             <w:r>
               <w:rPr>
                 <w:rFonts w:ascii="Arial" w:hAnsi="Arial" w:cs="Arial"/>
-                <w:b/>
-                <w:bCs/>
                 <w:color w:val="000000"/>
                 <w:sz w:val="16"/>
                 <w:szCs w:val="16"/>
-                <w:u w:val="single"/>
-                <w:lang w:val="ru-RU"/>
-              </w:rPr>
-              <w:t>Репрессированные родственники</w:t>
-            </w:r>
-            <w:r>
-              <w:rPr>
-                <w:rFonts w:ascii="Arial" w:hAnsi="Arial" w:cs="Arial"/>
-                <w:color w:val="000000"/>
-                <w:sz w:val="16"/>
-                <w:szCs w:val="16"/>
-                <w:lang w:val="ru-RU"/>
-              </w:rPr>
-              <w:t xml:space="preserve">: у </w:t>
+                <w:lang w:val="ru-RU"/>
+              </w:rPr>
+              <w:t xml:space="preserve">Репрессированные родственники: у </w:t>
             </w:r>
             <w:r>
               <w:rPr>
@@ -608,34 +677,11 @@
             <w:r>
               <w:rPr>
                 <w:rFonts w:ascii="Arial" w:hAnsi="Arial" w:cs="Arial"/>
-                <w:b/>
-                <w:bCs/>
-                <w:sz w:val="16"/>
-                <w:szCs w:val="16"/>
-                <w:u w:val="single"/>
-                <w:lang w:val="ru-RU"/>
-              </w:rPr>
-              <w:t>Партийность</w:t>
-            </w:r>
-            <w:r>
-              <w:rPr>
-                <w:rFonts w:ascii="Arial" w:hAnsi="Arial" w:cs="Arial"/>
-                <w:b/>
-                <w:bCs/>
-                <w:sz w:val="16"/>
-                <w:szCs w:val="16"/>
-                <w:lang w:val="ru-RU"/>
-              </w:rPr>
-              <w:t>:</w:t>
-            </w:r>
-            <w:r>
-              <w:rPr>
-                <w:rFonts w:ascii="Arial" w:hAnsi="Arial" w:cs="Arial"/>
-                <w:sz w:val="16"/>
-                <w:szCs w:val="16"/>
-                <w:lang w:val="ru-RU"/>
-              </w:rPr>
-              <w:t xml:space="preserve"> Беспартийные – 4 (18%).</w:t>
+                <w:sz w:val="16"/>
+                <w:szCs w:val="16"/>
+                <w:lang w:val="ru-RU"/>
+              </w:rPr>
+              <w:t>Партийность: Беспартийные – 4 (18%).</w:t>
             </w:r>
           </w:p>
           <w:p>
@@ -650,25 +696,11 @@
             <w:r>
               <w:rPr>
                 <w:rFonts w:ascii="Arial" w:hAnsi="Arial" w:cs="Arial"/>
-                <w:b/>
-                <w:bCs/>
-                <w:sz w:val="16"/>
-                <w:szCs w:val="16"/>
-                <w:u w:val="single"/>
-                <w:lang w:val="ru-RU"/>
-              </w:rPr>
-              <w:t>Профессия/социальная страта</w:t>
-            </w:r>
-            <w:r>
-              <w:rPr>
-                <w:rFonts w:ascii="Arial" w:hAnsi="Arial" w:cs="Arial"/>
-                <w:b/>
-                <w:bCs/>
-                <w:sz w:val="16"/>
-                <w:szCs w:val="16"/>
-                <w:lang w:val="ru-RU"/>
-              </w:rPr>
-              <w:t>:</w:t>
+                <w:sz w:val="16"/>
+                <w:szCs w:val="16"/>
+                <w:lang w:val="ru-RU"/>
+              </w:rPr>
+              <w:t>Профессия/социальная страта:</w:t>
             </w:r>
             <w:r>
               <w:rPr>
@@ -679,6 +711,16 @@
               </w:rPr>
               <w:t xml:space="preserve"> единоличница – 3; колхозница – 3, крестьянка – 3; монахиня – 3; домохозяйка – 1; учительница – 1.</w:t>
             </w:r>
+          </w:p>
+          <w:p>
+            <w:pPr>
+              <w:rPr>
+                <w:rFonts w:ascii="Arial" w:hAnsi="Arial" w:cs="Arial"/>
+                <w:sz w:val="16"/>
+                <w:szCs w:val="16"/>
+                <w:lang w:val="ru-RU"/>
+              </w:rPr>
+            </w:pPr>
           </w:p>
         </w:tc>
       </w:tr>
@@ -1154,7 +1196,67 @@
                 <w:szCs w:val="16"/>
                 <w:lang w:val="ru-RU"/>
               </w:rPr>
-              <w:t>в 1898 г., д.Сабанчи, Яльчинский р-н, Чувашия; чувашка; заключенная, рабочая 31 колонны ОЛП-2 СЖДЛ. Прож.:</w:t>
+              <w:t xml:space="preserve">в 1898 г., </w:t>
+            </w:r>
+            <w:proofErr w:type="spellStart"/>
+            <w:r>
+              <w:rPr>
+                <w:rFonts w:ascii="Arial" w:hAnsi="Arial" w:cs="Arial"/>
+                <w:sz w:val="16"/>
+                <w:szCs w:val="16"/>
+                <w:lang w:val="ru-RU"/>
+              </w:rPr>
+              <w:t>д.Сабанчи</w:t>
+            </w:r>
+            <w:proofErr w:type="spellEnd"/>
+            <w:r>
+              <w:rPr>
+                <w:rFonts w:ascii="Arial" w:hAnsi="Arial" w:cs="Arial"/>
+                <w:sz w:val="16"/>
+                <w:szCs w:val="16"/>
+                <w:lang w:val="ru-RU"/>
+              </w:rPr>
+              <w:t xml:space="preserve">, </w:t>
+            </w:r>
+            <w:proofErr w:type="spellStart"/>
+            <w:r>
+              <w:rPr>
+                <w:rFonts w:ascii="Arial" w:hAnsi="Arial" w:cs="Arial"/>
+                <w:sz w:val="16"/>
+                <w:szCs w:val="16"/>
+                <w:lang w:val="ru-RU"/>
+              </w:rPr>
+              <w:t>Яльчинский</w:t>
+            </w:r>
+            <w:proofErr w:type="spellEnd"/>
+            <w:r>
+              <w:rPr>
+                <w:rFonts w:ascii="Arial" w:hAnsi="Arial" w:cs="Arial"/>
+                <w:sz w:val="16"/>
+                <w:szCs w:val="16"/>
+                <w:lang w:val="ru-RU"/>
+              </w:rPr>
+              <w:t xml:space="preserve"> р-н, Чувашия; чувашка; заключенная, рабочая 31 колонны ОЛП-2 СЖДЛ. </w:t>
+            </w:r>
+            <w:proofErr w:type="spellStart"/>
+            <w:r>
+              <w:rPr>
+                <w:rFonts w:ascii="Arial" w:hAnsi="Arial" w:cs="Arial"/>
+                <w:sz w:val="16"/>
+                <w:szCs w:val="16"/>
+                <w:lang w:val="ru-RU"/>
+              </w:rPr>
+              <w:t>Прож</w:t>
+            </w:r>
+            <w:proofErr w:type="spellEnd"/>
+            <w:r>
+              <w:rPr>
+                <w:rFonts w:ascii="Arial" w:hAnsi="Arial" w:cs="Arial"/>
+                <w:sz w:val="16"/>
+                <w:szCs w:val="16"/>
+                <w:lang w:val="ru-RU"/>
+              </w:rPr>
+              <w:t>.:</w:t>
             </w:r>
             <w:r>
               <w:rPr>
@@ -1164,14 +1266,25 @@
               </w:rPr>
               <w:t> </w:t>
             </w:r>
-            <w:r>
-              <w:rPr>
-                <w:rFonts w:ascii="Arial" w:hAnsi="Arial" w:cs="Arial"/>
-                <w:sz w:val="16"/>
-                <w:szCs w:val="16"/>
-                <w:lang w:val="ru-RU"/>
-              </w:rPr>
-              <w:t>Севжелдорлаг НКВД.</w:t>
+            <w:proofErr w:type="spellStart"/>
+            <w:r>
+              <w:rPr>
+                <w:rFonts w:ascii="Arial" w:hAnsi="Arial" w:cs="Arial"/>
+                <w:sz w:val="16"/>
+                <w:szCs w:val="16"/>
+                <w:lang w:val="ru-RU"/>
+              </w:rPr>
+              <w:t>Севжелдорлаг</w:t>
+            </w:r>
+            <w:proofErr w:type="spellEnd"/>
+            <w:r>
+              <w:rPr>
+                <w:rFonts w:ascii="Arial" w:hAnsi="Arial" w:cs="Arial"/>
+                <w:sz w:val="16"/>
+                <w:szCs w:val="16"/>
+                <w:lang w:val="ru-RU"/>
+              </w:rPr>
+              <w:t xml:space="preserve"> НКВД.</w:t>
             </w:r>
             <w:r>
               <w:rPr>
@@ -1207,7 +1320,47 @@
                 <w:szCs w:val="16"/>
                 <w:lang w:val="ru-RU"/>
               </w:rPr>
-              <w:t>Приговорена: военным трибуналом войск НКВД строительства Севжелдормагистрали 28 февраля 1941 г., обв.:</w:t>
+              <w:t xml:space="preserve">Приговорена: военным трибуналом войск НКВД строительства </w:t>
+            </w:r>
+            <w:proofErr w:type="spellStart"/>
+            <w:r>
+              <w:rPr>
+                <w:rFonts w:ascii="Arial" w:hAnsi="Arial" w:cs="Arial"/>
+                <w:sz w:val="16"/>
+                <w:szCs w:val="16"/>
+                <w:lang w:val="ru-RU"/>
+              </w:rPr>
+              <w:t>Севжелдормагистрали</w:t>
+            </w:r>
+            <w:proofErr w:type="spellEnd"/>
+            <w:r>
+              <w:rPr>
+                <w:rFonts w:ascii="Arial" w:hAnsi="Arial" w:cs="Arial"/>
+                <w:sz w:val="16"/>
+                <w:szCs w:val="16"/>
+                <w:lang w:val="ru-RU"/>
+              </w:rPr>
+              <w:t xml:space="preserve"> 28 февраля 1941 г., </w:t>
+            </w:r>
+            <w:proofErr w:type="spellStart"/>
+            <w:r>
+              <w:rPr>
+                <w:rFonts w:ascii="Arial" w:hAnsi="Arial" w:cs="Arial"/>
+                <w:sz w:val="16"/>
+                <w:szCs w:val="16"/>
+                <w:lang w:val="ru-RU"/>
+              </w:rPr>
+              <w:t>обв</w:t>
+            </w:r>
+            <w:proofErr w:type="spellEnd"/>
+            <w:r>
+              <w:rPr>
+                <w:rFonts w:ascii="Arial" w:hAnsi="Arial" w:cs="Arial"/>
+                <w:sz w:val="16"/>
+                <w:szCs w:val="16"/>
+                <w:lang w:val="ru-RU"/>
+              </w:rPr>
+              <w:t>.:</w:t>
             </w:r>
             <w:r>
               <w:rPr>
@@ -1354,15 +1507,27 @@
                 <w:lang w:val="ru-RU"/>
               </w:rPr>
             </w:pPr>
-            <w:r>
-              <w:rPr>
-                <w:rFonts w:ascii="Arial" w:hAnsi="Arial" w:cs="Arial"/>
-                <w:b/>
-                <w:sz w:val="16"/>
-                <w:szCs w:val="16"/>
-                <w:lang w:val="ru-RU"/>
-              </w:rPr>
-              <w:t>Альжева Матрена Петровна</w:t>
+            <w:proofErr w:type="spellStart"/>
+            <w:r>
+              <w:rPr>
+                <w:rFonts w:ascii="Arial" w:hAnsi="Arial" w:cs="Arial"/>
+                <w:b/>
+                <w:sz w:val="16"/>
+                <w:szCs w:val="16"/>
+                <w:lang w:val="ru-RU"/>
+              </w:rPr>
+              <w:t>Альжева</w:t>
+            </w:r>
+            <w:proofErr w:type="spellEnd"/>
+            <w:r>
+              <w:rPr>
+                <w:rFonts w:ascii="Arial" w:hAnsi="Arial" w:cs="Arial"/>
+                <w:b/>
+                <w:sz w:val="16"/>
+                <w:szCs w:val="16"/>
+                <w:lang w:val="ru-RU"/>
+              </w:rPr>
+              <w:t xml:space="preserve"> Матрена Петровна</w:t>
             </w:r>
             <w:r>
               <w:rPr>
@@ -1423,7 +1588,95 @@
                 <w:szCs w:val="16"/>
                 <w:lang w:val="ru-RU"/>
               </w:rPr>
-              <w:t>Родилась в 1879 г., Саратовская обл., Куриловский р-н, с. Казанлы; чувашка; б/п; активная церковница. БОЗ. Куриловским РО УНКВД 28 ноября 1937 г. Приговорена: Тройка при УНКВД по Саратовской обл. 29 ноября 1937 г., обв.: за к/р агитацию против колхозного строительства.. Приговор: ВМН Расстреляна 9 декабря 1937 г. Место захоронения</w:t>
+              <w:t xml:space="preserve">Родилась в 1879 г., Саратовская обл., </w:t>
+            </w:r>
+            <w:proofErr w:type="spellStart"/>
+            <w:r>
+              <w:rPr>
+                <w:rFonts w:ascii="Arial" w:hAnsi="Arial" w:cs="Arial"/>
+                <w:bCs/>
+                <w:sz w:val="16"/>
+                <w:szCs w:val="16"/>
+                <w:lang w:val="ru-RU"/>
+              </w:rPr>
+              <w:t>Куриловский</w:t>
+            </w:r>
+            <w:proofErr w:type="spellEnd"/>
+            <w:r>
+              <w:rPr>
+                <w:rFonts w:ascii="Arial" w:hAnsi="Arial" w:cs="Arial"/>
+                <w:bCs/>
+                <w:sz w:val="16"/>
+                <w:szCs w:val="16"/>
+                <w:lang w:val="ru-RU"/>
+              </w:rPr>
+              <w:t xml:space="preserve"> р-н, с. </w:t>
+            </w:r>
+            <w:proofErr w:type="spellStart"/>
+            <w:r>
+              <w:rPr>
+                <w:rFonts w:ascii="Arial" w:hAnsi="Arial" w:cs="Arial"/>
+                <w:bCs/>
+                <w:sz w:val="16"/>
+                <w:szCs w:val="16"/>
+                <w:lang w:val="ru-RU"/>
+              </w:rPr>
+              <w:t>Казанлы</w:t>
+            </w:r>
+            <w:proofErr w:type="spellEnd"/>
+            <w:r>
+              <w:rPr>
+                <w:rFonts w:ascii="Arial" w:hAnsi="Arial" w:cs="Arial"/>
+                <w:bCs/>
+                <w:sz w:val="16"/>
+                <w:szCs w:val="16"/>
+                <w:lang w:val="ru-RU"/>
+              </w:rPr>
+              <w:t xml:space="preserve">; чувашка; б/п; активная церковница. БОЗ. </w:t>
+            </w:r>
+            <w:proofErr w:type="spellStart"/>
+            <w:r>
+              <w:rPr>
+                <w:rFonts w:ascii="Arial" w:hAnsi="Arial" w:cs="Arial"/>
+                <w:bCs/>
+                <w:sz w:val="16"/>
+                <w:szCs w:val="16"/>
+                <w:lang w:val="ru-RU"/>
+              </w:rPr>
+              <w:t>Куриловским</w:t>
+            </w:r>
+            <w:proofErr w:type="spellEnd"/>
+            <w:r>
+              <w:rPr>
+                <w:rFonts w:ascii="Arial" w:hAnsi="Arial" w:cs="Arial"/>
+                <w:bCs/>
+                <w:sz w:val="16"/>
+                <w:szCs w:val="16"/>
+                <w:lang w:val="ru-RU"/>
+              </w:rPr>
+              <w:t xml:space="preserve"> РО УНКВД 28 ноября 1937 г. Приговорена: Тройка при УНКВД по Саратовской обл. 29 ноября 1937 г., </w:t>
+            </w:r>
+            <w:proofErr w:type="spellStart"/>
+            <w:r>
+              <w:rPr>
+                <w:rFonts w:ascii="Arial" w:hAnsi="Arial" w:cs="Arial"/>
+                <w:bCs/>
+                <w:sz w:val="16"/>
+                <w:szCs w:val="16"/>
+                <w:lang w:val="ru-RU"/>
+              </w:rPr>
+              <w:t>обв</w:t>
+            </w:r>
+            <w:proofErr w:type="spellEnd"/>
+            <w:r>
+              <w:rPr>
+                <w:rFonts w:ascii="Arial" w:hAnsi="Arial" w:cs="Arial"/>
+                <w:bCs/>
+                <w:sz w:val="16"/>
+                <w:szCs w:val="16"/>
+                <w:lang w:val="ru-RU"/>
+              </w:rPr>
+              <w:t>.: за к/р агитацию против колхозного строительства.. Приговор: ВМН Расстреляна 9 декабря 1937 г. Место захоронения</w:t>
             </w:r>
             <w:r>
               <w:rPr>
@@ -1656,25 +1909,76 @@
                 <w:szCs w:val="16"/>
                 <w:lang w:val="ru-RU"/>
               </w:rPr>
-              <w:t xml:space="preserve">Родилась в 1881 г., Чувашия; Козловский р-н, д. Казаково, чувашка. </w:t>
-            </w:r>
-            <w:r>
-              <w:rPr>
-                <w:rFonts w:ascii="Arial" w:hAnsi="Arial" w:cs="Arial"/>
-                <w:sz w:val="16"/>
-                <w:szCs w:val="16"/>
-                <w:lang w:val="ru-RU"/>
-              </w:rPr>
-              <w:t>Прож.:</w:t>
-            </w:r>
-            <w:r>
-              <w:rPr>
-                <w:rFonts w:ascii="Arial" w:hAnsi="Arial" w:cs="Arial"/>
-                <w:sz w:val="16"/>
-                <w:szCs w:val="16"/>
-                <w:lang w:val="ru-RU"/>
-              </w:rPr>
-              <w:t xml:space="preserve"> Чувашия, крестьянка. Приговорена: Верховный суд МАССР 14 октября 1941 г., обв.: по ст. </w:t>
+              <w:t xml:space="preserve">Родилась в 1881 г., Чувашия; Козловский р-н, д. </w:t>
+            </w:r>
+            <w:proofErr w:type="spellStart"/>
+            <w:r>
+              <w:rPr>
+                <w:rFonts w:ascii="Arial" w:hAnsi="Arial" w:cs="Arial"/>
+                <w:sz w:val="16"/>
+                <w:szCs w:val="16"/>
+                <w:lang w:val="ru-RU"/>
+              </w:rPr>
+              <w:t>Казаково</w:t>
+            </w:r>
+            <w:proofErr w:type="spellEnd"/>
+            <w:r>
+              <w:rPr>
+                <w:rFonts w:ascii="Arial" w:hAnsi="Arial" w:cs="Arial"/>
+                <w:sz w:val="16"/>
+                <w:szCs w:val="16"/>
+                <w:lang w:val="ru-RU"/>
+              </w:rPr>
+              <w:t xml:space="preserve">, чувашка. </w:t>
+            </w:r>
+            <w:proofErr w:type="spellStart"/>
+            <w:r>
+              <w:rPr>
+                <w:rFonts w:ascii="Arial" w:hAnsi="Arial" w:cs="Arial"/>
+                <w:sz w:val="16"/>
+                <w:szCs w:val="16"/>
+                <w:lang w:val="ru-RU"/>
+              </w:rPr>
+              <w:t>Прож</w:t>
+            </w:r>
+            <w:proofErr w:type="spellEnd"/>
+            <w:r>
+              <w:rPr>
+                <w:rFonts w:ascii="Arial" w:hAnsi="Arial" w:cs="Arial"/>
+                <w:sz w:val="16"/>
+                <w:szCs w:val="16"/>
+                <w:lang w:val="ru-RU"/>
+              </w:rPr>
+              <w:t>.:</w:t>
+            </w:r>
+            <w:r>
+              <w:rPr>
+                <w:rFonts w:ascii="Arial" w:hAnsi="Arial" w:cs="Arial"/>
+                <w:sz w:val="16"/>
+                <w:szCs w:val="16"/>
+                <w:lang w:val="ru-RU"/>
+              </w:rPr>
+              <w:t xml:space="preserve"> Чувашия, крестьянка. Приговорена: Верховный суд МАССР 14 октября 1941 г., </w:t>
+            </w:r>
+            <w:proofErr w:type="spellStart"/>
+            <w:r>
+              <w:rPr>
+                <w:rFonts w:ascii="Arial" w:hAnsi="Arial" w:cs="Arial"/>
+                <w:sz w:val="16"/>
+                <w:szCs w:val="16"/>
+                <w:lang w:val="ru-RU"/>
+              </w:rPr>
+              <w:t>обв</w:t>
+            </w:r>
+            <w:proofErr w:type="spellEnd"/>
+            <w:r>
+              <w:rPr>
+                <w:rFonts w:ascii="Arial" w:hAnsi="Arial" w:cs="Arial"/>
+                <w:sz w:val="16"/>
+                <w:szCs w:val="16"/>
+                <w:lang w:val="ru-RU"/>
+              </w:rPr>
+              <w:t xml:space="preserve">.: по ст. </w:t>
             </w:r>
             <w:proofErr w:type="gramStart"/>
             <w:r>
@@ -1845,8 +2149,20 @@
                 <w:szCs w:val="16"/>
                 <w:lang w:val="ru-RU"/>
               </w:rPr>
-              <w:t>Арсентьева Варвара Арсентьевна</w:t>
-            </w:r>
+              <w:t xml:space="preserve">Арсентьева Варвара </w:t>
+            </w:r>
+            <w:proofErr w:type="spellStart"/>
+            <w:r>
+              <w:rPr>
+                <w:rFonts w:ascii="Arial" w:hAnsi="Arial" w:cs="Arial"/>
+                <w:b/>
+                <w:sz w:val="16"/>
+                <w:szCs w:val="16"/>
+                <w:lang w:val="ru-RU"/>
+              </w:rPr>
+              <w:t>Арсентьевна</w:t>
+            </w:r>
+            <w:proofErr w:type="spellEnd"/>
             <w:r>
               <w:rPr>
                 <w:rFonts w:ascii="Arial" w:hAnsi="Arial" w:cs="Arial"/>
@@ -1919,7 +2235,27 @@
                 <w:szCs w:val="16"/>
                 <w:lang w:val="ru-RU"/>
               </w:rPr>
-              <w:t>в 1887 г., Чувашская АССР, Аликовский р-н, д. Шумшеваши, чувашка, единоличница.</w:t>
+              <w:t xml:space="preserve">в 1887 г., Чувашская АССР, Аликовский р-н, д. </w:t>
+            </w:r>
+            <w:proofErr w:type="spellStart"/>
+            <w:r>
+              <w:rPr>
+                <w:rFonts w:ascii="Arial" w:hAnsi="Arial" w:cs="Arial"/>
+                <w:sz w:val="16"/>
+                <w:szCs w:val="16"/>
+                <w:lang w:val="ru-RU"/>
+              </w:rPr>
+              <w:t>Шумшеваши</w:t>
+            </w:r>
+            <w:proofErr w:type="spellEnd"/>
+            <w:r>
+              <w:rPr>
+                <w:rFonts w:ascii="Arial" w:hAnsi="Arial" w:cs="Arial"/>
+                <w:sz w:val="16"/>
+                <w:szCs w:val="16"/>
+                <w:lang w:val="ru-RU"/>
+              </w:rPr>
+              <w:t>, чувашка, единоличница.</w:t>
             </w:r>
             <w:r>
               <w:rPr>
@@ -1930,14 +2266,25 @@
               </w:rPr>
               <w:t xml:space="preserve"> </w:t>
             </w:r>
-            <w:r>
-              <w:rPr>
-                <w:rFonts w:ascii="Arial" w:hAnsi="Arial" w:cs="Arial"/>
-                <w:sz w:val="16"/>
-                <w:szCs w:val="16"/>
-                <w:lang w:val="ru-RU"/>
-              </w:rPr>
-              <w:t>Прож.:</w:t>
+            <w:proofErr w:type="spellStart"/>
+            <w:r>
+              <w:rPr>
+                <w:rFonts w:ascii="Arial" w:hAnsi="Arial" w:cs="Arial"/>
+                <w:sz w:val="16"/>
+                <w:szCs w:val="16"/>
+                <w:lang w:val="ru-RU"/>
+              </w:rPr>
+              <w:t>Прож</w:t>
+            </w:r>
+            <w:proofErr w:type="spellEnd"/>
+            <w:r>
+              <w:rPr>
+                <w:rFonts w:ascii="Arial" w:hAnsi="Arial" w:cs="Arial"/>
+                <w:sz w:val="16"/>
+                <w:szCs w:val="16"/>
+                <w:lang w:val="ru-RU"/>
+              </w:rPr>
+              <w:t>.:</w:t>
             </w:r>
             <w:r>
               <w:rPr>
@@ -1972,7 +2319,27 @@
                 <w:szCs w:val="16"/>
                 <w:lang w:val="ru-RU"/>
               </w:rPr>
-              <w:t>Приговорена: Верховный суд МАССР 14 октября 1941 г., обв.:</w:t>
+              <w:t xml:space="preserve">Приговорена: Верховный суд МАССР 14 октября 1941 г., </w:t>
+            </w:r>
+            <w:proofErr w:type="spellStart"/>
+            <w:r>
+              <w:rPr>
+                <w:rFonts w:ascii="Arial" w:hAnsi="Arial" w:cs="Arial"/>
+                <w:sz w:val="16"/>
+                <w:szCs w:val="16"/>
+                <w:lang w:val="ru-RU"/>
+              </w:rPr>
+              <w:t>обв</w:t>
+            </w:r>
+            <w:proofErr w:type="spellEnd"/>
+            <w:r>
+              <w:rPr>
+                <w:rFonts w:ascii="Arial" w:hAnsi="Arial" w:cs="Arial"/>
+                <w:sz w:val="16"/>
+                <w:szCs w:val="16"/>
+                <w:lang w:val="ru-RU"/>
+              </w:rPr>
+              <w:t>.:</w:t>
             </w:r>
             <w:r>
               <w:rPr>
@@ -2236,16 +2603,47 @@
                 <w:szCs w:val="16"/>
                 <w:lang w:val="ru-RU"/>
               </w:rPr>
-              <w:t xml:space="preserve">в 1893 г., Чувашия, д. Кильчишево; </w:t>
-            </w:r>
-            <w:r>
-              <w:rPr>
-                <w:rFonts w:ascii="Arial" w:hAnsi="Arial" w:cs="Arial"/>
-                <w:sz w:val="16"/>
-                <w:szCs w:val="16"/>
-                <w:lang w:val="ru-RU"/>
-              </w:rPr>
-              <w:t>Прож.:</w:t>
+              <w:t xml:space="preserve">в 1893 г., Чувашия, д. </w:t>
+            </w:r>
+            <w:proofErr w:type="spellStart"/>
+            <w:r>
+              <w:rPr>
+                <w:rFonts w:ascii="Arial" w:hAnsi="Arial" w:cs="Arial"/>
+                <w:sz w:val="16"/>
+                <w:szCs w:val="16"/>
+                <w:lang w:val="ru-RU"/>
+              </w:rPr>
+              <w:t>Кильчишево</w:t>
+            </w:r>
+            <w:proofErr w:type="spellEnd"/>
+            <w:r>
+              <w:rPr>
+                <w:rFonts w:ascii="Arial" w:hAnsi="Arial" w:cs="Arial"/>
+                <w:sz w:val="16"/>
+                <w:szCs w:val="16"/>
+                <w:lang w:val="ru-RU"/>
+              </w:rPr>
+              <w:t xml:space="preserve">; </w:t>
+            </w:r>
+            <w:proofErr w:type="spellStart"/>
+            <w:r>
+              <w:rPr>
+                <w:rFonts w:ascii="Arial" w:hAnsi="Arial" w:cs="Arial"/>
+                <w:sz w:val="16"/>
+                <w:szCs w:val="16"/>
+                <w:lang w:val="ru-RU"/>
+              </w:rPr>
+              <w:t>Прож</w:t>
+            </w:r>
+            <w:proofErr w:type="spellEnd"/>
+            <w:r>
+              <w:rPr>
+                <w:rFonts w:ascii="Arial" w:hAnsi="Arial" w:cs="Arial"/>
+                <w:sz w:val="16"/>
+                <w:szCs w:val="16"/>
+                <w:lang w:val="ru-RU"/>
+              </w:rPr>
+              <w:t>.:</w:t>
             </w:r>
             <w:r>
               <w:rPr>
@@ -2272,7 +2670,27 @@
                 <w:szCs w:val="16"/>
                 <w:lang w:val="ru-RU"/>
               </w:rPr>
-              <w:t>, чувашка. Приговорена: Верховный суд МАССР 14 октября 1941 г., обв.:</w:t>
+              <w:t xml:space="preserve">, чувашка. Приговорена: Верховный суд МАССР 14 октября 1941 г., </w:t>
+            </w:r>
+            <w:proofErr w:type="spellStart"/>
+            <w:r>
+              <w:rPr>
+                <w:rFonts w:ascii="Arial" w:hAnsi="Arial" w:cs="Arial"/>
+                <w:sz w:val="16"/>
+                <w:szCs w:val="16"/>
+                <w:lang w:val="ru-RU"/>
+              </w:rPr>
+              <w:t>обв</w:t>
+            </w:r>
+            <w:proofErr w:type="spellEnd"/>
+            <w:r>
+              <w:rPr>
+                <w:rFonts w:ascii="Arial" w:hAnsi="Arial" w:cs="Arial"/>
+                <w:sz w:val="16"/>
+                <w:szCs w:val="16"/>
+                <w:lang w:val="ru-RU"/>
+              </w:rPr>
+              <w:t>.:</w:t>
             </w:r>
             <w:r>
               <w:rPr>
@@ -2479,16 +2897,29 @@
                 <w:lang w:val="ru-RU"/>
               </w:rPr>
             </w:pPr>
-            <w:r>
-              <w:rPr>
-                <w:rFonts w:ascii="Arial" w:hAnsi="Arial" w:cs="Arial"/>
-                <w:b/>
-                <w:bCs/>
-                <w:sz w:val="16"/>
-                <w:szCs w:val="16"/>
-                <w:lang w:val="ru-RU"/>
-              </w:rPr>
-              <w:t>Верблюдова Прасковья Ефимовна</w:t>
+            <w:proofErr w:type="spellStart"/>
+            <w:r>
+              <w:rPr>
+                <w:rFonts w:ascii="Arial" w:hAnsi="Arial" w:cs="Arial"/>
+                <w:b/>
+                <w:bCs/>
+                <w:sz w:val="16"/>
+                <w:szCs w:val="16"/>
+                <w:lang w:val="ru-RU"/>
+              </w:rPr>
+              <w:t>Верблюдова</w:t>
+            </w:r>
+            <w:proofErr w:type="spellEnd"/>
+            <w:r>
+              <w:rPr>
+                <w:rFonts w:ascii="Arial" w:hAnsi="Arial" w:cs="Arial"/>
+                <w:b/>
+                <w:bCs/>
+                <w:sz w:val="16"/>
+                <w:szCs w:val="16"/>
+                <w:lang w:val="ru-RU"/>
+              </w:rPr>
+              <w:t xml:space="preserve"> Прасковья Ефимовна</w:t>
             </w:r>
             <w:r>
               <w:rPr>
@@ -2565,7 +2996,27 @@
                 <w:szCs w:val="16"/>
                 <w:lang w:val="ru-RU"/>
               </w:rPr>
-              <w:t>в 1892 г., Чистопольская обл., Бавлинский р-н, с. Потапово-Тумбарла; чувашка; колхозница, к-з "Победа</w:t>
+              <w:t>в 1892 г., Чистопольская обл., Бавлинский р-н, с. Потапово-</w:t>
+            </w:r>
+            <w:proofErr w:type="spellStart"/>
+            <w:r>
+              <w:rPr>
+                <w:rFonts w:ascii="Arial" w:hAnsi="Arial" w:cs="Arial"/>
+                <w:sz w:val="16"/>
+                <w:szCs w:val="16"/>
+                <w:lang w:val="ru-RU"/>
+              </w:rPr>
+              <w:t>Тумбарла</w:t>
+            </w:r>
+            <w:proofErr w:type="spellEnd"/>
+            <w:r>
+              <w:rPr>
+                <w:rFonts w:ascii="Arial" w:hAnsi="Arial" w:cs="Arial"/>
+                <w:sz w:val="16"/>
+                <w:szCs w:val="16"/>
+                <w:lang w:val="ru-RU"/>
+              </w:rPr>
+              <w:t>; чувашка; колхозница, к-з "Победа</w:t>
             </w:r>
             <w:proofErr w:type="gramStart"/>
             <w:r>
@@ -2587,14 +3038,25 @@
               </w:rPr>
               <w:t xml:space="preserve"> </w:t>
             </w:r>
-            <w:r>
-              <w:rPr>
-                <w:rFonts w:ascii="Arial" w:hAnsi="Arial" w:cs="Arial"/>
-                <w:sz w:val="16"/>
-                <w:szCs w:val="16"/>
-                <w:lang w:val="ru-RU"/>
-              </w:rPr>
-              <w:t>Прож.:</w:t>
+            <w:proofErr w:type="spellStart"/>
+            <w:r>
+              <w:rPr>
+                <w:rFonts w:ascii="Arial" w:hAnsi="Arial" w:cs="Arial"/>
+                <w:sz w:val="16"/>
+                <w:szCs w:val="16"/>
+                <w:lang w:val="ru-RU"/>
+              </w:rPr>
+              <w:t>Прож</w:t>
+            </w:r>
+            <w:proofErr w:type="spellEnd"/>
+            <w:r>
+              <w:rPr>
+                <w:rFonts w:ascii="Arial" w:hAnsi="Arial" w:cs="Arial"/>
+                <w:sz w:val="16"/>
+                <w:szCs w:val="16"/>
+                <w:lang w:val="ru-RU"/>
+              </w:rPr>
+              <w:t>.:</w:t>
             </w:r>
             <w:r>
               <w:rPr>
@@ -2611,7 +3073,47 @@
                 <w:szCs w:val="16"/>
                 <w:lang w:val="ru-RU"/>
               </w:rPr>
-              <w:t>Чистопольская обл., Бавлинский р-н, с. Потапово-Тумбарла. Арестована 12 октября 1937 г. Приговорена: тройка при НКВД ТАССР 21 декабря 1937 г., обв.:</w:t>
+              <w:t>Чистопольская обл., Бавлинский р-н, с. Потапово-</w:t>
+            </w:r>
+            <w:proofErr w:type="spellStart"/>
+            <w:r>
+              <w:rPr>
+                <w:rFonts w:ascii="Arial" w:hAnsi="Arial" w:cs="Arial"/>
+                <w:sz w:val="16"/>
+                <w:szCs w:val="16"/>
+                <w:lang w:val="ru-RU"/>
+              </w:rPr>
+              <w:t>Тумбарла</w:t>
+            </w:r>
+            <w:proofErr w:type="spellEnd"/>
+            <w:r>
+              <w:rPr>
+                <w:rFonts w:ascii="Arial" w:hAnsi="Arial" w:cs="Arial"/>
+                <w:sz w:val="16"/>
+                <w:szCs w:val="16"/>
+                <w:lang w:val="ru-RU"/>
+              </w:rPr>
+              <w:t xml:space="preserve">. Арестована 12 октября 1937 г. Приговорена: тройка при НКВД ТАССР 21 декабря 1937 г., </w:t>
+            </w:r>
+            <w:proofErr w:type="spellStart"/>
+            <w:r>
+              <w:rPr>
+                <w:rFonts w:ascii="Arial" w:hAnsi="Arial" w:cs="Arial"/>
+                <w:sz w:val="16"/>
+                <w:szCs w:val="16"/>
+                <w:lang w:val="ru-RU"/>
+              </w:rPr>
+              <w:t>обв</w:t>
+            </w:r>
+            <w:proofErr w:type="spellEnd"/>
+            <w:r>
+              <w:rPr>
+                <w:rFonts w:ascii="Arial" w:hAnsi="Arial" w:cs="Arial"/>
+                <w:sz w:val="16"/>
+                <w:szCs w:val="16"/>
+                <w:lang w:val="ru-RU"/>
+              </w:rPr>
+              <w:t>.:</w:t>
             </w:r>
             <w:r>
               <w:rPr>
@@ -2848,16 +3350,104 @@
                 <w:szCs w:val="16"/>
                 <w:lang w:val="ru-RU"/>
               </w:rPr>
-              <w:t>26.01.1878-07.10.1918. Родилась в д. Аниш-Крышки (Энĕш Кăршка) Чебоксарского уезда, чувашка. Выпускница женского училища при Симбирской чувашской учительской школе. Участница национально-освободительного движения чувашей, журналистка.</w:t>
-            </w:r>
-            <w:r>
-              <w:rPr>
-                <w:rFonts w:ascii="Arial" w:hAnsi="Arial" w:cs="Arial"/>
-                <w:sz w:val="16"/>
-                <w:szCs w:val="16"/>
-                <w:lang w:val="ru-RU"/>
-              </w:rPr>
-              <w:t xml:space="preserve"> Учительница Чепкас-Ильметевской женской начальной школы Буинского уезда. В июне 1918 г. организовала Союз чувашских женщин. Была редактором газеты «Хыпар». Расстреляна органами Чрезвычайной комиссии по борьбе с контрреволюцией и саботажем вместе с известным революционером (эсером) </w:t>
+              <w:t>26.01.1878-07.10.1918. Родилась в д. Аниш-Крышки (</w:t>
+            </w:r>
+            <w:proofErr w:type="spellStart"/>
+            <w:r>
+              <w:rPr>
+                <w:rStyle w:val="Strong"/>
+                <w:rFonts w:ascii="Arial" w:hAnsi="Arial" w:cs="Arial"/>
+                <w:b w:val="0"/>
+                <w:sz w:val="16"/>
+                <w:szCs w:val="16"/>
+                <w:lang w:val="ru-RU"/>
+              </w:rPr>
+              <w:t>Энĕш</w:t>
+            </w:r>
+            <w:proofErr w:type="spellEnd"/>
+            <w:r>
+              <w:rPr>
+                <w:rStyle w:val="Strong"/>
+                <w:rFonts w:ascii="Arial" w:hAnsi="Arial" w:cs="Arial"/>
+                <w:b w:val="0"/>
+                <w:sz w:val="16"/>
+                <w:szCs w:val="16"/>
+                <w:lang w:val="ru-RU"/>
+              </w:rPr>
+              <w:t xml:space="preserve"> </w:t>
+            </w:r>
+            <w:proofErr w:type="spellStart"/>
+            <w:r>
+              <w:rPr>
+                <w:rStyle w:val="Strong"/>
+                <w:rFonts w:ascii="Arial" w:hAnsi="Arial" w:cs="Arial"/>
+                <w:b w:val="0"/>
+                <w:sz w:val="16"/>
+                <w:szCs w:val="16"/>
+                <w:lang w:val="ru-RU"/>
+              </w:rPr>
+              <w:t>Кăршка</w:t>
+            </w:r>
+            <w:proofErr w:type="spellEnd"/>
+            <w:r>
+              <w:rPr>
+                <w:rStyle w:val="Strong"/>
+                <w:rFonts w:ascii="Arial" w:hAnsi="Arial" w:cs="Arial"/>
+                <w:b w:val="0"/>
+                <w:sz w:val="16"/>
+                <w:szCs w:val="16"/>
+                <w:lang w:val="ru-RU"/>
+              </w:rPr>
+              <w:t>) Чебоксарского уезда, чувашка. Выпускница женского училища при Симбирской чувашской учительской школе. Участница национально-освободительного движения чувашей, журналистка.</w:t>
+            </w:r>
+            <w:r>
+              <w:rPr>
+                <w:rFonts w:ascii="Arial" w:hAnsi="Arial" w:cs="Arial"/>
+                <w:sz w:val="16"/>
+                <w:szCs w:val="16"/>
+                <w:lang w:val="ru-RU"/>
+              </w:rPr>
+              <w:t xml:space="preserve"> Учительница </w:t>
+            </w:r>
+            <w:proofErr w:type="spellStart"/>
+            <w:r>
+              <w:rPr>
+                <w:rFonts w:ascii="Arial" w:hAnsi="Arial" w:cs="Arial"/>
+                <w:sz w:val="16"/>
+                <w:szCs w:val="16"/>
+                <w:lang w:val="ru-RU"/>
+              </w:rPr>
+              <w:t>Чепкас-Ильметевской</w:t>
+            </w:r>
+            <w:proofErr w:type="spellEnd"/>
+            <w:r>
+              <w:rPr>
+                <w:rFonts w:ascii="Arial" w:hAnsi="Arial" w:cs="Arial"/>
+                <w:sz w:val="16"/>
+                <w:szCs w:val="16"/>
+                <w:lang w:val="ru-RU"/>
+              </w:rPr>
+              <w:t xml:space="preserve"> женской начальной школы Буинского уезда. В июне 1918 г. организовала Союз чувашских женщин. Была редактором газеты «</w:t>
+            </w:r>
+            <w:proofErr w:type="spellStart"/>
+            <w:r>
+              <w:rPr>
+                <w:rFonts w:ascii="Arial" w:hAnsi="Arial" w:cs="Arial"/>
+                <w:sz w:val="16"/>
+                <w:szCs w:val="16"/>
+                <w:lang w:val="ru-RU"/>
+              </w:rPr>
+              <w:t>Хыпар</w:t>
+            </w:r>
+            <w:proofErr w:type="spellEnd"/>
+            <w:r>
+              <w:rPr>
+                <w:rFonts w:ascii="Arial" w:hAnsi="Arial" w:cs="Arial"/>
+                <w:sz w:val="16"/>
+                <w:szCs w:val="16"/>
+                <w:lang w:val="ru-RU"/>
+              </w:rPr>
+              <w:t xml:space="preserve">». Расстреляна органами Чрезвычайной комиссии по борьбе с контрреволюцией и саботажем вместе с известным революционером (эсером) </w:t>
             </w:r>
             <w:proofErr w:type="gramStart"/>
             <w:r>
@@ -2879,13 +3469,23 @@
               </w:rPr>
               <w:t xml:space="preserve"> Николаевым (Хури). </w:t>
             </w:r>
-            <w:r>
-              <w:rPr>
-                <w:rFonts w:ascii="Arial" w:hAnsi="Arial" w:cs="Arial"/>
-                <w:sz w:val="16"/>
-                <w:szCs w:val="16"/>
-              </w:rPr>
-              <w:t>Реабилитирована в 2006 г.</w:t>
+            <w:proofErr w:type="spellStart"/>
+            <w:r>
+              <w:rPr>
+                <w:rFonts w:ascii="Arial" w:hAnsi="Arial" w:cs="Arial"/>
+                <w:sz w:val="16"/>
+                <w:szCs w:val="16"/>
+              </w:rPr>
+              <w:t>Реабилитирована</w:t>
+            </w:r>
+            <w:proofErr w:type="spellEnd"/>
+            <w:r>
+              <w:rPr>
+                <w:rFonts w:ascii="Arial" w:hAnsi="Arial" w:cs="Arial"/>
+                <w:sz w:val="16"/>
+                <w:szCs w:val="16"/>
+              </w:rPr>
+              <w:t xml:space="preserve"> в 2006 г.</w:t>
             </w:r>
           </w:p>
           <w:p>
@@ -3080,16 +3680,47 @@
                 <w:szCs w:val="16"/>
                 <w:lang w:val="ru-RU"/>
               </w:rPr>
-              <w:t xml:space="preserve">в 1889 г., Чувашия, д. Чепкассы; Чувашка, единоличница. </w:t>
-            </w:r>
-            <w:r>
-              <w:rPr>
-                <w:rFonts w:ascii="Arial" w:hAnsi="Arial" w:cs="Arial"/>
-                <w:sz w:val="16"/>
-                <w:szCs w:val="16"/>
-                <w:lang w:val="ru-RU"/>
-              </w:rPr>
-              <w:t>Прож.:</w:t>
+              <w:t xml:space="preserve">в 1889 г., Чувашия, д. </w:t>
+            </w:r>
+            <w:proofErr w:type="spellStart"/>
+            <w:r>
+              <w:rPr>
+                <w:rFonts w:ascii="Arial" w:hAnsi="Arial" w:cs="Arial"/>
+                <w:sz w:val="16"/>
+                <w:szCs w:val="16"/>
+                <w:lang w:val="ru-RU"/>
+              </w:rPr>
+              <w:t>Чепкассы</w:t>
+            </w:r>
+            <w:proofErr w:type="spellEnd"/>
+            <w:r>
+              <w:rPr>
+                <w:rFonts w:ascii="Arial" w:hAnsi="Arial" w:cs="Arial"/>
+                <w:sz w:val="16"/>
+                <w:szCs w:val="16"/>
+                <w:lang w:val="ru-RU"/>
+              </w:rPr>
+              <w:t xml:space="preserve">; Чувашка, единоличница. </w:t>
+            </w:r>
+            <w:proofErr w:type="spellStart"/>
+            <w:r>
+              <w:rPr>
+                <w:rFonts w:ascii="Arial" w:hAnsi="Arial" w:cs="Arial"/>
+                <w:sz w:val="16"/>
+                <w:szCs w:val="16"/>
+                <w:lang w:val="ru-RU"/>
+              </w:rPr>
+              <w:t>Прож</w:t>
+            </w:r>
+            <w:proofErr w:type="spellEnd"/>
+            <w:r>
+              <w:rPr>
+                <w:rFonts w:ascii="Arial" w:hAnsi="Arial" w:cs="Arial"/>
+                <w:sz w:val="16"/>
+                <w:szCs w:val="16"/>
+                <w:lang w:val="ru-RU"/>
+              </w:rPr>
+              <w:t>.:</w:t>
             </w:r>
             <w:r>
               <w:rPr>
@@ -3124,7 +3755,27 @@
                 <w:szCs w:val="16"/>
                 <w:lang w:val="ru-RU"/>
               </w:rPr>
-              <w:t>Приговорена: Верховный суд МАССР 21 августа 1941 г., обв.:</w:t>
+              <w:t xml:space="preserve">Приговорена: Верховный суд МАССР 21 августа 1941 г., </w:t>
+            </w:r>
+            <w:proofErr w:type="spellStart"/>
+            <w:r>
+              <w:rPr>
+                <w:rFonts w:ascii="Arial" w:hAnsi="Arial" w:cs="Arial"/>
+                <w:sz w:val="16"/>
+                <w:szCs w:val="16"/>
+                <w:lang w:val="ru-RU"/>
+              </w:rPr>
+              <w:t>обв</w:t>
+            </w:r>
+            <w:proofErr w:type="spellEnd"/>
+            <w:r>
+              <w:rPr>
+                <w:rFonts w:ascii="Arial" w:hAnsi="Arial" w:cs="Arial"/>
+                <w:sz w:val="16"/>
+                <w:szCs w:val="16"/>
+                <w:lang w:val="ru-RU"/>
+              </w:rPr>
+              <w:t>.:</w:t>
             </w:r>
             <w:r>
               <w:rPr>
@@ -3355,8 +4006,29 @@
                 <w:szCs w:val="16"/>
                 <w:lang w:val="ru-RU"/>
               </w:rPr>
-              <w:t xml:space="preserve">в 1882 г., Чувашия, д. Испухани; </w:t>
-            </w:r>
+              <w:t xml:space="preserve">в 1882 г., Чувашия, д. </w:t>
+            </w:r>
+            <w:proofErr w:type="spellStart"/>
+            <w:r>
+              <w:rPr>
+                <w:rFonts w:ascii="Arial" w:hAnsi="Arial" w:cs="Arial"/>
+                <w:sz w:val="16"/>
+                <w:szCs w:val="16"/>
+                <w:lang w:val="ru-RU"/>
+              </w:rPr>
+              <w:t>Испухани</w:t>
+            </w:r>
+            <w:proofErr w:type="spellEnd"/>
+            <w:r>
+              <w:rPr>
+                <w:rFonts w:ascii="Arial" w:hAnsi="Arial" w:cs="Arial"/>
+                <w:sz w:val="16"/>
+                <w:szCs w:val="16"/>
+                <w:lang w:val="ru-RU"/>
+              </w:rPr>
+              <w:t xml:space="preserve">; </w:t>
+            </w:r>
+            <w:proofErr w:type="spellStart"/>
             <w:proofErr w:type="gramStart"/>
             <w:r>
               <w:rPr>
@@ -3378,6 +4050,7 @@
               </w:rPr>
               <w:t>Прож</w:t>
             </w:r>
+            <w:proofErr w:type="spellEnd"/>
             <w:proofErr w:type="gramEnd"/>
             <w:r>
               <w:rPr>
@@ -3430,7 +4103,27 @@
                 <w:szCs w:val="16"/>
                 <w:lang w:val="ru-RU"/>
               </w:rPr>
-              <w:t>Приговорена: Верховный суд МАССР 21 августа 1941 г., обв.:</w:t>
+              <w:t xml:space="preserve">Приговорена: Верховный суд МАССР 21 августа 1941 г., </w:t>
+            </w:r>
+            <w:proofErr w:type="spellStart"/>
+            <w:r>
+              <w:rPr>
+                <w:rFonts w:ascii="Arial" w:hAnsi="Arial" w:cs="Arial"/>
+                <w:sz w:val="16"/>
+                <w:szCs w:val="16"/>
+                <w:lang w:val="ru-RU"/>
+              </w:rPr>
+              <w:t>обв</w:t>
+            </w:r>
+            <w:proofErr w:type="spellEnd"/>
+            <w:r>
+              <w:rPr>
+                <w:rFonts w:ascii="Arial" w:hAnsi="Arial" w:cs="Arial"/>
+                <w:sz w:val="16"/>
+                <w:szCs w:val="16"/>
+                <w:lang w:val="ru-RU"/>
+              </w:rPr>
+              <w:t>.:</w:t>
             </w:r>
             <w:r>
               <w:rPr>
@@ -3683,7 +4376,27 @@
                 <w:szCs w:val="16"/>
                 <w:lang w:val="ru-RU"/>
               </w:rPr>
-              <w:t xml:space="preserve">в 1872 г., в с. Молячкино.; чувашка; б/п; </w:t>
+              <w:t xml:space="preserve">в 1872 г., в с. </w:t>
+            </w:r>
+            <w:proofErr w:type="spellStart"/>
+            <w:r>
+              <w:rPr>
+                <w:rFonts w:ascii="Arial" w:hAnsi="Arial" w:cs="Arial"/>
+                <w:sz w:val="16"/>
+                <w:szCs w:val="16"/>
+                <w:lang w:val="ru-RU"/>
+              </w:rPr>
+              <w:t>Молячкино</w:t>
+            </w:r>
+            <w:proofErr w:type="spellEnd"/>
+            <w:r>
+              <w:rPr>
+                <w:rFonts w:ascii="Arial" w:hAnsi="Arial" w:cs="Arial"/>
+                <w:sz w:val="16"/>
+                <w:szCs w:val="16"/>
+                <w:lang w:val="ru-RU"/>
+              </w:rPr>
+              <w:t xml:space="preserve">.; чувашка; б/п; </w:t>
             </w:r>
             <w:proofErr w:type="gramStart"/>
             <w:r>
@@ -3730,7 +4443,27 @@
                 <w:szCs w:val="16"/>
                 <w:lang w:val="ru-RU"/>
               </w:rPr>
-              <w:t>Приговорена: Тройкой при УНКВД по Куйбышевской области 22 декабря 1937 г., обв.:</w:t>
+              <w:t xml:space="preserve">Приговорена: Тройкой при УНКВД по Куйбышевской области 22 декабря 1937 г., </w:t>
+            </w:r>
+            <w:proofErr w:type="spellStart"/>
+            <w:r>
+              <w:rPr>
+                <w:rFonts w:ascii="Arial" w:hAnsi="Arial" w:cs="Arial"/>
+                <w:sz w:val="16"/>
+                <w:szCs w:val="16"/>
+                <w:lang w:val="ru-RU"/>
+              </w:rPr>
+              <w:t>обв</w:t>
+            </w:r>
+            <w:proofErr w:type="spellEnd"/>
+            <w:r>
+              <w:rPr>
+                <w:rFonts w:ascii="Arial" w:hAnsi="Arial" w:cs="Arial"/>
+                <w:sz w:val="16"/>
+                <w:szCs w:val="16"/>
+                <w:lang w:val="ru-RU"/>
+              </w:rPr>
+              <w:t>.:</w:t>
             </w:r>
             <w:r>
               <w:rPr>
@@ -3998,7 +4731,47 @@
                 <w:szCs w:val="16"/>
                 <w:lang w:val="ru-RU"/>
               </w:rPr>
-              <w:t>1880 г.р., м.р.: Чувашская АССР, Шемуршинский р-н, д. Трехизб-Шемурша, чувашка, колхозница колхоза "Трактор". Обвинение: ст.58 п.10 ч.2 УК РСФСР. Приговор: Судебной коллегией по уголовным делам Верховного Суда ЧАССР, 25.08.1941</w:t>
+              <w:t xml:space="preserve">1880 г.р., </w:t>
+            </w:r>
+            <w:proofErr w:type="spellStart"/>
+            <w:r>
+              <w:rPr>
+                <w:rFonts w:ascii="Arial" w:hAnsi="Arial" w:cs="Arial"/>
+                <w:sz w:val="16"/>
+                <w:szCs w:val="16"/>
+                <w:lang w:val="ru-RU"/>
+              </w:rPr>
+              <w:t>м.р</w:t>
+            </w:r>
+            <w:proofErr w:type="spellEnd"/>
+            <w:r>
+              <w:rPr>
+                <w:rFonts w:ascii="Arial" w:hAnsi="Arial" w:cs="Arial"/>
+                <w:sz w:val="16"/>
+                <w:szCs w:val="16"/>
+                <w:lang w:val="ru-RU"/>
+              </w:rPr>
+              <w:t xml:space="preserve">.: Чувашская АССР, Шемуршинский р-н, д. </w:t>
+            </w:r>
+            <w:proofErr w:type="spellStart"/>
+            <w:r>
+              <w:rPr>
+                <w:rFonts w:ascii="Arial" w:hAnsi="Arial" w:cs="Arial"/>
+                <w:sz w:val="16"/>
+                <w:szCs w:val="16"/>
+                <w:lang w:val="ru-RU"/>
+              </w:rPr>
+              <w:t>Трехизб</w:t>
+            </w:r>
+            <w:proofErr w:type="spellEnd"/>
+            <w:r>
+              <w:rPr>
+                <w:rFonts w:ascii="Arial" w:hAnsi="Arial" w:cs="Arial"/>
+                <w:sz w:val="16"/>
+                <w:szCs w:val="16"/>
+                <w:lang w:val="ru-RU"/>
+              </w:rPr>
+              <w:t>-Шемурша, чувашка, колхозница колхоза "Трактор". Обвинение: ст.58 п.10 ч.2 УК РСФСР. Приговор: Судебной коллегией по уголовным делам Верховного Суда ЧАССР, 25.08.1941</w:t>
             </w:r>
             <w:r>
               <w:rPr>
@@ -4038,13 +4811,23 @@
               </w:rPr>
               <w:t xml:space="preserve"> расстрелять. Меру пресечения оставить содержание под стражей." // Определением Судебной коллегии по уголовным делам Верховного Суда РСФСР от 13.09.1941 г. приговор оставлен в силе. </w:t>
             </w:r>
-            <w:r>
-              <w:rPr>
-                <w:rFonts w:ascii="Arial" w:hAnsi="Arial" w:cs="Arial"/>
-                <w:sz w:val="16"/>
-                <w:szCs w:val="16"/>
-              </w:rPr>
-              <w:t>Реабилитация: 25.04.1990</w:t>
+            <w:proofErr w:type="spellStart"/>
+            <w:r>
+              <w:rPr>
+                <w:rFonts w:ascii="Arial" w:hAnsi="Arial" w:cs="Arial"/>
+                <w:sz w:val="16"/>
+                <w:szCs w:val="16"/>
+              </w:rPr>
+              <w:t>Реабилитация</w:t>
+            </w:r>
+            <w:proofErr w:type="spellEnd"/>
+            <w:r>
+              <w:rPr>
+                <w:rFonts w:ascii="Arial" w:hAnsi="Arial" w:cs="Arial"/>
+                <w:sz w:val="16"/>
+                <w:szCs w:val="16"/>
+              </w:rPr>
+              <w:t>: 25.04.1990</w:t>
             </w:r>
           </w:p>
           <w:p>
@@ -4058,22 +4841,78 @@
                 <w:lang w:val="ru-RU"/>
               </w:rPr>
             </w:pPr>
-            <w:r>
-              <w:rPr>
-                <w:rFonts w:ascii="Arial" w:hAnsi="Arial" w:cs="Arial"/>
-                <w:sz w:val="16"/>
-                <w:szCs w:val="16"/>
-              </w:rPr>
-              <w:t>Источник:</w:t>
-            </w:r>
-            <w:r>
-              <w:rPr>
-                <w:rFonts w:ascii="Arial" w:hAnsi="Arial" w:cs="Arial"/>
-                <w:sz w:val="16"/>
-                <w:szCs w:val="16"/>
-              </w:rPr>
-              <w:t xml:space="preserve"> Книга памяти Чувашской Республики</w:t>
-            </w:r>
+            <w:proofErr w:type="spellStart"/>
+            <w:r>
+              <w:rPr>
+                <w:rFonts w:ascii="Arial" w:hAnsi="Arial" w:cs="Arial"/>
+                <w:sz w:val="16"/>
+                <w:szCs w:val="16"/>
+              </w:rPr>
+              <w:t>Источник</w:t>
+            </w:r>
+            <w:proofErr w:type="spellEnd"/>
+            <w:r>
+              <w:rPr>
+                <w:rFonts w:ascii="Arial" w:hAnsi="Arial" w:cs="Arial"/>
+                <w:sz w:val="16"/>
+                <w:szCs w:val="16"/>
+              </w:rPr>
+              <w:t>:</w:t>
+            </w:r>
+            <w:r>
+              <w:rPr>
+                <w:rFonts w:ascii="Arial" w:hAnsi="Arial" w:cs="Arial"/>
+                <w:sz w:val="16"/>
+                <w:szCs w:val="16"/>
+              </w:rPr>
+              <w:t xml:space="preserve"> Книга </w:t>
+            </w:r>
+            <w:proofErr w:type="spellStart"/>
+            <w:r>
+              <w:rPr>
+                <w:rFonts w:ascii="Arial" w:hAnsi="Arial" w:cs="Arial"/>
+                <w:sz w:val="16"/>
+                <w:szCs w:val="16"/>
+              </w:rPr>
+              <w:t>памяти</w:t>
+            </w:r>
+            <w:proofErr w:type="spellEnd"/>
+            <w:r>
+              <w:rPr>
+                <w:rFonts w:ascii="Arial" w:hAnsi="Arial" w:cs="Arial"/>
+                <w:sz w:val="16"/>
+                <w:szCs w:val="16"/>
+              </w:rPr>
+              <w:t xml:space="preserve"> </w:t>
+            </w:r>
+            <w:proofErr w:type="spellStart"/>
+            <w:r>
+              <w:rPr>
+                <w:rFonts w:ascii="Arial" w:hAnsi="Arial" w:cs="Arial"/>
+                <w:sz w:val="16"/>
+                <w:szCs w:val="16"/>
+              </w:rPr>
+              <w:t>Чувашской</w:t>
+            </w:r>
+            <w:proofErr w:type="spellEnd"/>
+            <w:r>
+              <w:rPr>
+                <w:rFonts w:ascii="Arial" w:hAnsi="Arial" w:cs="Arial"/>
+                <w:sz w:val="16"/>
+                <w:szCs w:val="16"/>
+              </w:rPr>
+              <w:t xml:space="preserve"> </w:t>
+            </w:r>
+            <w:proofErr w:type="spellStart"/>
+            <w:r>
+              <w:rPr>
+                <w:rFonts w:ascii="Arial" w:hAnsi="Arial" w:cs="Arial"/>
+                <w:sz w:val="16"/>
+                <w:szCs w:val="16"/>
+              </w:rPr>
+              <w:t>Республики</w:t>
+            </w:r>
+            <w:proofErr w:type="spellEnd"/>
             <w:r>
               <w:rPr>
                 <w:rFonts w:ascii="Arial" w:hAnsi="Arial" w:cs="Arial"/>
@@ -4140,15 +4979,27 @@
                 <w:lang w:val="ru-RU"/>
               </w:rPr>
             </w:pPr>
-            <w:r>
-              <w:rPr>
-                <w:rFonts w:ascii="Arial" w:hAnsi="Arial" w:cs="Arial"/>
-                <w:b/>
-                <w:sz w:val="16"/>
-                <w:szCs w:val="16"/>
-                <w:lang w:val="ru-RU"/>
-              </w:rPr>
-              <w:t>Ижитникова Анастасия Матвеевна</w:t>
+            <w:proofErr w:type="spellStart"/>
+            <w:r>
+              <w:rPr>
+                <w:rFonts w:ascii="Arial" w:hAnsi="Arial" w:cs="Arial"/>
+                <w:b/>
+                <w:sz w:val="16"/>
+                <w:szCs w:val="16"/>
+                <w:lang w:val="ru-RU"/>
+              </w:rPr>
+              <w:t>Ижитникова</w:t>
+            </w:r>
+            <w:proofErr w:type="spellEnd"/>
+            <w:r>
+              <w:rPr>
+                <w:rFonts w:ascii="Arial" w:hAnsi="Arial" w:cs="Arial"/>
+                <w:b/>
+                <w:sz w:val="16"/>
+                <w:szCs w:val="16"/>
+                <w:lang w:val="ru-RU"/>
+              </w:rPr>
+              <w:t xml:space="preserve"> Анастасия Матвеевна</w:t>
             </w:r>
             <w:r>
               <w:rPr>
@@ -4222,16 +5073,47 @@
                 <w:szCs w:val="16"/>
                 <w:lang w:val="ru-RU"/>
               </w:rPr>
-              <w:t xml:space="preserve">в 1889 г., Чувашия, д. Турыпово; </w:t>
-            </w:r>
-            <w:r>
-              <w:rPr>
-                <w:rFonts w:ascii="Arial" w:hAnsi="Arial" w:cs="Arial"/>
-                <w:sz w:val="16"/>
-                <w:szCs w:val="16"/>
-                <w:lang w:val="ru-RU"/>
-              </w:rPr>
-              <w:t>Прож.:</w:t>
+              <w:t xml:space="preserve">в 1889 г., Чувашия, д. </w:t>
+            </w:r>
+            <w:proofErr w:type="spellStart"/>
+            <w:r>
+              <w:rPr>
+                <w:rFonts w:ascii="Arial" w:hAnsi="Arial" w:cs="Arial"/>
+                <w:sz w:val="16"/>
+                <w:szCs w:val="16"/>
+                <w:lang w:val="ru-RU"/>
+              </w:rPr>
+              <w:t>Турыпово</w:t>
+            </w:r>
+            <w:proofErr w:type="spellEnd"/>
+            <w:r>
+              <w:rPr>
+                <w:rFonts w:ascii="Arial" w:hAnsi="Arial" w:cs="Arial"/>
+                <w:sz w:val="16"/>
+                <w:szCs w:val="16"/>
+                <w:lang w:val="ru-RU"/>
+              </w:rPr>
+              <w:t xml:space="preserve">; </w:t>
+            </w:r>
+            <w:proofErr w:type="spellStart"/>
+            <w:r>
+              <w:rPr>
+                <w:rFonts w:ascii="Arial" w:hAnsi="Arial" w:cs="Arial"/>
+                <w:sz w:val="16"/>
+                <w:szCs w:val="16"/>
+                <w:lang w:val="ru-RU"/>
+              </w:rPr>
+              <w:t>Прож</w:t>
+            </w:r>
+            <w:proofErr w:type="spellEnd"/>
+            <w:r>
+              <w:rPr>
+                <w:rFonts w:ascii="Arial" w:hAnsi="Arial" w:cs="Arial"/>
+                <w:sz w:val="16"/>
+                <w:szCs w:val="16"/>
+                <w:lang w:val="ru-RU"/>
+              </w:rPr>
+              <w:t>.:</w:t>
             </w:r>
             <w:r>
               <w:rPr>
@@ -4275,7 +5157,27 @@
                 <w:szCs w:val="16"/>
                 <w:lang w:val="ru-RU"/>
               </w:rPr>
-              <w:t>Приговорена: Верховный суд МАССР 14 октября 1941 г., обв.:</w:t>
+              <w:t xml:space="preserve">Приговорена: Верховный суд МАССР 14 октября 1941 г., </w:t>
+            </w:r>
+            <w:proofErr w:type="spellStart"/>
+            <w:r>
+              <w:rPr>
+                <w:rFonts w:ascii="Arial" w:hAnsi="Arial" w:cs="Arial"/>
+                <w:sz w:val="16"/>
+                <w:szCs w:val="16"/>
+                <w:lang w:val="ru-RU"/>
+              </w:rPr>
+              <w:t>обв</w:t>
+            </w:r>
+            <w:proofErr w:type="spellEnd"/>
+            <w:r>
+              <w:rPr>
+                <w:rFonts w:ascii="Arial" w:hAnsi="Arial" w:cs="Arial"/>
+                <w:sz w:val="16"/>
+                <w:szCs w:val="16"/>
+                <w:lang w:val="ru-RU"/>
+              </w:rPr>
+              <w:t>.:</w:t>
             </w:r>
             <w:r>
               <w:rPr>
@@ -4561,14 +5463,25 @@
               </w:rPr>
               <w:t xml:space="preserve">в 1885 г., Санкт-Петербургская губ.; чувашка; монашка. </w:t>
             </w:r>
-            <w:r>
-              <w:rPr>
-                <w:rFonts w:ascii="Arial" w:hAnsi="Arial" w:cs="Arial"/>
-                <w:sz w:val="16"/>
-                <w:szCs w:val="16"/>
-                <w:lang w:val="ru-RU"/>
-              </w:rPr>
-              <w:t>Прож.:</w:t>
+            <w:proofErr w:type="spellStart"/>
+            <w:r>
+              <w:rPr>
+                <w:rFonts w:ascii="Arial" w:hAnsi="Arial" w:cs="Arial"/>
+                <w:sz w:val="16"/>
+                <w:szCs w:val="16"/>
+                <w:lang w:val="ru-RU"/>
+              </w:rPr>
+              <w:t>Прож</w:t>
+            </w:r>
+            <w:proofErr w:type="spellEnd"/>
+            <w:r>
+              <w:rPr>
+                <w:rFonts w:ascii="Arial" w:hAnsi="Arial" w:cs="Arial"/>
+                <w:sz w:val="16"/>
+                <w:szCs w:val="16"/>
+                <w:lang w:val="ru-RU"/>
+              </w:rPr>
+              <w:t>.:</w:t>
             </w:r>
             <w:r>
               <w:rPr>
@@ -4621,7 +5534,47 @@
                 <w:szCs w:val="16"/>
                 <w:lang w:val="ru-RU"/>
               </w:rPr>
-              <w:t>Приговорена: тройка при УНКВД по Запсибкраю 26 сентября 1937 г., обв.:</w:t>
+              <w:t xml:space="preserve">Приговорена: тройка при УНКВД по </w:t>
+            </w:r>
+            <w:proofErr w:type="spellStart"/>
+            <w:r>
+              <w:rPr>
+                <w:rFonts w:ascii="Arial" w:hAnsi="Arial" w:cs="Arial"/>
+                <w:sz w:val="16"/>
+                <w:szCs w:val="16"/>
+                <w:lang w:val="ru-RU"/>
+              </w:rPr>
+              <w:t>Запсибкраю</w:t>
+            </w:r>
+            <w:proofErr w:type="spellEnd"/>
+            <w:r>
+              <w:rPr>
+                <w:rFonts w:ascii="Arial" w:hAnsi="Arial" w:cs="Arial"/>
+                <w:sz w:val="16"/>
+                <w:szCs w:val="16"/>
+                <w:lang w:val="ru-RU"/>
+              </w:rPr>
+              <w:t xml:space="preserve"> 26 сентября 1937 г., </w:t>
+            </w:r>
+            <w:proofErr w:type="spellStart"/>
+            <w:r>
+              <w:rPr>
+                <w:rFonts w:ascii="Arial" w:hAnsi="Arial" w:cs="Arial"/>
+                <w:sz w:val="16"/>
+                <w:szCs w:val="16"/>
+                <w:lang w:val="ru-RU"/>
+              </w:rPr>
+              <w:t>обв</w:t>
+            </w:r>
+            <w:proofErr w:type="spellEnd"/>
+            <w:r>
+              <w:rPr>
+                <w:rFonts w:ascii="Arial" w:hAnsi="Arial" w:cs="Arial"/>
+                <w:sz w:val="16"/>
+                <w:szCs w:val="16"/>
+                <w:lang w:val="ru-RU"/>
+              </w:rPr>
+              <w:t>.:</w:t>
             </w:r>
             <w:r>
               <w:rPr>
@@ -4859,6 +5812,7 @@
               </w:rPr>
               <w:t xml:space="preserve">Родилась в 1882 г., Чувашия; </w:t>
             </w:r>
+            <w:proofErr w:type="spellStart"/>
             <w:proofErr w:type="gramStart"/>
             <w:r>
               <w:rPr>
@@ -4869,6 +5823,7 @@
               </w:rPr>
               <w:t>чувашка,единоличница</w:t>
             </w:r>
+            <w:proofErr w:type="spellEnd"/>
             <w:proofErr w:type="gramEnd"/>
             <w:r>
               <w:rPr>
@@ -4879,23 +5834,54 @@
               </w:rPr>
               <w:t xml:space="preserve">. </w:t>
             </w:r>
-            <w:r>
-              <w:rPr>
-                <w:rFonts w:ascii="Arial" w:hAnsi="Arial" w:cs="Arial"/>
-                <w:sz w:val="16"/>
-                <w:szCs w:val="16"/>
-                <w:lang w:val="ru-RU"/>
-              </w:rPr>
-              <w:t>Прож.:</w:t>
-            </w:r>
-            <w:r>
-              <w:rPr>
-                <w:rFonts w:ascii="Arial" w:hAnsi="Arial" w:cs="Arial"/>
-                <w:sz w:val="16"/>
-                <w:szCs w:val="16"/>
-                <w:lang w:val="ru-RU"/>
-              </w:rPr>
-              <w:t xml:space="preserve"> Чувашия. Приговорена: Верховный суд МАССР 14 октября 1941 г., обв.: по ст. </w:t>
+            <w:proofErr w:type="spellStart"/>
+            <w:r>
+              <w:rPr>
+                <w:rFonts w:ascii="Arial" w:hAnsi="Arial" w:cs="Arial"/>
+                <w:sz w:val="16"/>
+                <w:szCs w:val="16"/>
+                <w:lang w:val="ru-RU"/>
+              </w:rPr>
+              <w:t>Прож</w:t>
+            </w:r>
+            <w:proofErr w:type="spellEnd"/>
+            <w:r>
+              <w:rPr>
+                <w:rFonts w:ascii="Arial" w:hAnsi="Arial" w:cs="Arial"/>
+                <w:sz w:val="16"/>
+                <w:szCs w:val="16"/>
+                <w:lang w:val="ru-RU"/>
+              </w:rPr>
+              <w:t>.:</w:t>
+            </w:r>
+            <w:r>
+              <w:rPr>
+                <w:rFonts w:ascii="Arial" w:hAnsi="Arial" w:cs="Arial"/>
+                <w:sz w:val="16"/>
+                <w:szCs w:val="16"/>
+                <w:lang w:val="ru-RU"/>
+              </w:rPr>
+              <w:t xml:space="preserve"> Чувашия. Приговорена: Верховный суд МАССР 14 октября 1941 г., </w:t>
+            </w:r>
+            <w:proofErr w:type="spellStart"/>
+            <w:r>
+              <w:rPr>
+                <w:rFonts w:ascii="Arial" w:hAnsi="Arial" w:cs="Arial"/>
+                <w:sz w:val="16"/>
+                <w:szCs w:val="16"/>
+                <w:lang w:val="ru-RU"/>
+              </w:rPr>
+              <w:t>обв</w:t>
+            </w:r>
+            <w:proofErr w:type="spellEnd"/>
+            <w:r>
+              <w:rPr>
+                <w:rFonts w:ascii="Arial" w:hAnsi="Arial" w:cs="Arial"/>
+                <w:sz w:val="16"/>
+                <w:szCs w:val="16"/>
+                <w:lang w:val="ru-RU"/>
+              </w:rPr>
+              <w:t xml:space="preserve">.: по ст. </w:t>
             </w:r>
             <w:proofErr w:type="gramStart"/>
             <w:r>
@@ -5038,6 +6024,7 @@
                 <w:lang w:val="ru-RU"/>
               </w:rPr>
             </w:pPr>
+            <w:proofErr w:type="spellStart"/>
             <w:r>
               <w:rPr>
                 <w:rFonts w:ascii="Arial" w:hAnsi="Arial" w:cs="Arial"/>
@@ -5048,7 +6035,19 @@
                 <w:lang w:val="ru-RU"/>
               </w:rPr>
               <w:lastRenderedPageBreak/>
-              <w:t>Мезелева Мария</w:t>
+              <w:t>Мезелева</w:t>
+            </w:r>
+            <w:proofErr w:type="spellEnd"/>
+            <w:r>
+              <w:rPr>
+                <w:rFonts w:ascii="Arial" w:hAnsi="Arial" w:cs="Arial"/>
+                <w:b/>
+                <w:bCs/>
+                <w:sz w:val="16"/>
+                <w:szCs w:val="16"/>
+                <w:lang w:val="ru-RU"/>
+              </w:rPr>
+              <w:t xml:space="preserve"> Мария</w:t>
             </w:r>
             <w:r>
               <w:rPr>
@@ -5329,16 +6328,47 @@
                 <w:szCs w:val="16"/>
                 <w:lang w:val="ru-RU"/>
               </w:rPr>
-              <w:t xml:space="preserve">в 1892 г., Чувашия, д. Жептяки; чувашка. </w:t>
-            </w:r>
-            <w:r>
-              <w:rPr>
-                <w:rFonts w:ascii="Arial" w:hAnsi="Arial" w:cs="Arial"/>
-                <w:sz w:val="16"/>
-                <w:szCs w:val="16"/>
-                <w:lang w:val="ru-RU"/>
-              </w:rPr>
-              <w:t>Прож.:</w:t>
+              <w:t xml:space="preserve">в 1892 г., Чувашия, д. </w:t>
+            </w:r>
+            <w:proofErr w:type="spellStart"/>
+            <w:r>
+              <w:rPr>
+                <w:rFonts w:ascii="Arial" w:hAnsi="Arial" w:cs="Arial"/>
+                <w:sz w:val="16"/>
+                <w:szCs w:val="16"/>
+                <w:lang w:val="ru-RU"/>
+              </w:rPr>
+              <w:t>Жептяки</w:t>
+            </w:r>
+            <w:proofErr w:type="spellEnd"/>
+            <w:r>
+              <w:rPr>
+                <w:rFonts w:ascii="Arial" w:hAnsi="Arial" w:cs="Arial"/>
+                <w:sz w:val="16"/>
+                <w:szCs w:val="16"/>
+                <w:lang w:val="ru-RU"/>
+              </w:rPr>
+              <w:t xml:space="preserve">; чувашка. </w:t>
+            </w:r>
+            <w:proofErr w:type="spellStart"/>
+            <w:r>
+              <w:rPr>
+                <w:rFonts w:ascii="Arial" w:hAnsi="Arial" w:cs="Arial"/>
+                <w:sz w:val="16"/>
+                <w:szCs w:val="16"/>
+                <w:lang w:val="ru-RU"/>
+              </w:rPr>
+              <w:t>Прож</w:t>
+            </w:r>
+            <w:proofErr w:type="spellEnd"/>
+            <w:r>
+              <w:rPr>
+                <w:rFonts w:ascii="Arial" w:hAnsi="Arial" w:cs="Arial"/>
+                <w:sz w:val="16"/>
+                <w:szCs w:val="16"/>
+                <w:lang w:val="ru-RU"/>
+              </w:rPr>
+              <w:t>.:</w:t>
             </w:r>
             <w:r>
               <w:rPr>
@@ -5355,7 +6385,47 @@
                 <w:szCs w:val="16"/>
                 <w:lang w:val="ru-RU"/>
               </w:rPr>
-              <w:t>Чувашия, д. Жептяки. Приговорена: Верховный суд МАССР 14 октября 1941 г., обв.:</w:t>
+              <w:t xml:space="preserve">Чувашия, д. </w:t>
+            </w:r>
+            <w:proofErr w:type="spellStart"/>
+            <w:r>
+              <w:rPr>
+                <w:rFonts w:ascii="Arial" w:hAnsi="Arial" w:cs="Arial"/>
+                <w:sz w:val="16"/>
+                <w:szCs w:val="16"/>
+                <w:lang w:val="ru-RU"/>
+              </w:rPr>
+              <w:t>Жептяки</w:t>
+            </w:r>
+            <w:proofErr w:type="spellEnd"/>
+            <w:r>
+              <w:rPr>
+                <w:rFonts w:ascii="Arial" w:hAnsi="Arial" w:cs="Arial"/>
+                <w:sz w:val="16"/>
+                <w:szCs w:val="16"/>
+                <w:lang w:val="ru-RU"/>
+              </w:rPr>
+              <w:t xml:space="preserve">. Приговорена: Верховный суд МАССР 14 октября 1941 г., </w:t>
+            </w:r>
+            <w:proofErr w:type="spellStart"/>
+            <w:r>
+              <w:rPr>
+                <w:rFonts w:ascii="Arial" w:hAnsi="Arial" w:cs="Arial"/>
+                <w:sz w:val="16"/>
+                <w:szCs w:val="16"/>
+                <w:lang w:val="ru-RU"/>
+              </w:rPr>
+              <w:t>обв</w:t>
+            </w:r>
+            <w:proofErr w:type="spellEnd"/>
+            <w:r>
+              <w:rPr>
+                <w:rFonts w:ascii="Arial" w:hAnsi="Arial" w:cs="Arial"/>
+                <w:sz w:val="16"/>
+                <w:szCs w:val="16"/>
+                <w:lang w:val="ru-RU"/>
+              </w:rPr>
+              <w:t>.:</w:t>
             </w:r>
             <w:r>
               <w:rPr>
@@ -5634,7 +6704,47 @@
                 <w:szCs w:val="16"/>
                 <w:lang w:val="ru-RU"/>
               </w:rPr>
-              <w:t>1901 г.р., м.р.: Чувашская АССР, Урмарский р-н, д. Чирш-Сирма, чувашка, не работала.</w:t>
+              <w:t xml:space="preserve">1901 г.р., </w:t>
+            </w:r>
+            <w:proofErr w:type="spellStart"/>
+            <w:r>
+              <w:rPr>
+                <w:rFonts w:ascii="Arial" w:hAnsi="Arial" w:cs="Arial"/>
+                <w:sz w:val="16"/>
+                <w:szCs w:val="16"/>
+                <w:lang w:val="ru-RU"/>
+              </w:rPr>
+              <w:t>м.р</w:t>
+            </w:r>
+            <w:proofErr w:type="spellEnd"/>
+            <w:r>
+              <w:rPr>
+                <w:rFonts w:ascii="Arial" w:hAnsi="Arial" w:cs="Arial"/>
+                <w:sz w:val="16"/>
+                <w:szCs w:val="16"/>
+                <w:lang w:val="ru-RU"/>
+              </w:rPr>
+              <w:t xml:space="preserve">.: Чувашская АССР, Урмарский р-н, д. </w:t>
+            </w:r>
+            <w:proofErr w:type="spellStart"/>
+            <w:r>
+              <w:rPr>
+                <w:rFonts w:ascii="Arial" w:hAnsi="Arial" w:cs="Arial"/>
+                <w:sz w:val="16"/>
+                <w:szCs w:val="16"/>
+                <w:lang w:val="ru-RU"/>
+              </w:rPr>
+              <w:t>Чирш-Сирма</w:t>
+            </w:r>
+            <w:proofErr w:type="spellEnd"/>
+            <w:r>
+              <w:rPr>
+                <w:rFonts w:ascii="Arial" w:hAnsi="Arial" w:cs="Arial"/>
+                <w:sz w:val="16"/>
+                <w:szCs w:val="16"/>
+                <w:lang w:val="ru-RU"/>
+              </w:rPr>
+              <w:t>, чувашка, не работала.</w:t>
             </w:r>
             <w:r>
               <w:rPr>
@@ -5947,7 +7057,27 @@
                 <w:szCs w:val="16"/>
                 <w:lang w:val="ru-RU"/>
               </w:rPr>
-              <w:t xml:space="preserve">в 1897 г., с.Алманчино, Батыревский р-н, Чувашия; чувашка; заключенная, рабочая ОЛП-12 </w:t>
+              <w:t xml:space="preserve">в 1897 г., </w:t>
+            </w:r>
+            <w:proofErr w:type="spellStart"/>
+            <w:r>
+              <w:rPr>
+                <w:rFonts w:ascii="Arial" w:hAnsi="Arial" w:cs="Arial"/>
+                <w:sz w:val="16"/>
+                <w:szCs w:val="16"/>
+                <w:lang w:val="ru-RU"/>
+              </w:rPr>
+              <w:t>с.Алманчино</w:t>
+            </w:r>
+            <w:proofErr w:type="spellEnd"/>
+            <w:r>
+              <w:rPr>
+                <w:rFonts w:ascii="Arial" w:hAnsi="Arial" w:cs="Arial"/>
+                <w:sz w:val="16"/>
+                <w:szCs w:val="16"/>
+                <w:lang w:val="ru-RU"/>
+              </w:rPr>
+              <w:t xml:space="preserve">, Батыревский р-н, Чувашия; чувашка; заключенная, рабочая ОЛП-12 </w:t>
             </w:r>
             <w:proofErr w:type="gramStart"/>
             <w:r>
@@ -5969,14 +7099,25 @@
               </w:rPr>
               <w:t xml:space="preserve"> </w:t>
             </w:r>
-            <w:r>
-              <w:rPr>
-                <w:rFonts w:ascii="Arial" w:hAnsi="Arial" w:cs="Arial"/>
-                <w:sz w:val="16"/>
-                <w:szCs w:val="16"/>
-                <w:lang w:val="ru-RU"/>
-              </w:rPr>
-              <w:t>Прож.:</w:t>
+            <w:proofErr w:type="spellStart"/>
+            <w:r>
+              <w:rPr>
+                <w:rFonts w:ascii="Arial" w:hAnsi="Arial" w:cs="Arial"/>
+                <w:sz w:val="16"/>
+                <w:szCs w:val="16"/>
+                <w:lang w:val="ru-RU"/>
+              </w:rPr>
+              <w:t>Прож</w:t>
+            </w:r>
+            <w:proofErr w:type="spellEnd"/>
+            <w:r>
+              <w:rPr>
+                <w:rFonts w:ascii="Arial" w:hAnsi="Arial" w:cs="Arial"/>
+                <w:sz w:val="16"/>
+                <w:szCs w:val="16"/>
+                <w:lang w:val="ru-RU"/>
+              </w:rPr>
+              <w:t>.:</w:t>
             </w:r>
             <w:r>
               <w:rPr>
@@ -5986,14 +7127,45 @@
               </w:rPr>
               <w:t> </w:t>
             </w:r>
-            <w:r>
-              <w:rPr>
-                <w:rFonts w:ascii="Arial" w:hAnsi="Arial" w:cs="Arial"/>
-                <w:sz w:val="16"/>
-                <w:szCs w:val="16"/>
-                <w:lang w:val="ru-RU"/>
-              </w:rPr>
-              <w:t>Ухтижемлаг НКВД. Арестована 22 марта 1941 г. Приговорена: Верховным судом Коми АССР 21 апреля 1941 г., обв.:</w:t>
+            <w:proofErr w:type="spellStart"/>
+            <w:r>
+              <w:rPr>
+                <w:rFonts w:ascii="Arial" w:hAnsi="Arial" w:cs="Arial"/>
+                <w:sz w:val="16"/>
+                <w:szCs w:val="16"/>
+                <w:lang w:val="ru-RU"/>
+              </w:rPr>
+              <w:t>Ухтижемлаг</w:t>
+            </w:r>
+            <w:proofErr w:type="spellEnd"/>
+            <w:r>
+              <w:rPr>
+                <w:rFonts w:ascii="Arial" w:hAnsi="Arial" w:cs="Arial"/>
+                <w:sz w:val="16"/>
+                <w:szCs w:val="16"/>
+                <w:lang w:val="ru-RU"/>
+              </w:rPr>
+              <w:t xml:space="preserve"> НКВД. Арестована 22 марта 1941 г. Приговорена: Верховным судом Коми АССР 21 апреля 1941 г., </w:t>
+            </w:r>
+            <w:proofErr w:type="spellStart"/>
+            <w:r>
+              <w:rPr>
+                <w:rFonts w:ascii="Arial" w:hAnsi="Arial" w:cs="Arial"/>
+                <w:sz w:val="16"/>
+                <w:szCs w:val="16"/>
+                <w:lang w:val="ru-RU"/>
+              </w:rPr>
+              <w:t>обв</w:t>
+            </w:r>
+            <w:proofErr w:type="spellEnd"/>
+            <w:r>
+              <w:rPr>
+                <w:rFonts w:ascii="Arial" w:hAnsi="Arial" w:cs="Arial"/>
+                <w:sz w:val="16"/>
+                <w:szCs w:val="16"/>
+                <w:lang w:val="ru-RU"/>
+              </w:rPr>
+              <w:t>.:</w:t>
             </w:r>
             <w:r>
               <w:rPr>
@@ -6242,7 +7414,27 @@
                 <w:szCs w:val="16"/>
                 <w:lang w:val="ru-RU"/>
               </w:rPr>
-              <w:t xml:space="preserve">в 1893 г., Казанская губ., Аликовский уезд, д. Воськино; чувашка; неграмотная; </w:t>
+              <w:t xml:space="preserve">в 1893 г., Казанская губ., Аликовский уезд, д. </w:t>
+            </w:r>
+            <w:proofErr w:type="spellStart"/>
+            <w:r>
+              <w:rPr>
+                <w:rFonts w:ascii="Arial" w:hAnsi="Arial" w:cs="Arial"/>
+                <w:sz w:val="16"/>
+                <w:szCs w:val="16"/>
+                <w:lang w:val="ru-RU"/>
+              </w:rPr>
+              <w:t>Воськино</w:t>
+            </w:r>
+            <w:proofErr w:type="spellEnd"/>
+            <w:r>
+              <w:rPr>
+                <w:rFonts w:ascii="Arial" w:hAnsi="Arial" w:cs="Arial"/>
+                <w:sz w:val="16"/>
+                <w:szCs w:val="16"/>
+                <w:lang w:val="ru-RU"/>
+              </w:rPr>
+              <w:t xml:space="preserve">; чувашка; неграмотная; </w:t>
             </w:r>
             <w:proofErr w:type="gramStart"/>
             <w:r>
@@ -6264,14 +7456,25 @@
               </w:rPr>
               <w:t xml:space="preserve"> </w:t>
             </w:r>
-            <w:r>
-              <w:rPr>
-                <w:rFonts w:ascii="Arial" w:hAnsi="Arial" w:cs="Arial"/>
-                <w:sz w:val="16"/>
-                <w:szCs w:val="16"/>
-                <w:lang w:val="ru-RU"/>
-              </w:rPr>
-              <w:t>Прож.:</w:t>
+            <w:proofErr w:type="spellStart"/>
+            <w:r>
+              <w:rPr>
+                <w:rFonts w:ascii="Arial" w:hAnsi="Arial" w:cs="Arial"/>
+                <w:sz w:val="16"/>
+                <w:szCs w:val="16"/>
+                <w:lang w:val="ru-RU"/>
+              </w:rPr>
+              <w:t>Прож</w:t>
+            </w:r>
+            <w:proofErr w:type="spellEnd"/>
+            <w:r>
+              <w:rPr>
+                <w:rFonts w:ascii="Arial" w:hAnsi="Arial" w:cs="Arial"/>
+                <w:sz w:val="16"/>
+                <w:szCs w:val="16"/>
+                <w:lang w:val="ru-RU"/>
+              </w:rPr>
+              <w:t>.:</w:t>
             </w:r>
             <w:r>
               <w:rPr>
@@ -6288,7 +7491,47 @@
                 <w:szCs w:val="16"/>
                 <w:lang w:val="ru-RU"/>
               </w:rPr>
-              <w:t>Омская обл., Большеуковский р-н, д. Чебачиха. Арестована 19 февраля 1938 г. Приговорена: Тройка при УНКВД по Омской обл. 4 марта 1938 г., обв.:</w:t>
+              <w:t xml:space="preserve">Омская обл., Большеуковский р-н, д. </w:t>
+            </w:r>
+            <w:proofErr w:type="spellStart"/>
+            <w:r>
+              <w:rPr>
+                <w:rFonts w:ascii="Arial" w:hAnsi="Arial" w:cs="Arial"/>
+                <w:sz w:val="16"/>
+                <w:szCs w:val="16"/>
+                <w:lang w:val="ru-RU"/>
+              </w:rPr>
+              <w:t>Чебачиха</w:t>
+            </w:r>
+            <w:proofErr w:type="spellEnd"/>
+            <w:r>
+              <w:rPr>
+                <w:rFonts w:ascii="Arial" w:hAnsi="Arial" w:cs="Arial"/>
+                <w:sz w:val="16"/>
+                <w:szCs w:val="16"/>
+                <w:lang w:val="ru-RU"/>
+              </w:rPr>
+              <w:t xml:space="preserve">. Арестована 19 февраля 1938 г. Приговорена: Тройка при УНКВД по Омской обл. 4 марта 1938 г., </w:t>
+            </w:r>
+            <w:proofErr w:type="spellStart"/>
+            <w:r>
+              <w:rPr>
+                <w:rFonts w:ascii="Arial" w:hAnsi="Arial" w:cs="Arial"/>
+                <w:sz w:val="16"/>
+                <w:szCs w:val="16"/>
+                <w:lang w:val="ru-RU"/>
+              </w:rPr>
+              <w:t>обв</w:t>
+            </w:r>
+            <w:proofErr w:type="spellEnd"/>
+            <w:r>
+              <w:rPr>
+                <w:rFonts w:ascii="Arial" w:hAnsi="Arial" w:cs="Arial"/>
+                <w:sz w:val="16"/>
+                <w:szCs w:val="16"/>
+                <w:lang w:val="ru-RU"/>
+              </w:rPr>
+              <w:t>.:</w:t>
             </w:r>
             <w:r>
               <w:rPr>
@@ -6567,7 +7810,27 @@
                 <w:szCs w:val="16"/>
                 <w:lang w:val="ru-RU"/>
               </w:rPr>
-              <w:t>Арестована 24 декабря 1937 г. Приговорена: Тройкой при УНКВД по Куйбышевской области 27 декабря 1937 г., обв.:</w:t>
+              <w:t xml:space="preserve">Арестована 24 декабря 1937 г. Приговорена: Тройкой при УНКВД по Куйбышевской области 27 декабря 1937 г., </w:t>
+            </w:r>
+            <w:proofErr w:type="spellStart"/>
+            <w:r>
+              <w:rPr>
+                <w:rFonts w:ascii="Arial" w:hAnsi="Arial" w:cs="Arial"/>
+                <w:sz w:val="16"/>
+                <w:szCs w:val="16"/>
+                <w:lang w:val="ru-RU"/>
+              </w:rPr>
+              <w:t>обв</w:t>
+            </w:r>
+            <w:proofErr w:type="spellEnd"/>
+            <w:r>
+              <w:rPr>
+                <w:rFonts w:ascii="Arial" w:hAnsi="Arial" w:cs="Arial"/>
+                <w:sz w:val="16"/>
+                <w:szCs w:val="16"/>
+                <w:lang w:val="ru-RU"/>
+              </w:rPr>
+              <w:t>.:</w:t>
             </w:r>
             <w:r>
               <w:rPr>
@@ -6919,7 +8182,47 @@
                 <w:szCs w:val="16"/>
                 <w:lang w:val="ru-RU"/>
               </w:rPr>
-              <w:t xml:space="preserve">в 1884 г., Спасский р-н, с.Русская Тахтала; чувашка; монашка, </w:t>
+              <w:t xml:space="preserve">в 1884 г., Спасский р-н, </w:t>
+            </w:r>
+            <w:proofErr w:type="spellStart"/>
+            <w:r>
+              <w:rPr>
+                <w:rFonts w:ascii="Arial" w:hAnsi="Arial" w:cs="Arial"/>
+                <w:sz w:val="16"/>
+                <w:szCs w:val="16"/>
+                <w:lang w:val="ru-RU"/>
+              </w:rPr>
+              <w:t>с.Русская</w:t>
+            </w:r>
+            <w:proofErr w:type="spellEnd"/>
+            <w:r>
+              <w:rPr>
+                <w:rFonts w:ascii="Arial" w:hAnsi="Arial" w:cs="Arial"/>
+                <w:sz w:val="16"/>
+                <w:szCs w:val="16"/>
+                <w:lang w:val="ru-RU"/>
+              </w:rPr>
+              <w:t xml:space="preserve"> </w:t>
+            </w:r>
+            <w:proofErr w:type="spellStart"/>
+            <w:r>
+              <w:rPr>
+                <w:rFonts w:ascii="Arial" w:hAnsi="Arial" w:cs="Arial"/>
+                <w:sz w:val="16"/>
+                <w:szCs w:val="16"/>
+                <w:lang w:val="ru-RU"/>
+              </w:rPr>
+              <w:t>Тахтала</w:t>
+            </w:r>
+            <w:proofErr w:type="spellEnd"/>
+            <w:r>
+              <w:rPr>
+                <w:rFonts w:ascii="Arial" w:hAnsi="Arial" w:cs="Arial"/>
+                <w:sz w:val="16"/>
+                <w:szCs w:val="16"/>
+                <w:lang w:val="ru-RU"/>
+              </w:rPr>
+              <w:t xml:space="preserve">; чувашка; монашка, </w:t>
             </w:r>
             <w:proofErr w:type="gramStart"/>
             <w:r>
@@ -6941,14 +8244,25 @@
               </w:rPr>
               <w:t xml:space="preserve"> </w:t>
             </w:r>
-            <w:r>
-              <w:rPr>
-                <w:rFonts w:ascii="Arial" w:hAnsi="Arial" w:cs="Arial"/>
-                <w:sz w:val="16"/>
-                <w:szCs w:val="16"/>
-                <w:lang w:val="ru-RU"/>
-              </w:rPr>
-              <w:t>Прож.:</w:t>
+            <w:proofErr w:type="spellStart"/>
+            <w:r>
+              <w:rPr>
+                <w:rFonts w:ascii="Arial" w:hAnsi="Arial" w:cs="Arial"/>
+                <w:sz w:val="16"/>
+                <w:szCs w:val="16"/>
+                <w:lang w:val="ru-RU"/>
+              </w:rPr>
+              <w:t>Прож</w:t>
+            </w:r>
+            <w:proofErr w:type="spellEnd"/>
+            <w:r>
+              <w:rPr>
+                <w:rFonts w:ascii="Arial" w:hAnsi="Arial" w:cs="Arial"/>
+                <w:sz w:val="16"/>
+                <w:szCs w:val="16"/>
+                <w:lang w:val="ru-RU"/>
+              </w:rPr>
+              <w:t>.:</w:t>
             </w:r>
             <w:r>
               <w:rPr>
@@ -6965,8 +8279,29 @@
                 <w:szCs w:val="16"/>
                 <w:lang w:val="ru-RU"/>
               </w:rPr>
-              <w:t xml:space="preserve">Верхнеуслонский р-н, с.Лесные </w:t>
-            </w:r>
+              <w:t xml:space="preserve">Верхнеуслонский р-н, </w:t>
+            </w:r>
+            <w:proofErr w:type="spellStart"/>
+            <w:r>
+              <w:rPr>
+                <w:rFonts w:ascii="Arial" w:hAnsi="Arial" w:cs="Arial"/>
+                <w:sz w:val="16"/>
+                <w:szCs w:val="16"/>
+                <w:lang w:val="ru-RU"/>
+              </w:rPr>
+              <w:t>с.Лесные</w:t>
+            </w:r>
+            <w:proofErr w:type="spellEnd"/>
+            <w:r>
+              <w:rPr>
+                <w:rFonts w:ascii="Arial" w:hAnsi="Arial" w:cs="Arial"/>
+                <w:sz w:val="16"/>
+                <w:szCs w:val="16"/>
+                <w:lang w:val="ru-RU"/>
+              </w:rPr>
+              <w:t xml:space="preserve"> </w:t>
+            </w:r>
+            <w:proofErr w:type="spellStart"/>
             <w:proofErr w:type="gramStart"/>
             <w:r>
               <w:rPr>
@@ -6975,7 +8310,17 @@
                 <w:szCs w:val="16"/>
                 <w:lang w:val="ru-RU"/>
               </w:rPr>
-              <w:t>Моркваши..</w:t>
+              <w:t>Моркваши</w:t>
+            </w:r>
+            <w:proofErr w:type="spellEnd"/>
+            <w:r>
+              <w:rPr>
+                <w:rFonts w:ascii="Arial" w:hAnsi="Arial" w:cs="Arial"/>
+                <w:sz w:val="16"/>
+                <w:szCs w:val="16"/>
+                <w:lang w:val="ru-RU"/>
+              </w:rPr>
+              <w:t>..</w:t>
             </w:r>
             <w:proofErr w:type="gramEnd"/>
             <w:r>
@@ -7003,7 +8348,27 @@
                 <w:szCs w:val="16"/>
                 <w:lang w:val="ru-RU"/>
               </w:rPr>
-              <w:t>Приговорена: тройкой НКВД ТАССР 15 декабря 1937 г., обв.:</w:t>
+              <w:t xml:space="preserve">Приговорена: тройкой НКВД ТАССР 15 декабря 1937 г., </w:t>
+            </w:r>
+            <w:proofErr w:type="spellStart"/>
+            <w:r>
+              <w:rPr>
+                <w:rFonts w:ascii="Arial" w:hAnsi="Arial" w:cs="Arial"/>
+                <w:sz w:val="16"/>
+                <w:szCs w:val="16"/>
+                <w:lang w:val="ru-RU"/>
+              </w:rPr>
+              <w:t>обв</w:t>
+            </w:r>
+            <w:proofErr w:type="spellEnd"/>
+            <w:r>
+              <w:rPr>
+                <w:rFonts w:ascii="Arial" w:hAnsi="Arial" w:cs="Arial"/>
+                <w:sz w:val="16"/>
+                <w:szCs w:val="16"/>
+                <w:lang w:val="ru-RU"/>
+              </w:rPr>
+              <w:t>.:</w:t>
             </w:r>
             <w:r>
               <w:rPr>
@@ -7020,7 +8385,27 @@
                 <w:szCs w:val="16"/>
                 <w:lang w:val="ru-RU"/>
               </w:rPr>
-              <w:t>58-10. ("религиозные слухи о гибели Сов.вл., войне, пришествии страшного суда"). Приговор: ВМН, конфискация имущества. Расстреляна 22 декабря 1937 г. Место захоронения</w:t>
+              <w:t xml:space="preserve">58-10. ("религиозные слухи о гибели </w:t>
+            </w:r>
+            <w:proofErr w:type="spellStart"/>
+            <w:r>
+              <w:rPr>
+                <w:rFonts w:ascii="Arial" w:hAnsi="Arial" w:cs="Arial"/>
+                <w:sz w:val="16"/>
+                <w:szCs w:val="16"/>
+                <w:lang w:val="ru-RU"/>
+              </w:rPr>
+              <w:t>Сов.вл</w:t>
+            </w:r>
+            <w:proofErr w:type="spellEnd"/>
+            <w:r>
+              <w:rPr>
+                <w:rFonts w:ascii="Arial" w:hAnsi="Arial" w:cs="Arial"/>
+                <w:sz w:val="16"/>
+                <w:szCs w:val="16"/>
+                <w:lang w:val="ru-RU"/>
+              </w:rPr>
+              <w:t>., войне, пришествии страшного суда"). Приговор: ВМН, конфискация имущества. Расстреляна 22 декабря 1937 г. Место захоронения</w:t>
             </w:r>
             <w:r>
               <w:rPr>
@@ -7040,6 +8425,7 @@
               </w:rPr>
               <w:t xml:space="preserve">в </w:t>
             </w:r>
+            <w:proofErr w:type="spellStart"/>
             <w:proofErr w:type="gramStart"/>
             <w:r>
               <w:rPr>
@@ -7048,7 +8434,17 @@
                 <w:szCs w:val="16"/>
                 <w:lang w:val="ru-RU"/>
               </w:rPr>
-              <w:t>г.Казань..</w:t>
+              <w:t>г.Казань</w:t>
+            </w:r>
+            <w:proofErr w:type="spellEnd"/>
+            <w:r>
+              <w:rPr>
+                <w:rFonts w:ascii="Arial" w:hAnsi="Arial" w:cs="Arial"/>
+                <w:sz w:val="16"/>
+                <w:szCs w:val="16"/>
+                <w:lang w:val="ru-RU"/>
+              </w:rPr>
+              <w:t>..</w:t>
             </w:r>
             <w:proofErr w:type="gramEnd"/>
             <w:r>
@@ -7162,16 +8558,29 @@
                 <w:lang w:val="ru-RU"/>
               </w:rPr>
             </w:pPr>
-            <w:r>
-              <w:rPr>
-                <w:rFonts w:ascii="Arial" w:hAnsi="Arial" w:cs="Arial"/>
-                <w:b/>
-                <w:bCs/>
-                <w:sz w:val="16"/>
-                <w:szCs w:val="16"/>
-                <w:lang w:val="ru-RU"/>
-              </w:rPr>
-              <w:t>Хорова Матрена Степановна</w:t>
+            <w:proofErr w:type="spellStart"/>
+            <w:r>
+              <w:rPr>
+                <w:rFonts w:ascii="Arial" w:hAnsi="Arial" w:cs="Arial"/>
+                <w:b/>
+                <w:bCs/>
+                <w:sz w:val="16"/>
+                <w:szCs w:val="16"/>
+                <w:lang w:val="ru-RU"/>
+              </w:rPr>
+              <w:t>Хорова</w:t>
+            </w:r>
+            <w:proofErr w:type="spellEnd"/>
+            <w:r>
+              <w:rPr>
+                <w:rFonts w:ascii="Arial" w:hAnsi="Arial" w:cs="Arial"/>
+                <w:b/>
+                <w:bCs/>
+                <w:sz w:val="16"/>
+                <w:szCs w:val="16"/>
+                <w:lang w:val="ru-RU"/>
+              </w:rPr>
+              <w:t xml:space="preserve"> Матрена Степановна</w:t>
             </w:r>
             <w:r>
               <w:rPr>
@@ -7225,8 +8634,29 @@
                 <w:szCs w:val="16"/>
                 <w:lang w:val="ru-RU"/>
               </w:rPr>
-              <w:t xml:space="preserve">1872 г.р., м.р.: Куйбышевская обл., Борский р-н, с. Таволжанка, чувашка, б/п, </w:t>
-            </w:r>
+              <w:t xml:space="preserve">1872 г.р., </w:t>
+            </w:r>
+            <w:proofErr w:type="spellStart"/>
+            <w:r>
+              <w:rPr>
+                <w:rFonts w:ascii="Arial" w:hAnsi="Arial" w:cs="Arial"/>
+                <w:sz w:val="16"/>
+                <w:szCs w:val="16"/>
+                <w:lang w:val="ru-RU"/>
+              </w:rPr>
+              <w:t>м.р</w:t>
+            </w:r>
+            <w:proofErr w:type="spellEnd"/>
+            <w:r>
+              <w:rPr>
+                <w:rFonts w:ascii="Arial" w:hAnsi="Arial" w:cs="Arial"/>
+                <w:sz w:val="16"/>
+                <w:szCs w:val="16"/>
+                <w:lang w:val="ru-RU"/>
+              </w:rPr>
+              <w:t xml:space="preserve">.: Куйбышевская обл., Борский р-н, с. Таволжанка, чувашка, б/п, </w:t>
+            </w:r>
+            <w:proofErr w:type="spellStart"/>
             <w:proofErr w:type="gramStart"/>
             <w:r>
               <w:rPr>
@@ -7237,6 +8667,7 @@
               </w:rPr>
               <w:t>монахиня,арестована</w:t>
             </w:r>
+            <w:proofErr w:type="spellEnd"/>
             <w:proofErr w:type="gramEnd"/>
             <w:r>
               <w:rPr>

--- a/docs/BYNATIONALITY/Чувашки.docx
+++ b/docs/BYNATIONALITY/Чувашки.docx
@@ -435,7 +435,16 @@
                 <w:szCs w:val="16"/>
                 <w:lang w:val="ru-RU"/>
               </w:rPr>
-              <w:t>максимальное число – 11 (50%) – расстреляны в 1942 году.</w:t>
+              <w:t>М</w:t>
+            </w:r>
+            <w:r>
+              <w:rPr>
+                <w:rFonts w:ascii="Arial" w:hAnsi="Arial" w:cs="Arial"/>
+                <w:sz w:val="16"/>
+                <w:szCs w:val="16"/>
+                <w:lang w:val="ru-RU"/>
+              </w:rPr>
+              <w:t>аксимальное число – 11 (50%) – расстреляны в 1942 году.</w:t>
             </w:r>
           </w:p>
           <w:p>
@@ -454,7 +463,16 @@
                 <w:szCs w:val="16"/>
                 <w:lang w:val="ru-RU"/>
               </w:rPr>
-              <w:t xml:space="preserve">максимальное число – 6 (27%) – расстреляны в возрастной группе: </w:t>
+              <w:t>М</w:t>
+            </w:r>
+            <w:r>
+              <w:rPr>
+                <w:rFonts w:ascii="Arial" w:hAnsi="Arial" w:cs="Arial"/>
+                <w:sz w:val="16"/>
+                <w:szCs w:val="16"/>
+                <w:lang w:val="ru-RU"/>
+              </w:rPr>
+              <w:t xml:space="preserve">аксимальное число – 6 (27%) – расстреляны в возрастной группе: </w:t>
             </w:r>
             <w:proofErr w:type="gramStart"/>
             <w:r>
@@ -620,9 +638,20 @@
                 <w:color w:val="000000"/>
                 <w:sz w:val="16"/>
                 <w:szCs w:val="16"/>
-                <w:lang w:val="ru-RU"/>
-              </w:rPr>
-              <w:t xml:space="preserve">Репрессированные родственники: у </w:t>
+                <w:u w:val="single"/>
+                <w:lang w:val="ru-RU"/>
+              </w:rPr>
+              <w:t>Репрессированные родственники</w:t>
+            </w:r>
+            <w:r>
+              <w:rPr>
+                <w:rFonts w:ascii="Arial" w:hAnsi="Arial" w:cs="Arial"/>
+                <w:color w:val="000000"/>
+                <w:sz w:val="16"/>
+                <w:szCs w:val="16"/>
+                <w:lang w:val="ru-RU"/>
+              </w:rPr>
+              <w:t xml:space="preserve">: у </w:t>
             </w:r>
             <w:r>
               <w:rPr>
@@ -679,9 +708,19 @@
                 <w:rFonts w:ascii="Arial" w:hAnsi="Arial" w:cs="Arial"/>
                 <w:sz w:val="16"/>
                 <w:szCs w:val="16"/>
-                <w:lang w:val="ru-RU"/>
-              </w:rPr>
-              <w:t>Партийность: Беспартийные – 4 (18%).</w:t>
+                <w:u w:val="single"/>
+                <w:lang w:val="ru-RU"/>
+              </w:rPr>
+              <w:t>Партийность</w:t>
+            </w:r>
+            <w:r>
+              <w:rPr>
+                <w:rFonts w:ascii="Arial" w:hAnsi="Arial" w:cs="Arial"/>
+                <w:sz w:val="16"/>
+                <w:szCs w:val="16"/>
+                <w:lang w:val="ru-RU"/>
+              </w:rPr>
+              <w:t>: Беспартийные – 4 (18%).</w:t>
             </w:r>
           </w:p>
           <w:p>
@@ -698,9 +737,19 @@
                 <w:rFonts w:ascii="Arial" w:hAnsi="Arial" w:cs="Arial"/>
                 <w:sz w:val="16"/>
                 <w:szCs w:val="16"/>
-                <w:lang w:val="ru-RU"/>
-              </w:rPr>
-              <w:t>Профессия/социальная страта:</w:t>
+                <w:u w:val="single"/>
+                <w:lang w:val="ru-RU"/>
+              </w:rPr>
+              <w:t>Профессия/социальная страта</w:t>
+            </w:r>
+            <w:r>
+              <w:rPr>
+                <w:rFonts w:ascii="Arial" w:hAnsi="Arial" w:cs="Arial"/>
+                <w:sz w:val="16"/>
+                <w:szCs w:val="16"/>
+                <w:lang w:val="ru-RU"/>
+              </w:rPr>
+              <w:t>:</w:t>
             </w:r>
             <w:r>
               <w:rPr>
@@ -1094,7 +1143,6 @@
               <w:bottom w:val="double" w:sz="1" w:space="0" w:color="808080"/>
               <w:right w:val="double" w:sz="2" w:space="0" w:color="808080"/>
             </w:tcBorders>
-            <w:shd w:val="clear" w:color="auto" w:fill="auto"/>
             <w:vAlign w:val="center"/>
           </w:tcPr>
           <w:p>
@@ -1487,7 +1535,6 @@
               <w:bottom w:val="double" w:sz="1" w:space="0" w:color="808080"/>
               <w:right w:val="double" w:sz="2" w:space="0" w:color="808080"/>
             </w:tcBorders>
-            <w:shd w:val="clear" w:color="auto" w:fill="auto"/>
             <w:vAlign w:val="center"/>
           </w:tcPr>
           <w:p>
@@ -1816,7 +1863,6 @@
               <w:bottom w:val="double" w:sz="1" w:space="0" w:color="808080"/>
               <w:right w:val="double" w:sz="2" w:space="0" w:color="808080"/>
             </w:tcBorders>
-            <w:shd w:val="clear" w:color="auto" w:fill="auto"/>
             <w:vAlign w:val="center"/>
           </w:tcPr>
           <w:p>
@@ -2121,7 +2167,6 @@
               <w:bottom w:val="double" w:sz="1" w:space="0" w:color="808080"/>
               <w:right w:val="double" w:sz="2" w:space="0" w:color="808080"/>
             </w:tcBorders>
-            <w:shd w:val="clear" w:color="auto" w:fill="auto"/>
             <w:vAlign w:val="center"/>
           </w:tcPr>
           <w:p>
@@ -2498,7 +2543,6 @@
               <w:bottom w:val="double" w:sz="1" w:space="0" w:color="808080"/>
               <w:right w:val="double" w:sz="2" w:space="0" w:color="808080"/>
             </w:tcBorders>
-            <w:shd w:val="clear" w:color="auto" w:fill="auto"/>
             <w:vAlign w:val="center"/>
           </w:tcPr>
           <w:p>
@@ -2877,7 +2921,6 @@
               <w:bottom w:val="double" w:sz="1" w:space="0" w:color="808080"/>
               <w:right w:val="double" w:sz="2" w:space="0" w:color="808080"/>
             </w:tcBorders>
-            <w:shd w:val="clear" w:color="auto" w:fill="auto"/>
             <w:vAlign w:val="center"/>
           </w:tcPr>
           <w:p>
@@ -3260,7 +3303,6 @@
               <w:bottom w:val="double" w:sz="1" w:space="0" w:color="808080"/>
               <w:right w:val="double" w:sz="2" w:space="0" w:color="808080"/>
             </w:tcBorders>
-            <w:shd w:val="clear" w:color="auto" w:fill="auto"/>
             <w:vAlign w:val="center"/>
           </w:tcPr>
           <w:p>
@@ -3572,7 +3614,6 @@
               <w:bottom w:val="double" w:sz="1" w:space="0" w:color="808080"/>
               <w:right w:val="double" w:sz="2" w:space="0" w:color="808080"/>
             </w:tcBorders>
-            <w:shd w:val="clear" w:color="auto" w:fill="auto"/>
             <w:vAlign w:val="center"/>
           </w:tcPr>
           <w:p>
@@ -3916,7 +3957,6 @@
               <w:bottom w:val="double" w:sz="1" w:space="0" w:color="808080"/>
               <w:right w:val="double" w:sz="2" w:space="0" w:color="808080"/>
             </w:tcBorders>
-            <w:shd w:val="clear" w:color="auto" w:fill="auto"/>
             <w:vAlign w:val="center"/>
           </w:tcPr>
           <w:p>
@@ -4282,7 +4322,6 @@
               <w:bottom w:val="double" w:sz="1" w:space="0" w:color="808080"/>
               <w:right w:val="double" w:sz="2" w:space="0" w:color="808080"/>
             </w:tcBorders>
-            <w:shd w:val="clear" w:color="auto" w:fill="auto"/>
             <w:vAlign w:val="center"/>
           </w:tcPr>
           <w:p>
@@ -4653,7 +4692,6 @@
               <w:bottom w:val="double" w:sz="1" w:space="0" w:color="808080"/>
               <w:right w:val="double" w:sz="2" w:space="0" w:color="808080"/>
             </w:tcBorders>
-            <w:shd w:val="clear" w:color="auto" w:fill="auto"/>
             <w:vAlign w:val="center"/>
           </w:tcPr>
           <w:p>
@@ -4865,7 +4903,25 @@
                 <w:sz w:val="16"/>
                 <w:szCs w:val="16"/>
               </w:rPr>
-              <w:t xml:space="preserve"> Книга </w:t>
+              <w:t xml:space="preserve"> </w:t>
+            </w:r>
+            <w:proofErr w:type="spellStart"/>
+            <w:r>
+              <w:rPr>
+                <w:rFonts w:ascii="Arial" w:hAnsi="Arial" w:cs="Arial"/>
+                <w:sz w:val="16"/>
+                <w:szCs w:val="16"/>
+              </w:rPr>
+              <w:t>Книга</w:t>
+            </w:r>
+            <w:proofErr w:type="spellEnd"/>
+            <w:r>
+              <w:rPr>
+                <w:rFonts w:ascii="Arial" w:hAnsi="Arial" w:cs="Arial"/>
+                <w:sz w:val="16"/>
+                <w:szCs w:val="16"/>
+              </w:rPr>
+              <w:t xml:space="preserve"> </w:t>
             </w:r>
             <w:proofErr w:type="spellStart"/>
             <w:r>
@@ -4958,7 +5014,6 @@
               <w:bottom w:val="double" w:sz="1" w:space="0" w:color="808080"/>
               <w:right w:val="double" w:sz="2" w:space="0" w:color="808080"/>
             </w:tcBorders>
-            <w:shd w:val="clear" w:color="auto" w:fill="auto"/>
             <w:vAlign w:val="center"/>
           </w:tcPr>
           <w:p>
@@ -5355,7 +5410,6 @@
               <w:bottom w:val="double" w:sz="1" w:space="0" w:color="808080"/>
               <w:right w:val="double" w:sz="2" w:space="0" w:color="808080"/>
             </w:tcBorders>
-            <w:shd w:val="clear" w:color="auto" w:fill="auto"/>
             <w:vAlign w:val="center"/>
           </w:tcPr>
           <w:p>
@@ -5721,7 +5775,6 @@
               <w:bottom w:val="double" w:sz="1" w:space="0" w:color="808080"/>
               <w:right w:val="double" w:sz="2" w:space="0" w:color="808080"/>
             </w:tcBorders>
-            <w:shd w:val="clear" w:color="auto" w:fill="auto"/>
             <w:vAlign w:val="center"/>
           </w:tcPr>
           <w:p>
@@ -6004,7 +6057,6 @@
               <w:bottom w:val="double" w:sz="1" w:space="0" w:color="808080"/>
               <w:right w:val="double" w:sz="2" w:space="0" w:color="808080"/>
             </w:tcBorders>
-            <w:shd w:val="clear" w:color="auto" w:fill="auto"/>
             <w:vAlign w:val="center"/>
           </w:tcPr>
           <w:p>
@@ -6226,7 +6278,6 @@
               <w:bottom w:val="double" w:sz="1" w:space="0" w:color="808080"/>
               <w:right w:val="double" w:sz="2" w:space="0" w:color="808080"/>
             </w:tcBorders>
-            <w:shd w:val="clear" w:color="auto" w:fill="auto"/>
             <w:vAlign w:val="center"/>
           </w:tcPr>
           <w:p>
@@ -6619,7 +6670,6 @@
               <w:bottom w:val="double" w:sz="1" w:space="0" w:color="808080"/>
               <w:right w:val="double" w:sz="2" w:space="0" w:color="808080"/>
             </w:tcBorders>
-            <w:shd w:val="clear" w:color="auto" w:fill="auto"/>
             <w:vAlign w:val="center"/>
           </w:tcPr>
           <w:p>
@@ -6950,7 +7000,6 @@
               <w:bottom w:val="double" w:sz="1" w:space="0" w:color="808080"/>
               <w:right w:val="double" w:sz="2" w:space="0" w:color="808080"/>
             </w:tcBorders>
-            <w:shd w:val="clear" w:color="auto" w:fill="auto"/>
             <w:vAlign w:val="center"/>
           </w:tcPr>
           <w:p>
@@ -7309,7 +7358,6 @@
               <w:bottom w:val="double" w:sz="1" w:space="0" w:color="808080"/>
               <w:right w:val="double" w:sz="2" w:space="0" w:color="808080"/>
             </w:tcBorders>
-            <w:shd w:val="clear" w:color="auto" w:fill="auto"/>
             <w:vAlign w:val="center"/>
           </w:tcPr>
           <w:p>
@@ -7676,7 +7724,6 @@
               <w:bottom w:val="double" w:sz="1" w:space="0" w:color="808080"/>
               <w:right w:val="double" w:sz="2" w:space="0" w:color="808080"/>
             </w:tcBorders>
-            <w:shd w:val="clear" w:color="auto" w:fill="auto"/>
             <w:vAlign w:val="center"/>
           </w:tcPr>
           <w:p>
@@ -8081,7 +8128,6 @@
               <w:bottom w:val="double" w:sz="1" w:space="0" w:color="808080"/>
               <w:right w:val="double" w:sz="2" w:space="0" w:color="808080"/>
             </w:tcBorders>
-            <w:shd w:val="clear" w:color="auto" w:fill="auto"/>
             <w:vAlign w:val="center"/>
           </w:tcPr>
           <w:p>
@@ -8546,7 +8592,6 @@
               <w:bottom w:val="double" w:sz="1" w:space="0" w:color="808080"/>
               <w:right w:val="double" w:sz="2" w:space="0" w:color="808080"/>
             </w:tcBorders>
-            <w:shd w:val="clear" w:color="auto" w:fill="auto"/>
             <w:vAlign w:val="center"/>
           </w:tcPr>
           <w:p>
